--- a/작업일지/26주차.docx
+++ b/작업일지/26주차.docx
@@ -381,9 +381,63 @@
                 <w:rFonts w:ascii="맑은 고딕" w:eastAsia="맑은 고딕" w:hAnsi="맑은 고딕"/>
                 <w:b/>
                 <w:bCs/>
+                <w:color w:val="EE0000"/>
                 <w:u w:val="single"/>
               </w:rPr>
             </w:pPr>
+            <w:r>
+              <w:rPr>
+                <w:rFonts w:ascii="맑은 고딕" w:eastAsia="맑은 고딕" w:hAnsi="맑은 고딕" w:hint="eastAsia"/>
+                <w:b/>
+                <w:bCs/>
+                <w:color w:val="EE0000"/>
+                <w:u w:val="single"/>
+              </w:rPr>
+              <w:t>잘못 계산되던 normal 벡터 수정</w:t>
+            </w:r>
+          </w:p>
+          <w:p>
+            <w:pPr>
+              <w:rPr>
+                <w:rFonts w:ascii="맑은 고딕" w:eastAsia="맑은 고딕" w:hAnsi="맑은 고딕" w:hint="eastAsia"/>
+                <w:b/>
+                <w:bCs/>
+                <w:color w:val="EE0000"/>
+                <w:u w:val="single"/>
+              </w:rPr>
+            </w:pPr>
+            <w:r>
+              <w:rPr>
+                <w:rFonts w:ascii="맑은 고딕" w:eastAsia="맑은 고딕" w:hAnsi="맑은 고딕" w:hint="eastAsia"/>
+                <w:b/>
+                <w:bCs/>
+                <w:color w:val="EE0000"/>
+                <w:u w:val="single"/>
+              </w:rPr>
+              <w:t xml:space="preserve">IBL 방식 </w:t>
+            </w:r>
+            <w:proofErr w:type="spellStart"/>
+            <w:r>
+              <w:rPr>
+                <w:rFonts w:ascii="맑은 고딕" w:eastAsia="맑은 고딕" w:hAnsi="맑은 고딕" w:hint="eastAsia"/>
+                <w:b/>
+                <w:bCs/>
+                <w:color w:val="EE0000"/>
+                <w:u w:val="single"/>
+              </w:rPr>
+              <w:t>언리얼</w:t>
+            </w:r>
+            <w:proofErr w:type="spellEnd"/>
+            <w:r>
+              <w:rPr>
+                <w:rFonts w:ascii="맑은 고딕" w:eastAsia="맑은 고딕" w:hAnsi="맑은 고딕" w:hint="eastAsia"/>
+                <w:b/>
+                <w:bCs/>
+                <w:color w:val="EE0000"/>
+                <w:u w:val="single"/>
+              </w:rPr>
+              <w:t xml:space="preserve"> 방식으로 수정</w:t>
+            </w:r>
           </w:p>
         </w:tc>
       </w:tr>
@@ -417,6 +471,658 @@
       <w:pPr>
         <w:jc w:val="left"/>
         <w:rPr>
+          <w:b/>
+          <w:sz w:val="22"/>
+        </w:rPr>
+      </w:pPr>
+      <w:r>
+        <w:rPr>
+          <w:b/>
+          <w:sz w:val="22"/>
+        </w:rPr>
+        <w:t xml:space="preserve">잘못된 </w:t>
+      </w:r>
+      <w:proofErr w:type="spellStart"/>
+      <w:r>
+        <w:rPr>
+          <w:b/>
+          <w:sz w:val="22"/>
+        </w:rPr>
+        <w:t>노말</w:t>
+      </w:r>
+      <w:proofErr w:type="spellEnd"/>
+      <w:r>
+        <w:rPr>
+          <w:b/>
+          <w:sz w:val="22"/>
+        </w:rPr>
+        <w:t xml:space="preserve"> 계산 (수정 후 vs </w:t>
+      </w:r>
+      <w:proofErr w:type="gramStart"/>
+      <w:r>
+        <w:rPr>
+          <w:b/>
+          <w:sz w:val="22"/>
+        </w:rPr>
+        <w:t>수정  -</w:t>
+      </w:r>
+      <w:proofErr w:type="gramEnd"/>
+      <w:r>
+        <w:rPr>
+          <w:b/>
+          <w:sz w:val="22"/>
+        </w:rPr>
+        <w:t xml:space="preserve"> 법선 색상 비교)</w:t>
+      </w:r>
+    </w:p>
+    <w:p>
+      <w:pPr>
+        <w:jc w:val="left"/>
+        <w:rPr>
+          <w:b/>
+          <w:sz w:val="22"/>
+        </w:rPr>
+      </w:pPr>
+      <w:r>
+        <w:rPr>
+          <w:b/>
+          <w:sz w:val="22"/>
+        </w:rPr>
+        <w:drawing>
+          <wp:inline distT="0" distB="0" distL="0" distR="0" wp14:anchorId="343B9027" wp14:editId="147296BB">
+            <wp:extent cx="6316670" cy="2333625"/>
+            <wp:effectExtent l="0" t="0" r="8255" b="0"/>
+            <wp:docPr id="1974386530" name="그림 1" descr="하늘, 스크린샷, 야외, 픽셀이(가) 표시된 사진&#10;&#10;AI 생성 콘텐츠는 정확하지 않을 수 있습니다."/>
+            <wp:cNvGraphicFramePr>
+              <a:graphicFrameLocks xmlns:a="http://schemas.openxmlformats.org/drawingml/2006/main" noChangeAspect="1"/>
+            </wp:cNvGraphicFramePr>
+            <a:graphic xmlns:a="http://schemas.openxmlformats.org/drawingml/2006/main">
+              <a:graphicData uri="http://schemas.openxmlformats.org/drawingml/2006/picture">
+                <pic:pic xmlns:pic="http://schemas.openxmlformats.org/drawingml/2006/picture">
+                  <pic:nvPicPr>
+                    <pic:cNvPr id="1974386530" name="그림 1" descr="하늘, 스크린샷, 야외, 픽셀이(가) 표시된 사진&#10;&#10;AI 생성 콘텐츠는 정확하지 않을 수 있습니다."/>
+                    <pic:cNvPicPr/>
+                  </pic:nvPicPr>
+                  <pic:blipFill>
+                    <a:blip r:embed="rId5"/>
+                    <a:stretch>
+                      <a:fillRect/>
+                    </a:stretch>
+                  </pic:blipFill>
+                  <pic:spPr>
+                    <a:xfrm>
+                      <a:off x="0" y="0"/>
+                      <a:ext cx="6333975" cy="2340018"/>
+                    </a:xfrm>
+                    <a:prstGeom prst="rect">
+                      <a:avLst/>
+                    </a:prstGeom>
+                  </pic:spPr>
+                </pic:pic>
+              </a:graphicData>
+            </a:graphic>
+          </wp:inline>
+        </w:drawing>
+      </w:r>
+    </w:p>
+    <w:p>
+      <w:pPr>
+        <w:jc w:val="left"/>
+        <w:rPr>
+          <w:b/>
+          <w:sz w:val="22"/>
+        </w:rPr>
+      </w:pPr>
+      <w:r>
+        <w:rPr>
+          <w:rFonts w:hint="eastAsia"/>
+          <w:b/>
+          <w:sz w:val="22"/>
+        </w:rPr>
+        <w:t>행렬을 넘겨줄 때 전치 안해준 행렬이 있었음</w:t>
+      </w:r>
+    </w:p>
+    <w:p>
+      <w:pPr>
+        <w:jc w:val="left"/>
+        <w:rPr>
+          <w:b/>
+          <w:sz w:val="22"/>
+        </w:rPr>
+      </w:pPr>
+    </w:p>
+    <w:p>
+      <w:pPr>
+        <w:numPr>
+          <w:ilvl w:val="0"/>
+          <w:numId w:val="6"/>
+        </w:numPr>
+        <w:jc w:val="left"/>
+        <w:rPr>
+          <w:b/>
+          <w:sz w:val="22"/>
+        </w:rPr>
+      </w:pPr>
+      <w:r>
+        <w:rPr>
+          <w:b/>
+          <w:sz w:val="22"/>
+        </w:rPr>
+        <w:t>D_GGX (최적화된 Normal Distribution)</w:t>
+      </w:r>
+    </w:p>
+    <w:p>
+      <w:pPr>
+        <w:numPr>
+          <w:ilvl w:val="1"/>
+          <w:numId w:val="7"/>
+        </w:numPr>
+        <w:jc w:val="left"/>
+        <w:rPr>
+          <w:b/>
+          <w:sz w:val="22"/>
+        </w:rPr>
+      </w:pPr>
+      <w:r>
+        <w:rPr>
+          <w:b/>
+          <w:sz w:val="22"/>
+        </w:rPr>
+        <w:t>기존: 일반적인 GGX 공식</w:t>
+      </w:r>
+    </w:p>
+    <w:p>
+      <w:pPr>
+        <w:numPr>
+          <w:ilvl w:val="1"/>
+          <w:numId w:val="7"/>
+        </w:numPr>
+        <w:jc w:val="left"/>
+        <w:rPr>
+          <w:b/>
+          <w:sz w:val="22"/>
+        </w:rPr>
+      </w:pPr>
+      <w:r>
+        <w:rPr>
+          <w:b/>
+          <w:sz w:val="22"/>
+        </w:rPr>
+        <w:t xml:space="preserve">변경: </w:t>
+      </w:r>
+      <w:proofErr w:type="spellStart"/>
+      <w:r>
+        <w:rPr>
+          <w:b/>
+          <w:sz w:val="22"/>
+        </w:rPr>
+        <w:t>언리얼의</w:t>
+      </w:r>
+      <w:proofErr w:type="spellEnd"/>
+      <w:r>
+        <w:rPr>
+          <w:b/>
+          <w:sz w:val="22"/>
+        </w:rPr>
+        <w:t xml:space="preserve"> 최적화된 버전 (MAD 명령어 활용)</w:t>
+      </w:r>
+    </w:p>
+    <w:p>
+      <w:pPr>
+        <w:numPr>
+          <w:ilvl w:val="1"/>
+          <w:numId w:val="7"/>
+        </w:numPr>
+        <w:jc w:val="left"/>
+        <w:rPr>
+          <w:b/>
+          <w:sz w:val="22"/>
+        </w:rPr>
+      </w:pPr>
+      <w:r>
+        <w:rPr>
+          <w:b/>
+          <w:sz w:val="22"/>
+        </w:rPr>
+        <w:t>성능: 약간 더 빠름</w:t>
+      </w:r>
+    </w:p>
+    <w:p>
+      <w:pPr>
+        <w:pStyle w:val="a3"/>
+        <w:numPr>
+          <w:ilvl w:val="0"/>
+          <w:numId w:val="6"/>
+        </w:numPr>
+        <w:ind w:leftChars="0"/>
+        <w:jc w:val="left"/>
+        <w:rPr>
+          <w:b/>
+          <w:sz w:val="22"/>
+        </w:rPr>
+      </w:pPr>
+      <w:proofErr w:type="spellStart"/>
+      <w:r>
+        <w:rPr>
+          <w:b/>
+          <w:sz w:val="22"/>
+        </w:rPr>
+        <w:t>Vis_SmithJointApprox</w:t>
+      </w:r>
+      <w:proofErr w:type="spellEnd"/>
+      <w:r>
+        <w:rPr>
+          <w:b/>
+          <w:sz w:val="22"/>
+        </w:rPr>
+        <w:t xml:space="preserve"> (Geometry + Visibility 통합)</w:t>
+      </w:r>
+    </w:p>
+    <w:p>
+      <w:pPr>
+        <w:numPr>
+          <w:ilvl w:val="1"/>
+          <w:numId w:val="9"/>
+        </w:numPr>
+        <w:jc w:val="left"/>
+        <w:rPr>
+          <w:b/>
+          <w:sz w:val="22"/>
+        </w:rPr>
+      </w:pPr>
+      <w:r>
+        <w:rPr>
+          <w:b/>
+          <w:sz w:val="22"/>
+        </w:rPr>
+        <w:t xml:space="preserve">기존: </w:t>
+      </w:r>
+      <w:proofErr w:type="gramStart"/>
+      <w:r>
+        <w:rPr>
+          <w:b/>
+          <w:sz w:val="22"/>
+        </w:rPr>
+        <w:t>G /</w:t>
+      </w:r>
+      <w:proofErr w:type="gramEnd"/>
+      <w:r>
+        <w:rPr>
+          <w:b/>
+          <w:sz w:val="22"/>
+        </w:rPr>
+        <w:t xml:space="preserve"> (4 </w:t>
+      </w:r>
+      <w:proofErr w:type="spellStart"/>
+      <w:r>
+        <w:rPr>
+          <w:b/>
+          <w:sz w:val="22"/>
+        </w:rPr>
+        <w:t>NdotV</w:t>
+      </w:r>
+      <w:proofErr w:type="spellEnd"/>
+      <w:r>
+        <w:rPr>
+          <w:b/>
+          <w:sz w:val="22"/>
+        </w:rPr>
+        <w:t xml:space="preserve"> * </w:t>
+      </w:r>
+      <w:proofErr w:type="spellStart"/>
+      <w:r>
+        <w:rPr>
+          <w:b/>
+          <w:sz w:val="22"/>
+        </w:rPr>
+        <w:t>NdotL</w:t>
+      </w:r>
+      <w:proofErr w:type="spellEnd"/>
+      <w:r>
+        <w:rPr>
+          <w:b/>
+          <w:sz w:val="22"/>
+        </w:rPr>
+        <w:t>) 분리 계산</w:t>
+      </w:r>
+    </w:p>
+    <w:p>
+      <w:pPr>
+        <w:numPr>
+          <w:ilvl w:val="1"/>
+          <w:numId w:val="9"/>
+        </w:numPr>
+        <w:jc w:val="left"/>
+        <w:rPr>
+          <w:b/>
+          <w:sz w:val="22"/>
+        </w:rPr>
+      </w:pPr>
+      <w:r>
+        <w:rPr>
+          <w:b/>
+          <w:sz w:val="22"/>
+        </w:rPr>
+        <w:t xml:space="preserve">변경: Visibility term으로 </w:t>
+      </w:r>
+      <w:proofErr w:type="spellStart"/>
+      <w:r>
+        <w:rPr>
+          <w:b/>
+          <w:sz w:val="22"/>
+        </w:rPr>
+        <w:t>합쳐짐</w:t>
+      </w:r>
+      <w:proofErr w:type="spellEnd"/>
+      <w:r>
+        <w:rPr>
+          <w:b/>
+          <w:sz w:val="22"/>
+        </w:rPr>
+        <w:t xml:space="preserve"> (분모 포함)</w:t>
+      </w:r>
+    </w:p>
+    <w:p>
+      <w:pPr>
+        <w:numPr>
+          <w:ilvl w:val="1"/>
+          <w:numId w:val="9"/>
+        </w:numPr>
+        <w:jc w:val="left"/>
+        <w:rPr>
+          <w:b/>
+          <w:sz w:val="22"/>
+        </w:rPr>
+      </w:pPr>
+      <w:r>
+        <w:rPr>
+          <w:b/>
+          <w:sz w:val="22"/>
+        </w:rPr>
+        <w:t>장점: 계산이 더 효율적이고 정확함</w:t>
+      </w:r>
+    </w:p>
+    <w:p>
+      <w:pPr>
+        <w:pStyle w:val="a3"/>
+        <w:numPr>
+          <w:ilvl w:val="0"/>
+          <w:numId w:val="6"/>
+        </w:numPr>
+        <w:ind w:leftChars="0"/>
+        <w:jc w:val="left"/>
+        <w:rPr>
+          <w:b/>
+          <w:sz w:val="22"/>
+        </w:rPr>
+      </w:pPr>
+      <w:proofErr w:type="spellStart"/>
+      <w:r>
+        <w:rPr>
+          <w:b/>
+          <w:sz w:val="22"/>
+        </w:rPr>
+        <w:t>F_Schlick</w:t>
+      </w:r>
+      <w:proofErr w:type="spellEnd"/>
+      <w:r>
+        <w:rPr>
+          <w:b/>
+          <w:sz w:val="22"/>
+        </w:rPr>
+        <w:t xml:space="preserve"> (</w:t>
+      </w:r>
+      <w:proofErr w:type="spellStart"/>
+      <w:r>
+        <w:rPr>
+          <w:b/>
+          <w:sz w:val="22"/>
+        </w:rPr>
+        <w:t>SpecularColor</w:t>
+      </w:r>
+      <w:proofErr w:type="spellEnd"/>
+      <w:r>
+        <w:rPr>
+          <w:b/>
+          <w:sz w:val="22"/>
+        </w:rPr>
+        <w:t xml:space="preserve"> 기반)</w:t>
+      </w:r>
+    </w:p>
+    <w:p>
+      <w:pPr>
+        <w:numPr>
+          <w:ilvl w:val="1"/>
+          <w:numId w:val="11"/>
+        </w:numPr>
+        <w:jc w:val="left"/>
+        <w:rPr>
+          <w:b/>
+          <w:sz w:val="22"/>
+        </w:rPr>
+      </w:pPr>
+      <w:r>
+        <w:rPr>
+          <w:b/>
+          <w:sz w:val="22"/>
+        </w:rPr>
+        <w:t>기존: F0 직접 사용</w:t>
+      </w:r>
+    </w:p>
+    <w:p>
+      <w:pPr>
+        <w:numPr>
+          <w:ilvl w:val="1"/>
+          <w:numId w:val="11"/>
+        </w:numPr>
+        <w:jc w:val="left"/>
+        <w:rPr>
+          <w:b/>
+          <w:sz w:val="22"/>
+        </w:rPr>
+      </w:pPr>
+      <w:r>
+        <w:rPr>
+          <w:b/>
+          <w:sz w:val="22"/>
+        </w:rPr>
+        <w:lastRenderedPageBreak/>
+        <w:t xml:space="preserve">변경: </w:t>
+      </w:r>
+      <w:proofErr w:type="spellStart"/>
+      <w:r>
+        <w:rPr>
+          <w:b/>
+          <w:sz w:val="22"/>
+        </w:rPr>
+        <w:t>SpecularColor</w:t>
+      </w:r>
+      <w:proofErr w:type="spellEnd"/>
+      <w:r>
+        <w:rPr>
+          <w:b/>
+          <w:sz w:val="22"/>
+        </w:rPr>
+        <w:t xml:space="preserve"> 개념 도입 (Specular 파라미터로 조절 가능)</w:t>
+      </w:r>
+    </w:p>
+    <w:p>
+      <w:pPr>
+        <w:numPr>
+          <w:ilvl w:val="1"/>
+          <w:numId w:val="11"/>
+        </w:numPr>
+        <w:jc w:val="left"/>
+        <w:rPr>
+          <w:b/>
+          <w:sz w:val="22"/>
+        </w:rPr>
+      </w:pPr>
+      <w:r>
+        <w:rPr>
+          <w:b/>
+          <w:sz w:val="22"/>
+        </w:rPr>
+        <w:t xml:space="preserve">추가: 2% 이하는 </w:t>
+      </w:r>
+      <w:proofErr w:type="spellStart"/>
+      <w:r>
+        <w:rPr>
+          <w:b/>
+          <w:sz w:val="22"/>
+        </w:rPr>
+        <w:t>섀도우로</w:t>
+      </w:r>
+      <w:proofErr w:type="spellEnd"/>
+      <w:r>
+        <w:rPr>
+          <w:b/>
+          <w:sz w:val="22"/>
+        </w:rPr>
+        <w:t xml:space="preserve"> 간주하는 물리 기반 처리</w:t>
+      </w:r>
+    </w:p>
+    <w:p>
+      <w:pPr>
+        <w:pStyle w:val="a3"/>
+        <w:numPr>
+          <w:ilvl w:val="0"/>
+          <w:numId w:val="6"/>
+        </w:numPr>
+        <w:ind w:leftChars="0"/>
+        <w:jc w:val="left"/>
+        <w:rPr>
+          <w:b/>
+          <w:sz w:val="22"/>
+        </w:rPr>
+      </w:pPr>
+      <w:r>
+        <w:rPr>
+          <w:b/>
+          <w:sz w:val="22"/>
+        </w:rPr>
+        <w:t>F0 계산 방식</w:t>
+      </w:r>
+    </w:p>
+    <w:p>
+      <w:pPr>
+        <w:numPr>
+          <w:ilvl w:val="1"/>
+          <w:numId w:val="13"/>
+        </w:numPr>
+        <w:jc w:val="left"/>
+        <w:rPr>
+          <w:b/>
+          <w:sz w:val="22"/>
+        </w:rPr>
+      </w:pPr>
+      <w:r>
+        <w:rPr>
+          <w:b/>
+          <w:sz w:val="22"/>
+        </w:rPr>
+        <w:t>기존: lerp(0.04, albedo, metallic)</w:t>
+      </w:r>
+    </w:p>
+    <w:p>
+      <w:pPr>
+        <w:numPr>
+          <w:ilvl w:val="1"/>
+          <w:numId w:val="13"/>
+        </w:numPr>
+        <w:jc w:val="left"/>
+        <w:rPr>
+          <w:b/>
+          <w:sz w:val="22"/>
+        </w:rPr>
+      </w:pPr>
+      <w:r>
+        <w:rPr>
+          <w:b/>
+          <w:sz w:val="22"/>
+        </w:rPr>
+        <w:t xml:space="preserve">변경: ComputeF0(Specular, </w:t>
+      </w:r>
+      <w:proofErr w:type="spellStart"/>
+      <w:r>
+        <w:rPr>
+          <w:b/>
+          <w:sz w:val="22"/>
+        </w:rPr>
+        <w:t>BaseColor</w:t>
+      </w:r>
+      <w:proofErr w:type="spellEnd"/>
+      <w:r>
+        <w:rPr>
+          <w:b/>
+          <w:sz w:val="22"/>
+        </w:rPr>
+        <w:t>, Metallic) - Specular 값으로 비금속의 반사율 조절 가능</w:t>
+      </w:r>
+    </w:p>
+    <w:p>
+      <w:pPr>
+        <w:jc w:val="left"/>
+      </w:pPr>
+      <w:hyperlink r:id="rId6" w:anchor="Specular%20%3A%20Microfacet%20Cook-Torrance%20BRDF-1-6" w:history="1">
+        <w:r>
+          <w:rPr>
+            <w:rStyle w:val="a6"/>
+            <w:b/>
+            <w:sz w:val="22"/>
+          </w:rPr>
+          <w:t>참고</w:t>
+        </w:r>
+        <w:r>
+          <w:rPr>
+            <w:rStyle w:val="a6"/>
+            <w:rFonts w:hint="eastAsia"/>
+            <w:b/>
+            <w:sz w:val="22"/>
+          </w:rPr>
+          <w:t xml:space="preserve"> </w:t>
+        </w:r>
+        <w:r>
+          <w:rPr>
+            <w:rStyle w:val="a6"/>
+            <w:b/>
+            <w:sz w:val="22"/>
+          </w:rPr>
+          <w:t>블</w:t>
+        </w:r>
+        <w:r>
+          <w:rPr>
+            <w:rStyle w:val="a6"/>
+            <w:b/>
+            <w:sz w:val="22"/>
+          </w:rPr>
+          <w:t>로</w:t>
+        </w:r>
+        <w:r>
+          <w:rPr>
+            <w:rStyle w:val="a6"/>
+            <w:b/>
+            <w:sz w:val="22"/>
+          </w:rPr>
+          <w:t>그</w:t>
+        </w:r>
+      </w:hyperlink>
+    </w:p>
+    <w:p>
+      <w:pPr>
+        <w:jc w:val="left"/>
+        <w:rPr>
+          <w:rFonts w:hint="eastAsia"/>
+          <w:b/>
+          <w:sz w:val="22"/>
+        </w:rPr>
+      </w:pPr>
+    </w:p>
+    <w:p>
+      <w:pPr>
+        <w:jc w:val="left"/>
+        <w:rPr>
+          <w:rFonts w:hint="eastAsia"/>
           <w:b/>
           <w:sz w:val="22"/>
         </w:rPr>
@@ -606,9 +1312,6 @@
           <w:p>
             <w:pPr>
               <w:jc w:val="center"/>
-              <w:rPr>
-                <w:rFonts w:hint="eastAsia"/>
-              </w:rPr>
             </w:pPr>
             <w:r>
               <w:rPr>
@@ -764,6 +1467,155 @@
 <file path=word/numbering.xml><?xml version="1.0" encoding="utf-8"?>
 <w:numbering xmlns:wpc="http://schemas.microsoft.com/office/word/2010/wordprocessingCanvas" xmlns:cx="http://schemas.microsoft.com/office/drawing/2014/chartex" xmlns:cx1="http://schemas.microsoft.com/office/drawing/2015/9/8/chartex" xmlns:cx2="http://schemas.microsoft.com/office/drawing/2015/10/21/chartex" xmlns:cx3="http://schemas.microsoft.com/office/drawing/2016/5/9/chartex" xmlns:cx4="http://schemas.microsoft.com/office/drawing/2016/5/10/chartex" xmlns:cx5="http://schemas.microsoft.com/office/drawing/2016/5/11/chartex" xmlns:cx6="http://schemas.microsoft.com/office/drawing/2016/5/12/chartex" xmlns:cx7="http://schemas.microsoft.com/office/drawing/2016/5/13/chartex" xmlns:cx8="http://schemas.microsoft.com/office/drawing/2016/5/14/chartex" xmlns:mc="http://schemas.openxmlformats.org/markup-compatibility/2006" xmlns:aink="http://schemas.microsoft.com/office/drawing/2016/ink" xmlns:am3d="http://schemas.microsoft.com/office/drawing/2017/model3d" xmlns:o="urn:schemas-microsoft-com:office:office" xmlns:oel="http://schemas.microsoft.com/office/2019/extlst" xmlns:r="http://schemas.openxmlformats.org/officeDocument/2006/relationships" xmlns:m="http://schemas.openxmlformats.org/officeDocument/2006/math" xmlns:v="urn:schemas-microsoft-com:vml" xmlns:wp14="http://schemas.microsoft.com/office/word/2010/wordprocessingDrawing" xmlns:wp="http://schemas.openxmlformats.org/drawingml/2006/wordprocessingDrawing" xmlns:w10="urn:schemas-microsoft-com:office:word" xmlns:w="http://schemas.openxmlformats.org/wordprocessingml/2006/main" xmlns:w14="http://schemas.microsoft.com/office/word/2010/wordml" xmlns:w15="http://schemas.microsoft.com/office/word/2012/wordml" xmlns:w16cex="http://schemas.microsoft.com/office/word/2018/wordml/cex" xmlns:w16cid="http://schemas.microsoft.com/office/word/2016/wordml/cid" xmlns:w16="http://schemas.microsoft.com/office/word/2018/wordml" xmlns:w16du="http://schemas.microsoft.com/office/word/2023/wordml/word16du" xmlns:w16sdtdh="http://schemas.microsoft.com/office/word/2020/wordml/sdtdatahash" xmlns:w16sdtfl="http://schemas.microsoft.com/office/word/2024/wordml/sdtformatlock" xmlns:w16se="http://schemas.microsoft.com/office/word/2015/wordml/symex" xmlns:wpg="http://schemas.microsoft.com/office/word/2010/wordprocessingGroup" xmlns:wpi="http://schemas.microsoft.com/office/word/2010/wordprocessingInk" xmlns:wne="http://schemas.microsoft.com/office/word/2006/wordml" xmlns:wps="http://schemas.microsoft.com/office/word/2010/wordprocessingShape" mc:Ignorable="w14 w15 w16se w16cid w16 w16cex w16sdtdh w16sdtfl w16du wp14">
   <w:abstractNum w:abstractNumId="0" w15:restartNumberingAfterBreak="0">
+    <w:nsid w:val="0EBB5335"/>
+    <w:multiLevelType w:val="multilevel"/>
+    <w:tmpl w:val="CF5EC75C"/>
+    <w:lvl w:ilvl="0">
+      <w:start w:val="1"/>
+      <w:numFmt w:val="bullet"/>
+      <w:lvlText w:val=""/>
+      <w:lvlJc w:val="left"/>
+      <w:pPr>
+        <w:tabs>
+          <w:tab w:val="num" w:pos="720"/>
+        </w:tabs>
+        <w:ind w:left="720" w:hanging="360"/>
+      </w:pPr>
+      <w:rPr>
+        <w:rFonts w:ascii="Symbol" w:hAnsi="Symbol" w:hint="default"/>
+        <w:sz w:val="20"/>
+      </w:rPr>
+    </w:lvl>
+    <w:lvl w:ilvl="1">
+      <w:start w:val="1"/>
+      <w:numFmt w:val="bullet"/>
+      <w:lvlText w:val="o"/>
+      <w:lvlJc w:val="left"/>
+      <w:pPr>
+        <w:tabs>
+          <w:tab w:val="num" w:pos="1440"/>
+        </w:tabs>
+        <w:ind w:left="1440" w:hanging="360"/>
+      </w:pPr>
+      <w:rPr>
+        <w:rFonts w:ascii="Courier New" w:hAnsi="Courier New" w:hint="default"/>
+        <w:sz w:val="20"/>
+      </w:rPr>
+    </w:lvl>
+    <w:lvl w:ilvl="2">
+      <w:start w:val="1"/>
+      <w:numFmt w:val="bullet"/>
+      <w:lvlText w:val=""/>
+      <w:lvlJc w:val="left"/>
+      <w:pPr>
+        <w:tabs>
+          <w:tab w:val="num" w:pos="2160"/>
+        </w:tabs>
+        <w:ind w:left="2160" w:hanging="360"/>
+      </w:pPr>
+      <w:rPr>
+        <w:rFonts w:ascii="Wingdings" w:hAnsi="Wingdings" w:hint="default"/>
+        <w:sz w:val="20"/>
+      </w:rPr>
+    </w:lvl>
+    <w:lvl w:ilvl="3">
+      <w:start w:val="1"/>
+      <w:numFmt w:val="bullet"/>
+      <w:lvlText w:val=""/>
+      <w:lvlJc w:val="left"/>
+      <w:pPr>
+        <w:tabs>
+          <w:tab w:val="num" w:pos="2880"/>
+        </w:tabs>
+        <w:ind w:left="2880" w:hanging="360"/>
+      </w:pPr>
+      <w:rPr>
+        <w:rFonts w:ascii="Wingdings" w:hAnsi="Wingdings" w:hint="default"/>
+        <w:sz w:val="20"/>
+      </w:rPr>
+    </w:lvl>
+    <w:lvl w:ilvl="4" w:tentative="1">
+      <w:start w:val="1"/>
+      <w:numFmt w:val="bullet"/>
+      <w:lvlText w:val=""/>
+      <w:lvlJc w:val="left"/>
+      <w:pPr>
+        <w:tabs>
+          <w:tab w:val="num" w:pos="3600"/>
+        </w:tabs>
+        <w:ind w:left="3600" w:hanging="360"/>
+      </w:pPr>
+      <w:rPr>
+        <w:rFonts w:ascii="Wingdings" w:hAnsi="Wingdings" w:hint="default"/>
+        <w:sz w:val="20"/>
+      </w:rPr>
+    </w:lvl>
+    <w:lvl w:ilvl="5" w:tentative="1">
+      <w:start w:val="1"/>
+      <w:numFmt w:val="bullet"/>
+      <w:lvlText w:val=""/>
+      <w:lvlJc w:val="left"/>
+      <w:pPr>
+        <w:tabs>
+          <w:tab w:val="num" w:pos="4320"/>
+        </w:tabs>
+        <w:ind w:left="4320" w:hanging="360"/>
+      </w:pPr>
+      <w:rPr>
+        <w:rFonts w:ascii="Wingdings" w:hAnsi="Wingdings" w:hint="default"/>
+        <w:sz w:val="20"/>
+      </w:rPr>
+    </w:lvl>
+    <w:lvl w:ilvl="6" w:tentative="1">
+      <w:start w:val="1"/>
+      <w:numFmt w:val="bullet"/>
+      <w:lvlText w:val=""/>
+      <w:lvlJc w:val="left"/>
+      <w:pPr>
+        <w:tabs>
+          <w:tab w:val="num" w:pos="5040"/>
+        </w:tabs>
+        <w:ind w:left="5040" w:hanging="360"/>
+      </w:pPr>
+      <w:rPr>
+        <w:rFonts w:ascii="Wingdings" w:hAnsi="Wingdings" w:hint="default"/>
+        <w:sz w:val="20"/>
+      </w:rPr>
+    </w:lvl>
+    <w:lvl w:ilvl="7" w:tentative="1">
+      <w:start w:val="1"/>
+      <w:numFmt w:val="bullet"/>
+      <w:lvlText w:val=""/>
+      <w:lvlJc w:val="left"/>
+      <w:pPr>
+        <w:tabs>
+          <w:tab w:val="num" w:pos="5760"/>
+        </w:tabs>
+        <w:ind w:left="5760" w:hanging="360"/>
+      </w:pPr>
+      <w:rPr>
+        <w:rFonts w:ascii="Wingdings" w:hAnsi="Wingdings" w:hint="default"/>
+        <w:sz w:val="20"/>
+      </w:rPr>
+    </w:lvl>
+    <w:lvl w:ilvl="8" w:tentative="1">
+      <w:start w:val="1"/>
+      <w:numFmt w:val="bullet"/>
+      <w:lvlText w:val=""/>
+      <w:lvlJc w:val="left"/>
+      <w:pPr>
+        <w:tabs>
+          <w:tab w:val="num" w:pos="6480"/>
+        </w:tabs>
+        <w:ind w:left="6480" w:hanging="360"/>
+      </w:pPr>
+      <w:rPr>
+        <w:rFonts w:ascii="Wingdings" w:hAnsi="Wingdings" w:hint="default"/>
+        <w:sz w:val="20"/>
+      </w:rPr>
+    </w:lvl>
+  </w:abstractNum>
+  <w:abstractNum w:abstractNumId="1" w15:restartNumberingAfterBreak="0">
     <w:nsid w:val="167E1EBC"/>
     <w:multiLevelType w:val="hybridMultilevel"/>
     <w:tmpl w:val="3304A2C8"/>
@@ -876,7 +1728,7 @@
       </w:rPr>
     </w:lvl>
   </w:abstractNum>
-  <w:abstractNum w:abstractNumId="1" w15:restartNumberingAfterBreak="0">
+  <w:abstractNum w:abstractNumId="2" w15:restartNumberingAfterBreak="0">
     <w:nsid w:val="1775193A"/>
     <w:multiLevelType w:val="hybridMultilevel"/>
     <w:tmpl w:val="5322A474"/>
@@ -988,7 +1840,1055 @@
       </w:rPr>
     </w:lvl>
   </w:abstractNum>
-  <w:abstractNum w:abstractNumId="2" w15:restartNumberingAfterBreak="0">
+  <w:abstractNum w:abstractNumId="3" w15:restartNumberingAfterBreak="0">
+    <w:nsid w:val="17927478"/>
+    <w:multiLevelType w:val="multilevel"/>
+    <w:tmpl w:val="F3A8FB64"/>
+    <w:lvl w:ilvl="0">
+      <w:start w:val="1"/>
+      <w:numFmt w:val="bullet"/>
+      <w:lvlText w:val=""/>
+      <w:lvlJc w:val="left"/>
+      <w:pPr>
+        <w:tabs>
+          <w:tab w:val="num" w:pos="720"/>
+        </w:tabs>
+        <w:ind w:left="720" w:hanging="360"/>
+      </w:pPr>
+      <w:rPr>
+        <w:rFonts w:ascii="Symbol" w:hAnsi="Symbol" w:hint="default"/>
+        <w:sz w:val="20"/>
+      </w:rPr>
+    </w:lvl>
+    <w:lvl w:ilvl="1">
+      <w:start w:val="1"/>
+      <w:numFmt w:val="bullet"/>
+      <w:lvlText w:val="o"/>
+      <w:lvlJc w:val="left"/>
+      <w:pPr>
+        <w:tabs>
+          <w:tab w:val="num" w:pos="1440"/>
+        </w:tabs>
+        <w:ind w:left="1440" w:hanging="360"/>
+      </w:pPr>
+      <w:rPr>
+        <w:rFonts w:ascii="Courier New" w:hAnsi="Courier New" w:hint="default"/>
+        <w:sz w:val="20"/>
+      </w:rPr>
+    </w:lvl>
+    <w:lvl w:ilvl="2">
+      <w:start w:val="1"/>
+      <w:numFmt w:val="bullet"/>
+      <w:lvlText w:val=""/>
+      <w:lvlJc w:val="left"/>
+      <w:pPr>
+        <w:tabs>
+          <w:tab w:val="num" w:pos="2160"/>
+        </w:tabs>
+        <w:ind w:left="2160" w:hanging="360"/>
+      </w:pPr>
+      <w:rPr>
+        <w:rFonts w:ascii="Wingdings" w:hAnsi="Wingdings" w:hint="default"/>
+        <w:sz w:val="20"/>
+      </w:rPr>
+    </w:lvl>
+    <w:lvl w:ilvl="3">
+      <w:start w:val="1"/>
+      <w:numFmt w:val="bullet"/>
+      <w:lvlText w:val=""/>
+      <w:lvlJc w:val="left"/>
+      <w:pPr>
+        <w:tabs>
+          <w:tab w:val="num" w:pos="2880"/>
+        </w:tabs>
+        <w:ind w:left="2880" w:hanging="360"/>
+      </w:pPr>
+      <w:rPr>
+        <w:rFonts w:ascii="Wingdings" w:hAnsi="Wingdings" w:hint="default"/>
+        <w:sz w:val="20"/>
+      </w:rPr>
+    </w:lvl>
+    <w:lvl w:ilvl="4" w:tentative="1">
+      <w:start w:val="1"/>
+      <w:numFmt w:val="bullet"/>
+      <w:lvlText w:val=""/>
+      <w:lvlJc w:val="left"/>
+      <w:pPr>
+        <w:tabs>
+          <w:tab w:val="num" w:pos="3600"/>
+        </w:tabs>
+        <w:ind w:left="3600" w:hanging="360"/>
+      </w:pPr>
+      <w:rPr>
+        <w:rFonts w:ascii="Wingdings" w:hAnsi="Wingdings" w:hint="default"/>
+        <w:sz w:val="20"/>
+      </w:rPr>
+    </w:lvl>
+    <w:lvl w:ilvl="5" w:tentative="1">
+      <w:start w:val="1"/>
+      <w:numFmt w:val="bullet"/>
+      <w:lvlText w:val=""/>
+      <w:lvlJc w:val="left"/>
+      <w:pPr>
+        <w:tabs>
+          <w:tab w:val="num" w:pos="4320"/>
+        </w:tabs>
+        <w:ind w:left="4320" w:hanging="360"/>
+      </w:pPr>
+      <w:rPr>
+        <w:rFonts w:ascii="Wingdings" w:hAnsi="Wingdings" w:hint="default"/>
+        <w:sz w:val="20"/>
+      </w:rPr>
+    </w:lvl>
+    <w:lvl w:ilvl="6" w:tentative="1">
+      <w:start w:val="1"/>
+      <w:numFmt w:val="bullet"/>
+      <w:lvlText w:val=""/>
+      <w:lvlJc w:val="left"/>
+      <w:pPr>
+        <w:tabs>
+          <w:tab w:val="num" w:pos="5040"/>
+        </w:tabs>
+        <w:ind w:left="5040" w:hanging="360"/>
+      </w:pPr>
+      <w:rPr>
+        <w:rFonts w:ascii="Wingdings" w:hAnsi="Wingdings" w:hint="default"/>
+        <w:sz w:val="20"/>
+      </w:rPr>
+    </w:lvl>
+    <w:lvl w:ilvl="7" w:tentative="1">
+      <w:start w:val="1"/>
+      <w:numFmt w:val="bullet"/>
+      <w:lvlText w:val=""/>
+      <w:lvlJc w:val="left"/>
+      <w:pPr>
+        <w:tabs>
+          <w:tab w:val="num" w:pos="5760"/>
+        </w:tabs>
+        <w:ind w:left="5760" w:hanging="360"/>
+      </w:pPr>
+      <w:rPr>
+        <w:rFonts w:ascii="Wingdings" w:hAnsi="Wingdings" w:hint="default"/>
+        <w:sz w:val="20"/>
+      </w:rPr>
+    </w:lvl>
+    <w:lvl w:ilvl="8" w:tentative="1">
+      <w:start w:val="1"/>
+      <w:numFmt w:val="bullet"/>
+      <w:lvlText w:val=""/>
+      <w:lvlJc w:val="left"/>
+      <w:pPr>
+        <w:tabs>
+          <w:tab w:val="num" w:pos="6480"/>
+        </w:tabs>
+        <w:ind w:left="6480" w:hanging="360"/>
+      </w:pPr>
+      <w:rPr>
+        <w:rFonts w:ascii="Wingdings" w:hAnsi="Wingdings" w:hint="default"/>
+        <w:sz w:val="20"/>
+      </w:rPr>
+    </w:lvl>
+  </w:abstractNum>
+  <w:abstractNum w:abstractNumId="4" w15:restartNumberingAfterBreak="0">
+    <w:nsid w:val="2FD53060"/>
+    <w:multiLevelType w:val="multilevel"/>
+    <w:tmpl w:val="17FEC8C2"/>
+    <w:lvl w:ilvl="0">
+      <w:start w:val="1"/>
+      <w:numFmt w:val="bullet"/>
+      <w:lvlText w:val=""/>
+      <w:lvlJc w:val="left"/>
+      <w:pPr>
+        <w:tabs>
+          <w:tab w:val="num" w:pos="720"/>
+        </w:tabs>
+        <w:ind w:left="720" w:hanging="360"/>
+      </w:pPr>
+      <w:rPr>
+        <w:rFonts w:ascii="Symbol" w:hAnsi="Symbol" w:hint="default"/>
+        <w:sz w:val="20"/>
+      </w:rPr>
+    </w:lvl>
+    <w:lvl w:ilvl="1">
+      <w:start w:val="1"/>
+      <w:numFmt w:val="bullet"/>
+      <w:lvlText w:val="o"/>
+      <w:lvlJc w:val="left"/>
+      <w:pPr>
+        <w:tabs>
+          <w:tab w:val="num" w:pos="1440"/>
+        </w:tabs>
+        <w:ind w:left="1440" w:hanging="360"/>
+      </w:pPr>
+      <w:rPr>
+        <w:rFonts w:ascii="Courier New" w:hAnsi="Courier New" w:hint="default"/>
+        <w:sz w:val="20"/>
+      </w:rPr>
+    </w:lvl>
+    <w:lvl w:ilvl="2">
+      <w:start w:val="1"/>
+      <w:numFmt w:val="bullet"/>
+      <w:lvlText w:val=""/>
+      <w:lvlJc w:val="left"/>
+      <w:pPr>
+        <w:tabs>
+          <w:tab w:val="num" w:pos="2160"/>
+        </w:tabs>
+        <w:ind w:left="2160" w:hanging="360"/>
+      </w:pPr>
+      <w:rPr>
+        <w:rFonts w:ascii="Wingdings" w:hAnsi="Wingdings" w:hint="default"/>
+        <w:sz w:val="20"/>
+      </w:rPr>
+    </w:lvl>
+    <w:lvl w:ilvl="3">
+      <w:start w:val="1"/>
+      <w:numFmt w:val="bullet"/>
+      <w:lvlText w:val=""/>
+      <w:lvlJc w:val="left"/>
+      <w:pPr>
+        <w:tabs>
+          <w:tab w:val="num" w:pos="2880"/>
+        </w:tabs>
+        <w:ind w:left="2880" w:hanging="360"/>
+      </w:pPr>
+      <w:rPr>
+        <w:rFonts w:ascii="Wingdings" w:hAnsi="Wingdings" w:hint="default"/>
+        <w:sz w:val="20"/>
+      </w:rPr>
+    </w:lvl>
+    <w:lvl w:ilvl="4" w:tentative="1">
+      <w:start w:val="1"/>
+      <w:numFmt w:val="bullet"/>
+      <w:lvlText w:val=""/>
+      <w:lvlJc w:val="left"/>
+      <w:pPr>
+        <w:tabs>
+          <w:tab w:val="num" w:pos="3600"/>
+        </w:tabs>
+        <w:ind w:left="3600" w:hanging="360"/>
+      </w:pPr>
+      <w:rPr>
+        <w:rFonts w:ascii="Wingdings" w:hAnsi="Wingdings" w:hint="default"/>
+        <w:sz w:val="20"/>
+      </w:rPr>
+    </w:lvl>
+    <w:lvl w:ilvl="5" w:tentative="1">
+      <w:start w:val="1"/>
+      <w:numFmt w:val="bullet"/>
+      <w:lvlText w:val=""/>
+      <w:lvlJc w:val="left"/>
+      <w:pPr>
+        <w:tabs>
+          <w:tab w:val="num" w:pos="4320"/>
+        </w:tabs>
+        <w:ind w:left="4320" w:hanging="360"/>
+      </w:pPr>
+      <w:rPr>
+        <w:rFonts w:ascii="Wingdings" w:hAnsi="Wingdings" w:hint="default"/>
+        <w:sz w:val="20"/>
+      </w:rPr>
+    </w:lvl>
+    <w:lvl w:ilvl="6" w:tentative="1">
+      <w:start w:val="1"/>
+      <w:numFmt w:val="bullet"/>
+      <w:lvlText w:val=""/>
+      <w:lvlJc w:val="left"/>
+      <w:pPr>
+        <w:tabs>
+          <w:tab w:val="num" w:pos="5040"/>
+        </w:tabs>
+        <w:ind w:left="5040" w:hanging="360"/>
+      </w:pPr>
+      <w:rPr>
+        <w:rFonts w:ascii="Wingdings" w:hAnsi="Wingdings" w:hint="default"/>
+        <w:sz w:val="20"/>
+      </w:rPr>
+    </w:lvl>
+    <w:lvl w:ilvl="7" w:tentative="1">
+      <w:start w:val="1"/>
+      <w:numFmt w:val="bullet"/>
+      <w:lvlText w:val=""/>
+      <w:lvlJc w:val="left"/>
+      <w:pPr>
+        <w:tabs>
+          <w:tab w:val="num" w:pos="5760"/>
+        </w:tabs>
+        <w:ind w:left="5760" w:hanging="360"/>
+      </w:pPr>
+      <w:rPr>
+        <w:rFonts w:ascii="Wingdings" w:hAnsi="Wingdings" w:hint="default"/>
+        <w:sz w:val="20"/>
+      </w:rPr>
+    </w:lvl>
+    <w:lvl w:ilvl="8" w:tentative="1">
+      <w:start w:val="1"/>
+      <w:numFmt w:val="bullet"/>
+      <w:lvlText w:val=""/>
+      <w:lvlJc w:val="left"/>
+      <w:pPr>
+        <w:tabs>
+          <w:tab w:val="num" w:pos="6480"/>
+        </w:tabs>
+        <w:ind w:left="6480" w:hanging="360"/>
+      </w:pPr>
+      <w:rPr>
+        <w:rFonts w:ascii="Wingdings" w:hAnsi="Wingdings" w:hint="default"/>
+        <w:sz w:val="20"/>
+      </w:rPr>
+    </w:lvl>
+  </w:abstractNum>
+  <w:abstractNum w:abstractNumId="5" w15:restartNumberingAfterBreak="0">
+    <w:nsid w:val="32356513"/>
+    <w:multiLevelType w:val="multilevel"/>
+    <w:tmpl w:val="AB3EF292"/>
+    <w:lvl w:ilvl="0">
+      <w:start w:val="1"/>
+      <w:numFmt w:val="decimal"/>
+      <w:lvlText w:val="%1."/>
+      <w:lvlJc w:val="left"/>
+      <w:pPr>
+        <w:tabs>
+          <w:tab w:val="num" w:pos="720"/>
+        </w:tabs>
+        <w:ind w:left="720" w:hanging="360"/>
+      </w:pPr>
+    </w:lvl>
+    <w:lvl w:ilvl="1">
+      <w:start w:val="1"/>
+      <w:numFmt w:val="decimal"/>
+      <w:lvlText w:val="%2."/>
+      <w:lvlJc w:val="left"/>
+      <w:pPr>
+        <w:tabs>
+          <w:tab w:val="num" w:pos="1440"/>
+        </w:tabs>
+        <w:ind w:left="1440" w:hanging="360"/>
+      </w:pPr>
+    </w:lvl>
+    <w:lvl w:ilvl="2">
+      <w:start w:val="1"/>
+      <w:numFmt w:val="decimal"/>
+      <w:lvlText w:val="%3."/>
+      <w:lvlJc w:val="left"/>
+      <w:pPr>
+        <w:tabs>
+          <w:tab w:val="num" w:pos="2160"/>
+        </w:tabs>
+        <w:ind w:left="2160" w:hanging="360"/>
+      </w:pPr>
+    </w:lvl>
+    <w:lvl w:ilvl="3" w:tentative="1">
+      <w:start w:val="1"/>
+      <w:numFmt w:val="decimal"/>
+      <w:lvlText w:val="%4."/>
+      <w:lvlJc w:val="left"/>
+      <w:pPr>
+        <w:tabs>
+          <w:tab w:val="num" w:pos="2880"/>
+        </w:tabs>
+        <w:ind w:left="2880" w:hanging="360"/>
+      </w:pPr>
+    </w:lvl>
+    <w:lvl w:ilvl="4" w:tentative="1">
+      <w:start w:val="1"/>
+      <w:numFmt w:val="decimal"/>
+      <w:lvlText w:val="%5."/>
+      <w:lvlJc w:val="left"/>
+      <w:pPr>
+        <w:tabs>
+          <w:tab w:val="num" w:pos="3600"/>
+        </w:tabs>
+        <w:ind w:left="3600" w:hanging="360"/>
+      </w:pPr>
+    </w:lvl>
+    <w:lvl w:ilvl="5" w:tentative="1">
+      <w:start w:val="1"/>
+      <w:numFmt w:val="decimal"/>
+      <w:lvlText w:val="%6."/>
+      <w:lvlJc w:val="left"/>
+      <w:pPr>
+        <w:tabs>
+          <w:tab w:val="num" w:pos="4320"/>
+        </w:tabs>
+        <w:ind w:left="4320" w:hanging="360"/>
+      </w:pPr>
+    </w:lvl>
+    <w:lvl w:ilvl="6" w:tentative="1">
+      <w:start w:val="1"/>
+      <w:numFmt w:val="decimal"/>
+      <w:lvlText w:val="%7."/>
+      <w:lvlJc w:val="left"/>
+      <w:pPr>
+        <w:tabs>
+          <w:tab w:val="num" w:pos="5040"/>
+        </w:tabs>
+        <w:ind w:left="5040" w:hanging="360"/>
+      </w:pPr>
+    </w:lvl>
+    <w:lvl w:ilvl="7" w:tentative="1">
+      <w:start w:val="1"/>
+      <w:numFmt w:val="decimal"/>
+      <w:lvlText w:val="%8."/>
+      <w:lvlJc w:val="left"/>
+      <w:pPr>
+        <w:tabs>
+          <w:tab w:val="num" w:pos="5760"/>
+        </w:tabs>
+        <w:ind w:left="5760" w:hanging="360"/>
+      </w:pPr>
+    </w:lvl>
+    <w:lvl w:ilvl="8" w:tentative="1">
+      <w:start w:val="1"/>
+      <w:numFmt w:val="decimal"/>
+      <w:lvlText w:val="%9."/>
+      <w:lvlJc w:val="left"/>
+      <w:pPr>
+        <w:tabs>
+          <w:tab w:val="num" w:pos="6480"/>
+        </w:tabs>
+        <w:ind w:left="6480" w:hanging="360"/>
+      </w:pPr>
+    </w:lvl>
+  </w:abstractNum>
+  <w:abstractNum w:abstractNumId="6" w15:restartNumberingAfterBreak="0">
+    <w:nsid w:val="374E5DAC"/>
+    <w:multiLevelType w:val="multilevel"/>
+    <w:tmpl w:val="BD76FF9C"/>
+    <w:lvl w:ilvl="0">
+      <w:start w:val="1"/>
+      <w:numFmt w:val="bullet"/>
+      <w:lvlText w:val=""/>
+      <w:lvlJc w:val="left"/>
+      <w:pPr>
+        <w:tabs>
+          <w:tab w:val="num" w:pos="720"/>
+        </w:tabs>
+        <w:ind w:left="720" w:hanging="360"/>
+      </w:pPr>
+      <w:rPr>
+        <w:rFonts w:ascii="Symbol" w:hAnsi="Symbol" w:hint="default"/>
+        <w:sz w:val="20"/>
+      </w:rPr>
+    </w:lvl>
+    <w:lvl w:ilvl="1">
+      <w:start w:val="1"/>
+      <w:numFmt w:val="bullet"/>
+      <w:lvlText w:val="o"/>
+      <w:lvlJc w:val="left"/>
+      <w:pPr>
+        <w:tabs>
+          <w:tab w:val="num" w:pos="1440"/>
+        </w:tabs>
+        <w:ind w:left="1440" w:hanging="360"/>
+      </w:pPr>
+      <w:rPr>
+        <w:rFonts w:ascii="Courier New" w:hAnsi="Courier New" w:hint="default"/>
+        <w:sz w:val="20"/>
+      </w:rPr>
+    </w:lvl>
+    <w:lvl w:ilvl="2">
+      <w:start w:val="1"/>
+      <w:numFmt w:val="bullet"/>
+      <w:lvlText w:val=""/>
+      <w:lvlJc w:val="left"/>
+      <w:pPr>
+        <w:tabs>
+          <w:tab w:val="num" w:pos="2160"/>
+        </w:tabs>
+        <w:ind w:left="2160" w:hanging="360"/>
+      </w:pPr>
+      <w:rPr>
+        <w:rFonts w:ascii="Wingdings" w:hAnsi="Wingdings" w:hint="default"/>
+        <w:sz w:val="20"/>
+      </w:rPr>
+    </w:lvl>
+    <w:lvl w:ilvl="3">
+      <w:start w:val="1"/>
+      <w:numFmt w:val="bullet"/>
+      <w:lvlText w:val=""/>
+      <w:lvlJc w:val="left"/>
+      <w:pPr>
+        <w:tabs>
+          <w:tab w:val="num" w:pos="2880"/>
+        </w:tabs>
+        <w:ind w:left="2880" w:hanging="360"/>
+      </w:pPr>
+      <w:rPr>
+        <w:rFonts w:ascii="Wingdings" w:hAnsi="Wingdings" w:hint="default"/>
+        <w:sz w:val="20"/>
+      </w:rPr>
+    </w:lvl>
+    <w:lvl w:ilvl="4">
+      <w:start w:val="1"/>
+      <w:numFmt w:val="bullet"/>
+      <w:lvlText w:val=""/>
+      <w:lvlJc w:val="left"/>
+      <w:pPr>
+        <w:tabs>
+          <w:tab w:val="num" w:pos="3600"/>
+        </w:tabs>
+        <w:ind w:left="3600" w:hanging="360"/>
+      </w:pPr>
+      <w:rPr>
+        <w:rFonts w:ascii="Wingdings" w:hAnsi="Wingdings" w:hint="default"/>
+        <w:sz w:val="20"/>
+      </w:rPr>
+    </w:lvl>
+    <w:lvl w:ilvl="5" w:tentative="1">
+      <w:start w:val="1"/>
+      <w:numFmt w:val="bullet"/>
+      <w:lvlText w:val=""/>
+      <w:lvlJc w:val="left"/>
+      <w:pPr>
+        <w:tabs>
+          <w:tab w:val="num" w:pos="4320"/>
+        </w:tabs>
+        <w:ind w:left="4320" w:hanging="360"/>
+      </w:pPr>
+      <w:rPr>
+        <w:rFonts w:ascii="Wingdings" w:hAnsi="Wingdings" w:hint="default"/>
+        <w:sz w:val="20"/>
+      </w:rPr>
+    </w:lvl>
+    <w:lvl w:ilvl="6" w:tentative="1">
+      <w:start w:val="1"/>
+      <w:numFmt w:val="bullet"/>
+      <w:lvlText w:val=""/>
+      <w:lvlJc w:val="left"/>
+      <w:pPr>
+        <w:tabs>
+          <w:tab w:val="num" w:pos="5040"/>
+        </w:tabs>
+        <w:ind w:left="5040" w:hanging="360"/>
+      </w:pPr>
+      <w:rPr>
+        <w:rFonts w:ascii="Wingdings" w:hAnsi="Wingdings" w:hint="default"/>
+        <w:sz w:val="20"/>
+      </w:rPr>
+    </w:lvl>
+    <w:lvl w:ilvl="7" w:tentative="1">
+      <w:start w:val="1"/>
+      <w:numFmt w:val="bullet"/>
+      <w:lvlText w:val=""/>
+      <w:lvlJc w:val="left"/>
+      <w:pPr>
+        <w:tabs>
+          <w:tab w:val="num" w:pos="5760"/>
+        </w:tabs>
+        <w:ind w:left="5760" w:hanging="360"/>
+      </w:pPr>
+      <w:rPr>
+        <w:rFonts w:ascii="Wingdings" w:hAnsi="Wingdings" w:hint="default"/>
+        <w:sz w:val="20"/>
+      </w:rPr>
+    </w:lvl>
+    <w:lvl w:ilvl="8" w:tentative="1">
+      <w:start w:val="1"/>
+      <w:numFmt w:val="bullet"/>
+      <w:lvlText w:val=""/>
+      <w:lvlJc w:val="left"/>
+      <w:pPr>
+        <w:tabs>
+          <w:tab w:val="num" w:pos="6480"/>
+        </w:tabs>
+        <w:ind w:left="6480" w:hanging="360"/>
+      </w:pPr>
+      <w:rPr>
+        <w:rFonts w:ascii="Wingdings" w:hAnsi="Wingdings" w:hint="default"/>
+        <w:sz w:val="20"/>
+      </w:rPr>
+    </w:lvl>
+  </w:abstractNum>
+  <w:abstractNum w:abstractNumId="7" w15:restartNumberingAfterBreak="0">
+    <w:nsid w:val="3E2022E1"/>
+    <w:multiLevelType w:val="multilevel"/>
+    <w:tmpl w:val="AAD2ECFC"/>
+    <w:lvl w:ilvl="0">
+      <w:start w:val="1"/>
+      <w:numFmt w:val="decimal"/>
+      <w:lvlText w:val="%1."/>
+      <w:lvlJc w:val="left"/>
+      <w:pPr>
+        <w:tabs>
+          <w:tab w:val="num" w:pos="360"/>
+        </w:tabs>
+        <w:ind w:left="360" w:hanging="360"/>
+      </w:pPr>
+    </w:lvl>
+    <w:lvl w:ilvl="1">
+      <w:start w:val="1"/>
+      <w:numFmt w:val="decimal"/>
+      <w:lvlText w:val="%2."/>
+      <w:lvlJc w:val="left"/>
+      <w:pPr>
+        <w:tabs>
+          <w:tab w:val="num" w:pos="1080"/>
+        </w:tabs>
+        <w:ind w:left="1080" w:hanging="360"/>
+      </w:pPr>
+    </w:lvl>
+    <w:lvl w:ilvl="2">
+      <w:start w:val="1"/>
+      <w:numFmt w:val="decimal"/>
+      <w:lvlText w:val="%3."/>
+      <w:lvlJc w:val="left"/>
+      <w:pPr>
+        <w:tabs>
+          <w:tab w:val="num" w:pos="1800"/>
+        </w:tabs>
+        <w:ind w:left="1800" w:hanging="360"/>
+      </w:pPr>
+    </w:lvl>
+    <w:lvl w:ilvl="3">
+      <w:start w:val="1"/>
+      <w:numFmt w:val="decimal"/>
+      <w:lvlText w:val="%4."/>
+      <w:lvlJc w:val="left"/>
+      <w:pPr>
+        <w:tabs>
+          <w:tab w:val="num" w:pos="2520"/>
+        </w:tabs>
+        <w:ind w:left="2520" w:hanging="360"/>
+      </w:pPr>
+    </w:lvl>
+    <w:lvl w:ilvl="4" w:tentative="1">
+      <w:start w:val="1"/>
+      <w:numFmt w:val="decimal"/>
+      <w:lvlText w:val="%5."/>
+      <w:lvlJc w:val="left"/>
+      <w:pPr>
+        <w:tabs>
+          <w:tab w:val="num" w:pos="3240"/>
+        </w:tabs>
+        <w:ind w:left="3240" w:hanging="360"/>
+      </w:pPr>
+    </w:lvl>
+    <w:lvl w:ilvl="5" w:tentative="1">
+      <w:start w:val="1"/>
+      <w:numFmt w:val="decimal"/>
+      <w:lvlText w:val="%6."/>
+      <w:lvlJc w:val="left"/>
+      <w:pPr>
+        <w:tabs>
+          <w:tab w:val="num" w:pos="3960"/>
+        </w:tabs>
+        <w:ind w:left="3960" w:hanging="360"/>
+      </w:pPr>
+    </w:lvl>
+    <w:lvl w:ilvl="6" w:tentative="1">
+      <w:start w:val="1"/>
+      <w:numFmt w:val="decimal"/>
+      <w:lvlText w:val="%7."/>
+      <w:lvlJc w:val="left"/>
+      <w:pPr>
+        <w:tabs>
+          <w:tab w:val="num" w:pos="4680"/>
+        </w:tabs>
+        <w:ind w:left="4680" w:hanging="360"/>
+      </w:pPr>
+    </w:lvl>
+    <w:lvl w:ilvl="7" w:tentative="1">
+      <w:start w:val="1"/>
+      <w:numFmt w:val="decimal"/>
+      <w:lvlText w:val="%8."/>
+      <w:lvlJc w:val="left"/>
+      <w:pPr>
+        <w:tabs>
+          <w:tab w:val="num" w:pos="5400"/>
+        </w:tabs>
+        <w:ind w:left="5400" w:hanging="360"/>
+      </w:pPr>
+    </w:lvl>
+    <w:lvl w:ilvl="8" w:tentative="1">
+      <w:start w:val="1"/>
+      <w:numFmt w:val="decimal"/>
+      <w:lvlText w:val="%9."/>
+      <w:lvlJc w:val="left"/>
+      <w:pPr>
+        <w:tabs>
+          <w:tab w:val="num" w:pos="6120"/>
+        </w:tabs>
+        <w:ind w:left="6120" w:hanging="360"/>
+      </w:pPr>
+    </w:lvl>
+  </w:abstractNum>
+  <w:abstractNum w:abstractNumId="8" w15:restartNumberingAfterBreak="0">
+    <w:nsid w:val="53D30F9C"/>
+    <w:multiLevelType w:val="multilevel"/>
+    <w:tmpl w:val="3280C420"/>
+    <w:lvl w:ilvl="0">
+      <w:start w:val="1"/>
+      <w:numFmt w:val="decimal"/>
+      <w:lvlText w:val="%1."/>
+      <w:lvlJc w:val="left"/>
+      <w:pPr>
+        <w:tabs>
+          <w:tab w:val="num" w:pos="720"/>
+        </w:tabs>
+        <w:ind w:left="720" w:hanging="360"/>
+      </w:pPr>
+    </w:lvl>
+    <w:lvl w:ilvl="1">
+      <w:start w:val="1"/>
+      <w:numFmt w:val="decimal"/>
+      <w:lvlText w:val="%2."/>
+      <w:lvlJc w:val="left"/>
+      <w:pPr>
+        <w:tabs>
+          <w:tab w:val="num" w:pos="1440"/>
+        </w:tabs>
+        <w:ind w:left="1440" w:hanging="360"/>
+      </w:pPr>
+    </w:lvl>
+    <w:lvl w:ilvl="2">
+      <w:start w:val="1"/>
+      <w:numFmt w:val="decimal"/>
+      <w:lvlText w:val="%3."/>
+      <w:lvlJc w:val="left"/>
+      <w:pPr>
+        <w:tabs>
+          <w:tab w:val="num" w:pos="2160"/>
+        </w:tabs>
+        <w:ind w:left="2160" w:hanging="360"/>
+      </w:pPr>
+    </w:lvl>
+    <w:lvl w:ilvl="3">
+      <w:start w:val="1"/>
+      <w:numFmt w:val="decimal"/>
+      <w:lvlText w:val="%4."/>
+      <w:lvlJc w:val="left"/>
+      <w:pPr>
+        <w:tabs>
+          <w:tab w:val="num" w:pos="2880"/>
+        </w:tabs>
+        <w:ind w:left="2880" w:hanging="360"/>
+      </w:pPr>
+    </w:lvl>
+    <w:lvl w:ilvl="4" w:tentative="1">
+      <w:start w:val="1"/>
+      <w:numFmt w:val="decimal"/>
+      <w:lvlText w:val="%5."/>
+      <w:lvlJc w:val="left"/>
+      <w:pPr>
+        <w:tabs>
+          <w:tab w:val="num" w:pos="3600"/>
+        </w:tabs>
+        <w:ind w:left="3600" w:hanging="360"/>
+      </w:pPr>
+    </w:lvl>
+    <w:lvl w:ilvl="5" w:tentative="1">
+      <w:start w:val="1"/>
+      <w:numFmt w:val="decimal"/>
+      <w:lvlText w:val="%6."/>
+      <w:lvlJc w:val="left"/>
+      <w:pPr>
+        <w:tabs>
+          <w:tab w:val="num" w:pos="4320"/>
+        </w:tabs>
+        <w:ind w:left="4320" w:hanging="360"/>
+      </w:pPr>
+    </w:lvl>
+    <w:lvl w:ilvl="6" w:tentative="1">
+      <w:start w:val="1"/>
+      <w:numFmt w:val="decimal"/>
+      <w:lvlText w:val="%7."/>
+      <w:lvlJc w:val="left"/>
+      <w:pPr>
+        <w:tabs>
+          <w:tab w:val="num" w:pos="5040"/>
+        </w:tabs>
+        <w:ind w:left="5040" w:hanging="360"/>
+      </w:pPr>
+    </w:lvl>
+    <w:lvl w:ilvl="7" w:tentative="1">
+      <w:start w:val="1"/>
+      <w:numFmt w:val="decimal"/>
+      <w:lvlText w:val="%8."/>
+      <w:lvlJc w:val="left"/>
+      <w:pPr>
+        <w:tabs>
+          <w:tab w:val="num" w:pos="5760"/>
+        </w:tabs>
+        <w:ind w:left="5760" w:hanging="360"/>
+      </w:pPr>
+    </w:lvl>
+    <w:lvl w:ilvl="8" w:tentative="1">
+      <w:start w:val="1"/>
+      <w:numFmt w:val="decimal"/>
+      <w:lvlText w:val="%9."/>
+      <w:lvlJc w:val="left"/>
+      <w:pPr>
+        <w:tabs>
+          <w:tab w:val="num" w:pos="6480"/>
+        </w:tabs>
+        <w:ind w:left="6480" w:hanging="360"/>
+      </w:pPr>
+    </w:lvl>
+  </w:abstractNum>
+  <w:abstractNum w:abstractNumId="9" w15:restartNumberingAfterBreak="0">
+    <w:nsid w:val="592B00B5"/>
+    <w:multiLevelType w:val="multilevel"/>
+    <w:tmpl w:val="792CFC9C"/>
+    <w:lvl w:ilvl="0">
+      <w:start w:val="1"/>
+      <w:numFmt w:val="bullet"/>
+      <w:lvlText w:val=""/>
+      <w:lvlJc w:val="left"/>
+      <w:pPr>
+        <w:tabs>
+          <w:tab w:val="num" w:pos="720"/>
+        </w:tabs>
+        <w:ind w:left="720" w:hanging="360"/>
+      </w:pPr>
+      <w:rPr>
+        <w:rFonts w:ascii="Symbol" w:hAnsi="Symbol" w:hint="default"/>
+        <w:sz w:val="20"/>
+      </w:rPr>
+    </w:lvl>
+    <w:lvl w:ilvl="1">
+      <w:start w:val="1"/>
+      <w:numFmt w:val="bullet"/>
+      <w:lvlText w:val="o"/>
+      <w:lvlJc w:val="left"/>
+      <w:pPr>
+        <w:tabs>
+          <w:tab w:val="num" w:pos="1440"/>
+        </w:tabs>
+        <w:ind w:left="1440" w:hanging="360"/>
+      </w:pPr>
+      <w:rPr>
+        <w:rFonts w:ascii="Courier New" w:hAnsi="Courier New" w:hint="default"/>
+        <w:sz w:val="20"/>
+      </w:rPr>
+    </w:lvl>
+    <w:lvl w:ilvl="2">
+      <w:start w:val="1"/>
+      <w:numFmt w:val="bullet"/>
+      <w:lvlText w:val=""/>
+      <w:lvlJc w:val="left"/>
+      <w:pPr>
+        <w:tabs>
+          <w:tab w:val="num" w:pos="2160"/>
+        </w:tabs>
+        <w:ind w:left="2160" w:hanging="360"/>
+      </w:pPr>
+      <w:rPr>
+        <w:rFonts w:ascii="Wingdings" w:hAnsi="Wingdings" w:hint="default"/>
+        <w:sz w:val="20"/>
+      </w:rPr>
+    </w:lvl>
+    <w:lvl w:ilvl="3">
+      <w:start w:val="1"/>
+      <w:numFmt w:val="bullet"/>
+      <w:lvlText w:val=""/>
+      <w:lvlJc w:val="left"/>
+      <w:pPr>
+        <w:tabs>
+          <w:tab w:val="num" w:pos="2880"/>
+        </w:tabs>
+        <w:ind w:left="2880" w:hanging="360"/>
+      </w:pPr>
+      <w:rPr>
+        <w:rFonts w:ascii="Wingdings" w:hAnsi="Wingdings" w:hint="default"/>
+        <w:sz w:val="20"/>
+      </w:rPr>
+    </w:lvl>
+    <w:lvl w:ilvl="4">
+      <w:start w:val="1"/>
+      <w:numFmt w:val="bullet"/>
+      <w:lvlText w:val=""/>
+      <w:lvlJc w:val="left"/>
+      <w:pPr>
+        <w:tabs>
+          <w:tab w:val="num" w:pos="3600"/>
+        </w:tabs>
+        <w:ind w:left="3600" w:hanging="360"/>
+      </w:pPr>
+      <w:rPr>
+        <w:rFonts w:ascii="Wingdings" w:hAnsi="Wingdings" w:hint="default"/>
+        <w:sz w:val="20"/>
+      </w:rPr>
+    </w:lvl>
+    <w:lvl w:ilvl="5" w:tentative="1">
+      <w:start w:val="1"/>
+      <w:numFmt w:val="bullet"/>
+      <w:lvlText w:val=""/>
+      <w:lvlJc w:val="left"/>
+      <w:pPr>
+        <w:tabs>
+          <w:tab w:val="num" w:pos="4320"/>
+        </w:tabs>
+        <w:ind w:left="4320" w:hanging="360"/>
+      </w:pPr>
+      <w:rPr>
+        <w:rFonts w:ascii="Wingdings" w:hAnsi="Wingdings" w:hint="default"/>
+        <w:sz w:val="20"/>
+      </w:rPr>
+    </w:lvl>
+    <w:lvl w:ilvl="6" w:tentative="1">
+      <w:start w:val="1"/>
+      <w:numFmt w:val="bullet"/>
+      <w:lvlText w:val=""/>
+      <w:lvlJc w:val="left"/>
+      <w:pPr>
+        <w:tabs>
+          <w:tab w:val="num" w:pos="5040"/>
+        </w:tabs>
+        <w:ind w:left="5040" w:hanging="360"/>
+      </w:pPr>
+      <w:rPr>
+        <w:rFonts w:ascii="Wingdings" w:hAnsi="Wingdings" w:hint="default"/>
+        <w:sz w:val="20"/>
+      </w:rPr>
+    </w:lvl>
+    <w:lvl w:ilvl="7" w:tentative="1">
+      <w:start w:val="1"/>
+      <w:numFmt w:val="bullet"/>
+      <w:lvlText w:val=""/>
+      <w:lvlJc w:val="left"/>
+      <w:pPr>
+        <w:tabs>
+          <w:tab w:val="num" w:pos="5760"/>
+        </w:tabs>
+        <w:ind w:left="5760" w:hanging="360"/>
+      </w:pPr>
+      <w:rPr>
+        <w:rFonts w:ascii="Wingdings" w:hAnsi="Wingdings" w:hint="default"/>
+        <w:sz w:val="20"/>
+      </w:rPr>
+    </w:lvl>
+    <w:lvl w:ilvl="8" w:tentative="1">
+      <w:start w:val="1"/>
+      <w:numFmt w:val="bullet"/>
+      <w:lvlText w:val=""/>
+      <w:lvlJc w:val="left"/>
+      <w:pPr>
+        <w:tabs>
+          <w:tab w:val="num" w:pos="6480"/>
+        </w:tabs>
+        <w:ind w:left="6480" w:hanging="360"/>
+      </w:pPr>
+      <w:rPr>
+        <w:rFonts w:ascii="Wingdings" w:hAnsi="Wingdings" w:hint="default"/>
+        <w:sz w:val="20"/>
+      </w:rPr>
+    </w:lvl>
+  </w:abstractNum>
+  <w:abstractNum w:abstractNumId="10" w15:restartNumberingAfterBreak="0">
+    <w:nsid w:val="7089079D"/>
+    <w:multiLevelType w:val="multilevel"/>
+    <w:tmpl w:val="91A84C9A"/>
+    <w:lvl w:ilvl="0">
+      <w:start w:val="1"/>
+      <w:numFmt w:val="decimal"/>
+      <w:lvlText w:val="%1."/>
+      <w:lvlJc w:val="left"/>
+      <w:pPr>
+        <w:tabs>
+          <w:tab w:val="num" w:pos="720"/>
+        </w:tabs>
+        <w:ind w:left="720" w:hanging="360"/>
+      </w:pPr>
+    </w:lvl>
+    <w:lvl w:ilvl="1">
+      <w:start w:val="1"/>
+      <w:numFmt w:val="decimal"/>
+      <w:lvlText w:val="%2."/>
+      <w:lvlJc w:val="left"/>
+      <w:pPr>
+        <w:tabs>
+          <w:tab w:val="num" w:pos="1440"/>
+        </w:tabs>
+        <w:ind w:left="1440" w:hanging="360"/>
+      </w:pPr>
+    </w:lvl>
+    <w:lvl w:ilvl="2">
+      <w:start w:val="1"/>
+      <w:numFmt w:val="decimal"/>
+      <w:lvlText w:val="%3."/>
+      <w:lvlJc w:val="left"/>
+      <w:pPr>
+        <w:tabs>
+          <w:tab w:val="num" w:pos="2160"/>
+        </w:tabs>
+        <w:ind w:left="2160" w:hanging="360"/>
+      </w:pPr>
+    </w:lvl>
+    <w:lvl w:ilvl="3" w:tentative="1">
+      <w:start w:val="1"/>
+      <w:numFmt w:val="decimal"/>
+      <w:lvlText w:val="%4."/>
+      <w:lvlJc w:val="left"/>
+      <w:pPr>
+        <w:tabs>
+          <w:tab w:val="num" w:pos="2880"/>
+        </w:tabs>
+        <w:ind w:left="2880" w:hanging="360"/>
+      </w:pPr>
+    </w:lvl>
+    <w:lvl w:ilvl="4" w:tentative="1">
+      <w:start w:val="1"/>
+      <w:numFmt w:val="decimal"/>
+      <w:lvlText w:val="%5."/>
+      <w:lvlJc w:val="left"/>
+      <w:pPr>
+        <w:tabs>
+          <w:tab w:val="num" w:pos="3600"/>
+        </w:tabs>
+        <w:ind w:left="3600" w:hanging="360"/>
+      </w:pPr>
+    </w:lvl>
+    <w:lvl w:ilvl="5" w:tentative="1">
+      <w:start w:val="1"/>
+      <w:numFmt w:val="decimal"/>
+      <w:lvlText w:val="%6."/>
+      <w:lvlJc w:val="left"/>
+      <w:pPr>
+        <w:tabs>
+          <w:tab w:val="num" w:pos="4320"/>
+        </w:tabs>
+        <w:ind w:left="4320" w:hanging="360"/>
+      </w:pPr>
+    </w:lvl>
+    <w:lvl w:ilvl="6" w:tentative="1">
+      <w:start w:val="1"/>
+      <w:numFmt w:val="decimal"/>
+      <w:lvlText w:val="%7."/>
+      <w:lvlJc w:val="left"/>
+      <w:pPr>
+        <w:tabs>
+          <w:tab w:val="num" w:pos="5040"/>
+        </w:tabs>
+        <w:ind w:left="5040" w:hanging="360"/>
+      </w:pPr>
+    </w:lvl>
+    <w:lvl w:ilvl="7" w:tentative="1">
+      <w:start w:val="1"/>
+      <w:numFmt w:val="decimal"/>
+      <w:lvlText w:val="%8."/>
+      <w:lvlJc w:val="left"/>
+      <w:pPr>
+        <w:tabs>
+          <w:tab w:val="num" w:pos="5760"/>
+        </w:tabs>
+        <w:ind w:left="5760" w:hanging="360"/>
+      </w:pPr>
+    </w:lvl>
+    <w:lvl w:ilvl="8" w:tentative="1">
+      <w:start w:val="1"/>
+      <w:numFmt w:val="decimal"/>
+      <w:lvlText w:val="%9."/>
+      <w:lvlJc w:val="left"/>
+      <w:pPr>
+        <w:tabs>
+          <w:tab w:val="num" w:pos="6480"/>
+        </w:tabs>
+        <w:ind w:left="6480" w:hanging="360"/>
+      </w:pPr>
+    </w:lvl>
+  </w:abstractNum>
+  <w:abstractNum w:abstractNumId="11" w15:restartNumberingAfterBreak="0">
     <w:nsid w:val="77C87E54"/>
     <w:multiLevelType w:val="hybridMultilevel"/>
     <w:tmpl w:val="AEEADCD4"/>
@@ -1100,7 +3000,7 @@
       </w:rPr>
     </w:lvl>
   </w:abstractNum>
-  <w:abstractNum w:abstractNumId="3" w15:restartNumberingAfterBreak="0">
+  <w:abstractNum w:abstractNumId="12" w15:restartNumberingAfterBreak="0">
     <w:nsid w:val="7C6A468C"/>
     <w:multiLevelType w:val="hybridMultilevel"/>
     <w:tmpl w:val="61E2A4E4"/>
@@ -1213,16 +3113,43 @@
     </w:lvl>
   </w:abstractNum>
   <w:num w:numId="1" w16cid:durableId="34624845">
+    <w:abstractNumId w:val="1"/>
+  </w:num>
+  <w:num w:numId="2" w16cid:durableId="225458082">
+    <w:abstractNumId w:val="11"/>
+  </w:num>
+  <w:num w:numId="3" w16cid:durableId="1405106466">
+    <w:abstractNumId w:val="12"/>
+  </w:num>
+  <w:num w:numId="4" w16cid:durableId="867182880">
+    <w:abstractNumId w:val="2"/>
+  </w:num>
+  <w:num w:numId="5" w16cid:durableId="2063284237">
+    <w:abstractNumId w:val="3"/>
+  </w:num>
+  <w:num w:numId="6" w16cid:durableId="1012338645">
+    <w:abstractNumId w:val="8"/>
+  </w:num>
+  <w:num w:numId="7" w16cid:durableId="1747726678">
     <w:abstractNumId w:val="0"/>
   </w:num>
-  <w:num w:numId="2" w16cid:durableId="225458082">
-    <w:abstractNumId w:val="2"/>
+  <w:num w:numId="8" w16cid:durableId="415371059">
+    <w:abstractNumId w:val="10"/>
   </w:num>
-  <w:num w:numId="3" w16cid:durableId="1405106466">
-    <w:abstractNumId w:val="3"/>
+  <w:num w:numId="9" w16cid:durableId="1325737720">
+    <w:abstractNumId w:val="6"/>
   </w:num>
-  <w:num w:numId="4" w16cid:durableId="867182880">
-    <w:abstractNumId w:val="1"/>
+  <w:num w:numId="10" w16cid:durableId="779446561">
+    <w:abstractNumId w:val="5"/>
+  </w:num>
+  <w:num w:numId="11" w16cid:durableId="1025254336">
+    <w:abstractNumId w:val="9"/>
+  </w:num>
+  <w:num w:numId="12" w16cid:durableId="380053817">
+    <w:abstractNumId w:val="7"/>
+  </w:num>
+  <w:num w:numId="13" w16cid:durableId="765078854">
+    <w:abstractNumId w:val="4"/>
   </w:num>
 </w:numbering>
 </file>
@@ -1531,7 +3458,6 @@
   <w:style w:type="character" w:default="1" w:styleId="a0">
     <w:name w:val="Default Paragraph Font"/>
     <w:uiPriority w:val="1"/>
-    <w:semiHidden/>
     <w:unhideWhenUsed/>
   </w:style>
   <w:style w:type="table" w:default="1" w:styleId="a1">

--- a/작업일지/26주차.docx
+++ b/작업일지/26주차.docx
@@ -1,6 +1,6 @@
 
 <file path=word/document.xml><?xml version="1.0" encoding="utf-8"?>
-<w:document xmlns:wpc="http://schemas.microsoft.com/office/word/2010/wordprocessingCanvas" xmlns:cx="http://schemas.microsoft.com/office/drawing/2014/chartex" xmlns:cx1="http://schemas.microsoft.com/office/drawing/2015/9/8/chartex" xmlns:cx2="http://schemas.microsoft.com/office/drawing/2015/10/21/chartex" xmlns:cx3="http://schemas.microsoft.com/office/drawing/2016/5/9/chartex" xmlns:cx4="http://schemas.microsoft.com/office/drawing/2016/5/10/chartex" xmlns:cx5="http://schemas.microsoft.com/office/drawing/2016/5/11/chartex" xmlns:cx6="http://schemas.microsoft.com/office/drawing/2016/5/12/chartex" xmlns:cx7="http://schemas.microsoft.com/office/drawing/2016/5/13/chartex" xmlns:cx8="http://schemas.microsoft.com/office/drawing/2016/5/14/chartex" xmlns:mc="http://schemas.openxmlformats.org/markup-compatibility/2006" xmlns:aink="http://schemas.microsoft.com/office/drawing/2016/ink" xmlns:am3d="http://schemas.microsoft.com/office/drawing/2017/model3d" xmlns:o="urn:schemas-microsoft-com:office:office" xmlns:oel="http://schemas.microsoft.com/office/2019/extlst" xmlns:r="http://schemas.openxmlformats.org/officeDocument/2006/relationships" xmlns:m="http://schemas.openxmlformats.org/officeDocument/2006/math" xmlns:v="urn:schemas-microsoft-com:vml" xmlns:wp14="http://schemas.microsoft.com/office/word/2010/wordprocessingDrawing" xmlns:wp="http://schemas.openxmlformats.org/drawingml/2006/wordprocessingDrawing" xmlns:w10="urn:schemas-microsoft-com:office:word" xmlns:w="http://schemas.openxmlformats.org/wordprocessingml/2006/main" xmlns:w14="http://schemas.microsoft.com/office/word/2010/wordml" xmlns:w15="http://schemas.microsoft.com/office/word/2012/wordml" xmlns:w16cex="http://schemas.microsoft.com/office/word/2018/wordml/cex" xmlns:w16cid="http://schemas.microsoft.com/office/word/2016/wordml/cid" xmlns:w16="http://schemas.microsoft.com/office/word/2018/wordml" xmlns:w16du="http://schemas.microsoft.com/office/word/2023/wordml/word16du" xmlns:w16sdtdh="http://schemas.microsoft.com/office/word/2020/wordml/sdtdatahash" xmlns:w16sdtfl="http://schemas.microsoft.com/office/word/2024/wordml/sdtformatlock" xmlns:w16se="http://schemas.microsoft.com/office/word/2015/wordml/symex" xmlns:wpg="http://schemas.microsoft.com/office/word/2010/wordprocessingGroup" xmlns:wpi="http://schemas.microsoft.com/office/word/2010/wordprocessingInk" xmlns:wne="http://schemas.microsoft.com/office/word/2006/wordml" xmlns:wps="http://schemas.microsoft.com/office/word/2010/wordprocessingShape" mc:Ignorable="w14 w15 w16se w16cid w16 w16cex w16sdtdh w16sdtfl w16du wp14">
+<w:document xmlns:wpc="http://schemas.microsoft.com/office/word/2010/wordprocessingCanvas" xmlns:mc="http://schemas.openxmlformats.org/markup-compatibility/2006" xmlns:o="urn:schemas-microsoft-com:office:office" xmlns:r="http://schemas.openxmlformats.org/officeDocument/2006/relationships" xmlns:m="http://schemas.openxmlformats.org/officeDocument/2006/math" xmlns:v="urn:schemas-microsoft-com:vml" xmlns:wp14="http://schemas.microsoft.com/office/word/2010/wordprocessingDrawing" xmlns:wp="http://schemas.openxmlformats.org/drawingml/2006/wordprocessingDrawing" xmlns:w10="urn:schemas-microsoft-com:office:word" xmlns:w="http://schemas.openxmlformats.org/wordprocessingml/2006/main" xmlns:w14="http://schemas.microsoft.com/office/word/2010/wordml" xmlns:w15="http://schemas.microsoft.com/office/word/2012/wordml" xmlns:wpg="http://schemas.microsoft.com/office/word/2010/wordprocessingGroup" xmlns:wpi="http://schemas.microsoft.com/office/word/2010/wordprocessingInk" xmlns:wne="http://schemas.microsoft.com/office/word/2006/wordml" xmlns:wps="http://schemas.microsoft.com/office/word/2010/wordprocessingShape">
   <w:body>
     <w:tbl>
       <w:tblPr>
@@ -19,7 +19,7 @@
       </w:tblGrid>
       <w:tr>
         <w:trPr>
-          <w:trHeight w:val="888"/>
+          <w:trHeight w:val="888" w:hRule="atLeast"/>
         </w:trPr>
         <w:tc>
           <w:tcPr>
@@ -75,7 +75,6 @@
               </w:rPr>
               <w:t xml:space="preserve">2021180009 </w:t>
             </w:r>
-            <w:proofErr w:type="spellStart"/>
             <w:r>
               <w:rPr>
                 <w:rFonts w:hint="eastAsia"/>
@@ -83,7 +82,6 @@
               </w:rPr>
               <w:t>박경준</w:t>
             </w:r>
-            <w:proofErr w:type="spellEnd"/>
             <w:r>
               <w:rPr>
                 <w:szCs w:val="20"/>
@@ -102,6 +100,11 @@
                 <w:szCs w:val="20"/>
               </w:rPr>
               <w:br/>
+            </w:r>
+            <w:r>
+              <w:rPr>
+                <w:szCs w:val="20"/>
+              </w:rPr>
               <w:t>2021180035 임찬진</w:t>
             </w:r>
           </w:p>
@@ -119,7 +122,6 @@
                 <w:sz w:val="22"/>
               </w:rPr>
             </w:pPr>
-            <w:proofErr w:type="spellStart"/>
             <w:r>
               <w:rPr>
                 <w:rFonts w:hint="eastAsia"/>
@@ -128,7 +130,6 @@
               </w:rPr>
               <w:t>팀명</w:t>
             </w:r>
-            <w:proofErr w:type="spellEnd"/>
           </w:p>
         </w:tc>
         <w:tc>
@@ -172,7 +173,7 @@
       </w:tr>
       <w:tr>
         <w:trPr>
-          <w:trHeight w:val="648"/>
+          <w:trHeight w:val="648" w:hRule="atLeast"/>
         </w:trPr>
         <w:tc>
           <w:tcPr>
@@ -344,7 +345,7 @@
       </w:tr>
       <w:tr>
         <w:trPr>
-          <w:trHeight w:val="1266"/>
+          <w:trHeight w:val="1266" w:hRule="atLeast"/>
         </w:trPr>
         <w:tc>
           <w:tcPr>
@@ -382,7 +383,7 @@
                 <w:b/>
                 <w:bCs/>
                 <w:color w:val="EE0000"/>
-                <w:u w:val="single"/>
+                <w:u w:val="single" w:color="auto"/>
               </w:rPr>
             </w:pPr>
             <w:r>
@@ -391,7 +392,7 @@
                 <w:b/>
                 <w:bCs/>
                 <w:color w:val="EE0000"/>
-                <w:u w:val="single"/>
+                <w:u w:val="single" w:color="auto"/>
               </w:rPr>
               <w:t>잘못 계산되던 normal 벡터 수정</w:t>
             </w:r>
@@ -399,11 +400,13 @@
           <w:p>
             <w:pPr>
               <w:rPr>
-                <w:rFonts w:ascii="맑은 고딕" w:eastAsia="맑은 고딕" w:hAnsi="맑은 고딕" w:hint="eastAsia"/>
+                <w:lang/>
+                <w:rFonts w:ascii="맑은 고딕" w:eastAsia="맑은 고딕" w:hAnsi="맑은 고딕"/>
                 <w:b/>
                 <w:bCs/>
                 <w:color w:val="EE0000"/>
-                <w:u w:val="single"/>
+                <w:u w:val="single" w:color="auto"/>
+                <w:rtl w:val="off"/>
               </w:rPr>
             </w:pPr>
             <w:r>
@@ -412,31 +415,122 @@
                 <w:b/>
                 <w:bCs/>
                 <w:color w:val="EE0000"/>
-                <w:u w:val="single"/>
+                <w:u w:val="single" w:color="auto"/>
               </w:rPr>
               <w:t xml:space="preserve">IBL 방식 </w:t>
             </w:r>
-            <w:proofErr w:type="spellStart"/>
             <w:r>
               <w:rPr>
                 <w:rFonts w:ascii="맑은 고딕" w:eastAsia="맑은 고딕" w:hAnsi="맑은 고딕" w:hint="eastAsia"/>
                 <w:b/>
                 <w:bCs/>
                 <w:color w:val="EE0000"/>
-                <w:u w:val="single"/>
+                <w:u w:val="single" w:color="auto"/>
               </w:rPr>
               <w:t>언리얼</w:t>
             </w:r>
-            <w:proofErr w:type="spellEnd"/>
             <w:r>
               <w:rPr>
                 <w:rFonts w:ascii="맑은 고딕" w:eastAsia="맑은 고딕" w:hAnsi="맑은 고딕" w:hint="eastAsia"/>
                 <w:b/>
                 <w:bCs/>
                 <w:color w:val="EE0000"/>
-                <w:u w:val="single"/>
+                <w:u w:val="single" w:color="auto"/>
               </w:rPr>
               <w:t xml:space="preserve"> 방식으로 수정</w:t>
+            </w:r>
+          </w:p>
+          <w:p>
+            <w:pPr>
+              <w:rPr>
+                <w:lang w:eastAsia="ko-KR"/>
+                <w:rFonts w:hint="eastAsia"/>
+                <w:b/>
+                <w:bCs/>
+                <w:rtl w:val="off"/>
+              </w:rPr>
+            </w:pPr>
+            <w:r>
+              <w:rPr>
+                <w:b/>
+                <w:bCs/>
+              </w:rPr>
+              <w:t>애니메이션 본 행렬 상수 버퍼를 공유하여 생기는 문제를 해결</w:t>
+            </w:r>
+          </w:p>
+          <w:p>
+            <w:pPr>
+              <w:rPr>
+                <w:lang w:eastAsia="ko-KR"/>
+                <w:rFonts w:hint="eastAsia"/>
+                <w:b/>
+                <w:bCs/>
+                <w:sz w:val="22"/>
+                <w:szCs w:val="22"/>
+                <w:rtl w:val="off"/>
+              </w:rPr>
+            </w:pPr>
+            <w:r>
+              <w:rPr>
+                <w:b/>
+                <w:bCs/>
+                <w:sz w:val="22"/>
+                <w:szCs w:val="22"/>
+              </w:rPr>
+              <w:t>애니메이션 변환 시 상수 버퍼와의 호환에 관한 안정성 추가</w:t>
+            </w:r>
+          </w:p>
+          <w:p>
+            <w:pPr>
+              <w:rPr>
+                <w:lang w:eastAsia="ko-KR"/>
+                <w:rFonts w:hint="eastAsia"/>
+                <w:b/>
+                <w:bCs/>
+                <w:sz w:val="22"/>
+                <w:szCs w:val="22"/>
+                <w:rtl w:val="off"/>
+              </w:rPr>
+            </w:pPr>
+            <w:r>
+              <w:rPr>
+                <w:b/>
+                <w:bCs/>
+                <w:sz w:val="22"/>
+                <w:szCs w:val="22"/>
+              </w:rPr>
+              <w:t>NPC 플레이어가 때린 npc의 체력바만 보이게 하도록 설정</w:t>
+            </w:r>
+          </w:p>
+          <w:p>
+            <w:pPr>
+              <w:rPr>
+                <w:rFonts w:ascii="맑은 고딕" w:eastAsia="맑은 고딕" w:hAnsi="맑은 고딕" w:hint="eastAsia"/>
+                <w:b/>
+                <w:bCs/>
+                <w:color w:val="EE0000"/>
+                <w:u w:val="single" w:color="auto"/>
+              </w:rPr>
+            </w:pPr>
+            <w:r>
+              <w:rPr>
+                <w:b/>
+                <w:bCs/>
+                <w:sz w:val="22"/>
+                <w:szCs w:val="22"/>
+              </w:rPr>
+              <w:t xml:space="preserve">객체에 원하는 메시를 붙이는 소켓 기능 </w:t>
+            </w:r>
+            <w:r>
+              <w:rPr>
+                <w:lang w:eastAsia="ko-KR"/>
+                <w:b/>
+                <w:bCs/>
+                <w:sz w:val="22"/>
+                <w:szCs w:val="22"/>
+                <w:rtl w:val="off"/>
+              </w:rPr>
+              <w:t>구현 시작</w:t>
             </w:r>
           </w:p>
         </w:tc>
@@ -482,7 +576,6 @@
         </w:rPr>
         <w:t xml:space="preserve">잘못된 </w:t>
       </w:r>
-      <w:proofErr w:type="spellStart"/>
       <w:r>
         <w:rPr>
           <w:b/>
@@ -490,7 +583,6 @@
         </w:rPr>
         <w:t>노말</w:t>
       </w:r>
-      <w:proofErr w:type="spellEnd"/>
       <w:r>
         <w:rPr>
           <w:b/>
@@ -498,7 +590,6 @@
         </w:rPr>
         <w:t xml:space="preserve"> 계산 (수정 후 vs </w:t>
       </w:r>
-      <w:proofErr w:type="gramStart"/>
       <w:r>
         <w:rPr>
           <w:b/>
@@ -506,7 +597,6 @@
         </w:rPr>
         <w:t>수정  -</w:t>
       </w:r>
-      <w:proofErr w:type="gramEnd"/>
       <w:r>
         <w:rPr>
           <w:b/>
@@ -529,10 +619,10 @@
           <w:sz w:val="22"/>
         </w:rPr>
         <w:drawing>
-          <wp:inline distT="0" distB="0" distL="0" distR="0" wp14:anchorId="343B9027" wp14:editId="147296BB">
-            <wp:extent cx="6316670" cy="2333625"/>
-            <wp:effectExtent l="0" t="0" r="8255" b="0"/>
-            <wp:docPr id="1974386530" name="그림 1" descr="하늘, 스크린샷, 야외, 픽셀이(가) 표시된 사진&#10;&#10;AI 생성 콘텐츠는 정확하지 않을 수 있습니다."/>
+          <wp:inline distT="0" distB="0" distL="0" distR="0">
+            <wp:extent cx="6333975" cy="2340018"/>
+            <wp:effectExtent l="0" t="0" r="0" b="0"/>
+            <wp:docPr id="1025" name="shape1025" hidden="0"/>
             <wp:cNvGraphicFramePr>
               <a:graphicFrameLocks xmlns:a="http://schemas.openxmlformats.org/drawingml/2006/main" noChangeAspect="1"/>
             </wp:cNvGraphicFramePr>
@@ -540,11 +630,20 @@
               <a:graphicData uri="http://schemas.openxmlformats.org/drawingml/2006/picture">
                 <pic:pic xmlns:pic="http://schemas.openxmlformats.org/drawingml/2006/picture">
                   <pic:nvPicPr>
-                    <pic:cNvPr id="1974386530" name="그림 1" descr="하늘, 스크린샷, 야외, 픽셀이(가) 표시된 사진&#10;&#10;AI 생성 콘텐츠는 정확하지 않을 수 있습니다."/>
-                    <pic:cNvPicPr/>
+                    <pic:cNvPr id="0" name="이미지"/>
+                    <pic:cNvPicPr preferRelativeResize="1">
+                      <a:picLocks noChangeAspect="1"/>
+                    </pic:cNvPicPr>
                   </pic:nvPicPr>
                   <pic:blipFill>
-                    <a:blip r:embed="rId5"/>
+                    <a:blip r:embed="rId1">
+                      <a:extLst>
+                        <a:ext uri="{28A0092B-C50C-407E-A947-70E740481C1C}">
+                          <a14:useLocalDpi xmlns:a14="http://schemas.microsoft.com/office/drawing/2010/main" val="0"/>
+                        </a:ext>
+                      </a:extLst>
+                    </a:blip>
+                    <a:srcRect/>
                     <a:stretch>
                       <a:fillRect/>
                     </a:stretch>
@@ -554,9 +653,7 @@
                       <a:off x="0" y="0"/>
                       <a:ext cx="6333975" cy="2340018"/>
                     </a:xfrm>
-                    <a:prstGeom prst="rect">
-                      <a:avLst/>
-                    </a:prstGeom>
+                    <a:prstGeom prst="rect"/>
                   </pic:spPr>
                 </pic:pic>
               </a:graphicData>
@@ -593,530 +690,1715 @@
     </w:p>
     <w:p>
       <w:pPr>
+        <w:jc w:val="left"/>
         <w:numPr>
           <w:ilvl w:val="0"/>
-          <w:numId w:val="6"/>
+          <w:numId w:val="1"/>
         </w:numPr>
+        <w:rPr>
+          <w:b/>
+          <w:sz w:val="22"/>
+        </w:rPr>
+      </w:pPr>
+      <w:r>
+        <w:rPr>
+          <w:b/>
+          <w:sz w:val="22"/>
+        </w:rPr>
+        <w:t>D_GGX (최적화된 Normal Distribution)</w:t>
+      </w:r>
+    </w:p>
+    <w:p>
+      <w:pPr>
         <w:jc w:val="left"/>
-        <w:rPr>
-          <w:b/>
-          <w:sz w:val="22"/>
-        </w:rPr>
-      </w:pPr>
-      <w:r>
-        <w:rPr>
-          <w:b/>
-          <w:sz w:val="22"/>
-        </w:rPr>
-        <w:t>D_GGX (최적화된 Normal Distribution)</w:t>
-      </w:r>
-    </w:p>
-    <w:p>
-      <w:pPr>
         <w:numPr>
           <w:ilvl w:val="1"/>
-          <w:numId w:val="7"/>
+          <w:numId w:val="2"/>
         </w:numPr>
+        <w:rPr>
+          <w:b/>
+          <w:sz w:val="22"/>
+        </w:rPr>
+      </w:pPr>
+      <w:r>
+        <w:rPr>
+          <w:b/>
+          <w:sz w:val="22"/>
+        </w:rPr>
+        <w:t>기존: 일반적인 GGX 공식</w:t>
+      </w:r>
+    </w:p>
+    <w:p>
+      <w:pPr>
         <w:jc w:val="left"/>
-        <w:rPr>
-          <w:b/>
-          <w:sz w:val="22"/>
-        </w:rPr>
-      </w:pPr>
-      <w:r>
-        <w:rPr>
-          <w:b/>
-          <w:sz w:val="22"/>
-        </w:rPr>
-        <w:t>기존: 일반적인 GGX 공식</w:t>
-      </w:r>
-    </w:p>
-    <w:p>
-      <w:pPr>
         <w:numPr>
           <w:ilvl w:val="1"/>
-          <w:numId w:val="7"/>
+          <w:numId w:val="2"/>
         </w:numPr>
+        <w:rPr>
+          <w:b/>
+          <w:sz w:val="22"/>
+        </w:rPr>
+      </w:pPr>
+      <w:r>
+        <w:rPr>
+          <w:b/>
+          <w:sz w:val="22"/>
+        </w:rPr>
+        <w:t xml:space="preserve">변경: </w:t>
+      </w:r>
+      <w:r>
+        <w:rPr>
+          <w:b/>
+          <w:sz w:val="22"/>
+        </w:rPr>
+        <w:t>언리얼의</w:t>
+      </w:r>
+      <w:r>
+        <w:rPr>
+          <w:b/>
+          <w:sz w:val="22"/>
+        </w:rPr>
+        <w:t xml:space="preserve"> 최적화된 버전 (MAD 명령어 활용)</w:t>
+      </w:r>
+    </w:p>
+    <w:p>
+      <w:pPr>
         <w:jc w:val="left"/>
-        <w:rPr>
-          <w:b/>
-          <w:sz w:val="22"/>
-        </w:rPr>
-      </w:pPr>
-      <w:r>
-        <w:rPr>
-          <w:b/>
-          <w:sz w:val="22"/>
-        </w:rPr>
-        <w:t xml:space="preserve">변경: </w:t>
-      </w:r>
-      <w:proofErr w:type="spellStart"/>
-      <w:r>
-        <w:rPr>
-          <w:b/>
-          <w:sz w:val="22"/>
-        </w:rPr>
-        <w:t>언리얼의</w:t>
-      </w:r>
-      <w:proofErr w:type="spellEnd"/>
-      <w:r>
-        <w:rPr>
-          <w:b/>
-          <w:sz w:val="22"/>
-        </w:rPr>
-        <w:t xml:space="preserve"> 최적화된 버전 (MAD 명령어 활용)</w:t>
-      </w:r>
-    </w:p>
-    <w:p>
-      <w:pPr>
         <w:numPr>
           <w:ilvl w:val="1"/>
-          <w:numId w:val="7"/>
+          <w:numId w:val="2"/>
         </w:numPr>
+        <w:rPr>
+          <w:b/>
+          <w:sz w:val="22"/>
+        </w:rPr>
+      </w:pPr>
+      <w:r>
+        <w:rPr>
+          <w:b/>
+          <w:sz w:val="22"/>
+        </w:rPr>
+        <w:t>성능: 약간 더 빠름</w:t>
+      </w:r>
+    </w:p>
+    <w:p>
+      <w:pPr>
+        <w:pStyle w:val="a3"/>
+        <w:ind w:leftChars="0"/>
         <w:jc w:val="left"/>
-        <w:rPr>
-          <w:b/>
-          <w:sz w:val="22"/>
-        </w:rPr>
-      </w:pPr>
-      <w:r>
-        <w:rPr>
-          <w:b/>
-          <w:sz w:val="22"/>
-        </w:rPr>
-        <w:t>성능: 약간 더 빠름</w:t>
-      </w:r>
-    </w:p>
-    <w:p>
-      <w:pPr>
-        <w:pStyle w:val="a3"/>
         <w:numPr>
           <w:ilvl w:val="0"/>
-          <w:numId w:val="6"/>
+          <w:numId w:val="1"/>
         </w:numPr>
+        <w:rPr>
+          <w:b/>
+          <w:sz w:val="22"/>
+        </w:rPr>
+      </w:pPr>
+      <w:r>
+        <w:rPr>
+          <w:b/>
+          <w:sz w:val="22"/>
+        </w:rPr>
+        <w:t>Vis_SmithJointApprox</w:t>
+      </w:r>
+      <w:r>
+        <w:rPr>
+          <w:b/>
+          <w:sz w:val="22"/>
+        </w:rPr>
+        <w:t xml:space="preserve"> (Geometry + Visibility 통합)</w:t>
+      </w:r>
+    </w:p>
+    <w:p>
+      <w:pPr>
+        <w:jc w:val="left"/>
+        <w:numPr>
+          <w:ilvl w:val="1"/>
+          <w:numId w:val="3"/>
+        </w:numPr>
+        <w:rPr>
+          <w:b/>
+          <w:sz w:val="22"/>
+        </w:rPr>
+      </w:pPr>
+      <w:r>
+        <w:rPr>
+          <w:b/>
+          <w:sz w:val="22"/>
+        </w:rPr>
+        <w:t xml:space="preserve">기존: </w:t>
+      </w:r>
+      <w:r>
+        <w:rPr>
+          <w:b/>
+          <w:sz w:val="22"/>
+        </w:rPr>
+        <w:t>G /</w:t>
+      </w:r>
+      <w:r>
+        <w:rPr>
+          <w:b/>
+          <w:sz w:val="22"/>
+        </w:rPr>
+        <w:t xml:space="preserve"> (4 </w:t>
+      </w:r>
+      <w:r>
+        <w:rPr>
+          <w:b/>
+          <w:sz w:val="22"/>
+        </w:rPr>
+        <w:t>NdotV</w:t>
+      </w:r>
+      <w:r>
+        <w:rPr>
+          <w:b/>
+          <w:sz w:val="22"/>
+        </w:rPr>
+        <w:t xml:space="preserve"> * </w:t>
+      </w:r>
+      <w:r>
+        <w:rPr>
+          <w:b/>
+          <w:sz w:val="22"/>
+        </w:rPr>
+        <w:t>NdotL</w:t>
+      </w:r>
+      <w:r>
+        <w:rPr>
+          <w:b/>
+          <w:sz w:val="22"/>
+        </w:rPr>
+        <w:t>) 분리 계산</w:t>
+      </w:r>
+    </w:p>
+    <w:p>
+      <w:pPr>
+        <w:jc w:val="left"/>
+        <w:numPr>
+          <w:ilvl w:val="1"/>
+          <w:numId w:val="3"/>
+        </w:numPr>
+        <w:rPr>
+          <w:b/>
+          <w:sz w:val="22"/>
+        </w:rPr>
+      </w:pPr>
+      <w:r>
+        <w:rPr>
+          <w:b/>
+          <w:sz w:val="22"/>
+        </w:rPr>
+        <w:t xml:space="preserve">변경: Visibility term으로 </w:t>
+      </w:r>
+      <w:r>
+        <w:rPr>
+          <w:b/>
+          <w:sz w:val="22"/>
+        </w:rPr>
+        <w:t>합쳐짐</w:t>
+      </w:r>
+      <w:r>
+        <w:rPr>
+          <w:b/>
+          <w:sz w:val="22"/>
+        </w:rPr>
+        <w:t xml:space="preserve"> (분모 포함)</w:t>
+      </w:r>
+    </w:p>
+    <w:p>
+      <w:pPr>
+        <w:jc w:val="left"/>
+        <w:numPr>
+          <w:ilvl w:val="1"/>
+          <w:numId w:val="3"/>
+        </w:numPr>
+        <w:rPr>
+          <w:b/>
+          <w:sz w:val="22"/>
+        </w:rPr>
+      </w:pPr>
+      <w:r>
+        <w:rPr>
+          <w:b/>
+          <w:sz w:val="22"/>
+        </w:rPr>
+        <w:t>장점: 계산이 더 효율적이고 정확함</w:t>
+      </w:r>
+    </w:p>
+    <w:p>
+      <w:pPr>
+        <w:pStyle w:val="a3"/>
         <w:ind w:leftChars="0"/>
         <w:jc w:val="left"/>
-        <w:rPr>
-          <w:b/>
-          <w:sz w:val="22"/>
-        </w:rPr>
-      </w:pPr>
-      <w:proofErr w:type="spellStart"/>
-      <w:r>
-        <w:rPr>
-          <w:b/>
-          <w:sz w:val="22"/>
-        </w:rPr>
-        <w:t>Vis_SmithJointApprox</w:t>
-      </w:r>
-      <w:proofErr w:type="spellEnd"/>
-      <w:r>
-        <w:rPr>
-          <w:b/>
-          <w:sz w:val="22"/>
-        </w:rPr>
-        <w:t xml:space="preserve"> (Geometry + Visibility 통합)</w:t>
-      </w:r>
-    </w:p>
-    <w:p>
-      <w:pPr>
+        <w:numPr>
+          <w:ilvl w:val="0"/>
+          <w:numId w:val="1"/>
+        </w:numPr>
+        <w:rPr>
+          <w:b/>
+          <w:sz w:val="22"/>
+        </w:rPr>
+      </w:pPr>
+      <w:r>
+        <w:rPr>
+          <w:b/>
+          <w:sz w:val="22"/>
+        </w:rPr>
+        <w:t>F_Schlick</w:t>
+      </w:r>
+      <w:r>
+        <w:rPr>
+          <w:b/>
+          <w:sz w:val="22"/>
+        </w:rPr>
+        <w:t xml:space="preserve"> (</w:t>
+      </w:r>
+      <w:r>
+        <w:rPr>
+          <w:b/>
+          <w:sz w:val="22"/>
+        </w:rPr>
+        <w:t>SpecularColor</w:t>
+      </w:r>
+      <w:r>
+        <w:rPr>
+          <w:b/>
+          <w:sz w:val="22"/>
+        </w:rPr>
+        <w:t xml:space="preserve"> 기반)</w:t>
+      </w:r>
+    </w:p>
+    <w:p>
+      <w:pPr>
+        <w:jc w:val="left"/>
         <w:numPr>
           <w:ilvl w:val="1"/>
-          <w:numId w:val="9"/>
+          <w:numId w:val="4"/>
         </w:numPr>
+        <w:rPr>
+          <w:b/>
+          <w:sz w:val="22"/>
+        </w:rPr>
+      </w:pPr>
+      <w:r>
+        <w:rPr>
+          <w:b/>
+          <w:sz w:val="22"/>
+        </w:rPr>
+        <w:t>기존: F0 직접 사용</w:t>
+      </w:r>
+    </w:p>
+    <w:p>
+      <w:pPr>
         <w:jc w:val="left"/>
-        <w:rPr>
-          <w:b/>
-          <w:sz w:val="22"/>
-        </w:rPr>
-      </w:pPr>
-      <w:r>
-        <w:rPr>
-          <w:b/>
-          <w:sz w:val="22"/>
-        </w:rPr>
-        <w:t xml:space="preserve">기존: </w:t>
-      </w:r>
-      <w:proofErr w:type="gramStart"/>
-      <w:r>
-        <w:rPr>
-          <w:b/>
-          <w:sz w:val="22"/>
-        </w:rPr>
-        <w:t>G /</w:t>
-      </w:r>
-      <w:proofErr w:type="gramEnd"/>
-      <w:r>
-        <w:rPr>
-          <w:b/>
-          <w:sz w:val="22"/>
-        </w:rPr>
-        <w:t xml:space="preserve"> (4 </w:t>
-      </w:r>
-      <w:proofErr w:type="spellStart"/>
-      <w:r>
-        <w:rPr>
-          <w:b/>
-          <w:sz w:val="22"/>
-        </w:rPr>
-        <w:t>NdotV</w:t>
-      </w:r>
-      <w:proofErr w:type="spellEnd"/>
-      <w:r>
-        <w:rPr>
-          <w:b/>
-          <w:sz w:val="22"/>
-        </w:rPr>
-        <w:t xml:space="preserve"> * </w:t>
-      </w:r>
-      <w:proofErr w:type="spellStart"/>
-      <w:r>
-        <w:rPr>
-          <w:b/>
-          <w:sz w:val="22"/>
-        </w:rPr>
-        <w:t>NdotL</w:t>
-      </w:r>
-      <w:proofErr w:type="spellEnd"/>
-      <w:r>
-        <w:rPr>
-          <w:b/>
-          <w:sz w:val="22"/>
-        </w:rPr>
-        <w:t>) 분리 계산</w:t>
-      </w:r>
-    </w:p>
-    <w:p>
-      <w:pPr>
         <w:numPr>
           <w:ilvl w:val="1"/>
-          <w:numId w:val="9"/>
+          <w:numId w:val="4"/>
         </w:numPr>
+        <w:rPr>
+          <w:b/>
+          <w:sz w:val="22"/>
+        </w:rPr>
+      </w:pPr>
+      <w:r>
+        <w:rPr>
+          <w:b/>
+          <w:sz w:val="22"/>
+        </w:rPr>
+        <w:t xml:space="preserve">변경: </w:t>
+      </w:r>
+      <w:r>
+        <w:rPr>
+          <w:b/>
+          <w:sz w:val="22"/>
+        </w:rPr>
+        <w:t>SpecularColor</w:t>
+      </w:r>
+      <w:r>
+        <w:rPr>
+          <w:b/>
+          <w:sz w:val="22"/>
+        </w:rPr>
+        <w:t xml:space="preserve"> 개념 도입 (Specular 파라미터로 조절 가능)</w:t>
+      </w:r>
+    </w:p>
+    <w:p>
+      <w:pPr>
         <w:jc w:val="left"/>
-        <w:rPr>
-          <w:b/>
-          <w:sz w:val="22"/>
-        </w:rPr>
-      </w:pPr>
-      <w:r>
-        <w:rPr>
-          <w:b/>
-          <w:sz w:val="22"/>
-        </w:rPr>
-        <w:t xml:space="preserve">변경: Visibility term으로 </w:t>
-      </w:r>
-      <w:proofErr w:type="spellStart"/>
-      <w:r>
-        <w:rPr>
-          <w:b/>
-          <w:sz w:val="22"/>
-        </w:rPr>
-        <w:t>합쳐짐</w:t>
-      </w:r>
-      <w:proofErr w:type="spellEnd"/>
-      <w:r>
-        <w:rPr>
-          <w:b/>
-          <w:sz w:val="22"/>
-        </w:rPr>
-        <w:t xml:space="preserve"> (분모 포함)</w:t>
-      </w:r>
-    </w:p>
-    <w:p>
-      <w:pPr>
         <w:numPr>
           <w:ilvl w:val="1"/>
-          <w:numId w:val="9"/>
+          <w:numId w:val="4"/>
         </w:numPr>
+        <w:rPr>
+          <w:b/>
+          <w:sz w:val="22"/>
+        </w:rPr>
+      </w:pPr>
+      <w:r>
+        <w:rPr>
+          <w:b/>
+          <w:sz w:val="22"/>
+        </w:rPr>
+        <w:t xml:space="preserve">추가: 2% 이하는 </w:t>
+      </w:r>
+      <w:r>
+        <w:rPr>
+          <w:b/>
+          <w:sz w:val="22"/>
+        </w:rPr>
+        <w:t>섀도우로</w:t>
+      </w:r>
+      <w:r>
+        <w:rPr>
+          <w:b/>
+          <w:sz w:val="22"/>
+        </w:rPr>
+        <w:t xml:space="preserve"> 간주하는 물리 기반 처리</w:t>
+      </w:r>
+    </w:p>
+    <w:p>
+      <w:pPr>
+        <w:pStyle w:val="a3"/>
+        <w:ind w:leftChars="0"/>
         <w:jc w:val="left"/>
-        <w:rPr>
-          <w:b/>
-          <w:sz w:val="22"/>
-        </w:rPr>
-      </w:pPr>
-      <w:r>
-        <w:rPr>
-          <w:b/>
-          <w:sz w:val="22"/>
-        </w:rPr>
-        <w:t>장점: 계산이 더 효율적이고 정확함</w:t>
-      </w:r>
-    </w:p>
-    <w:p>
-      <w:pPr>
-        <w:pStyle w:val="a3"/>
         <w:numPr>
           <w:ilvl w:val="0"/>
-          <w:numId w:val="6"/>
+          <w:numId w:val="1"/>
         </w:numPr>
-        <w:ind w:leftChars="0"/>
+        <w:rPr>
+          <w:b/>
+          <w:sz w:val="22"/>
+        </w:rPr>
+      </w:pPr>
+      <w:r>
+        <w:rPr>
+          <w:b/>
+          <w:sz w:val="22"/>
+        </w:rPr>
+        <w:t>F0 계산 방식</w:t>
+      </w:r>
+    </w:p>
+    <w:p>
+      <w:pPr>
         <w:jc w:val="left"/>
-        <w:rPr>
-          <w:b/>
-          <w:sz w:val="22"/>
-        </w:rPr>
-      </w:pPr>
-      <w:proofErr w:type="spellStart"/>
-      <w:r>
-        <w:rPr>
-          <w:b/>
-          <w:sz w:val="22"/>
-        </w:rPr>
-        <w:t>F_Schlick</w:t>
-      </w:r>
-      <w:proofErr w:type="spellEnd"/>
-      <w:r>
-        <w:rPr>
-          <w:b/>
-          <w:sz w:val="22"/>
-        </w:rPr>
-        <w:t xml:space="preserve"> (</w:t>
-      </w:r>
-      <w:proofErr w:type="spellStart"/>
-      <w:r>
-        <w:rPr>
-          <w:b/>
-          <w:sz w:val="22"/>
-        </w:rPr>
-        <w:t>SpecularColor</w:t>
-      </w:r>
-      <w:proofErr w:type="spellEnd"/>
-      <w:r>
-        <w:rPr>
-          <w:b/>
-          <w:sz w:val="22"/>
-        </w:rPr>
-        <w:t xml:space="preserve"> 기반)</w:t>
-      </w:r>
-    </w:p>
-    <w:p>
-      <w:pPr>
         <w:numPr>
           <w:ilvl w:val="1"/>
-          <w:numId w:val="11"/>
+          <w:numId w:val="5"/>
         </w:numPr>
+        <w:rPr>
+          <w:b/>
+          <w:sz w:val="22"/>
+        </w:rPr>
+      </w:pPr>
+      <w:r>
+        <w:rPr>
+          <w:b/>
+          <w:sz w:val="22"/>
+        </w:rPr>
+        <w:t>기존: lerp(0.04, albedo, metallic)</w:t>
+      </w:r>
+    </w:p>
+    <w:p>
+      <w:pPr>
         <w:jc w:val="left"/>
-        <w:rPr>
-          <w:b/>
-          <w:sz w:val="22"/>
-        </w:rPr>
-      </w:pPr>
-      <w:r>
-        <w:rPr>
-          <w:b/>
-          <w:sz w:val="22"/>
-        </w:rPr>
-        <w:t>기존: F0 직접 사용</w:t>
-      </w:r>
-    </w:p>
-    <w:p>
-      <w:pPr>
         <w:numPr>
           <w:ilvl w:val="1"/>
-          <w:numId w:val="11"/>
+          <w:numId w:val="5"/>
         </w:numPr>
+        <w:rPr>
+          <w:b/>
+          <w:sz w:val="22"/>
+        </w:rPr>
+      </w:pPr>
+      <w:r>
+        <w:rPr>
+          <w:b/>
+          <w:sz w:val="22"/>
+        </w:rPr>
+        <w:t xml:space="preserve">변경: ComputeF0(Specular, </w:t>
+      </w:r>
+      <w:r>
+        <w:rPr>
+          <w:b/>
+          <w:sz w:val="22"/>
+        </w:rPr>
+        <w:t>BaseColor</w:t>
+      </w:r>
+      <w:r>
+        <w:rPr>
+          <w:b/>
+          <w:sz w:val="22"/>
+        </w:rPr>
+        <w:t>, Metallic) - Specular 값으로 비금속의 반사율 조절 가능</w:t>
+      </w:r>
+    </w:p>
+    <w:p>
+      <w:pPr>
         <w:jc w:val="left"/>
         <w:rPr>
-          <w:b/>
-          <w:sz w:val="22"/>
-        </w:rPr>
-      </w:pPr>
-      <w:r>
-        <w:rPr>
-          <w:b/>
-          <w:sz w:val="22"/>
-        </w:rPr>
-        <w:lastRenderedPageBreak/>
-        <w:t xml:space="preserve">변경: </w:t>
-      </w:r>
-      <w:proofErr w:type="spellStart"/>
-      <w:r>
-        <w:rPr>
-          <w:b/>
-          <w:sz w:val="22"/>
-        </w:rPr>
-        <w:t>SpecularColor</w:t>
-      </w:r>
-      <w:proofErr w:type="spellEnd"/>
-      <w:r>
-        <w:rPr>
-          <w:b/>
-          <w:sz w:val="22"/>
-        </w:rPr>
-        <w:t xml:space="preserve"> 개념 도입 (Specular 파라미터로 조절 가능)</w:t>
-      </w:r>
-    </w:p>
-    <w:p>
-      <w:pPr>
-        <w:numPr>
-          <w:ilvl w:val="1"/>
-          <w:numId w:val="11"/>
-        </w:numPr>
+          <w:lang w:eastAsia="ko-KR"/>
+          <w:rFonts w:ascii="맑은 고딕" w:eastAsia="맑은 고딕" w:hAnsi="맑은 고딕" w:cs="맑은 고딕" w:hint="eastAsia"/>
+          <w:b/>
+          <w:sz w:val="22"/>
+          <w:rtl w:val="off"/>
+        </w:rPr>
+      </w:pPr>
+      <w:r>
+        <w:fldChar w:fldCharType="begin"/>
+      </w:r>
+      <w:r>
+        <w:instrText xml:space="preserve"> HYPERLINK "https://jooh3444.tistory.com/33" \l "Specular%20%3A%20Microfacet%20Cook-Torrance%20BRDF-1-6"</w:instrText>
+      </w:r>
+      <w:r>
+        <w:fldChar w:fldCharType="separate"/>
+      </w:r>
+      <w:r>
+        <w:rPr>
+          <w:rStyle w:val="a9"/>
+          <w:rFonts w:ascii="맑은 고딕" w:eastAsia="맑은 고딕" w:hAnsi="맑은 고딕" w:cs="맑은 고딕"/>
+          <w:b/>
+          <w:sz w:val="22"/>
+        </w:rPr>
+        <w:t>참고</w:t>
+      </w:r>
+      <w:r>
+        <w:rPr>
+          <w:rStyle w:val="a9"/>
+          <w:rFonts w:hint="eastAsia"/>
+          <w:b/>
+          <w:sz w:val="22"/>
+        </w:rPr>
+        <w:t xml:space="preserve"> </w:t>
+      </w:r>
+      <w:r>
+        <w:rPr>
+          <w:rStyle w:val="a9"/>
+          <w:rFonts w:ascii="맑은 고딕" w:eastAsia="맑은 고딕" w:hAnsi="맑은 고딕" w:cs="맑은 고딕"/>
+          <w:b/>
+          <w:sz w:val="22"/>
+        </w:rPr>
+        <w:t>블</w:t>
+      </w:r>
+      <w:r>
+        <w:rPr>
+          <w:rStyle w:val="a9"/>
+          <w:rFonts w:ascii="맑은 고딕" w:eastAsia="맑은 고딕" w:hAnsi="맑은 고딕" w:cs="맑은 고딕"/>
+          <w:b/>
+          <w:sz w:val="22"/>
+        </w:rPr>
+        <w:t>로</w:t>
+      </w:r>
+      <w:r>
+        <w:rPr>
+          <w:rStyle w:val="a9"/>
+          <w:rFonts w:ascii="맑은 고딕" w:eastAsia="맑은 고딕" w:hAnsi="맑은 고딕" w:cs="맑은 고딕"/>
+          <w:b/>
+          <w:sz w:val="22"/>
+        </w:rPr>
+        <w:t>그</w:t>
+      </w:r>
+      <w:r>
+        <w:fldChar w:fldCharType="end"/>
+      </w:r>
+    </w:p>
+    <w:p>
+      <w:pPr>
         <w:jc w:val="left"/>
         <w:rPr>
-          <w:b/>
-          <w:sz w:val="22"/>
-        </w:rPr>
-      </w:pPr>
-      <w:r>
-        <w:rPr>
-          <w:b/>
-          <w:sz w:val="22"/>
-        </w:rPr>
-        <w:t xml:space="preserve">추가: 2% 이하는 </w:t>
-      </w:r>
-      <w:proofErr w:type="spellStart"/>
-      <w:r>
-        <w:rPr>
-          <w:b/>
-          <w:sz w:val="22"/>
-        </w:rPr>
-        <w:t>섀도우로</w:t>
-      </w:r>
-      <w:proofErr w:type="spellEnd"/>
-      <w:r>
-        <w:rPr>
-          <w:b/>
-          <w:sz w:val="22"/>
-        </w:rPr>
-        <w:t xml:space="preserve"> 간주하는 물리 기반 처리</w:t>
-      </w:r>
-    </w:p>
-    <w:p>
-      <w:pPr>
-        <w:pStyle w:val="a3"/>
-        <w:numPr>
-          <w:ilvl w:val="0"/>
-          <w:numId w:val="6"/>
-        </w:numPr>
-        <w:ind w:leftChars="0"/>
+          <w:lang w:eastAsia="ko-KR"/>
+          <w:rFonts w:ascii="맑은 고딕" w:eastAsia="맑은 고딕" w:hAnsi="맑은 고딕" w:cs="맑은 고딕" w:hint="eastAsia"/>
+          <w:b/>
+          <w:sz w:val="22"/>
+          <w:rtl w:val="off"/>
+        </w:rPr>
+      </w:pPr>
+    </w:p>
+    <w:p>
+      <w:pPr>
         <w:jc w:val="left"/>
-        <w:rPr>
-          <w:b/>
-          <w:sz w:val="22"/>
-        </w:rPr>
-      </w:pPr>
-      <w:r>
-        <w:rPr>
-          <w:b/>
-          <w:sz w:val="22"/>
-        </w:rPr>
-        <w:t>F0 계산 방식</w:t>
-      </w:r>
-    </w:p>
-    <w:p>
-      <w:pPr>
-        <w:numPr>
-          <w:ilvl w:val="1"/>
-          <w:numId w:val="13"/>
-        </w:numPr>
+      </w:pPr>
+    </w:p>
+    <w:p>
+      <w:pPr>
+        <w:rPr>
+          <w:lang w:eastAsia="ko-KR"/>
+          <w:rFonts w:hint="eastAsia"/>
+          <w:b/>
+          <w:bCs/>
+          <w:sz w:val="24"/>
+          <w:szCs w:val="24"/>
+          <w:rtl w:val="off"/>
+        </w:rPr>
+      </w:pPr>
+      <w:r>
+        <w:rPr>
+          <w:b/>
+          <w:bCs/>
+          <w:sz w:val="24"/>
+          <w:szCs w:val="24"/>
+        </w:rPr>
+        <w:t>애니메이션 본 행렬 상수 버퍼를 공유하여 생기는 문제 해결</w:t>
+      </w:r>
+    </w:p>
+    <w:p>
+      <w:pPr>
+        <w:rPr>
+          <w:b/>
+          <w:bCs/>
+          <w:sz w:val="22"/>
+          <w:szCs w:val="22"/>
+        </w:rPr>
+      </w:pPr>
+      <w:r>
+        <w:rPr>
+          <w:b/>
+          <w:bCs/>
+          <w:sz w:val="22"/>
+          <w:szCs w:val="22"/>
+        </w:rPr>
+        <w:t>애니메이션 본 행렬 상수 버퍼를 공유하여 생기는 문제를 해결</w:t>
+      </w:r>
+    </w:p>
+    <w:p>
+      <w:pPr>
+        <w:rPr>
+          <w:b/>
+          <w:bCs/>
+          <w:sz w:val="22"/>
+          <w:szCs w:val="22"/>
+        </w:rPr>
+      </w:pPr>
+      <w:r>
+        <w:rPr>
+          <w:b/>
+          <w:bCs/>
+          <w:sz w:val="22"/>
+          <w:szCs w:val="22"/>
+        </w:rPr>
+        <w:t>현재 애니메이션을 동작할 때 모두 공유하는 같은 본 행렬이 gpu에 넘어가 문제가 발생했다.</w:t>
+      </w:r>
+    </w:p>
+    <w:p>
+      <w:pPr>
+        <w:rPr/>
+      </w:pPr>
+      <w:r>
+        <w:rPr>
+          <w:b/>
+          <w:bCs/>
+          <w:sz w:val="22"/>
+          <w:szCs w:val="22"/>
+        </w:rPr>
+        <w:t>그러나 지금의 애니메이션 방식은 이전 상태에 의존적이지 않은 상태 비의존적 방식이기 때문에 이전 뼈 팔레트 행렬을 기억하고 있을 필요는 없다 gpu로 넘기는 것만 다르면 된다.</w:t>
+      </w:r>
+    </w:p>
+    <w:p>
+      <w:pPr>
+        <w:rPr>
+          <w:b w:val="0"/>
+          <w:sz w:val="22"/>
+        </w:rPr>
+      </w:pPr>
+      <w:r>
+        <w:rPr>
+          <w:b w:val="0"/>
+          <w:sz w:val="22"/>
+        </w:rPr>
+        <w:drawing>
+          <wp:inline distT="0" distB="0" distL="180" distR="180">
+            <wp:extent cx="6496050" cy="1609725"/>
+            <wp:effectExtent l="0" t="0" r="0" b="0"/>
+            <wp:docPr id="1026" name="shape1026" hidden="0"/>
+            <wp:cNvGraphicFramePr>
+              <a:graphicFrameLocks xmlns:a="http://schemas.openxmlformats.org/drawingml/2006/main" noChangeAspect="1"/>
+            </wp:cNvGraphicFramePr>
+            <a:graphic xmlns:a="http://schemas.openxmlformats.org/drawingml/2006/main">
+              <a:graphicData uri="http://schemas.openxmlformats.org/drawingml/2006/picture">
+                <pic:pic xmlns:pic="http://schemas.openxmlformats.org/drawingml/2006/picture">
+                  <pic:nvPicPr>
+                    <pic:cNvPr id="0" name="이미지"/>
+                    <pic:cNvPicPr preferRelativeResize="1">
+                      <a:picLocks noChangeAspect="1"/>
+                    </pic:cNvPicPr>
+                  </pic:nvPicPr>
+                  <pic:blipFill>
+                    <a:blip r:embed="rId2">
+                      <a:extLst>
+                        <a:ext uri="{28A0092B-C50C-407E-A947-70E740481C1C}">
+                          <a14:useLocalDpi xmlns:a14="http://schemas.microsoft.com/office/drawing/2010/main" val="0"/>
+                        </a:ext>
+                      </a:extLst>
+                    </a:blip>
+                    <a:srcRect/>
+                    <a:stretch>
+                      <a:fillRect/>
+                    </a:stretch>
+                  </pic:blipFill>
+                  <pic:spPr>
+                    <a:xfrm>
+                      <a:off x="0" y="0"/>
+                      <a:ext cx="6496050" cy="1609725"/>
+                    </a:xfrm>
+                    <a:prstGeom prst="rect"/>
+                  </pic:spPr>
+                </pic:pic>
+              </a:graphicData>
+            </a:graphic>
+          </wp:inline>
+        </w:drawing>
+      </w:r>
+    </w:p>
+    <w:p>
+      <w:pPr>
+        <w:rPr>
+          <w:b/>
+          <w:bCs/>
+          <w:sz w:val="22"/>
+        </w:rPr>
+      </w:pPr>
+      <w:r>
+        <w:rPr>
+          <w:b/>
+          <w:bCs/>
+          <w:sz w:val="22"/>
+        </w:rPr>
+        <w:t>즉, gpu로 넘기는 최종 상수 버퍼만 다르면 된다.</w:t>
+      </w:r>
+    </w:p>
+    <w:p>
+      <w:pPr>
+        <w:rPr>
+          <w:lang w:eastAsia="ko-KR"/>
+          <w:rFonts w:hint="eastAsia"/>
+          <w:b/>
+          <w:bCs/>
+          <w:sz w:val="22"/>
+          <w:rtl w:val="off"/>
+        </w:rPr>
+      </w:pPr>
+      <w:r>
+        <w:rPr>
+          <w:b/>
+          <w:bCs/>
+          <w:sz w:val="22"/>
+        </w:rPr>
+        <w:t>그래서 애니메이션 컴포넌트 마다 각각 상수 버퍼를 가지고 있도록 제작하였다.</w:t>
+      </w:r>
+    </w:p>
+    <w:p>
+      <w:pPr>
+        <w:rPr>
+          <w:b/>
+          <w:bCs/>
+          <w:sz w:val="22"/>
+        </w:rPr>
+      </w:pPr>
+      <w:r>
+        <w:rPr>
+          <w:b/>
+          <w:bCs/>
+          <w:sz w:val="22"/>
+        </w:rPr>
+        <w:t>위에서 제작한 과정에서 중요한 점은 최종적으로 gpu에 넘기는 상수버퍼를 우리가 애니메이션 컴포넌트에서 제작한 상수 버퍼로 넘겨야 한다는 점이다.</w:t>
+      </w:r>
+    </w:p>
+    <w:p>
+      <w:pPr>
+        <w:rPr>
+          <w:b/>
+          <w:bCs/>
+          <w:sz w:val="22"/>
+        </w:rPr>
+      </w:pPr>
+      <w:r>
+        <w:rPr>
+          <w:b/>
+          <w:bCs/>
+          <w:sz w:val="22"/>
+        </w:rPr>
+        <w:t>하지만 최종으로 gpu에 넘기는 것은 애니메이션 컴포넌트가 아니라 ReadGLTFMesh의 render역할이다.</w:t>
+      </w:r>
+    </w:p>
+    <w:p>
+      <w:pPr>
+        <w:rPr>
+          <w:b/>
+          <w:bCs/>
+          <w:sz w:val="22"/>
+        </w:rPr>
+      </w:pPr>
+      <w:r>
+        <w:rPr>
+          <w:b/>
+          <w:bCs/>
+          <w:sz w:val="22"/>
+        </w:rPr>
+        <w:t>그래서 ReadGLTFMesh에 애니메이션 컴포넌트에서 만든 뼈 팔레트 행렬 상수버퍼를 받도록 해주었다.</w:t>
+      </w:r>
+    </w:p>
+    <w:p>
+      <w:pPr>
+        <w:rPr>
+          <w:b/>
+          <w:bCs/>
+          <w:sz w:val="22"/>
+        </w:rPr>
+      </w:pPr>
+      <w:r>
+        <w:rPr>
+          <w:b/>
+          <w:bCs/>
+          <w:sz w:val="22"/>
+        </w:rPr>
+        <w:t>이 타이밍은 렌더를 하기 바로 직전에 해야 한다.</w:t>
+      </w:r>
+    </w:p>
+    <w:p>
+      <w:pPr>
+        <w:rPr/>
+      </w:pPr>
+      <w:r>
+        <w:rPr>
+          <w:b/>
+          <w:bCs/>
+          <w:sz w:val="22"/>
+        </w:rPr>
+        <w:t>그래서 prepare_render함수를 GameObject에 만들어주었다.</w:t>
+      </w:r>
+    </w:p>
+    <w:p>
+      <w:pPr>
+        <w:rPr>
+          <w:rFonts w:hint="eastAsia"/>
+          <w:b/>
+          <w:sz w:val="22"/>
+        </w:rPr>
+      </w:pPr>
+      <w:r>
+        <w:rPr>
+          <w:rFonts w:hint="eastAsia"/>
+          <w:b/>
+          <w:sz w:val="22"/>
+        </w:rPr>
+        <w:drawing>
+          <wp:inline distT="0" distB="0" distL="180" distR="180">
+            <wp:extent cx="6645910" cy="3088005"/>
+            <wp:effectExtent l="0" t="0" r="0" b="0"/>
+            <wp:docPr id="1027" name="shape1027" hidden="0"/>
+            <wp:cNvGraphicFramePr>
+              <a:graphicFrameLocks xmlns:a="http://schemas.openxmlformats.org/drawingml/2006/main" noChangeAspect="1"/>
+            </wp:cNvGraphicFramePr>
+            <a:graphic xmlns:a="http://schemas.openxmlformats.org/drawingml/2006/main">
+              <a:graphicData uri="http://schemas.openxmlformats.org/drawingml/2006/picture">
+                <pic:pic xmlns:pic="http://schemas.openxmlformats.org/drawingml/2006/picture">
+                  <pic:nvPicPr>
+                    <pic:cNvPr id="0" name="이미지"/>
+                    <pic:cNvPicPr preferRelativeResize="1">
+                      <a:picLocks noChangeAspect="1"/>
+                    </pic:cNvPicPr>
+                  </pic:nvPicPr>
+                  <pic:blipFill>
+                    <a:blip r:embed="rId3">
+                      <a:extLst>
+                        <a:ext uri="{28A0092B-C50C-407E-A947-70E740481C1C}">
+                          <a14:useLocalDpi xmlns:a14="http://schemas.microsoft.com/office/drawing/2010/main" val="0"/>
+                        </a:ext>
+                      </a:extLst>
+                    </a:blip>
+                    <a:srcRect/>
+                    <a:stretch>
+                      <a:fillRect/>
+                    </a:stretch>
+                  </pic:blipFill>
+                  <pic:spPr>
+                    <a:xfrm>
+                      <a:off x="0" y="0"/>
+                      <a:ext cx="6645910" cy="3088005"/>
+                    </a:xfrm>
+                    <a:prstGeom prst="rect"/>
+                  </pic:spPr>
+                </pic:pic>
+              </a:graphicData>
+            </a:graphic>
+          </wp:inline>
+        </w:drawing>
+      </w:r>
+    </w:p>
+    <w:p>
+      <w:pPr>
+        <w:rPr/>
+      </w:pPr>
+      <w:r>
+        <w:rPr>
+          <w:b/>
+          <w:bCs/>
+          <w:sz w:val="22"/>
+        </w:rPr>
+        <w:t>그리고 위 함수를 renderer의 draw_render_list 함수에서 호출하도록 제작하였다.</w:t>
+      </w:r>
+    </w:p>
+    <w:p>
+      <w:pPr>
         <w:jc w:val="left"/>
         <w:rPr>
-          <w:b/>
-          <w:sz w:val="22"/>
-        </w:rPr>
-      </w:pPr>
-      <w:r>
-        <w:rPr>
-          <w:b/>
-          <w:sz w:val="22"/>
-        </w:rPr>
-        <w:t>기존: lerp(0.04, albedo, metallic)</w:t>
-      </w:r>
-    </w:p>
-    <w:p>
-      <w:pPr>
-        <w:numPr>
-          <w:ilvl w:val="1"/>
-          <w:numId w:val="13"/>
-        </w:numPr>
+          <w:lang w:eastAsia="ko-KR"/>
+          <w:rFonts w:hint="eastAsia"/>
+          <w:b/>
+          <w:sz w:val="22"/>
+          <w:rtl w:val="off"/>
+        </w:rPr>
+      </w:pPr>
+      <w:r>
+        <w:rPr>
+          <w:rFonts w:hint="eastAsia"/>
+          <w:b/>
+          <w:sz w:val="22"/>
+        </w:rPr>
+        <w:drawing>
+          <wp:inline distT="0" distB="0" distL="180" distR="180">
+            <wp:extent cx="6467475" cy="4191000"/>
+            <wp:effectExtent l="0" t="0" r="0" b="0"/>
+            <wp:docPr id="1028" name="shape1028" hidden="0"/>
+            <wp:cNvGraphicFramePr>
+              <a:graphicFrameLocks xmlns:a="http://schemas.openxmlformats.org/drawingml/2006/main" noChangeAspect="1"/>
+            </wp:cNvGraphicFramePr>
+            <a:graphic xmlns:a="http://schemas.openxmlformats.org/drawingml/2006/main">
+              <a:graphicData uri="http://schemas.openxmlformats.org/drawingml/2006/picture">
+                <pic:pic xmlns:pic="http://schemas.openxmlformats.org/drawingml/2006/picture">
+                  <pic:nvPicPr>
+                    <pic:cNvPr id="0" name="이미지"/>
+                    <pic:cNvPicPr preferRelativeResize="1">
+                      <a:picLocks noChangeAspect="1"/>
+                    </pic:cNvPicPr>
+                  </pic:nvPicPr>
+                  <pic:blipFill>
+                    <a:blip r:embed="rId4">
+                      <a:extLst>
+                        <a:ext uri="{28A0092B-C50C-407E-A947-70E740481C1C}">
+                          <a14:useLocalDpi xmlns:a14="http://schemas.microsoft.com/office/drawing/2010/main" val="0"/>
+                        </a:ext>
+                      </a:extLst>
+                    </a:blip>
+                    <a:srcRect/>
+                    <a:stretch>
+                      <a:fillRect/>
+                    </a:stretch>
+                  </pic:blipFill>
+                  <pic:spPr>
+                    <a:xfrm>
+                      <a:off x="0" y="0"/>
+                      <a:ext cx="6467475" cy="4191000"/>
+                    </a:xfrm>
+                    <a:prstGeom prst="rect"/>
+                  </pic:spPr>
+                </pic:pic>
+              </a:graphicData>
+            </a:graphic>
+          </wp:inline>
+        </w:drawing>
+      </w:r>
+    </w:p>
+    <w:p>
+      <w:pPr>
+        <w:rPr>
+          <w:b/>
+          <w:bCs/>
+          <w:sz w:val="22"/>
+        </w:rPr>
+      </w:pPr>
+      <w:r>
+        <w:rPr>
+          <w:b/>
+          <w:bCs/>
+          <w:sz w:val="22"/>
+        </w:rPr>
+        <w:t>이렇게 render() 바로 앞에 추가해주었다.</w:t>
+      </w:r>
+    </w:p>
+    <w:p>
+      <w:pPr>
+        <w:rPr>
+          <w:lang w:eastAsia="ko-KR"/>
+          <w:rFonts w:hint="eastAsia"/>
+          <w:b/>
+          <w:bCs/>
+          <w:sz w:val="22"/>
+          <w:rtl w:val="off"/>
+        </w:rPr>
+      </w:pPr>
+      <w:r>
+        <w:rPr>
+          <w:b/>
+          <w:bCs/>
+          <w:sz w:val="22"/>
+        </w:rPr>
+        <w:t>이렇게 하면 렌더 바로 직전 애니메이션 컴포넌트가 있고 해당 컴포넌트가 뼈 팔레트 행렬 상수 버퍼를 가지고 있다면 ReadGLTFMesh에 넘겨준다 그리고 최종적으로 render을 수행하는 ReadGLTFMesh에서 애니메이션 컴포넌트가 사용하는 뼈 행렬을 받아 사용해줄 수 있다.</w:t>
+      </w:r>
+    </w:p>
+    <w:p>
+      <w:pPr>
+        <w:rPr>
+          <w:b/>
+          <w:bCs/>
+          <w:sz w:val="22"/>
+        </w:rPr>
+      </w:pPr>
+      <w:r>
+        <w:rPr>
+          <w:b/>
+          <w:bCs/>
+          <w:sz w:val="22"/>
+        </w:rPr>
+        <w:t xml:space="preserve">이제 </w:t>
+      </w:r>
+      <w:r>
+        <w:rPr>
+          <w:b/>
+          <w:bCs/>
+          <w:sz w:val="22"/>
+        </w:rPr>
+        <w:t xml:space="preserve">애니메이션이 포함된 glTF메쉬를 여러 오브젝트에서 사용하는 경우에는 애니메이션 컴포넌트를 </w:t>
+      </w:r>
+      <w:r>
+        <w:rPr>
+          <w:b/>
+          <w:bCs/>
+          <w:sz w:val="22"/>
+        </w:rPr>
+        <w:t>필수적으로 포함시켜야 한다.</w:t>
+      </w:r>
+    </w:p>
+    <w:p>
+      <w:pPr>
+        <w:rPr>
+          <w:b w:val="0"/>
+        </w:rPr>
+      </w:pPr>
+      <w:r>
+        <w:rPr>
+          <w:b/>
+          <w:bCs/>
+          <w:sz w:val="24"/>
+          <w:szCs w:val="24"/>
+        </w:rPr>
+        <w:t>애니메이션 변환 시 상수 버퍼와의 호환에 관한 안정성 추가</w:t>
+      </w:r>
+    </w:p>
+    <w:p>
+      <w:pPr>
+        <w:rPr>
+          <w:b/>
+          <w:bCs/>
+          <w:sz w:val="22"/>
+        </w:rPr>
+      </w:pPr>
+      <w:r>
+        <w:rPr>
+          <w:b/>
+          <w:bCs/>
+          <w:sz w:val="22"/>
+        </w:rPr>
+        <w:t>현재 상태에 맞는 메쉬와 현재 생성한 상수 버퍼의 크기가 맞지 않을 경우 다시 뼈 팔레트 상수 버퍼를 만들어주도록 설정</w:t>
+      </w:r>
+    </w:p>
+    <w:p>
+      <w:pPr>
+        <w:rPr>
+          <w:lang w:eastAsia="ko-KR"/>
+          <w:rFonts w:hint="eastAsia"/>
+          <w:b/>
+          <w:sz w:val="22"/>
+          <w:rtl w:val="off"/>
+        </w:rPr>
+      </w:pPr>
+      <w:r>
+        <w:rPr>
+          <w:b/>
+          <w:bCs/>
+          <w:sz w:val="22"/>
+        </w:rPr>
+        <w:t>원래는 change_mesh에 만들어주는 코드가 있고 set_state시에만 해당 함수를 실행하는데 late_update에서도 확인하도록 추가</w:t>
+      </w:r>
+    </w:p>
+    <w:p>
+      <w:pPr>
         <w:jc w:val="left"/>
         <w:rPr>
-          <w:b/>
-          <w:sz w:val="22"/>
-        </w:rPr>
-      </w:pPr>
-      <w:r>
-        <w:rPr>
-          <w:b/>
-          <w:sz w:val="22"/>
-        </w:rPr>
-        <w:t xml:space="preserve">변경: ComputeF0(Specular, </w:t>
-      </w:r>
-      <w:proofErr w:type="spellStart"/>
-      <w:r>
-        <w:rPr>
-          <w:b/>
-          <w:sz w:val="22"/>
-        </w:rPr>
-        <w:t>BaseColor</w:t>
-      </w:r>
-      <w:proofErr w:type="spellEnd"/>
-      <w:r>
-        <w:rPr>
-          <w:b/>
-          <w:sz w:val="22"/>
-        </w:rPr>
-        <w:t>, Metallic) - Specular 값으로 비금속의 반사율 조절 가능</w:t>
+          <w:lang w:eastAsia="ko-KR"/>
+          <w:rFonts w:hint="eastAsia"/>
+          <w:b/>
+          <w:sz w:val="22"/>
+          <w:rtl w:val="off"/>
+        </w:rPr>
+      </w:pPr>
+      <w:r>
+        <w:rPr>
+          <w:lang w:eastAsia="ko-KR"/>
+          <w:rFonts w:hint="eastAsia"/>
+          <w:b/>
+          <w:sz w:val="22"/>
+          <w:rtl w:val="off"/>
+        </w:rPr>
+        <w:drawing>
+          <wp:inline distT="0" distB="0" distL="180" distR="180">
+            <wp:extent cx="5886450" cy="1962150"/>
+            <wp:effectExtent l="0" t="0" r="0" b="0"/>
+            <wp:docPr id="1029" name="shape1029" hidden="0"/>
+            <wp:cNvGraphicFramePr>
+              <a:graphicFrameLocks xmlns:a="http://schemas.openxmlformats.org/drawingml/2006/main" noChangeAspect="1"/>
+            </wp:cNvGraphicFramePr>
+            <a:graphic xmlns:a="http://schemas.openxmlformats.org/drawingml/2006/main">
+              <a:graphicData uri="http://schemas.openxmlformats.org/drawingml/2006/picture">
+                <pic:pic xmlns:pic="http://schemas.openxmlformats.org/drawingml/2006/picture">
+                  <pic:nvPicPr>
+                    <pic:cNvPr id="0" name="이미지"/>
+                    <pic:cNvPicPr preferRelativeResize="1">
+                      <a:picLocks noChangeAspect="1"/>
+                    </pic:cNvPicPr>
+                  </pic:nvPicPr>
+                  <pic:blipFill>
+                    <a:blip r:embed="rId5">
+                      <a:extLst>
+                        <a:ext uri="{28A0092B-C50C-407E-A947-70E740481C1C}">
+                          <a14:useLocalDpi xmlns:a14="http://schemas.microsoft.com/office/drawing/2010/main" val="0"/>
+                        </a:ext>
+                      </a:extLst>
+                    </a:blip>
+                    <a:srcRect/>
+                    <a:stretch>
+                      <a:fillRect/>
+                    </a:stretch>
+                  </pic:blipFill>
+                  <pic:spPr>
+                    <a:xfrm>
+                      <a:off x="0" y="0"/>
+                      <a:ext cx="5886450" cy="1962150"/>
+                    </a:xfrm>
+                    <a:prstGeom prst="rect"/>
+                  </pic:spPr>
+                </pic:pic>
+              </a:graphicData>
+            </a:graphic>
+          </wp:inline>
+        </w:drawing>
+      </w:r>
+    </w:p>
+    <w:p>
+      <w:pPr>
+        <w:rPr>
+          <w:b w:val="0"/>
+        </w:rPr>
+      </w:pPr>
+      <w:r>
+        <w:rPr>
+          <w:b/>
+          <w:bCs/>
+          <w:sz w:val="24"/>
+          <w:szCs w:val="24"/>
+        </w:rPr>
+        <w:t>NPC 플레이어가 때린 npc의 체력바만 보이게 하도록 설정</w:t>
+      </w:r>
+    </w:p>
+    <w:p>
+      <w:pPr>
+        <w:rPr>
+          <w:lang w:eastAsia="ko-KR"/>
+          <w:rFonts w:hint="eastAsia"/>
+          <w:b/>
+          <w:bCs/>
+          <w:sz w:val="22"/>
+          <w:rtl w:val="off"/>
+        </w:rPr>
+      </w:pPr>
+      <w:r>
+        <w:rPr>
+          <w:b/>
+          <w:bCs/>
+          <w:sz w:val="22"/>
+        </w:rPr>
+        <w:t>npc의 체력을 수정할 경우 3초의 시간동안 해당 npc의 체력바가 보이도록 수정</w:t>
+      </w:r>
+    </w:p>
+    <w:p>
+      <w:pPr>
+        <w:rPr>
+          <w:lang w:eastAsia="ko-KR"/>
+          <w:rFonts w:hint="eastAsia"/>
+          <w:b/>
+          <w:bCs/>
+          <w:sz w:val="22"/>
+          <w:rtl w:val="off"/>
+        </w:rPr>
+      </w:pPr>
+      <w:r>
+        <w:rPr>
+          <w:rFonts w:hint="eastAsia"/>
+          <w:b/>
+          <w:sz w:val="22"/>
+        </w:rPr>
+        <w:drawing>
+          <wp:inline distT="0" distB="0" distL="180" distR="180">
+            <wp:extent cx="6645910" cy="3091815"/>
+            <wp:effectExtent l="0" t="0" r="0" b="0"/>
+            <wp:docPr id="1031" name="shape1031" hidden="0"/>
+            <wp:cNvGraphicFramePr>
+              <a:graphicFrameLocks xmlns:a="http://schemas.openxmlformats.org/drawingml/2006/main" noChangeAspect="1"/>
+            </wp:cNvGraphicFramePr>
+            <a:graphic xmlns:a="http://schemas.openxmlformats.org/drawingml/2006/main">
+              <a:graphicData uri="http://schemas.openxmlformats.org/drawingml/2006/picture">
+                <pic:pic xmlns:pic="http://schemas.openxmlformats.org/drawingml/2006/picture">
+                  <pic:nvPicPr>
+                    <pic:cNvPr id="0" name="이미지"/>
+                    <pic:cNvPicPr preferRelativeResize="1">
+                      <a:picLocks noChangeAspect="1"/>
+                    </pic:cNvPicPr>
+                  </pic:nvPicPr>
+                  <pic:blipFill>
+                    <a:blip r:embed="rId6">
+                      <a:extLst>
+                        <a:ext uri="{28A0092B-C50C-407E-A947-70E740481C1C}">
+                          <a14:useLocalDpi xmlns:a14="http://schemas.microsoft.com/office/drawing/2010/main" val="0"/>
+                        </a:ext>
+                      </a:extLst>
+                    </a:blip>
+                    <a:srcRect/>
+                    <a:stretch>
+                      <a:fillRect/>
+                    </a:stretch>
+                  </pic:blipFill>
+                  <pic:spPr>
+                    <a:xfrm>
+                      <a:off x="0" y="0"/>
+                      <a:ext cx="6645910" cy="3091815"/>
+                    </a:xfrm>
+                    <a:prstGeom prst="rect"/>
+                  </pic:spPr>
+                </pic:pic>
+              </a:graphicData>
+            </a:graphic>
+          </wp:inline>
+        </w:drawing>
       </w:r>
     </w:p>
     <w:p>
       <w:pPr>
         <w:jc w:val="left"/>
-      </w:pPr>
-      <w:hyperlink r:id="rId6" w:anchor="Specular%20%3A%20Microfacet%20Cook-Torrance%20BRDF-1-6" w:history="1">
-        <w:r>
-          <w:rPr>
-            <w:rStyle w:val="a6"/>
-            <w:b/>
-            <w:sz w:val="22"/>
-          </w:rPr>
-          <w:t>참고</w:t>
-        </w:r>
-        <w:r>
-          <w:rPr>
-            <w:rStyle w:val="a6"/>
-            <w:rFonts w:hint="eastAsia"/>
-            <w:b/>
-            <w:sz w:val="22"/>
-          </w:rPr>
-          <w:t xml:space="preserve"> </w:t>
-        </w:r>
-        <w:r>
-          <w:rPr>
-            <w:rStyle w:val="a6"/>
-            <w:b/>
-            <w:sz w:val="22"/>
-          </w:rPr>
-          <w:t>블</w:t>
-        </w:r>
-        <w:r>
-          <w:rPr>
-            <w:rStyle w:val="a6"/>
-            <w:b/>
-            <w:sz w:val="22"/>
-          </w:rPr>
-          <w:t>로</w:t>
-        </w:r>
-        <w:r>
-          <w:rPr>
-            <w:rStyle w:val="a6"/>
-            <w:b/>
-            <w:sz w:val="22"/>
-          </w:rPr>
-          <w:t>그</w:t>
-        </w:r>
-      </w:hyperlink>
+        <w:rPr>
+          <w:lang w:eastAsia="ko-KR"/>
+          <w:rFonts w:hint="eastAsia"/>
+          <w:b/>
+          <w:bCs/>
+          <w:sz w:val="24"/>
+          <w:szCs w:val="24"/>
+          <w:rtl w:val="off"/>
+        </w:rPr>
+      </w:pPr>
     </w:p>
     <w:p>
       <w:pPr>
         <w:jc w:val="left"/>
         <w:rPr>
+          <w:lang w:eastAsia="ko-KR"/>
           <w:rFonts w:hint="eastAsia"/>
           <w:b/>
-          <w:sz w:val="22"/>
-        </w:rPr>
-      </w:pPr>
+          <w:bCs/>
+          <w:sz w:val="24"/>
+          <w:szCs w:val="24"/>
+          <w:rtl w:val="off"/>
+        </w:rPr>
+      </w:pPr>
+    </w:p>
+    <w:p>
+      <w:pPr>
+        <w:jc w:val="left"/>
+        <w:rPr>
+          <w:lang w:eastAsia="ko-KR"/>
+          <w:rFonts w:hint="eastAsia"/>
+          <w:b/>
+          <w:sz w:val="22"/>
+          <w:rtl w:val="off"/>
+        </w:rPr>
+      </w:pPr>
+      <w:r>
+        <w:rPr>
+          <w:b/>
+          <w:bCs/>
+          <w:sz w:val="24"/>
+          <w:szCs w:val="24"/>
+        </w:rPr>
+        <w:t xml:space="preserve">객체에 원하는 메시를 붙이는 소켓 기능 </w:t>
+      </w:r>
+      <w:r>
+        <w:rPr>
+          <w:lang w:eastAsia="ko-KR"/>
+          <w:b/>
+          <w:bCs/>
+          <w:sz w:val="24"/>
+          <w:szCs w:val="24"/>
+          <w:rtl w:val="off"/>
+        </w:rPr>
+        <w:t>구현 시작</w:t>
+      </w:r>
+    </w:p>
+    <w:p>
+      <w:pPr>
+        <w:rPr/>
+      </w:pPr>
+      <w:r>
+        <w:rPr>
+          <w:b/>
+          <w:bCs/>
+          <w:sz w:val="22"/>
+        </w:rPr>
+        <w:t>언리얼에 있는 소켓 기능</w:t>
+      </w:r>
+      <w:r>
+        <w:rPr>
+          <w:lang w:eastAsia="ko-KR"/>
+          <w:b/>
+          <w:bCs/>
+          <w:sz w:val="22"/>
+          <w:rtl w:val="off"/>
+        </w:rPr>
+        <w:t>을 생각하여 제작</w:t>
+      </w:r>
+    </w:p>
+    <w:p>
+      <w:pPr>
+        <w:jc w:val="left"/>
+        <w:rPr/>
+      </w:pPr>
+      <w:r>
+        <w:rPr>
+          <w:lang w:eastAsia="ko-KR"/>
+          <w:rFonts w:hint="eastAsia"/>
+          <w:b/>
+          <w:sz w:val="22"/>
+          <w:rtl w:val="off"/>
+        </w:rPr>
+        <w:drawing>
+          <wp:inline distT="0" distB="0" distL="180" distR="180">
+            <wp:extent cx="6645910" cy="4397375"/>
+            <wp:effectExtent l="0" t="0" r="0" b="0"/>
+            <wp:docPr id="1033" name="shape1033" hidden="0"/>
+            <wp:cNvGraphicFramePr>
+              <a:graphicFrameLocks xmlns:a="http://schemas.openxmlformats.org/drawingml/2006/main" noChangeAspect="1"/>
+            </wp:cNvGraphicFramePr>
+            <a:graphic xmlns:a="http://schemas.openxmlformats.org/drawingml/2006/main">
+              <a:graphicData uri="http://schemas.openxmlformats.org/drawingml/2006/picture">
+                <pic:pic xmlns:pic="http://schemas.openxmlformats.org/drawingml/2006/picture">
+                  <pic:nvPicPr>
+                    <pic:cNvPr id="0" name="이미지"/>
+                    <pic:cNvPicPr preferRelativeResize="1">
+                      <a:picLocks noChangeAspect="1"/>
+                    </pic:cNvPicPr>
+                  </pic:nvPicPr>
+                  <pic:blipFill>
+                    <a:blip r:embed="rId7">
+                      <a:extLst>
+                        <a:ext uri="{28A0092B-C50C-407E-A947-70E740481C1C}">
+                          <a14:useLocalDpi xmlns:a14="http://schemas.microsoft.com/office/drawing/2010/main" val="0"/>
+                        </a:ext>
+                      </a:extLst>
+                    </a:blip>
+                    <a:srcRect/>
+                    <a:stretch>
+                      <a:fillRect/>
+                    </a:stretch>
+                  </pic:blipFill>
+                  <pic:spPr>
+                    <a:xfrm>
+                      <a:off x="0" y="0"/>
+                      <a:ext cx="6645910" cy="4397375"/>
+                    </a:xfrm>
+                    <a:prstGeom prst="rect"/>
+                  </pic:spPr>
+                </pic:pic>
+              </a:graphicData>
+            </a:graphic>
+          </wp:inline>
+        </w:drawing>
+      </w:r>
+    </w:p>
+    <w:p>
+      <w:pPr>
+        <w:rPr>
+          <w:lang w:eastAsia="ko-KR"/>
+          <w:rFonts w:hint="eastAsia"/>
+          <w:b/>
+          <w:bCs/>
+          <w:sz w:val="22"/>
+          <w:rtl w:val="off"/>
+        </w:rPr>
+      </w:pPr>
+      <w:r>
+        <w:rPr>
+          <w:b/>
+          <w:bCs/>
+          <w:sz w:val="22"/>
+        </w:rPr>
+        <w:t>애니메이션이 있는 각 객체에는 뼈대 행렬들이 존재한다. 그리고 우리가 언리얼에서 익스포트한 glTF객체들은 뼈대에 이름이 붙어있다.</w:t>
+      </w:r>
+    </w:p>
+    <w:p>
+      <w:pPr>
+        <w:rPr/>
+      </w:pPr>
+      <w:r>
+        <w:rPr/>
+        <w:drawing>
+          <wp:inline distT="0" distB="0" distL="180" distR="180">
+            <wp:extent cx="6645910" cy="1463040"/>
+            <wp:effectExtent l="0" t="0" r="0" b="0"/>
+            <wp:docPr id="1034" name="shape1034" hidden="0"/>
+            <wp:cNvGraphicFramePr>
+              <a:graphicFrameLocks xmlns:a="http://schemas.openxmlformats.org/drawingml/2006/main" noChangeAspect="1"/>
+            </wp:cNvGraphicFramePr>
+            <a:graphic xmlns:a="http://schemas.openxmlformats.org/drawingml/2006/main">
+              <a:graphicData uri="http://schemas.openxmlformats.org/drawingml/2006/picture">
+                <pic:pic xmlns:pic="http://schemas.openxmlformats.org/drawingml/2006/picture">
+                  <pic:nvPicPr>
+                    <pic:cNvPr id="0" name="이미지"/>
+                    <pic:cNvPicPr preferRelativeResize="1">
+                      <a:picLocks noChangeAspect="1"/>
+                    </pic:cNvPicPr>
+                  </pic:nvPicPr>
+                  <pic:blipFill>
+                    <a:blip r:embed="rId8">
+                      <a:extLst>
+                        <a:ext uri="{28A0092B-C50C-407E-A947-70E740481C1C}">
+                          <a14:useLocalDpi xmlns:a14="http://schemas.microsoft.com/office/drawing/2010/main" val="0"/>
+                        </a:ext>
+                      </a:extLst>
+                    </a:blip>
+                    <a:srcRect/>
+                    <a:stretch>
+                      <a:fillRect/>
+                    </a:stretch>
+                  </pic:blipFill>
+                  <pic:spPr>
+                    <a:xfrm>
+                      <a:off x="0" y="0"/>
+                      <a:ext cx="6645910" cy="1463040"/>
+                    </a:xfrm>
+                    <a:prstGeom prst="rect"/>
+                  </pic:spPr>
+                </pic:pic>
+              </a:graphicData>
+            </a:graphic>
+          </wp:inline>
+        </w:drawing>
+      </w:r>
+    </w:p>
+    <w:p>
+      <w:pPr>
+        <w:jc w:val="left"/>
+        <w:rPr>
+          <w:lang w:eastAsia="ko-KR"/>
+          <w:rFonts w:hint="eastAsia"/>
+          <w:b/>
+          <w:sz w:val="22"/>
+          <w:rtl w:val="off"/>
+        </w:rPr>
+      </w:pPr>
+      <w:r>
+        <w:rPr>
+          <w:lang w:eastAsia="ko-KR"/>
+          <w:rFonts w:hint="eastAsia"/>
+          <w:b/>
+          <w:sz w:val="22"/>
+          <w:rtl w:val="off"/>
+        </w:rPr>
+        <w:t>소켓 컴포넌트는 이렇게 크게 3가지 기능을 제공할 예정</w:t>
+      </w:r>
+    </w:p>
+    <w:p>
+      <w:pPr>
+        <w:jc w:val="left"/>
+        <w:rPr>
+          <w:lang w:eastAsia="ko-KR"/>
+          <w:rFonts w:hint="eastAsia"/>
+          <w:b/>
+          <w:sz w:val="22"/>
+          <w:rtl w:val="off"/>
+        </w:rPr>
+      </w:pPr>
+      <w:r>
+        <w:rPr>
+          <w:lang w:eastAsia="ko-KR"/>
+          <w:rFonts w:hint="eastAsia"/>
+          <w:b/>
+          <w:sz w:val="22"/>
+          <w:rtl w:val="off"/>
+        </w:rPr>
+        <w:t>원하는 뼈의 이름과, 붙일 메쉬의 파일 경로, 로컬 변환을 위한 값들을 넣으면 해당 뼈에 메쉬를 객체로 만들어 붙여준다.</w:t>
+      </w:r>
+    </w:p>
+    <w:p>
+      <w:pPr>
+        <w:jc w:val="left"/>
+        <w:rPr>
+          <w:b/>
+          <w:bCs/>
+          <w:sz w:val="22"/>
+        </w:rPr>
+      </w:pPr>
+      <w:r>
+        <w:rPr>
+          <w:lang w:eastAsia="ko-KR"/>
+          <w:rFonts w:hint="eastAsia"/>
+          <w:b/>
+          <w:sz w:val="22"/>
+          <w:rtl w:val="off"/>
+        </w:rPr>
+        <w:t xml:space="preserve">작동 방식은 </w:t>
+      </w:r>
+      <w:r>
+        <w:rPr>
+          <w:b/>
+          <w:bCs/>
+          <w:sz w:val="22"/>
+        </w:rPr>
+        <w:t>예를들어 검을 플레이어의 팔에 붙이고 싶다면?</w:t>
+      </w:r>
+    </w:p>
+    <w:p>
+      <w:pPr>
+        <w:rPr>
+          <w:b/>
+          <w:bCs/>
+          <w:sz w:val="22"/>
+        </w:rPr>
+      </w:pPr>
+      <w:r>
+        <w:rPr>
+          <w:b/>
+          <w:bCs/>
+          <w:sz w:val="22"/>
+        </w:rPr>
+        <w:t>올바른 위치에 띄우기 위하여</w:t>
+      </w:r>
+    </w:p>
+    <w:p>
+      <w:pPr>
+        <w:rPr>
+          <w:b/>
+          <w:bCs/>
+          <w:sz w:val="22"/>
+        </w:rPr>
+      </w:pPr>
+      <w:r>
+        <w:rPr>
+          <w:b/>
+          <w:bCs/>
+          <w:sz w:val="22"/>
+        </w:rPr>
+        <w:t xml:space="preserve">검 객체의 로컬 변환 행렬 * </w:t>
+      </w:r>
+      <w:r>
+        <w:rPr>
+          <w:b/>
+          <w:bCs/>
+          <w:sz w:val="22"/>
+          <w:highlight w:val="yellow"/>
+        </w:rPr>
+        <w:t>애니메이션 계산 과정이 끝난 후의 원하는 뼈의 행렬</w:t>
+      </w:r>
+      <w:r>
+        <w:rPr>
+          <w:b/>
+          <w:bCs/>
+          <w:sz w:val="22"/>
+        </w:rPr>
+        <w:t xml:space="preserve"> * 플레이어의 월드행렬</w:t>
+      </w:r>
+    </w:p>
+    <w:p>
+      <w:pPr>
+        <w:rPr>
+          <w:b/>
+          <w:bCs/>
+          <w:sz w:val="22"/>
+        </w:rPr>
+      </w:pPr>
+      <w:r>
+        <w:rPr>
+          <w:b/>
+          <w:bCs/>
+          <w:sz w:val="22"/>
+        </w:rPr>
+        <w:t>이 순으로 곱해주어 맞는 월드 행렬의 위치에 있을 수 있도록 제작해주었다.</w:t>
+      </w:r>
+    </w:p>
+    <w:p>
+      <w:pPr>
+        <w:rPr>
+          <w:b/>
+          <w:bCs/>
+          <w:sz w:val="22"/>
+        </w:rPr>
+      </w:pPr>
+      <w:r>
+        <w:rPr>
+          <w:b/>
+          <w:bCs/>
+          <w:sz w:val="22"/>
+        </w:rPr>
+        <w:t xml:space="preserve">이 과정에서 </w:t>
+      </w:r>
+      <w:r>
+        <w:rPr>
+          <w:b/>
+          <w:bCs/>
+          <w:sz w:val="22"/>
+          <w:highlight w:val="yellow"/>
+        </w:rPr>
+        <w:t>중요한 점은 애니메이션 계산 과정이 끝난 직후에 이 소켓 컴포넌트의 late_update가 호출되어야 한다는 점이다.</w:t>
+      </w:r>
+    </w:p>
+    <w:p>
+      <w:pPr>
+        <w:rPr>
+          <w:b/>
+          <w:bCs/>
+          <w:sz w:val="22"/>
+        </w:rPr>
+      </w:pPr>
+      <w:r>
+        <w:rPr>
+          <w:b/>
+          <w:bCs/>
+          <w:sz w:val="22"/>
+        </w:rPr>
+        <w:t>애니메이션 계산 과정은 애니메이션 컴포넌트의 late_update에서 해주고 있다.</w:t>
+      </w:r>
+    </w:p>
+    <w:p>
+      <w:pPr>
+        <w:rPr>
+          <w:lang w:eastAsia="ko-KR"/>
+          <w:rFonts w:hint="eastAsia"/>
+          <w:b/>
+          <w:bCs/>
+          <w:sz w:val="22"/>
+          <w:rtl w:val="off"/>
+        </w:rPr>
+      </w:pPr>
+      <w:r>
+        <w:rPr>
+          <w:b/>
+          <w:bCs/>
+          <w:sz w:val="22"/>
+        </w:rPr>
+        <w:t>컴포넌트들은 각 객체에서 벡터로 관리해주고 있다.</w:t>
+      </w:r>
+    </w:p>
+    <w:p>
+      <w:pPr>
+        <w:rPr>
+          <w:b/>
+          <w:bCs/>
+          <w:sz w:val="22"/>
+        </w:rPr>
+      </w:pPr>
+      <w:r>
+        <w:rPr>
+          <w:b/>
+          <w:bCs/>
+          <w:sz w:val="22"/>
+        </w:rPr>
+        <w:drawing>
+          <wp:inline distT="0" distB="0" distL="180" distR="180">
+            <wp:extent cx="5800725" cy="1571625"/>
+            <wp:effectExtent l="0" t="0" r="0" b="0"/>
+            <wp:docPr id="1036" name="shape1036" hidden="0"/>
+            <wp:cNvGraphicFramePr>
+              <a:graphicFrameLocks xmlns:a="http://schemas.openxmlformats.org/drawingml/2006/main" noChangeAspect="1"/>
+            </wp:cNvGraphicFramePr>
+            <a:graphic xmlns:a="http://schemas.openxmlformats.org/drawingml/2006/main">
+              <a:graphicData uri="http://schemas.openxmlformats.org/drawingml/2006/picture">
+                <pic:pic xmlns:pic="http://schemas.openxmlformats.org/drawingml/2006/picture">
+                  <pic:nvPicPr>
+                    <pic:cNvPr id="0" name="이미지"/>
+                    <pic:cNvPicPr preferRelativeResize="1">
+                      <a:picLocks noChangeAspect="1"/>
+                    </pic:cNvPicPr>
+                  </pic:nvPicPr>
+                  <pic:blipFill>
+                    <a:blip r:embed="rId9">
+                      <a:extLst>
+                        <a:ext uri="{28A0092B-C50C-407E-A947-70E740481C1C}">
+                          <a14:useLocalDpi xmlns:a14="http://schemas.microsoft.com/office/drawing/2010/main" val="0"/>
+                        </a:ext>
+                      </a:extLst>
+                    </a:blip>
+                    <a:srcRect/>
+                    <a:stretch>
+                      <a:fillRect/>
+                    </a:stretch>
+                  </pic:blipFill>
+                  <pic:spPr>
+                    <a:xfrm>
+                      <a:off x="0" y="0"/>
+                      <a:ext cx="5800725" cy="1571625"/>
+                    </a:xfrm>
+                    <a:prstGeom prst="rect"/>
+                  </pic:spPr>
+                </pic:pic>
+              </a:graphicData>
+            </a:graphic>
+          </wp:inline>
+        </w:drawing>
+      </w:r>
+    </w:p>
+    <w:p>
+      <w:pPr>
+        <w:rPr>
+          <w:b/>
+          <w:bCs/>
+          <w:sz w:val="22"/>
+        </w:rPr>
+      </w:pPr>
+      <w:r>
+        <w:rPr>
+          <w:b/>
+          <w:bCs/>
+          <w:sz w:val="22"/>
+        </w:rPr>
+        <w:t>그래서 기존에는 하나씩 add_component로 컴포넌트를 추가해주고 있었지만 앞으로 이렇게 순서보장이 필요한 컴포넌트들을 추가하기 위해서 add_glTF_conponent_pack()함수를 제작해주었다.</w:t>
+      </w:r>
+    </w:p>
+    <w:p>
+      <w:pPr>
+        <w:rPr>
+          <w:b/>
+          <w:bCs/>
+          <w:sz w:val="22"/>
+        </w:rPr>
+      </w:pPr>
+      <w:r>
+        <w:rPr>
+          <w:b/>
+          <w:bCs/>
+          <w:sz w:val="22"/>
+        </w:rPr>
+        <w:t>add_connecting()함수는 인자값으로 소켓이름, 연결할 뼈 이름, 연결할 메쉬, 연결할 메쉬의 로컬 위치, 회전, 크기를 넣어주어 하나의 객체에 여러개의 소켓을 만들어 연결해주고 싶을 수 있기 때문에</w:t>
+      </w:r>
+    </w:p>
+    <w:p>
+      <w:pPr>
+        <w:rPr/>
+      </w:pPr>
+      <w:r>
+        <w:rPr>
+          <w:b/>
+          <w:bCs/>
+          <w:sz w:val="22"/>
+        </w:rPr>
+        <w:t>그것들을 하나의 구조체 정보로 만들어 add_connecting를 많이 해서 여러개의 소켓을 생성하고 메쉬를 연결하는 경우(예 : 갑옷, 칼, 신발)도 가능할 수 있도록 벡터로 제작해주었다.</w:t>
+      </w:r>
     </w:p>
     <w:p>
       <w:pPr>
@@ -1142,7 +2424,7 @@
       </w:tblGrid>
       <w:tr>
         <w:trPr>
-          <w:trHeight w:val="1692"/>
+          <w:trHeight w:val="1692" w:hRule="atLeast"/>
         </w:trPr>
         <w:tc>
           <w:tcPr>
@@ -1223,7 +2505,7 @@
       </w:tr>
       <w:tr>
         <w:trPr>
-          <w:trHeight w:val="590"/>
+          <w:trHeight w:val="590" w:hRule="atLeast"/>
         </w:trPr>
         <w:tc>
           <w:tcPr>
@@ -1255,8 +2537,8 @@
           </w:tcPr>
           <w:p>
             <w:pPr>
+              <w:jc w:val="center"/>
               <w:spacing w:after="160" w:line="259" w:lineRule="auto"/>
-              <w:jc w:val="center"/>
               <w:rPr>
                 <w:rFonts w:ascii="맑은 고딕" w:eastAsia="맑은 고딕" w:hAnsi="맑은 고딕" w:cs="맑은 고딕"/>
                 <w:b/>
@@ -1346,7 +2628,7 @@
       </w:tr>
       <w:tr>
         <w:trPr>
-          <w:trHeight w:val="1520"/>
+          <w:trHeight w:val="1520" w:hRule="atLeast"/>
         </w:trPr>
         <w:tc>
           <w:tcPr>
@@ -1388,7 +2670,7 @@
       </w:tr>
       <w:tr>
         <w:trPr>
-          <w:trHeight w:val="1963"/>
+          <w:trHeight w:val="1963" w:hRule="atLeast"/>
         </w:trPr>
         <w:tc>
           <w:tcPr>
@@ -1465,21 +2747,125 @@
 </file>
 
 <file path=word/numbering.xml><?xml version="1.0" encoding="utf-8"?>
-<w:numbering xmlns:wpc="http://schemas.microsoft.com/office/word/2010/wordprocessingCanvas" xmlns:cx="http://schemas.microsoft.com/office/drawing/2014/chartex" xmlns:cx1="http://schemas.microsoft.com/office/drawing/2015/9/8/chartex" xmlns:cx2="http://schemas.microsoft.com/office/drawing/2015/10/21/chartex" xmlns:cx3="http://schemas.microsoft.com/office/drawing/2016/5/9/chartex" xmlns:cx4="http://schemas.microsoft.com/office/drawing/2016/5/10/chartex" xmlns:cx5="http://schemas.microsoft.com/office/drawing/2016/5/11/chartex" xmlns:cx6="http://schemas.microsoft.com/office/drawing/2016/5/12/chartex" xmlns:cx7="http://schemas.microsoft.com/office/drawing/2016/5/13/chartex" xmlns:cx8="http://schemas.microsoft.com/office/drawing/2016/5/14/chartex" xmlns:mc="http://schemas.openxmlformats.org/markup-compatibility/2006" xmlns:aink="http://schemas.microsoft.com/office/drawing/2016/ink" xmlns:am3d="http://schemas.microsoft.com/office/drawing/2017/model3d" xmlns:o="urn:schemas-microsoft-com:office:office" xmlns:oel="http://schemas.microsoft.com/office/2019/extlst" xmlns:r="http://schemas.openxmlformats.org/officeDocument/2006/relationships" xmlns:m="http://schemas.openxmlformats.org/officeDocument/2006/math" xmlns:v="urn:schemas-microsoft-com:vml" xmlns:wp14="http://schemas.microsoft.com/office/word/2010/wordprocessingDrawing" xmlns:wp="http://schemas.openxmlformats.org/drawingml/2006/wordprocessingDrawing" xmlns:w10="urn:schemas-microsoft-com:office:word" xmlns:w="http://schemas.openxmlformats.org/wordprocessingml/2006/main" xmlns:w14="http://schemas.microsoft.com/office/word/2010/wordml" xmlns:w15="http://schemas.microsoft.com/office/word/2012/wordml" xmlns:w16cex="http://schemas.microsoft.com/office/word/2018/wordml/cex" xmlns:w16cid="http://schemas.microsoft.com/office/word/2016/wordml/cid" xmlns:w16="http://schemas.microsoft.com/office/word/2018/wordml" xmlns:w16du="http://schemas.microsoft.com/office/word/2023/wordml/word16du" xmlns:w16sdtdh="http://schemas.microsoft.com/office/word/2020/wordml/sdtdatahash" xmlns:w16sdtfl="http://schemas.microsoft.com/office/word/2024/wordml/sdtformatlock" xmlns:w16se="http://schemas.microsoft.com/office/word/2015/wordml/symex" xmlns:wpg="http://schemas.microsoft.com/office/word/2010/wordprocessingGroup" xmlns:wpi="http://schemas.microsoft.com/office/word/2010/wordprocessingInk" xmlns:wne="http://schemas.microsoft.com/office/word/2006/wordml" xmlns:wps="http://schemas.microsoft.com/office/word/2010/wordprocessingShape" mc:Ignorable="w14 w15 w16se w16cid w16 w16cex w16sdtdh w16sdtfl w16du wp14">
-  <w:abstractNum w:abstractNumId="0" w15:restartNumberingAfterBreak="0">
-    <w:nsid w:val="0EBB5335"/>
+<w:numbering xmlns:ve="http://schemas.openxmlformats.org/markup-compatibility/2006" xmlns:o="urn:schemas-microsoft-com:office:office" xmlns:r="http://schemas.openxmlformats.org/officeDocument/2006/relationships" xmlns:m="http://schemas.openxmlformats.org/officeDocument/2006/math" xmlns:v="urn:schemas-microsoft-com:vml" xmlns:wp="http://schemas.openxmlformats.org/drawingml/2006/wordprocessingDrawing" xmlns:w10="urn:schemas-microsoft-com:office:word" xmlns:w="http://schemas.openxmlformats.org/wordprocessingml/2006/main" xmlns:w14="http://schemas.microsoft.com/office/word/2010/wordml" xmlns:wne="http://schemas.microsoft.com/office/word/2006/wordml">
+  <w:abstractNum w:abstractNumId="0">
+    <w:nsid w:val="53d30f9c"/>
     <w:multiLevelType w:val="multilevel"/>
-    <w:tmpl w:val="CF5EC75C"/>
+    <w:tmpl w:val="3280c420"/>
+    <w:lvl w:ilvl="0">
+      <w:start w:val="1"/>
+      <w:lvlText w:val="%1."/>
+      <w:lvlJc w:val="left"/>
+      <w:pPr>
+        <w:ind w:left="720" w:hanging="360"/>
+        <w:tabs>
+          <w:tab w:val="num" w:pos="720"/>
+        </w:tabs>
+      </w:pPr>
+    </w:lvl>
+    <w:lvl w:ilvl="1">
+      <w:start w:val="1"/>
+      <w:lvlText w:val="%2."/>
+      <w:lvlJc w:val="left"/>
+      <w:pPr>
+        <w:ind w:left="1440" w:hanging="360"/>
+        <w:tabs>
+          <w:tab w:val="num" w:pos="1440"/>
+        </w:tabs>
+      </w:pPr>
+    </w:lvl>
+    <w:lvl w:ilvl="2">
+      <w:start w:val="1"/>
+      <w:lvlText w:val="%3."/>
+      <w:lvlJc w:val="left"/>
+      <w:pPr>
+        <w:ind w:left="2160" w:hanging="360"/>
+        <w:tabs>
+          <w:tab w:val="num" w:pos="2160"/>
+        </w:tabs>
+      </w:pPr>
+    </w:lvl>
+    <w:lvl w:ilvl="3">
+      <w:start w:val="1"/>
+      <w:lvlText w:val="%4."/>
+      <w:lvlJc w:val="left"/>
+      <w:pPr>
+        <w:ind w:left="2880" w:hanging="360"/>
+        <w:tabs>
+          <w:tab w:val="num" w:pos="2880"/>
+        </w:tabs>
+      </w:pPr>
+    </w:lvl>
+    <w:lvl w:ilvl="4" w:tentative="on">
+      <w:start w:val="1"/>
+      <w:lvlText w:val="%5."/>
+      <w:lvlJc w:val="left"/>
+      <w:pPr>
+        <w:ind w:left="3600" w:hanging="360"/>
+        <w:tabs>
+          <w:tab w:val="num" w:pos="3600"/>
+        </w:tabs>
+      </w:pPr>
+    </w:lvl>
+    <w:lvl w:ilvl="5" w:tentative="on">
+      <w:start w:val="1"/>
+      <w:lvlText w:val="%6."/>
+      <w:lvlJc w:val="left"/>
+      <w:pPr>
+        <w:ind w:left="4320" w:hanging="360"/>
+        <w:tabs>
+          <w:tab w:val="num" w:pos="4320"/>
+        </w:tabs>
+      </w:pPr>
+    </w:lvl>
+    <w:lvl w:ilvl="6" w:tentative="on">
+      <w:start w:val="1"/>
+      <w:lvlText w:val="%7."/>
+      <w:lvlJc w:val="left"/>
+      <w:pPr>
+        <w:ind w:left="5040" w:hanging="360"/>
+        <w:tabs>
+          <w:tab w:val="num" w:pos="5040"/>
+        </w:tabs>
+      </w:pPr>
+    </w:lvl>
+    <w:lvl w:ilvl="7" w:tentative="on">
+      <w:start w:val="1"/>
+      <w:lvlText w:val="%8."/>
+      <w:lvlJc w:val="left"/>
+      <w:pPr>
+        <w:ind w:left="5760" w:hanging="360"/>
+        <w:tabs>
+          <w:tab w:val="num" w:pos="5760"/>
+        </w:tabs>
+      </w:pPr>
+    </w:lvl>
+    <w:lvl w:ilvl="8" w:tentative="on">
+      <w:start w:val="1"/>
+      <w:lvlText w:val="%9."/>
+      <w:lvlJc w:val="left"/>
+      <w:pPr>
+        <w:ind w:left="6480" w:hanging="360"/>
+        <w:tabs>
+          <w:tab w:val="num" w:pos="6480"/>
+        </w:tabs>
+      </w:pPr>
+    </w:lvl>
+  </w:abstractNum>
+  <w:abstractNum w:abstractNumId="1">
+    <w:nsid w:val="ebb5335"/>
+    <w:multiLevelType w:val="multilevel"/>
+    <w:tmpl w:val="cf5ec75c"/>
     <w:lvl w:ilvl="0">
       <w:start w:val="1"/>
       <w:numFmt w:val="bullet"/>
       <w:lvlText w:val=""/>
       <w:lvlJc w:val="left"/>
       <w:pPr>
+        <w:ind w:left="720" w:hanging="360"/>
         <w:tabs>
           <w:tab w:val="num" w:pos="720"/>
         </w:tabs>
-        <w:ind w:left="720" w:hanging="360"/>
       </w:pPr>
       <w:rPr>
         <w:rFonts w:ascii="Symbol" w:hAnsi="Symbol" w:hint="default"/>
@@ -1492,10 +2878,10 @@
       <w:lvlText w:val="o"/>
       <w:lvlJc w:val="left"/>
       <w:pPr>
+        <w:ind w:left="1440" w:hanging="360"/>
         <w:tabs>
           <w:tab w:val="num" w:pos="1440"/>
         </w:tabs>
-        <w:ind w:left="1440" w:hanging="360"/>
       </w:pPr>
       <w:rPr>
         <w:rFonts w:ascii="Courier New" w:hAnsi="Courier New" w:hint="default"/>
@@ -1508,10 +2894,10 @@
       <w:lvlText w:val=""/>
       <w:lvlJc w:val="left"/>
       <w:pPr>
+        <w:ind w:left="2160" w:hanging="360"/>
         <w:tabs>
           <w:tab w:val="num" w:pos="2160"/>
         </w:tabs>
-        <w:ind w:left="2160" w:hanging="360"/>
       </w:pPr>
       <w:rPr>
         <w:rFonts w:ascii="Wingdings" w:hAnsi="Wingdings" w:hint="default"/>
@@ -1524,90 +2910,90 @@
       <w:lvlText w:val=""/>
       <w:lvlJc w:val="left"/>
       <w:pPr>
+        <w:ind w:left="2880" w:hanging="360"/>
         <w:tabs>
           <w:tab w:val="num" w:pos="2880"/>
         </w:tabs>
-        <w:ind w:left="2880" w:hanging="360"/>
       </w:pPr>
       <w:rPr>
         <w:rFonts w:ascii="Wingdings" w:hAnsi="Wingdings" w:hint="default"/>
         <w:sz w:val="20"/>
       </w:rPr>
     </w:lvl>
-    <w:lvl w:ilvl="4" w:tentative="1">
+    <w:lvl w:ilvl="4" w:tentative="on">
       <w:start w:val="1"/>
       <w:numFmt w:val="bullet"/>
       <w:lvlText w:val=""/>
       <w:lvlJc w:val="left"/>
       <w:pPr>
+        <w:ind w:left="3600" w:hanging="360"/>
         <w:tabs>
           <w:tab w:val="num" w:pos="3600"/>
         </w:tabs>
-        <w:ind w:left="3600" w:hanging="360"/>
       </w:pPr>
       <w:rPr>
         <w:rFonts w:ascii="Wingdings" w:hAnsi="Wingdings" w:hint="default"/>
         <w:sz w:val="20"/>
       </w:rPr>
     </w:lvl>
-    <w:lvl w:ilvl="5" w:tentative="1">
+    <w:lvl w:ilvl="5" w:tentative="on">
       <w:start w:val="1"/>
       <w:numFmt w:val="bullet"/>
       <w:lvlText w:val=""/>
       <w:lvlJc w:val="left"/>
       <w:pPr>
+        <w:ind w:left="4320" w:hanging="360"/>
         <w:tabs>
           <w:tab w:val="num" w:pos="4320"/>
         </w:tabs>
-        <w:ind w:left="4320" w:hanging="360"/>
       </w:pPr>
       <w:rPr>
         <w:rFonts w:ascii="Wingdings" w:hAnsi="Wingdings" w:hint="default"/>
         <w:sz w:val="20"/>
       </w:rPr>
     </w:lvl>
-    <w:lvl w:ilvl="6" w:tentative="1">
+    <w:lvl w:ilvl="6" w:tentative="on">
       <w:start w:val="1"/>
       <w:numFmt w:val="bullet"/>
       <w:lvlText w:val=""/>
       <w:lvlJc w:val="left"/>
       <w:pPr>
+        <w:ind w:left="5040" w:hanging="360"/>
         <w:tabs>
           <w:tab w:val="num" w:pos="5040"/>
         </w:tabs>
-        <w:ind w:left="5040" w:hanging="360"/>
       </w:pPr>
       <w:rPr>
         <w:rFonts w:ascii="Wingdings" w:hAnsi="Wingdings" w:hint="default"/>
         <w:sz w:val="20"/>
       </w:rPr>
     </w:lvl>
-    <w:lvl w:ilvl="7" w:tentative="1">
+    <w:lvl w:ilvl="7" w:tentative="on">
       <w:start w:val="1"/>
       <w:numFmt w:val="bullet"/>
       <w:lvlText w:val=""/>
       <w:lvlJc w:val="left"/>
       <w:pPr>
+        <w:ind w:left="5760" w:hanging="360"/>
         <w:tabs>
           <w:tab w:val="num" w:pos="5760"/>
         </w:tabs>
-        <w:ind w:left="5760" w:hanging="360"/>
       </w:pPr>
       <w:rPr>
         <w:rFonts w:ascii="Wingdings" w:hAnsi="Wingdings" w:hint="default"/>
         <w:sz w:val="20"/>
       </w:rPr>
     </w:lvl>
-    <w:lvl w:ilvl="8" w:tentative="1">
+    <w:lvl w:ilvl="8" w:tentative="on">
       <w:start w:val="1"/>
       <w:numFmt w:val="bullet"/>
       <w:lvlText w:val=""/>
       <w:lvlJc w:val="left"/>
       <w:pPr>
+        <w:ind w:left="6480" w:hanging="360"/>
         <w:tabs>
           <w:tab w:val="num" w:pos="6480"/>
         </w:tabs>
-        <w:ind w:left="6480" w:hanging="360"/>
       </w:pPr>
       <w:rPr>
         <w:rFonts w:ascii="Wingdings" w:hAnsi="Wingdings" w:hint="default"/>
@@ -1615,245 +3001,20 @@
       </w:rPr>
     </w:lvl>
   </w:abstractNum>
-  <w:abstractNum w:abstractNumId="1" w15:restartNumberingAfterBreak="0">
-    <w:nsid w:val="167E1EBC"/>
-    <w:multiLevelType w:val="hybridMultilevel"/>
-    <w:tmpl w:val="3304A2C8"/>
-    <w:lvl w:ilvl="0" w:tplc="F88CB728">
-      <w:start w:val="2026"/>
-      <w:numFmt w:val="bullet"/>
-      <w:lvlText w:val=""/>
-      <w:lvlJc w:val="left"/>
-      <w:pPr>
-        <w:ind w:left="800" w:hanging="360"/>
-      </w:pPr>
-      <w:rPr>
-        <w:rFonts w:ascii="Wingdings" w:hAnsi="Wingdings" w:hint="default"/>
-      </w:rPr>
-    </w:lvl>
-    <w:lvl w:ilvl="1" w:tplc="04090003" w:tentative="1">
-      <w:start w:val="1"/>
-      <w:numFmt w:val="bullet"/>
-      <w:lvlText w:val=""/>
-      <w:lvlJc w:val="left"/>
-      <w:pPr>
-        <w:ind w:left="1320" w:hanging="440"/>
-      </w:pPr>
-      <w:rPr>
-        <w:rFonts w:ascii="Wingdings" w:hAnsi="Wingdings" w:hint="default"/>
-      </w:rPr>
-    </w:lvl>
-    <w:lvl w:ilvl="2" w:tplc="04090005" w:tentative="1">
-      <w:start w:val="1"/>
-      <w:numFmt w:val="bullet"/>
-      <w:lvlText w:val=""/>
-      <w:lvlJc w:val="left"/>
-      <w:pPr>
-        <w:ind w:left="1760" w:hanging="440"/>
-      </w:pPr>
-      <w:rPr>
-        <w:rFonts w:ascii="Wingdings" w:hAnsi="Wingdings" w:hint="default"/>
-      </w:rPr>
-    </w:lvl>
-    <w:lvl w:ilvl="3" w:tplc="04090001" w:tentative="1">
-      <w:start w:val="1"/>
-      <w:numFmt w:val="bullet"/>
-      <w:lvlText w:val=""/>
-      <w:lvlJc w:val="left"/>
-      <w:pPr>
-        <w:ind w:left="2200" w:hanging="440"/>
-      </w:pPr>
-      <w:rPr>
-        <w:rFonts w:ascii="Wingdings" w:hAnsi="Wingdings" w:hint="default"/>
-      </w:rPr>
-    </w:lvl>
-    <w:lvl w:ilvl="4" w:tplc="04090003" w:tentative="1">
-      <w:start w:val="1"/>
-      <w:numFmt w:val="bullet"/>
-      <w:lvlText w:val=""/>
-      <w:lvlJc w:val="left"/>
-      <w:pPr>
-        <w:ind w:left="2640" w:hanging="440"/>
-      </w:pPr>
-      <w:rPr>
-        <w:rFonts w:ascii="Wingdings" w:hAnsi="Wingdings" w:hint="default"/>
-      </w:rPr>
-    </w:lvl>
-    <w:lvl w:ilvl="5" w:tplc="04090005" w:tentative="1">
-      <w:start w:val="1"/>
-      <w:numFmt w:val="bullet"/>
-      <w:lvlText w:val=""/>
-      <w:lvlJc w:val="left"/>
-      <w:pPr>
-        <w:ind w:left="3080" w:hanging="440"/>
-      </w:pPr>
-      <w:rPr>
-        <w:rFonts w:ascii="Wingdings" w:hAnsi="Wingdings" w:hint="default"/>
-      </w:rPr>
-    </w:lvl>
-    <w:lvl w:ilvl="6" w:tplc="04090001" w:tentative="1">
-      <w:start w:val="1"/>
-      <w:numFmt w:val="bullet"/>
-      <w:lvlText w:val=""/>
-      <w:lvlJc w:val="left"/>
-      <w:pPr>
-        <w:ind w:left="3520" w:hanging="440"/>
-      </w:pPr>
-      <w:rPr>
-        <w:rFonts w:ascii="Wingdings" w:hAnsi="Wingdings" w:hint="default"/>
-      </w:rPr>
-    </w:lvl>
-    <w:lvl w:ilvl="7" w:tplc="04090003" w:tentative="1">
-      <w:start w:val="1"/>
-      <w:numFmt w:val="bullet"/>
-      <w:lvlText w:val=""/>
-      <w:lvlJc w:val="left"/>
-      <w:pPr>
-        <w:ind w:left="3960" w:hanging="440"/>
-      </w:pPr>
-      <w:rPr>
-        <w:rFonts w:ascii="Wingdings" w:hAnsi="Wingdings" w:hint="default"/>
-      </w:rPr>
-    </w:lvl>
-    <w:lvl w:ilvl="8" w:tplc="04090005" w:tentative="1">
-      <w:start w:val="1"/>
-      <w:numFmt w:val="bullet"/>
-      <w:lvlText w:val=""/>
-      <w:lvlJc w:val="left"/>
-      <w:pPr>
-        <w:ind w:left="4400" w:hanging="440"/>
-      </w:pPr>
-      <w:rPr>
-        <w:rFonts w:ascii="Wingdings" w:hAnsi="Wingdings" w:hint="default"/>
-      </w:rPr>
-    </w:lvl>
-  </w:abstractNum>
-  <w:abstractNum w:abstractNumId="2" w15:restartNumberingAfterBreak="0">
-    <w:nsid w:val="1775193A"/>
-    <w:multiLevelType w:val="hybridMultilevel"/>
-    <w:tmpl w:val="5322A474"/>
-    <w:lvl w:ilvl="0" w:tplc="F1B422C6">
-      <w:numFmt w:val="bullet"/>
-      <w:lvlText w:val=""/>
-      <w:lvlJc w:val="left"/>
-      <w:pPr>
-        <w:ind w:left="800" w:hanging="360"/>
-      </w:pPr>
-      <w:rPr>
-        <w:rFonts w:ascii="Wingdings" w:eastAsiaTheme="minorEastAsia" w:hAnsi="Wingdings" w:cstheme="minorEastAsia" w:hint="default"/>
-      </w:rPr>
-    </w:lvl>
-    <w:lvl w:ilvl="1" w:tplc="04090003" w:tentative="1">
-      <w:start w:val="1"/>
-      <w:numFmt w:val="bullet"/>
-      <w:lvlText w:val=""/>
-      <w:lvlJc w:val="left"/>
-      <w:pPr>
-        <w:ind w:left="1320" w:hanging="440"/>
-      </w:pPr>
-      <w:rPr>
-        <w:rFonts w:ascii="Wingdings" w:hAnsi="Wingdings" w:hint="default"/>
-      </w:rPr>
-    </w:lvl>
-    <w:lvl w:ilvl="2" w:tplc="04090005" w:tentative="1">
-      <w:start w:val="1"/>
-      <w:numFmt w:val="bullet"/>
-      <w:lvlText w:val=""/>
-      <w:lvlJc w:val="left"/>
-      <w:pPr>
-        <w:ind w:left="1760" w:hanging="440"/>
-      </w:pPr>
-      <w:rPr>
-        <w:rFonts w:ascii="Wingdings" w:hAnsi="Wingdings" w:hint="default"/>
-      </w:rPr>
-    </w:lvl>
-    <w:lvl w:ilvl="3" w:tplc="04090001" w:tentative="1">
-      <w:start w:val="1"/>
-      <w:numFmt w:val="bullet"/>
-      <w:lvlText w:val=""/>
-      <w:lvlJc w:val="left"/>
-      <w:pPr>
-        <w:ind w:left="2200" w:hanging="440"/>
-      </w:pPr>
-      <w:rPr>
-        <w:rFonts w:ascii="Wingdings" w:hAnsi="Wingdings" w:hint="default"/>
-      </w:rPr>
-    </w:lvl>
-    <w:lvl w:ilvl="4" w:tplc="04090003" w:tentative="1">
-      <w:start w:val="1"/>
-      <w:numFmt w:val="bullet"/>
-      <w:lvlText w:val=""/>
-      <w:lvlJc w:val="left"/>
-      <w:pPr>
-        <w:ind w:left="2640" w:hanging="440"/>
-      </w:pPr>
-      <w:rPr>
-        <w:rFonts w:ascii="Wingdings" w:hAnsi="Wingdings" w:hint="default"/>
-      </w:rPr>
-    </w:lvl>
-    <w:lvl w:ilvl="5" w:tplc="04090005" w:tentative="1">
-      <w:start w:val="1"/>
-      <w:numFmt w:val="bullet"/>
-      <w:lvlText w:val=""/>
-      <w:lvlJc w:val="left"/>
-      <w:pPr>
-        <w:ind w:left="3080" w:hanging="440"/>
-      </w:pPr>
-      <w:rPr>
-        <w:rFonts w:ascii="Wingdings" w:hAnsi="Wingdings" w:hint="default"/>
-      </w:rPr>
-    </w:lvl>
-    <w:lvl w:ilvl="6" w:tplc="04090001" w:tentative="1">
-      <w:start w:val="1"/>
-      <w:numFmt w:val="bullet"/>
-      <w:lvlText w:val=""/>
-      <w:lvlJc w:val="left"/>
-      <w:pPr>
-        <w:ind w:left="3520" w:hanging="440"/>
-      </w:pPr>
-      <w:rPr>
-        <w:rFonts w:ascii="Wingdings" w:hAnsi="Wingdings" w:hint="default"/>
-      </w:rPr>
-    </w:lvl>
-    <w:lvl w:ilvl="7" w:tplc="04090003" w:tentative="1">
-      <w:start w:val="1"/>
-      <w:numFmt w:val="bullet"/>
-      <w:lvlText w:val=""/>
-      <w:lvlJc w:val="left"/>
-      <w:pPr>
-        <w:ind w:left="3960" w:hanging="440"/>
-      </w:pPr>
-      <w:rPr>
-        <w:rFonts w:ascii="Wingdings" w:hAnsi="Wingdings" w:hint="default"/>
-      </w:rPr>
-    </w:lvl>
-    <w:lvl w:ilvl="8" w:tplc="04090005" w:tentative="1">
-      <w:start w:val="1"/>
-      <w:numFmt w:val="bullet"/>
-      <w:lvlText w:val=""/>
-      <w:lvlJc w:val="left"/>
-      <w:pPr>
-        <w:ind w:left="4400" w:hanging="440"/>
-      </w:pPr>
-      <w:rPr>
-        <w:rFonts w:ascii="Wingdings" w:hAnsi="Wingdings" w:hint="default"/>
-      </w:rPr>
-    </w:lvl>
-  </w:abstractNum>
-  <w:abstractNum w:abstractNumId="3" w15:restartNumberingAfterBreak="0">
-    <w:nsid w:val="17927478"/>
+  <w:abstractNum w:abstractNumId="2">
+    <w:nsid w:val="374e5dac"/>
     <w:multiLevelType w:val="multilevel"/>
-    <w:tmpl w:val="F3A8FB64"/>
+    <w:tmpl w:val="bd76ff9c"/>
     <w:lvl w:ilvl="0">
       <w:start w:val="1"/>
       <w:numFmt w:val="bullet"/>
       <w:lvlText w:val=""/>
       <w:lvlJc w:val="left"/>
       <w:pPr>
+        <w:ind w:left="720" w:hanging="360"/>
         <w:tabs>
           <w:tab w:val="num" w:pos="720"/>
         </w:tabs>
-        <w:ind w:left="720" w:hanging="360"/>
       </w:pPr>
       <w:rPr>
         <w:rFonts w:ascii="Symbol" w:hAnsi="Symbol" w:hint="default"/>
@@ -1866,10 +3027,10 @@
       <w:lvlText w:val="o"/>
       <w:lvlJc w:val="left"/>
       <w:pPr>
+        <w:ind w:left="1440" w:hanging="360"/>
         <w:tabs>
           <w:tab w:val="num" w:pos="1440"/>
         </w:tabs>
-        <w:ind w:left="1440" w:hanging="360"/>
       </w:pPr>
       <w:rPr>
         <w:rFonts w:ascii="Courier New" w:hAnsi="Courier New" w:hint="default"/>
@@ -1882,10 +3043,10 @@
       <w:lvlText w:val=""/>
       <w:lvlJc w:val="left"/>
       <w:pPr>
+        <w:ind w:left="2160" w:hanging="360"/>
         <w:tabs>
           <w:tab w:val="num" w:pos="2160"/>
         </w:tabs>
-        <w:ind w:left="2160" w:hanging="360"/>
       </w:pPr>
       <w:rPr>
         <w:rFonts w:ascii="Wingdings" w:hAnsi="Wingdings" w:hint="default"/>
@@ -1898,90 +3059,90 @@
       <w:lvlText w:val=""/>
       <w:lvlJc w:val="left"/>
       <w:pPr>
+        <w:ind w:left="2880" w:hanging="360"/>
         <w:tabs>
           <w:tab w:val="num" w:pos="2880"/>
         </w:tabs>
-        <w:ind w:left="2880" w:hanging="360"/>
       </w:pPr>
       <w:rPr>
         <w:rFonts w:ascii="Wingdings" w:hAnsi="Wingdings" w:hint="default"/>
         <w:sz w:val="20"/>
       </w:rPr>
     </w:lvl>
-    <w:lvl w:ilvl="4" w:tentative="1">
+    <w:lvl w:ilvl="4">
       <w:start w:val="1"/>
       <w:numFmt w:val="bullet"/>
       <w:lvlText w:val=""/>
       <w:lvlJc w:val="left"/>
       <w:pPr>
+        <w:ind w:left="3600" w:hanging="360"/>
         <w:tabs>
           <w:tab w:val="num" w:pos="3600"/>
         </w:tabs>
-        <w:ind w:left="3600" w:hanging="360"/>
       </w:pPr>
       <w:rPr>
         <w:rFonts w:ascii="Wingdings" w:hAnsi="Wingdings" w:hint="default"/>
         <w:sz w:val="20"/>
       </w:rPr>
     </w:lvl>
-    <w:lvl w:ilvl="5" w:tentative="1">
+    <w:lvl w:ilvl="5" w:tentative="on">
       <w:start w:val="1"/>
       <w:numFmt w:val="bullet"/>
       <w:lvlText w:val=""/>
       <w:lvlJc w:val="left"/>
       <w:pPr>
+        <w:ind w:left="4320" w:hanging="360"/>
         <w:tabs>
           <w:tab w:val="num" w:pos="4320"/>
         </w:tabs>
-        <w:ind w:left="4320" w:hanging="360"/>
       </w:pPr>
       <w:rPr>
         <w:rFonts w:ascii="Wingdings" w:hAnsi="Wingdings" w:hint="default"/>
         <w:sz w:val="20"/>
       </w:rPr>
     </w:lvl>
-    <w:lvl w:ilvl="6" w:tentative="1">
+    <w:lvl w:ilvl="6" w:tentative="on">
       <w:start w:val="1"/>
       <w:numFmt w:val="bullet"/>
       <w:lvlText w:val=""/>
       <w:lvlJc w:val="left"/>
       <w:pPr>
+        <w:ind w:left="5040" w:hanging="360"/>
         <w:tabs>
           <w:tab w:val="num" w:pos="5040"/>
         </w:tabs>
-        <w:ind w:left="5040" w:hanging="360"/>
       </w:pPr>
       <w:rPr>
         <w:rFonts w:ascii="Wingdings" w:hAnsi="Wingdings" w:hint="default"/>
         <w:sz w:val="20"/>
       </w:rPr>
     </w:lvl>
-    <w:lvl w:ilvl="7" w:tentative="1">
+    <w:lvl w:ilvl="7" w:tentative="on">
       <w:start w:val="1"/>
       <w:numFmt w:val="bullet"/>
       <w:lvlText w:val=""/>
       <w:lvlJc w:val="left"/>
       <w:pPr>
+        <w:ind w:left="5760" w:hanging="360"/>
         <w:tabs>
           <w:tab w:val="num" w:pos="5760"/>
         </w:tabs>
-        <w:ind w:left="5760" w:hanging="360"/>
       </w:pPr>
       <w:rPr>
         <w:rFonts w:ascii="Wingdings" w:hAnsi="Wingdings" w:hint="default"/>
         <w:sz w:val="20"/>
       </w:rPr>
     </w:lvl>
-    <w:lvl w:ilvl="8" w:tentative="1">
+    <w:lvl w:ilvl="8" w:tentative="on">
       <w:start w:val="1"/>
       <w:numFmt w:val="bullet"/>
       <w:lvlText w:val=""/>
       <w:lvlJc w:val="left"/>
       <w:pPr>
+        <w:ind w:left="6480" w:hanging="360"/>
         <w:tabs>
           <w:tab w:val="num" w:pos="6480"/>
         </w:tabs>
-        <w:ind w:left="6480" w:hanging="360"/>
       </w:pPr>
       <w:rPr>
         <w:rFonts w:ascii="Wingdings" w:hAnsi="Wingdings" w:hint="default"/>
@@ -1989,20 +3150,20 @@
       </w:rPr>
     </w:lvl>
   </w:abstractNum>
-  <w:abstractNum w:abstractNumId="4" w15:restartNumberingAfterBreak="0">
-    <w:nsid w:val="2FD53060"/>
+  <w:abstractNum w:abstractNumId="3">
+    <w:nsid w:val="592b00b5"/>
     <w:multiLevelType w:val="multilevel"/>
-    <w:tmpl w:val="17FEC8C2"/>
+    <w:tmpl w:val="792cfc9c"/>
     <w:lvl w:ilvl="0">
       <w:start w:val="1"/>
       <w:numFmt w:val="bullet"/>
       <w:lvlText w:val=""/>
       <w:lvlJc w:val="left"/>
       <w:pPr>
+        <w:ind w:left="720" w:hanging="360"/>
         <w:tabs>
           <w:tab w:val="num" w:pos="720"/>
         </w:tabs>
-        <w:ind w:left="720" w:hanging="360"/>
       </w:pPr>
       <w:rPr>
         <w:rFonts w:ascii="Symbol" w:hAnsi="Symbol" w:hint="default"/>
@@ -2015,10 +3176,10 @@
       <w:lvlText w:val="o"/>
       <w:lvlJc w:val="left"/>
       <w:pPr>
+        <w:ind w:left="1440" w:hanging="360"/>
         <w:tabs>
           <w:tab w:val="num" w:pos="1440"/>
         </w:tabs>
-        <w:ind w:left="1440" w:hanging="360"/>
       </w:pPr>
       <w:rPr>
         <w:rFonts w:ascii="Courier New" w:hAnsi="Courier New" w:hint="default"/>
@@ -2031,10 +3192,10 @@
       <w:lvlText w:val=""/>
       <w:lvlJc w:val="left"/>
       <w:pPr>
+        <w:ind w:left="2160" w:hanging="360"/>
         <w:tabs>
           <w:tab w:val="num" w:pos="2160"/>
         </w:tabs>
-        <w:ind w:left="2160" w:hanging="360"/>
       </w:pPr>
       <w:rPr>
         <w:rFonts w:ascii="Wingdings" w:hAnsi="Wingdings" w:hint="default"/>
@@ -2047,90 +3208,90 @@
       <w:lvlText w:val=""/>
       <w:lvlJc w:val="left"/>
       <w:pPr>
+        <w:ind w:left="2880" w:hanging="360"/>
         <w:tabs>
           <w:tab w:val="num" w:pos="2880"/>
         </w:tabs>
-        <w:ind w:left="2880" w:hanging="360"/>
       </w:pPr>
       <w:rPr>
         <w:rFonts w:ascii="Wingdings" w:hAnsi="Wingdings" w:hint="default"/>
         <w:sz w:val="20"/>
       </w:rPr>
     </w:lvl>
-    <w:lvl w:ilvl="4" w:tentative="1">
+    <w:lvl w:ilvl="4">
       <w:start w:val="1"/>
       <w:numFmt w:val="bullet"/>
       <w:lvlText w:val=""/>
       <w:lvlJc w:val="left"/>
       <w:pPr>
+        <w:ind w:left="3600" w:hanging="360"/>
         <w:tabs>
           <w:tab w:val="num" w:pos="3600"/>
         </w:tabs>
-        <w:ind w:left="3600" w:hanging="360"/>
       </w:pPr>
       <w:rPr>
         <w:rFonts w:ascii="Wingdings" w:hAnsi="Wingdings" w:hint="default"/>
         <w:sz w:val="20"/>
       </w:rPr>
     </w:lvl>
-    <w:lvl w:ilvl="5" w:tentative="1">
+    <w:lvl w:ilvl="5" w:tentative="on">
       <w:start w:val="1"/>
       <w:numFmt w:val="bullet"/>
       <w:lvlText w:val=""/>
       <w:lvlJc w:val="left"/>
       <w:pPr>
+        <w:ind w:left="4320" w:hanging="360"/>
         <w:tabs>
           <w:tab w:val="num" w:pos="4320"/>
         </w:tabs>
-        <w:ind w:left="4320" w:hanging="360"/>
       </w:pPr>
       <w:rPr>
         <w:rFonts w:ascii="Wingdings" w:hAnsi="Wingdings" w:hint="default"/>
         <w:sz w:val="20"/>
       </w:rPr>
     </w:lvl>
-    <w:lvl w:ilvl="6" w:tentative="1">
+    <w:lvl w:ilvl="6" w:tentative="on">
       <w:start w:val="1"/>
       <w:numFmt w:val="bullet"/>
       <w:lvlText w:val=""/>
       <w:lvlJc w:val="left"/>
       <w:pPr>
+        <w:ind w:left="5040" w:hanging="360"/>
         <w:tabs>
           <w:tab w:val="num" w:pos="5040"/>
         </w:tabs>
-        <w:ind w:left="5040" w:hanging="360"/>
       </w:pPr>
       <w:rPr>
         <w:rFonts w:ascii="Wingdings" w:hAnsi="Wingdings" w:hint="default"/>
         <w:sz w:val="20"/>
       </w:rPr>
     </w:lvl>
-    <w:lvl w:ilvl="7" w:tentative="1">
+    <w:lvl w:ilvl="7" w:tentative="on">
       <w:start w:val="1"/>
       <w:numFmt w:val="bullet"/>
       <w:lvlText w:val=""/>
       <w:lvlJc w:val="left"/>
       <w:pPr>
+        <w:ind w:left="5760" w:hanging="360"/>
         <w:tabs>
           <w:tab w:val="num" w:pos="5760"/>
         </w:tabs>
-        <w:ind w:left="5760" w:hanging="360"/>
       </w:pPr>
       <w:rPr>
         <w:rFonts w:ascii="Wingdings" w:hAnsi="Wingdings" w:hint="default"/>
         <w:sz w:val="20"/>
       </w:rPr>
     </w:lvl>
-    <w:lvl w:ilvl="8" w:tentative="1">
+    <w:lvl w:ilvl="8" w:tentative="on">
       <w:start w:val="1"/>
       <w:numFmt w:val="bullet"/>
       <w:lvlText w:val=""/>
       <w:lvlJc w:val="left"/>
       <w:pPr>
+        <w:ind w:left="6480" w:hanging="360"/>
         <w:tabs>
           <w:tab w:val="num" w:pos="6480"/>
         </w:tabs>
-        <w:ind w:left="6480" w:hanging="360"/>
       </w:pPr>
       <w:rPr>
         <w:rFonts w:ascii="Wingdings" w:hAnsi="Wingdings" w:hint="default"/>
@@ -2138,133 +3299,20 @@
       </w:rPr>
     </w:lvl>
   </w:abstractNum>
-  <w:abstractNum w:abstractNumId="5" w15:restartNumberingAfterBreak="0">
-    <w:nsid w:val="32356513"/>
+  <w:abstractNum w:abstractNumId="4">
+    <w:nsid w:val="2fd53060"/>
     <w:multiLevelType w:val="multilevel"/>
-    <w:tmpl w:val="AB3EF292"/>
-    <w:lvl w:ilvl="0">
-      <w:start w:val="1"/>
-      <w:numFmt w:val="decimal"/>
-      <w:lvlText w:val="%1."/>
-      <w:lvlJc w:val="left"/>
-      <w:pPr>
-        <w:tabs>
-          <w:tab w:val="num" w:pos="720"/>
-        </w:tabs>
-        <w:ind w:left="720" w:hanging="360"/>
-      </w:pPr>
-    </w:lvl>
-    <w:lvl w:ilvl="1">
-      <w:start w:val="1"/>
-      <w:numFmt w:val="decimal"/>
-      <w:lvlText w:val="%2."/>
-      <w:lvlJc w:val="left"/>
-      <w:pPr>
-        <w:tabs>
-          <w:tab w:val="num" w:pos="1440"/>
-        </w:tabs>
-        <w:ind w:left="1440" w:hanging="360"/>
-      </w:pPr>
-    </w:lvl>
-    <w:lvl w:ilvl="2">
-      <w:start w:val="1"/>
-      <w:numFmt w:val="decimal"/>
-      <w:lvlText w:val="%3."/>
-      <w:lvlJc w:val="left"/>
-      <w:pPr>
-        <w:tabs>
-          <w:tab w:val="num" w:pos="2160"/>
-        </w:tabs>
-        <w:ind w:left="2160" w:hanging="360"/>
-      </w:pPr>
-    </w:lvl>
-    <w:lvl w:ilvl="3" w:tentative="1">
-      <w:start w:val="1"/>
-      <w:numFmt w:val="decimal"/>
-      <w:lvlText w:val="%4."/>
-      <w:lvlJc w:val="left"/>
-      <w:pPr>
-        <w:tabs>
-          <w:tab w:val="num" w:pos="2880"/>
-        </w:tabs>
-        <w:ind w:left="2880" w:hanging="360"/>
-      </w:pPr>
-    </w:lvl>
-    <w:lvl w:ilvl="4" w:tentative="1">
-      <w:start w:val="1"/>
-      <w:numFmt w:val="decimal"/>
-      <w:lvlText w:val="%5."/>
-      <w:lvlJc w:val="left"/>
-      <w:pPr>
-        <w:tabs>
-          <w:tab w:val="num" w:pos="3600"/>
-        </w:tabs>
-        <w:ind w:left="3600" w:hanging="360"/>
-      </w:pPr>
-    </w:lvl>
-    <w:lvl w:ilvl="5" w:tentative="1">
-      <w:start w:val="1"/>
-      <w:numFmt w:val="decimal"/>
-      <w:lvlText w:val="%6."/>
-      <w:lvlJc w:val="left"/>
-      <w:pPr>
-        <w:tabs>
-          <w:tab w:val="num" w:pos="4320"/>
-        </w:tabs>
-        <w:ind w:left="4320" w:hanging="360"/>
-      </w:pPr>
-    </w:lvl>
-    <w:lvl w:ilvl="6" w:tentative="1">
-      <w:start w:val="1"/>
-      <w:numFmt w:val="decimal"/>
-      <w:lvlText w:val="%7."/>
-      <w:lvlJc w:val="left"/>
-      <w:pPr>
-        <w:tabs>
-          <w:tab w:val="num" w:pos="5040"/>
-        </w:tabs>
-        <w:ind w:left="5040" w:hanging="360"/>
-      </w:pPr>
-    </w:lvl>
-    <w:lvl w:ilvl="7" w:tentative="1">
-      <w:start w:val="1"/>
-      <w:numFmt w:val="decimal"/>
-      <w:lvlText w:val="%8."/>
-      <w:lvlJc w:val="left"/>
-      <w:pPr>
-        <w:tabs>
-          <w:tab w:val="num" w:pos="5760"/>
-        </w:tabs>
-        <w:ind w:left="5760" w:hanging="360"/>
-      </w:pPr>
-    </w:lvl>
-    <w:lvl w:ilvl="8" w:tentative="1">
-      <w:start w:val="1"/>
-      <w:numFmt w:val="decimal"/>
-      <w:lvlText w:val="%9."/>
-      <w:lvlJc w:val="left"/>
-      <w:pPr>
-        <w:tabs>
-          <w:tab w:val="num" w:pos="6480"/>
-        </w:tabs>
-        <w:ind w:left="6480" w:hanging="360"/>
-      </w:pPr>
-    </w:lvl>
-  </w:abstractNum>
-  <w:abstractNum w:abstractNumId="6" w15:restartNumberingAfterBreak="0">
-    <w:nsid w:val="374E5DAC"/>
-    <w:multiLevelType w:val="multilevel"/>
-    <w:tmpl w:val="BD76FF9C"/>
+    <w:tmpl w:val="17fec8c2"/>
     <w:lvl w:ilvl="0">
       <w:start w:val="1"/>
       <w:numFmt w:val="bullet"/>
       <w:lvlText w:val=""/>
       <w:lvlJc w:val="left"/>
       <w:pPr>
+        <w:ind w:left="720" w:hanging="360"/>
         <w:tabs>
           <w:tab w:val="num" w:pos="720"/>
         </w:tabs>
-        <w:ind w:left="720" w:hanging="360"/>
       </w:pPr>
       <w:rPr>
         <w:rFonts w:ascii="Symbol" w:hAnsi="Symbol" w:hint="default"/>
@@ -2277,10 +3325,10 @@
       <w:lvlText w:val="o"/>
       <w:lvlJc w:val="left"/>
       <w:pPr>
+        <w:ind w:left="1440" w:hanging="360"/>
         <w:tabs>
           <w:tab w:val="num" w:pos="1440"/>
         </w:tabs>
-        <w:ind w:left="1440" w:hanging="360"/>
       </w:pPr>
       <w:rPr>
         <w:rFonts w:ascii="Courier New" w:hAnsi="Courier New" w:hint="default"/>
@@ -2293,10 +3341,10 @@
       <w:lvlText w:val=""/>
       <w:lvlJc w:val="left"/>
       <w:pPr>
+        <w:ind w:left="2160" w:hanging="360"/>
         <w:tabs>
           <w:tab w:val="num" w:pos="2160"/>
         </w:tabs>
-        <w:ind w:left="2160" w:hanging="360"/>
       </w:pPr>
       <w:rPr>
         <w:rFonts w:ascii="Wingdings" w:hAnsi="Wingdings" w:hint="default"/>
@@ -2309,90 +3357,90 @@
       <w:lvlText w:val=""/>
       <w:lvlJc w:val="left"/>
       <w:pPr>
+        <w:ind w:left="2880" w:hanging="360"/>
         <w:tabs>
           <w:tab w:val="num" w:pos="2880"/>
         </w:tabs>
-        <w:ind w:left="2880" w:hanging="360"/>
       </w:pPr>
       <w:rPr>
         <w:rFonts w:ascii="Wingdings" w:hAnsi="Wingdings" w:hint="default"/>
         <w:sz w:val="20"/>
       </w:rPr>
     </w:lvl>
-    <w:lvl w:ilvl="4">
+    <w:lvl w:ilvl="4" w:tentative="on">
       <w:start w:val="1"/>
       <w:numFmt w:val="bullet"/>
       <w:lvlText w:val=""/>
       <w:lvlJc w:val="left"/>
       <w:pPr>
+        <w:ind w:left="3600" w:hanging="360"/>
         <w:tabs>
           <w:tab w:val="num" w:pos="3600"/>
         </w:tabs>
-        <w:ind w:left="3600" w:hanging="360"/>
       </w:pPr>
       <w:rPr>
         <w:rFonts w:ascii="Wingdings" w:hAnsi="Wingdings" w:hint="default"/>
         <w:sz w:val="20"/>
       </w:rPr>
     </w:lvl>
-    <w:lvl w:ilvl="5" w:tentative="1">
+    <w:lvl w:ilvl="5" w:tentative="on">
       <w:start w:val="1"/>
       <w:numFmt w:val="bullet"/>
       <w:lvlText w:val=""/>
       <w:lvlJc w:val="left"/>
       <w:pPr>
+        <w:ind w:left="4320" w:hanging="360"/>
         <w:tabs>
           <w:tab w:val="num" w:pos="4320"/>
         </w:tabs>
-        <w:ind w:left="4320" w:hanging="360"/>
       </w:pPr>
       <w:rPr>
         <w:rFonts w:ascii="Wingdings" w:hAnsi="Wingdings" w:hint="default"/>
         <w:sz w:val="20"/>
       </w:rPr>
     </w:lvl>
-    <w:lvl w:ilvl="6" w:tentative="1">
+    <w:lvl w:ilvl="6" w:tentative="on">
       <w:start w:val="1"/>
       <w:numFmt w:val="bullet"/>
       <w:lvlText w:val=""/>
       <w:lvlJc w:val="left"/>
       <w:pPr>
+        <w:ind w:left="5040" w:hanging="360"/>
         <w:tabs>
           <w:tab w:val="num" w:pos="5040"/>
         </w:tabs>
-        <w:ind w:left="5040" w:hanging="360"/>
       </w:pPr>
       <w:rPr>
         <w:rFonts w:ascii="Wingdings" w:hAnsi="Wingdings" w:hint="default"/>
         <w:sz w:val="20"/>
       </w:rPr>
     </w:lvl>
-    <w:lvl w:ilvl="7" w:tentative="1">
+    <w:lvl w:ilvl="7" w:tentative="on">
       <w:start w:val="1"/>
       <w:numFmt w:val="bullet"/>
       <w:lvlText w:val=""/>
       <w:lvlJc w:val="left"/>
       <w:pPr>
+        <w:ind w:left="5760" w:hanging="360"/>
         <w:tabs>
           <w:tab w:val="num" w:pos="5760"/>
         </w:tabs>
-        <w:ind w:left="5760" w:hanging="360"/>
       </w:pPr>
       <w:rPr>
         <w:rFonts w:ascii="Wingdings" w:hAnsi="Wingdings" w:hint="default"/>
         <w:sz w:val="20"/>
       </w:rPr>
     </w:lvl>
-    <w:lvl w:ilvl="8" w:tentative="1">
+    <w:lvl w:ilvl="8" w:tentative="on">
       <w:start w:val="1"/>
       <w:numFmt w:val="bullet"/>
       <w:lvlText w:val=""/>
       <w:lvlJc w:val="left"/>
       <w:pPr>
+        <w:ind w:left="6480" w:hanging="360"/>
         <w:tabs>
           <w:tab w:val="num" w:pos="6480"/>
         </w:tabs>
-        <w:ind w:left="6480" w:hanging="360"/>
       </w:pPr>
       <w:rPr>
         <w:rFonts w:ascii="Wingdings" w:hAnsi="Wingdings" w:hint="default"/>
@@ -2400,775 +3448,39 @@
       </w:rPr>
     </w:lvl>
   </w:abstractNum>
-  <w:abstractNum w:abstractNumId="7" w15:restartNumberingAfterBreak="0">
-    <w:nsid w:val="3E2022E1"/>
-    <w:multiLevelType w:val="multilevel"/>
-    <w:tmpl w:val="AAD2ECFC"/>
-    <w:lvl w:ilvl="0">
-      <w:start w:val="1"/>
-      <w:numFmt w:val="decimal"/>
-      <w:lvlText w:val="%1."/>
-      <w:lvlJc w:val="left"/>
-      <w:pPr>
-        <w:tabs>
-          <w:tab w:val="num" w:pos="360"/>
-        </w:tabs>
-        <w:ind w:left="360" w:hanging="360"/>
-      </w:pPr>
-    </w:lvl>
-    <w:lvl w:ilvl="1">
-      <w:start w:val="1"/>
-      <w:numFmt w:val="decimal"/>
-      <w:lvlText w:val="%2."/>
-      <w:lvlJc w:val="left"/>
-      <w:pPr>
-        <w:tabs>
-          <w:tab w:val="num" w:pos="1080"/>
-        </w:tabs>
-        <w:ind w:left="1080" w:hanging="360"/>
-      </w:pPr>
-    </w:lvl>
-    <w:lvl w:ilvl="2">
-      <w:start w:val="1"/>
-      <w:numFmt w:val="decimal"/>
-      <w:lvlText w:val="%3."/>
-      <w:lvlJc w:val="left"/>
-      <w:pPr>
-        <w:tabs>
-          <w:tab w:val="num" w:pos="1800"/>
-        </w:tabs>
-        <w:ind w:left="1800" w:hanging="360"/>
-      </w:pPr>
-    </w:lvl>
-    <w:lvl w:ilvl="3">
-      <w:start w:val="1"/>
-      <w:numFmt w:val="decimal"/>
-      <w:lvlText w:val="%4."/>
-      <w:lvlJc w:val="left"/>
-      <w:pPr>
-        <w:tabs>
-          <w:tab w:val="num" w:pos="2520"/>
-        </w:tabs>
-        <w:ind w:left="2520" w:hanging="360"/>
-      </w:pPr>
-    </w:lvl>
-    <w:lvl w:ilvl="4" w:tentative="1">
-      <w:start w:val="1"/>
-      <w:numFmt w:val="decimal"/>
-      <w:lvlText w:val="%5."/>
-      <w:lvlJc w:val="left"/>
-      <w:pPr>
-        <w:tabs>
-          <w:tab w:val="num" w:pos="3240"/>
-        </w:tabs>
-        <w:ind w:left="3240" w:hanging="360"/>
-      </w:pPr>
-    </w:lvl>
-    <w:lvl w:ilvl="5" w:tentative="1">
-      <w:start w:val="1"/>
-      <w:numFmt w:val="decimal"/>
-      <w:lvlText w:val="%6."/>
-      <w:lvlJc w:val="left"/>
-      <w:pPr>
-        <w:tabs>
-          <w:tab w:val="num" w:pos="3960"/>
-        </w:tabs>
-        <w:ind w:left="3960" w:hanging="360"/>
-      </w:pPr>
-    </w:lvl>
-    <w:lvl w:ilvl="6" w:tentative="1">
-      <w:start w:val="1"/>
-      <w:numFmt w:val="decimal"/>
-      <w:lvlText w:val="%7."/>
-      <w:lvlJc w:val="left"/>
-      <w:pPr>
-        <w:tabs>
-          <w:tab w:val="num" w:pos="4680"/>
-        </w:tabs>
-        <w:ind w:left="4680" w:hanging="360"/>
-      </w:pPr>
-    </w:lvl>
-    <w:lvl w:ilvl="7" w:tentative="1">
-      <w:start w:val="1"/>
-      <w:numFmt w:val="decimal"/>
-      <w:lvlText w:val="%8."/>
-      <w:lvlJc w:val="left"/>
-      <w:pPr>
-        <w:tabs>
-          <w:tab w:val="num" w:pos="5400"/>
-        </w:tabs>
-        <w:ind w:left="5400" w:hanging="360"/>
-      </w:pPr>
-    </w:lvl>
-    <w:lvl w:ilvl="8" w:tentative="1">
-      <w:start w:val="1"/>
-      <w:numFmt w:val="decimal"/>
-      <w:lvlText w:val="%9."/>
-      <w:lvlJc w:val="left"/>
-      <w:pPr>
-        <w:tabs>
-          <w:tab w:val="num" w:pos="6120"/>
-        </w:tabs>
-        <w:ind w:left="6120" w:hanging="360"/>
-      </w:pPr>
-    </w:lvl>
-  </w:abstractNum>
-  <w:abstractNum w:abstractNumId="8" w15:restartNumberingAfterBreak="0">
-    <w:nsid w:val="53D30F9C"/>
-    <w:multiLevelType w:val="multilevel"/>
-    <w:tmpl w:val="3280C420"/>
-    <w:lvl w:ilvl="0">
-      <w:start w:val="1"/>
-      <w:numFmt w:val="decimal"/>
-      <w:lvlText w:val="%1."/>
-      <w:lvlJc w:val="left"/>
-      <w:pPr>
-        <w:tabs>
-          <w:tab w:val="num" w:pos="720"/>
-        </w:tabs>
-        <w:ind w:left="720" w:hanging="360"/>
-      </w:pPr>
-    </w:lvl>
-    <w:lvl w:ilvl="1">
-      <w:start w:val="1"/>
-      <w:numFmt w:val="decimal"/>
-      <w:lvlText w:val="%2."/>
-      <w:lvlJc w:val="left"/>
-      <w:pPr>
-        <w:tabs>
-          <w:tab w:val="num" w:pos="1440"/>
-        </w:tabs>
-        <w:ind w:left="1440" w:hanging="360"/>
-      </w:pPr>
-    </w:lvl>
-    <w:lvl w:ilvl="2">
-      <w:start w:val="1"/>
-      <w:numFmt w:val="decimal"/>
-      <w:lvlText w:val="%3."/>
-      <w:lvlJc w:val="left"/>
-      <w:pPr>
-        <w:tabs>
-          <w:tab w:val="num" w:pos="2160"/>
-        </w:tabs>
-        <w:ind w:left="2160" w:hanging="360"/>
-      </w:pPr>
-    </w:lvl>
-    <w:lvl w:ilvl="3">
-      <w:start w:val="1"/>
-      <w:numFmt w:val="decimal"/>
-      <w:lvlText w:val="%4."/>
-      <w:lvlJc w:val="left"/>
-      <w:pPr>
-        <w:tabs>
-          <w:tab w:val="num" w:pos="2880"/>
-        </w:tabs>
-        <w:ind w:left="2880" w:hanging="360"/>
-      </w:pPr>
-    </w:lvl>
-    <w:lvl w:ilvl="4" w:tentative="1">
-      <w:start w:val="1"/>
-      <w:numFmt w:val="decimal"/>
-      <w:lvlText w:val="%5."/>
-      <w:lvlJc w:val="left"/>
-      <w:pPr>
-        <w:tabs>
-          <w:tab w:val="num" w:pos="3600"/>
-        </w:tabs>
-        <w:ind w:left="3600" w:hanging="360"/>
-      </w:pPr>
-    </w:lvl>
-    <w:lvl w:ilvl="5" w:tentative="1">
-      <w:start w:val="1"/>
-      <w:numFmt w:val="decimal"/>
-      <w:lvlText w:val="%6."/>
-      <w:lvlJc w:val="left"/>
-      <w:pPr>
-        <w:tabs>
-          <w:tab w:val="num" w:pos="4320"/>
-        </w:tabs>
-        <w:ind w:left="4320" w:hanging="360"/>
-      </w:pPr>
-    </w:lvl>
-    <w:lvl w:ilvl="6" w:tentative="1">
-      <w:start w:val="1"/>
-      <w:numFmt w:val="decimal"/>
-      <w:lvlText w:val="%7."/>
-      <w:lvlJc w:val="left"/>
-      <w:pPr>
-        <w:tabs>
-          <w:tab w:val="num" w:pos="5040"/>
-        </w:tabs>
-        <w:ind w:left="5040" w:hanging="360"/>
-      </w:pPr>
-    </w:lvl>
-    <w:lvl w:ilvl="7" w:tentative="1">
-      <w:start w:val="1"/>
-      <w:numFmt w:val="decimal"/>
-      <w:lvlText w:val="%8."/>
-      <w:lvlJc w:val="left"/>
-      <w:pPr>
-        <w:tabs>
-          <w:tab w:val="num" w:pos="5760"/>
-        </w:tabs>
-        <w:ind w:left="5760" w:hanging="360"/>
-      </w:pPr>
-    </w:lvl>
-    <w:lvl w:ilvl="8" w:tentative="1">
-      <w:start w:val="1"/>
-      <w:numFmt w:val="decimal"/>
-      <w:lvlText w:val="%9."/>
-      <w:lvlJc w:val="left"/>
-      <w:pPr>
-        <w:tabs>
-          <w:tab w:val="num" w:pos="6480"/>
-        </w:tabs>
-        <w:ind w:left="6480" w:hanging="360"/>
-      </w:pPr>
-    </w:lvl>
-  </w:abstractNum>
-  <w:abstractNum w:abstractNumId="9" w15:restartNumberingAfterBreak="0">
-    <w:nsid w:val="592B00B5"/>
-    <w:multiLevelType w:val="multilevel"/>
-    <w:tmpl w:val="792CFC9C"/>
-    <w:lvl w:ilvl="0">
-      <w:start w:val="1"/>
-      <w:numFmt w:val="bullet"/>
-      <w:lvlText w:val=""/>
-      <w:lvlJc w:val="left"/>
-      <w:pPr>
-        <w:tabs>
-          <w:tab w:val="num" w:pos="720"/>
-        </w:tabs>
-        <w:ind w:left="720" w:hanging="360"/>
-      </w:pPr>
-      <w:rPr>
-        <w:rFonts w:ascii="Symbol" w:hAnsi="Symbol" w:hint="default"/>
-        <w:sz w:val="20"/>
-      </w:rPr>
-    </w:lvl>
-    <w:lvl w:ilvl="1">
-      <w:start w:val="1"/>
-      <w:numFmt w:val="bullet"/>
-      <w:lvlText w:val="o"/>
-      <w:lvlJc w:val="left"/>
-      <w:pPr>
-        <w:tabs>
-          <w:tab w:val="num" w:pos="1440"/>
-        </w:tabs>
-        <w:ind w:left="1440" w:hanging="360"/>
-      </w:pPr>
-      <w:rPr>
-        <w:rFonts w:ascii="Courier New" w:hAnsi="Courier New" w:hint="default"/>
-        <w:sz w:val="20"/>
-      </w:rPr>
-    </w:lvl>
-    <w:lvl w:ilvl="2">
-      <w:start w:val="1"/>
-      <w:numFmt w:val="bullet"/>
-      <w:lvlText w:val=""/>
-      <w:lvlJc w:val="left"/>
-      <w:pPr>
-        <w:tabs>
-          <w:tab w:val="num" w:pos="2160"/>
-        </w:tabs>
-        <w:ind w:left="2160" w:hanging="360"/>
-      </w:pPr>
-      <w:rPr>
-        <w:rFonts w:ascii="Wingdings" w:hAnsi="Wingdings" w:hint="default"/>
-        <w:sz w:val="20"/>
-      </w:rPr>
-    </w:lvl>
-    <w:lvl w:ilvl="3">
-      <w:start w:val="1"/>
-      <w:numFmt w:val="bullet"/>
-      <w:lvlText w:val=""/>
-      <w:lvlJc w:val="left"/>
-      <w:pPr>
-        <w:tabs>
-          <w:tab w:val="num" w:pos="2880"/>
-        </w:tabs>
-        <w:ind w:left="2880" w:hanging="360"/>
-      </w:pPr>
-      <w:rPr>
-        <w:rFonts w:ascii="Wingdings" w:hAnsi="Wingdings" w:hint="default"/>
-        <w:sz w:val="20"/>
-      </w:rPr>
-    </w:lvl>
-    <w:lvl w:ilvl="4">
-      <w:start w:val="1"/>
-      <w:numFmt w:val="bullet"/>
-      <w:lvlText w:val=""/>
-      <w:lvlJc w:val="left"/>
-      <w:pPr>
-        <w:tabs>
-          <w:tab w:val="num" w:pos="3600"/>
-        </w:tabs>
-        <w:ind w:left="3600" w:hanging="360"/>
-      </w:pPr>
-      <w:rPr>
-        <w:rFonts w:ascii="Wingdings" w:hAnsi="Wingdings" w:hint="default"/>
-        <w:sz w:val="20"/>
-      </w:rPr>
-    </w:lvl>
-    <w:lvl w:ilvl="5" w:tentative="1">
-      <w:start w:val="1"/>
-      <w:numFmt w:val="bullet"/>
-      <w:lvlText w:val=""/>
-      <w:lvlJc w:val="left"/>
-      <w:pPr>
-        <w:tabs>
-          <w:tab w:val="num" w:pos="4320"/>
-        </w:tabs>
-        <w:ind w:left="4320" w:hanging="360"/>
-      </w:pPr>
-      <w:rPr>
-        <w:rFonts w:ascii="Wingdings" w:hAnsi="Wingdings" w:hint="default"/>
-        <w:sz w:val="20"/>
-      </w:rPr>
-    </w:lvl>
-    <w:lvl w:ilvl="6" w:tentative="1">
-      <w:start w:val="1"/>
-      <w:numFmt w:val="bullet"/>
-      <w:lvlText w:val=""/>
-      <w:lvlJc w:val="left"/>
-      <w:pPr>
-        <w:tabs>
-          <w:tab w:val="num" w:pos="5040"/>
-        </w:tabs>
-        <w:ind w:left="5040" w:hanging="360"/>
-      </w:pPr>
-      <w:rPr>
-        <w:rFonts w:ascii="Wingdings" w:hAnsi="Wingdings" w:hint="default"/>
-        <w:sz w:val="20"/>
-      </w:rPr>
-    </w:lvl>
-    <w:lvl w:ilvl="7" w:tentative="1">
-      <w:start w:val="1"/>
-      <w:numFmt w:val="bullet"/>
-      <w:lvlText w:val=""/>
-      <w:lvlJc w:val="left"/>
-      <w:pPr>
-        <w:tabs>
-          <w:tab w:val="num" w:pos="5760"/>
-        </w:tabs>
-        <w:ind w:left="5760" w:hanging="360"/>
-      </w:pPr>
-      <w:rPr>
-        <w:rFonts w:ascii="Wingdings" w:hAnsi="Wingdings" w:hint="default"/>
-        <w:sz w:val="20"/>
-      </w:rPr>
-    </w:lvl>
-    <w:lvl w:ilvl="8" w:tentative="1">
-      <w:start w:val="1"/>
-      <w:numFmt w:val="bullet"/>
-      <w:lvlText w:val=""/>
-      <w:lvlJc w:val="left"/>
-      <w:pPr>
-        <w:tabs>
-          <w:tab w:val="num" w:pos="6480"/>
-        </w:tabs>
-        <w:ind w:left="6480" w:hanging="360"/>
-      </w:pPr>
-      <w:rPr>
-        <w:rFonts w:ascii="Wingdings" w:hAnsi="Wingdings" w:hint="default"/>
-        <w:sz w:val="20"/>
-      </w:rPr>
-    </w:lvl>
-  </w:abstractNum>
-  <w:abstractNum w:abstractNumId="10" w15:restartNumberingAfterBreak="0">
-    <w:nsid w:val="7089079D"/>
-    <w:multiLevelType w:val="multilevel"/>
-    <w:tmpl w:val="91A84C9A"/>
-    <w:lvl w:ilvl="0">
-      <w:start w:val="1"/>
-      <w:numFmt w:val="decimal"/>
-      <w:lvlText w:val="%1."/>
-      <w:lvlJc w:val="left"/>
-      <w:pPr>
-        <w:tabs>
-          <w:tab w:val="num" w:pos="720"/>
-        </w:tabs>
-        <w:ind w:left="720" w:hanging="360"/>
-      </w:pPr>
-    </w:lvl>
-    <w:lvl w:ilvl="1">
-      <w:start w:val="1"/>
-      <w:numFmt w:val="decimal"/>
-      <w:lvlText w:val="%2."/>
-      <w:lvlJc w:val="left"/>
-      <w:pPr>
-        <w:tabs>
-          <w:tab w:val="num" w:pos="1440"/>
-        </w:tabs>
-        <w:ind w:left="1440" w:hanging="360"/>
-      </w:pPr>
-    </w:lvl>
-    <w:lvl w:ilvl="2">
-      <w:start w:val="1"/>
-      <w:numFmt w:val="decimal"/>
-      <w:lvlText w:val="%3."/>
-      <w:lvlJc w:val="left"/>
-      <w:pPr>
-        <w:tabs>
-          <w:tab w:val="num" w:pos="2160"/>
-        </w:tabs>
-        <w:ind w:left="2160" w:hanging="360"/>
-      </w:pPr>
-    </w:lvl>
-    <w:lvl w:ilvl="3" w:tentative="1">
-      <w:start w:val="1"/>
-      <w:numFmt w:val="decimal"/>
-      <w:lvlText w:val="%4."/>
-      <w:lvlJc w:val="left"/>
-      <w:pPr>
-        <w:tabs>
-          <w:tab w:val="num" w:pos="2880"/>
-        </w:tabs>
-        <w:ind w:left="2880" w:hanging="360"/>
-      </w:pPr>
-    </w:lvl>
-    <w:lvl w:ilvl="4" w:tentative="1">
-      <w:start w:val="1"/>
-      <w:numFmt w:val="decimal"/>
-      <w:lvlText w:val="%5."/>
-      <w:lvlJc w:val="left"/>
-      <w:pPr>
-        <w:tabs>
-          <w:tab w:val="num" w:pos="3600"/>
-        </w:tabs>
-        <w:ind w:left="3600" w:hanging="360"/>
-      </w:pPr>
-    </w:lvl>
-    <w:lvl w:ilvl="5" w:tentative="1">
-      <w:start w:val="1"/>
-      <w:numFmt w:val="decimal"/>
-      <w:lvlText w:val="%6."/>
-      <w:lvlJc w:val="left"/>
-      <w:pPr>
-        <w:tabs>
-          <w:tab w:val="num" w:pos="4320"/>
-        </w:tabs>
-        <w:ind w:left="4320" w:hanging="360"/>
-      </w:pPr>
-    </w:lvl>
-    <w:lvl w:ilvl="6" w:tentative="1">
-      <w:start w:val="1"/>
-      <w:numFmt w:val="decimal"/>
-      <w:lvlText w:val="%7."/>
-      <w:lvlJc w:val="left"/>
-      <w:pPr>
-        <w:tabs>
-          <w:tab w:val="num" w:pos="5040"/>
-        </w:tabs>
-        <w:ind w:left="5040" w:hanging="360"/>
-      </w:pPr>
-    </w:lvl>
-    <w:lvl w:ilvl="7" w:tentative="1">
-      <w:start w:val="1"/>
-      <w:numFmt w:val="decimal"/>
-      <w:lvlText w:val="%8."/>
-      <w:lvlJc w:val="left"/>
-      <w:pPr>
-        <w:tabs>
-          <w:tab w:val="num" w:pos="5760"/>
-        </w:tabs>
-        <w:ind w:left="5760" w:hanging="360"/>
-      </w:pPr>
-    </w:lvl>
-    <w:lvl w:ilvl="8" w:tentative="1">
-      <w:start w:val="1"/>
-      <w:numFmt w:val="decimal"/>
-      <w:lvlText w:val="%9."/>
-      <w:lvlJc w:val="left"/>
-      <w:pPr>
-        <w:tabs>
-          <w:tab w:val="num" w:pos="6480"/>
-        </w:tabs>
-        <w:ind w:left="6480" w:hanging="360"/>
-      </w:pPr>
-    </w:lvl>
-  </w:abstractNum>
-  <w:abstractNum w:abstractNumId="11" w15:restartNumberingAfterBreak="0">
-    <w:nsid w:val="77C87E54"/>
-    <w:multiLevelType w:val="hybridMultilevel"/>
-    <w:tmpl w:val="AEEADCD4"/>
-    <w:lvl w:ilvl="0" w:tplc="FCD62A50">
-      <w:numFmt w:val="bullet"/>
-      <w:lvlText w:val=""/>
-      <w:lvlJc w:val="left"/>
-      <w:pPr>
-        <w:ind w:left="800" w:hanging="360"/>
-      </w:pPr>
-      <w:rPr>
-        <w:rFonts w:ascii="Wingdings" w:eastAsiaTheme="minorEastAsia" w:hAnsi="Wingdings" w:cstheme="minorEastAsia" w:hint="default"/>
-      </w:rPr>
-    </w:lvl>
-    <w:lvl w:ilvl="1" w:tplc="04090003" w:tentative="1">
-      <w:start w:val="1"/>
-      <w:numFmt w:val="bullet"/>
-      <w:lvlText w:val=""/>
-      <w:lvlJc w:val="left"/>
-      <w:pPr>
-        <w:ind w:left="1320" w:hanging="440"/>
-      </w:pPr>
-      <w:rPr>
-        <w:rFonts w:ascii="Wingdings" w:hAnsi="Wingdings" w:hint="default"/>
-      </w:rPr>
-    </w:lvl>
-    <w:lvl w:ilvl="2" w:tplc="04090005" w:tentative="1">
-      <w:start w:val="1"/>
-      <w:numFmt w:val="bullet"/>
-      <w:lvlText w:val=""/>
-      <w:lvlJc w:val="left"/>
-      <w:pPr>
-        <w:ind w:left="1760" w:hanging="440"/>
-      </w:pPr>
-      <w:rPr>
-        <w:rFonts w:ascii="Wingdings" w:hAnsi="Wingdings" w:hint="default"/>
-      </w:rPr>
-    </w:lvl>
-    <w:lvl w:ilvl="3" w:tplc="04090001" w:tentative="1">
-      <w:start w:val="1"/>
-      <w:numFmt w:val="bullet"/>
-      <w:lvlText w:val=""/>
-      <w:lvlJc w:val="left"/>
-      <w:pPr>
-        <w:ind w:left="2200" w:hanging="440"/>
-      </w:pPr>
-      <w:rPr>
-        <w:rFonts w:ascii="Wingdings" w:hAnsi="Wingdings" w:hint="default"/>
-      </w:rPr>
-    </w:lvl>
-    <w:lvl w:ilvl="4" w:tplc="04090003" w:tentative="1">
-      <w:start w:val="1"/>
-      <w:numFmt w:val="bullet"/>
-      <w:lvlText w:val=""/>
-      <w:lvlJc w:val="left"/>
-      <w:pPr>
-        <w:ind w:left="2640" w:hanging="440"/>
-      </w:pPr>
-      <w:rPr>
-        <w:rFonts w:ascii="Wingdings" w:hAnsi="Wingdings" w:hint="default"/>
-      </w:rPr>
-    </w:lvl>
-    <w:lvl w:ilvl="5" w:tplc="04090005" w:tentative="1">
-      <w:start w:val="1"/>
-      <w:numFmt w:val="bullet"/>
-      <w:lvlText w:val=""/>
-      <w:lvlJc w:val="left"/>
-      <w:pPr>
-        <w:ind w:left="3080" w:hanging="440"/>
-      </w:pPr>
-      <w:rPr>
-        <w:rFonts w:ascii="Wingdings" w:hAnsi="Wingdings" w:hint="default"/>
-      </w:rPr>
-    </w:lvl>
-    <w:lvl w:ilvl="6" w:tplc="04090001" w:tentative="1">
-      <w:start w:val="1"/>
-      <w:numFmt w:val="bullet"/>
-      <w:lvlText w:val=""/>
-      <w:lvlJc w:val="left"/>
-      <w:pPr>
-        <w:ind w:left="3520" w:hanging="440"/>
-      </w:pPr>
-      <w:rPr>
-        <w:rFonts w:ascii="Wingdings" w:hAnsi="Wingdings" w:hint="default"/>
-      </w:rPr>
-    </w:lvl>
-    <w:lvl w:ilvl="7" w:tplc="04090003" w:tentative="1">
-      <w:start w:val="1"/>
-      <w:numFmt w:val="bullet"/>
-      <w:lvlText w:val=""/>
-      <w:lvlJc w:val="left"/>
-      <w:pPr>
-        <w:ind w:left="3960" w:hanging="440"/>
-      </w:pPr>
-      <w:rPr>
-        <w:rFonts w:ascii="Wingdings" w:hAnsi="Wingdings" w:hint="default"/>
-      </w:rPr>
-    </w:lvl>
-    <w:lvl w:ilvl="8" w:tplc="04090005" w:tentative="1">
-      <w:start w:val="1"/>
-      <w:numFmt w:val="bullet"/>
-      <w:lvlText w:val=""/>
-      <w:lvlJc w:val="left"/>
-      <w:pPr>
-        <w:ind w:left="4400" w:hanging="440"/>
-      </w:pPr>
-      <w:rPr>
-        <w:rFonts w:ascii="Wingdings" w:hAnsi="Wingdings" w:hint="default"/>
-      </w:rPr>
-    </w:lvl>
-  </w:abstractNum>
-  <w:abstractNum w:abstractNumId="12" w15:restartNumberingAfterBreak="0">
-    <w:nsid w:val="7C6A468C"/>
-    <w:multiLevelType w:val="hybridMultilevel"/>
-    <w:tmpl w:val="61E2A4E4"/>
-    <w:lvl w:ilvl="0" w:tplc="28106B42">
-      <w:numFmt w:val="bullet"/>
-      <w:lvlText w:val=""/>
-      <w:lvlJc w:val="left"/>
-      <w:pPr>
-        <w:ind w:left="800" w:hanging="360"/>
-      </w:pPr>
-      <w:rPr>
-        <w:rFonts w:ascii="Wingdings" w:eastAsiaTheme="minorEastAsia" w:hAnsi="Wingdings" w:cstheme="minorEastAsia" w:hint="default"/>
-      </w:rPr>
-    </w:lvl>
-    <w:lvl w:ilvl="1" w:tplc="04090003" w:tentative="1">
-      <w:start w:val="1"/>
-      <w:numFmt w:val="bullet"/>
-      <w:lvlText w:val=""/>
-      <w:lvlJc w:val="left"/>
-      <w:pPr>
-        <w:ind w:left="1320" w:hanging="440"/>
-      </w:pPr>
-      <w:rPr>
-        <w:rFonts w:ascii="Wingdings" w:hAnsi="Wingdings" w:hint="default"/>
-      </w:rPr>
-    </w:lvl>
-    <w:lvl w:ilvl="2" w:tplc="04090005" w:tentative="1">
-      <w:start w:val="1"/>
-      <w:numFmt w:val="bullet"/>
-      <w:lvlText w:val=""/>
-      <w:lvlJc w:val="left"/>
-      <w:pPr>
-        <w:ind w:left="1760" w:hanging="440"/>
-      </w:pPr>
-      <w:rPr>
-        <w:rFonts w:ascii="Wingdings" w:hAnsi="Wingdings" w:hint="default"/>
-      </w:rPr>
-    </w:lvl>
-    <w:lvl w:ilvl="3" w:tplc="04090001" w:tentative="1">
-      <w:start w:val="1"/>
-      <w:numFmt w:val="bullet"/>
-      <w:lvlText w:val=""/>
-      <w:lvlJc w:val="left"/>
-      <w:pPr>
-        <w:ind w:left="2200" w:hanging="440"/>
-      </w:pPr>
-      <w:rPr>
-        <w:rFonts w:ascii="Wingdings" w:hAnsi="Wingdings" w:hint="default"/>
-      </w:rPr>
-    </w:lvl>
-    <w:lvl w:ilvl="4" w:tplc="04090003" w:tentative="1">
-      <w:start w:val="1"/>
-      <w:numFmt w:val="bullet"/>
-      <w:lvlText w:val=""/>
-      <w:lvlJc w:val="left"/>
-      <w:pPr>
-        <w:ind w:left="2640" w:hanging="440"/>
-      </w:pPr>
-      <w:rPr>
-        <w:rFonts w:ascii="Wingdings" w:hAnsi="Wingdings" w:hint="default"/>
-      </w:rPr>
-    </w:lvl>
-    <w:lvl w:ilvl="5" w:tplc="04090005" w:tentative="1">
-      <w:start w:val="1"/>
-      <w:numFmt w:val="bullet"/>
-      <w:lvlText w:val=""/>
-      <w:lvlJc w:val="left"/>
-      <w:pPr>
-        <w:ind w:left="3080" w:hanging="440"/>
-      </w:pPr>
-      <w:rPr>
-        <w:rFonts w:ascii="Wingdings" w:hAnsi="Wingdings" w:hint="default"/>
-      </w:rPr>
-    </w:lvl>
-    <w:lvl w:ilvl="6" w:tplc="04090001" w:tentative="1">
-      <w:start w:val="1"/>
-      <w:numFmt w:val="bullet"/>
-      <w:lvlText w:val=""/>
-      <w:lvlJc w:val="left"/>
-      <w:pPr>
-        <w:ind w:left="3520" w:hanging="440"/>
-      </w:pPr>
-      <w:rPr>
-        <w:rFonts w:ascii="Wingdings" w:hAnsi="Wingdings" w:hint="default"/>
-      </w:rPr>
-    </w:lvl>
-    <w:lvl w:ilvl="7" w:tplc="04090003" w:tentative="1">
-      <w:start w:val="1"/>
-      <w:numFmt w:val="bullet"/>
-      <w:lvlText w:val=""/>
-      <w:lvlJc w:val="left"/>
-      <w:pPr>
-        <w:ind w:left="3960" w:hanging="440"/>
-      </w:pPr>
-      <w:rPr>
-        <w:rFonts w:ascii="Wingdings" w:hAnsi="Wingdings" w:hint="default"/>
-      </w:rPr>
-    </w:lvl>
-    <w:lvl w:ilvl="8" w:tplc="04090005" w:tentative="1">
-      <w:start w:val="1"/>
-      <w:numFmt w:val="bullet"/>
-      <w:lvlText w:val=""/>
-      <w:lvlJc w:val="left"/>
-      <w:pPr>
-        <w:ind w:left="4400" w:hanging="440"/>
-      </w:pPr>
-      <w:rPr>
-        <w:rFonts w:ascii="Wingdings" w:hAnsi="Wingdings" w:hint="default"/>
-      </w:rPr>
-    </w:lvl>
-  </w:abstractNum>
-  <w:num w:numId="1" w16cid:durableId="34624845">
+  <w:num w:numId="1">
+    <w:abstractNumId w:val="0"/>
+  </w:num>
+  <w:num w:numId="2">
     <w:abstractNumId w:val="1"/>
   </w:num>
-  <w:num w:numId="2" w16cid:durableId="225458082">
-    <w:abstractNumId w:val="11"/>
-  </w:num>
-  <w:num w:numId="3" w16cid:durableId="1405106466">
-    <w:abstractNumId w:val="12"/>
-  </w:num>
-  <w:num w:numId="4" w16cid:durableId="867182880">
+  <w:num w:numId="3">
     <w:abstractNumId w:val="2"/>
   </w:num>
-  <w:num w:numId="5" w16cid:durableId="2063284237">
+  <w:num w:numId="4">
     <w:abstractNumId w:val="3"/>
   </w:num>
-  <w:num w:numId="6" w16cid:durableId="1012338645">
-    <w:abstractNumId w:val="8"/>
-  </w:num>
-  <w:num w:numId="7" w16cid:durableId="1747726678">
-    <w:abstractNumId w:val="0"/>
-  </w:num>
-  <w:num w:numId="8" w16cid:durableId="415371059">
-    <w:abstractNumId w:val="10"/>
-  </w:num>
-  <w:num w:numId="9" w16cid:durableId="1325737720">
-    <w:abstractNumId w:val="6"/>
-  </w:num>
-  <w:num w:numId="10" w16cid:durableId="779446561">
-    <w:abstractNumId w:val="5"/>
-  </w:num>
-  <w:num w:numId="11" w16cid:durableId="1025254336">
-    <w:abstractNumId w:val="9"/>
-  </w:num>
-  <w:num w:numId="12" w16cid:durableId="380053817">
-    <w:abstractNumId w:val="7"/>
-  </w:num>
-  <w:num w:numId="13" w16cid:durableId="765078854">
+  <w:num w:numId="5">
     <w:abstractNumId w:val="4"/>
   </w:num>
 </w:numbering>
 </file>
 
 <file path=word/styles.xml><?xml version="1.0" encoding="utf-8"?>
-<w:styles xmlns:mc="http://schemas.openxmlformats.org/markup-compatibility/2006" xmlns:r="http://schemas.openxmlformats.org/officeDocument/2006/relationships" xmlns:w="http://schemas.openxmlformats.org/wordprocessingml/2006/main" xmlns:w14="http://schemas.microsoft.com/office/word/2010/wordml" xmlns:w15="http://schemas.microsoft.com/office/word/2012/wordml" xmlns:w16cex="http://schemas.microsoft.com/office/word/2018/wordml/cex" xmlns:w16cid="http://schemas.microsoft.com/office/word/2016/wordml/cid" xmlns:w16="http://schemas.microsoft.com/office/word/2018/wordml" xmlns:w16du="http://schemas.microsoft.com/office/word/2023/wordml/word16du" xmlns:w16sdtdh="http://schemas.microsoft.com/office/word/2020/wordml/sdtdatahash" xmlns:w16sdtfl="http://schemas.microsoft.com/office/word/2024/wordml/sdtformatlock" xmlns:w16se="http://schemas.microsoft.com/office/word/2015/wordml/symex" mc:Ignorable="w14 w15 w16se w16cid w16 w16cex w16sdtdh w16sdtfl w16du">
+<w:styles xmlns:r="http://schemas.openxmlformats.org/officeDocument/2006/relationships" xmlns:w="http://schemas.openxmlformats.org/wordprocessingml/2006/main">
   <w:docDefaults>
     <w:rPrDefault>
       <w:rPr>
+        <w:lang w:val="en-US" w:eastAsia="ko-KR" w:bidi="ar-SA"/>
         <w:rFonts w:asciiTheme="minorHAnsi" w:eastAsiaTheme="minorEastAsia" w:hAnsiTheme="minorHAnsi" w:cstheme="minorEastAsia"/>
+        <w:szCs w:val="22"/>
         <w:kern w:val="2"/>
-        <w:szCs w:val="22"/>
-        <w:lang w:val="en-US" w:eastAsia="ko-KR" w:bidi="ar-SA"/>
       </w:rPr>
     </w:rPrDefault>
     <w:pPrDefault>
       <w:pPr>
+        <w:jc w:val="both"/>
         <w:spacing w:after="160" w:line="259" w:lineRule="auto"/>
-        <w:jc w:val="both"/>
       </w:pPr>
     </w:pPrDefault>
   </w:docDefaults>
@@ -3449,10 +3761,10 @@
     <w:name w:val="Normal"/>
     <w:qFormat/>
     <w:pPr>
-      <w:widowControl w:val="0"/>
-      <w:wordWrap w:val="0"/>
-      <w:autoSpaceDE w:val="0"/>
-      <w:autoSpaceDN w:val="0"/>
+      <w:autoSpaceDE w:val="off"/>
+      <w:autoSpaceDN w:val="off"/>
+      <w:widowControl w:val="off"/>
+      <w:wordWrap w:val="off"/>
     </w:pPr>
   </w:style>
   <w:style w:type="character" w:default="1" w:styleId="a0">
@@ -3483,8 +3795,8 @@
   </w:style>
   <w:style w:type="table" w:customStyle="1" w:styleId="1">
     <w:name w:val="표 구분선1"/>
+    <w:uiPriority w:val="39"/>
     <w:basedOn w:val="a1"/>
-    <w:uiPriority w:val="39"/>
     <w:pPr>
       <w:spacing w:after="0" w:line="240" w:lineRule="auto"/>
     </w:pPr>
@@ -3501,8 +3813,8 @@
   </w:style>
   <w:style w:type="paragraph" w:styleId="a3">
     <w:name w:val="List Paragraph"/>
+    <w:uiPriority w:val="34"/>
     <w:basedOn w:val="a"/>
-    <w:uiPriority w:val="34"/>
     <w:qFormat/>
     <w:pPr>
       <w:ind w:leftChars="400" w:left="800"/>
@@ -3510,43 +3822,43 @@
   </w:style>
   <w:style w:type="paragraph" w:styleId="a4">
     <w:name w:val="header"/>
+    <w:uiPriority w:val="99"/>
     <w:basedOn w:val="a"/>
     <w:link w:val="Char"/>
-    <w:uiPriority w:val="99"/>
     <w:unhideWhenUsed/>
     <w:pPr>
+      <w:snapToGrid w:val="0"/>
       <w:tabs>
         <w:tab w:val="center" w:pos="4513"/>
         <w:tab w:val="right" w:pos="9026"/>
       </w:tabs>
-      <w:snapToGrid w:val="0"/>
     </w:pPr>
   </w:style>
   <w:style w:type="character" w:customStyle="1" w:styleId="Char">
     <w:name w:val="머리글 Char"/>
+    <w:uiPriority w:val="99"/>
     <w:basedOn w:val="a0"/>
     <w:link w:val="a4"/>
-    <w:uiPriority w:val="99"/>
   </w:style>
   <w:style w:type="paragraph" w:styleId="a5">
     <w:name w:val="footer"/>
+    <w:uiPriority w:val="99"/>
     <w:basedOn w:val="a"/>
     <w:link w:val="Char0"/>
-    <w:uiPriority w:val="99"/>
     <w:unhideWhenUsed/>
     <w:pPr>
+      <w:snapToGrid w:val="0"/>
       <w:tabs>
         <w:tab w:val="center" w:pos="4513"/>
         <w:tab w:val="right" w:pos="9026"/>
       </w:tabs>
-      <w:snapToGrid w:val="0"/>
     </w:pPr>
   </w:style>
   <w:style w:type="character" w:customStyle="1" w:styleId="Char0">
     <w:name w:val="바닥글 Char"/>
+    <w:uiPriority w:val="99"/>
     <w:basedOn w:val="a0"/>
     <w:link w:val="a5"/>
-    <w:uiPriority w:val="99"/>
   </w:style>
   <w:style w:type="character" w:styleId="a6">
     <w:name w:val="Hyperlink"/>
@@ -3554,7 +3866,7 @@
     <w:unhideWhenUsed/>
     <w:rPr>
       <w:color w:val="0563C1"/>
-      <w:u w:val="single"/>
+      <w:u w:val="single" w:color="auto"/>
     </w:rPr>
   </w:style>
   <w:style w:type="character" w:customStyle="1" w:styleId="10">
@@ -3569,8 +3881,8 @@
   </w:style>
   <w:style w:type="character" w:styleId="HTML">
     <w:name w:val="HTML Code"/>
+    <w:uiPriority w:val="99"/>
     <w:basedOn w:val="a0"/>
-    <w:uiPriority w:val="99"/>
     <w:semiHidden/>
     <w:unhideWhenUsed/>
     <w:rPr>
@@ -3581,8 +3893,8 @@
   </w:style>
   <w:style w:type="character" w:styleId="a7">
     <w:name w:val="Strong"/>
+    <w:uiPriority w:val="22"/>
     <w:basedOn w:val="a0"/>
-    <w:uiPriority w:val="22"/>
     <w:qFormat/>
     <w:rPr>
       <w:b/>
@@ -3591,8 +3903,8 @@
   </w:style>
   <w:style w:type="paragraph" w:styleId="a8">
     <w:name w:val="Normal (Web)"/>
+    <w:uiPriority w:val="99"/>
     <w:basedOn w:val="a"/>
-    <w:uiPriority w:val="99"/>
     <w:unhideWhenUsed/>
     <w:rPr>
       <w:rFonts w:ascii="Times New Roman" w:hAnsi="Times New Roman" w:cs="Times New Roman"/>
@@ -3621,15 +3933,14 @@
     <w:unhideWhenUsed/>
     <w:rPr>
       <w:color w:val="954F72"/>
-      <w:u w:val="single"/>
+      <w:u w:val="single" w:color="auto"/>
     </w:rPr>
   </w:style>
-  <w:style w:type="character" w:styleId="aa">
+  <w:style w:type="character" w:customStyle="1" w:styleId="aa">
     <w:name w:val="Unresolved Mention"/>
     <w:basedOn w:val="a0"/>
     <w:semiHidden/>
     <w:unhideWhenUsed/>
-    <w:rsid w:val="000D75E0"/>
     <w:rPr>
       <w:color w:val="605E5C"/>
       <w:shd w:val="clear" w:color="auto" w:fill="E1DFDD"/>

--- a/작업일지/26주차.docx
+++ b/작업일지/26주차.docx
@@ -1,6 +1,6 @@
 
 <file path=word/document.xml><?xml version="1.0" encoding="utf-8"?>
-<w:document xmlns:wpc="http://schemas.microsoft.com/office/word/2010/wordprocessingCanvas" xmlns:cx="http://schemas.microsoft.com/office/drawing/2014/chartex" xmlns:cx1="http://schemas.microsoft.com/office/drawing/2015/9/8/chartex" xmlns:cx2="http://schemas.microsoft.com/office/drawing/2015/10/21/chartex" xmlns:cx3="http://schemas.microsoft.com/office/drawing/2016/5/9/chartex" xmlns:cx4="http://schemas.microsoft.com/office/drawing/2016/5/10/chartex" xmlns:cx5="http://schemas.microsoft.com/office/drawing/2016/5/11/chartex" xmlns:cx6="http://schemas.microsoft.com/office/drawing/2016/5/12/chartex" xmlns:cx7="http://schemas.microsoft.com/office/drawing/2016/5/13/chartex" xmlns:cx8="http://schemas.microsoft.com/office/drawing/2016/5/14/chartex" xmlns:mc="http://schemas.openxmlformats.org/markup-compatibility/2006" xmlns:aink="http://schemas.microsoft.com/office/drawing/2016/ink" xmlns:am3d="http://schemas.microsoft.com/office/drawing/2017/model3d" xmlns:o="urn:schemas-microsoft-com:office:office" xmlns:oel="http://schemas.microsoft.com/office/2019/extlst" xmlns:r="http://schemas.openxmlformats.org/officeDocument/2006/relationships" xmlns:m="http://schemas.openxmlformats.org/officeDocument/2006/math" xmlns:v="urn:schemas-microsoft-com:vml" xmlns:wp14="http://schemas.microsoft.com/office/word/2010/wordprocessingDrawing" xmlns:wp="http://schemas.openxmlformats.org/drawingml/2006/wordprocessingDrawing" xmlns:w10="urn:schemas-microsoft-com:office:word" xmlns:w="http://schemas.openxmlformats.org/wordprocessingml/2006/main" xmlns:w14="http://schemas.microsoft.com/office/word/2010/wordml" xmlns:w15="http://schemas.microsoft.com/office/word/2012/wordml" xmlns:w16cex="http://schemas.microsoft.com/office/word/2018/wordml/cex" xmlns:w16cid="http://schemas.microsoft.com/office/word/2016/wordml/cid" xmlns:w16="http://schemas.microsoft.com/office/word/2018/wordml" xmlns:w16du="http://schemas.microsoft.com/office/word/2023/wordml/word16du" xmlns:w16sdtdh="http://schemas.microsoft.com/office/word/2020/wordml/sdtdatahash" xmlns:w16sdtfl="http://schemas.microsoft.com/office/word/2024/wordml/sdtformatlock" xmlns:w16se="http://schemas.microsoft.com/office/word/2015/wordml/symex" xmlns:wpg="http://schemas.microsoft.com/office/word/2010/wordprocessingGroup" xmlns:wpi="http://schemas.microsoft.com/office/word/2010/wordprocessingInk" xmlns:wne="http://schemas.microsoft.com/office/word/2006/wordml" xmlns:wps="http://schemas.microsoft.com/office/word/2010/wordprocessingShape" mc:Ignorable="w14 w15 w16se w16cid w16 w16cex w16sdtdh w16sdtfl w16du wp14">
+<w:document xmlns:wpc="http://schemas.microsoft.com/office/word/2010/wordprocessingCanvas" xmlns:mc="http://schemas.openxmlformats.org/markup-compatibility/2006" xmlns:o="urn:schemas-microsoft-com:office:office" xmlns:r="http://schemas.openxmlformats.org/officeDocument/2006/relationships" xmlns:m="http://schemas.openxmlformats.org/officeDocument/2006/math" xmlns:v="urn:schemas-microsoft-com:vml" xmlns:wp14="http://schemas.microsoft.com/office/word/2010/wordprocessingDrawing" xmlns:wp="http://schemas.openxmlformats.org/drawingml/2006/wordprocessingDrawing" xmlns:w10="urn:schemas-microsoft-com:office:word" xmlns:w="http://schemas.openxmlformats.org/wordprocessingml/2006/main" xmlns:w14="http://schemas.microsoft.com/office/word/2010/wordml" xmlns:w15="http://schemas.microsoft.com/office/word/2012/wordml" xmlns:wpg="http://schemas.microsoft.com/office/word/2010/wordprocessingGroup" xmlns:wpi="http://schemas.microsoft.com/office/word/2010/wordprocessingInk" xmlns:wne="http://schemas.microsoft.com/office/word/2006/wordml" xmlns:wps="http://schemas.microsoft.com/office/word/2010/wordprocessingShape">
   <w:body>
     <w:tbl>
       <w:tblPr>
@@ -19,7 +19,7 @@
       </w:tblGrid>
       <w:tr>
         <w:trPr>
-          <w:trHeight w:val="888"/>
+          <w:trHeight w:val="888" w:hRule="atLeast"/>
         </w:trPr>
         <w:tc>
           <w:tcPr>
@@ -93,6 +93,11 @@
                 <w:szCs w:val="20"/>
               </w:rPr>
               <w:br/>
+            </w:r>
+            <w:r>
+              <w:rPr>
+                <w:szCs w:val="20"/>
+              </w:rPr>
               <w:t>2021180035 임찬진</w:t>
             </w:r>
           </w:p>
@@ -161,7 +166,7 @@
       </w:tr>
       <w:tr>
         <w:trPr>
-          <w:trHeight w:val="648"/>
+          <w:trHeight w:val="648" w:hRule="atLeast"/>
         </w:trPr>
         <w:tc>
           <w:tcPr>
@@ -305,7 +310,7 @@
       </w:tr>
       <w:tr>
         <w:trPr>
-          <w:trHeight w:val="1266"/>
+          <w:trHeight w:val="1266" w:hRule="atLeast"/>
         </w:trPr>
         <w:tc>
           <w:tcPr>
@@ -343,7 +348,7 @@
                 <w:b/>
                 <w:bCs/>
                 <w:color w:val="EE0000"/>
-                <w:u w:val="single"/>
+                <w:u w:val="single" w:color="auto"/>
               </w:rPr>
             </w:pPr>
             <w:r>
@@ -352,7 +357,7 @@
                 <w:b/>
                 <w:bCs/>
                 <w:color w:val="EE0000"/>
-                <w:u w:val="single"/>
+                <w:u w:val="single" w:color="auto"/>
               </w:rPr>
               <w:t>잘못 계산되던 normal 벡터 수정</w:t>
             </w:r>
@@ -364,7 +369,7 @@
                 <w:b/>
                 <w:bCs/>
                 <w:color w:val="EE0000"/>
-                <w:u w:val="single"/>
+                <w:u w:val="single" w:color="auto"/>
               </w:rPr>
             </w:pPr>
             <w:r>
@@ -373,7 +378,7 @@
                 <w:b/>
                 <w:bCs/>
                 <w:color w:val="EE0000"/>
-                <w:u w:val="single"/>
+                <w:u w:val="single" w:color="auto"/>
               </w:rPr>
               <w:t>IBL 방식 언리얼 방식으로 수정</w:t>
             </w:r>
@@ -390,7 +395,37 @@
                 <w:b/>
                 <w:bCs/>
               </w:rPr>
+              <w:fldChar w:fldCharType="begin"/>
+            </w:r>
+            <w:r>
+              <w:rPr>
+                <w:b/>
+                <w:bCs/>
+              </w:rPr>
+              <w:instrText xml:space="preserve"> HYPERLINK "https://github.com/AACHANJINAA/PIP/commit/fb915f8d0033bb518e3fc1da0a4d21dec2317104" </w:instrText>
+            </w:r>
+            <w:r>
+              <w:rPr>
+                <w:b/>
+                <w:bCs/>
+              </w:rPr>
+              <w:fldChar w:fldCharType="separate"/>
+            </w:r>
+            <w:r>
+              <w:rPr>
+                <w:rStyle w:val="a6"/>
+                <w:rFonts w:ascii="맑은 고딕" w:eastAsia="맑은 고딕" w:hAnsi="맑은 고딕" w:cs="맑은 고딕"/>
+                <w:b/>
+                <w:bCs/>
+              </w:rPr>
               <w:t>애니메이션 본 행렬 상수 버퍼를 공유하여 생기는 문제를 해결</w:t>
+            </w:r>
+            <w:r>
+              <w:rPr>
+                <w:b/>
+                <w:bCs/>
+              </w:rPr>
+              <w:fldChar w:fldCharType="end"/>
             </w:r>
           </w:p>
           <w:p>
@@ -407,7 +442,41 @@
                 <w:bCs/>
                 <w:sz w:val="22"/>
               </w:rPr>
+              <w:fldChar w:fldCharType="begin"/>
+            </w:r>
+            <w:r>
+              <w:rPr>
+                <w:b/>
+                <w:bCs/>
+                <w:sz w:val="22"/>
+              </w:rPr>
+              <w:instrText xml:space="preserve"> HYPERLINK "https://github.com/AACHANJINAA/PIP/commit/bfc2ce7226ee56817bfef620bdbd626af2195520" </w:instrText>
+            </w:r>
+            <w:r>
+              <w:rPr>
+                <w:b/>
+                <w:bCs/>
+                <w:sz w:val="22"/>
+              </w:rPr>
+              <w:fldChar w:fldCharType="separate"/>
+            </w:r>
+            <w:r>
+              <w:rPr>
+                <w:rStyle w:val="a6"/>
+                <w:rFonts w:ascii="맑은 고딕" w:eastAsia="맑은 고딕" w:hAnsi="맑은 고딕" w:cs="맑은 고딕"/>
+                <w:b/>
+                <w:bCs/>
+                <w:sz w:val="22"/>
+              </w:rPr>
               <w:t>애니메이션 변환 시 상수 버퍼와의 호환에 관한 안정성 추가</w:t>
+            </w:r>
+            <w:r>
+              <w:rPr>
+                <w:b/>
+                <w:bCs/>
+                <w:sz w:val="22"/>
+              </w:rPr>
+              <w:fldChar w:fldCharType="end"/>
             </w:r>
           </w:p>
           <w:p>
@@ -424,7 +493,41 @@
                 <w:bCs/>
                 <w:sz w:val="22"/>
               </w:rPr>
-              <w:t>NPC 플레이어가 때린 npc의 체력바만 보이게 하도록 설정</w:t>
+              <w:fldChar w:fldCharType="begin"/>
+            </w:r>
+            <w:r>
+              <w:rPr>
+                <w:b/>
+                <w:bCs/>
+                <w:sz w:val="22"/>
+              </w:rPr>
+              <w:instrText xml:space="preserve"> HYPERLINK "https://github.com/AACHANJINAA/PIP/commit/f4376292c10519120757e110d2b8a92bf528e2eb" </w:instrText>
+            </w:r>
+            <w:r>
+              <w:rPr>
+                <w:b/>
+                <w:bCs/>
+                <w:sz w:val="22"/>
+              </w:rPr>
+              <w:fldChar w:fldCharType="separate"/>
+            </w:r>
+            <w:r>
+              <w:rPr>
+                <w:rStyle w:val="a6"/>
+                <w:rFonts w:ascii="맑은 고딕" w:eastAsia="맑은 고딕" w:hAnsi="맑은 고딕" w:cs="맑은 고딕"/>
+                <w:b/>
+                <w:bCs/>
+                <w:sz w:val="22"/>
+              </w:rPr>
+              <w:t>플레이어가 때린 npc의 체력바만 보이게 하도록 설정</w:t>
+            </w:r>
+            <w:r>
+              <w:rPr>
+                <w:b/>
+                <w:bCs/>
+                <w:sz w:val="22"/>
+              </w:rPr>
+              <w:fldChar w:fldCharType="end"/>
             </w:r>
           </w:p>
           <w:p>
@@ -441,7 +544,41 @@
                 <w:bCs/>
                 <w:sz w:val="22"/>
               </w:rPr>
+              <w:fldChar w:fldCharType="begin"/>
+            </w:r>
+            <w:r>
+              <w:rPr>
+                <w:b/>
+                <w:bCs/>
+                <w:sz w:val="22"/>
+              </w:rPr>
+              <w:instrText xml:space="preserve"> HYPERLINK "https://github.com/AACHANJINAA/PIP/commit/c8f9117234548a0044ae47c1676ecd5ca70b4f5a" </w:instrText>
+            </w:r>
+            <w:r>
+              <w:rPr>
+                <w:b/>
+                <w:bCs/>
+                <w:sz w:val="22"/>
+              </w:rPr>
+              <w:fldChar w:fldCharType="separate"/>
+            </w:r>
+            <w:r>
+              <w:rPr>
+                <w:rStyle w:val="a9"/>
+                <w:rFonts w:ascii="맑은 고딕" w:eastAsia="맑은 고딕" w:hAnsi="맑은 고딕" w:cs="맑은 고딕"/>
+                <w:b/>
+                <w:bCs/>
+                <w:sz w:val="22"/>
+              </w:rPr>
               <w:t>객체에 원하는 메시를 붙이는 소켓 기능 구현 시작</w:t>
+            </w:r>
+            <w:r>
+              <w:rPr>
+                <w:b/>
+                <w:bCs/>
+                <w:sz w:val="22"/>
+              </w:rPr>
+              <w:fldChar w:fldCharType="end"/>
             </w:r>
           </w:p>
           <w:p>
@@ -450,155 +587,165 @@
                 <w:rFonts w:ascii="맑은 고딕" w:eastAsia="맑은 고딕" w:hAnsi="맑은 고딕" w:hint="eastAsia"/>
                 <w:b/>
                 <w:bCs/>
-                <w:color w:val="000000" w:themeColor="text1"/>
+                <w:color w:val="000000"/>
               </w:rPr>
             </w:pPr>
-            <w:hyperlink r:id="rId5" w:history="1">
-              <w:r>
-                <w:rPr>
-                  <w:rStyle w:val="a6"/>
-                  <w:rFonts w:ascii="맑은 고딕" w:eastAsia="맑은 고딕" w:hAnsi="맑은 고딕" w:hint="eastAsia"/>
-                  <w:b/>
-                  <w:bCs/>
-                </w:rPr>
-                <w:t xml:space="preserve">서버의 </w:t>
-              </w:r>
-              <w:r>
-                <w:rPr>
-                  <w:rStyle w:val="a6"/>
-                  <w:rFonts w:ascii="맑은 고딕" w:eastAsia="맑은 고딕" w:hAnsi="맑은 고딕"/>
-                  <w:b/>
-                  <w:bCs/>
-                </w:rPr>
-                <w:t>물리</w:t>
-              </w:r>
-              <w:r>
-                <w:rPr>
-                  <w:rStyle w:val="a6"/>
-                  <w:rFonts w:ascii="맑은 고딕" w:eastAsia="맑은 고딕" w:hAnsi="맑은 고딕" w:hint="eastAsia"/>
-                  <w:b/>
-                  <w:bCs/>
-                </w:rPr>
-                <w:t xml:space="preserve"> </w:t>
-              </w:r>
-              <w:r>
-                <w:rPr>
-                  <w:rStyle w:val="a6"/>
-                  <w:rFonts w:ascii="맑은 고딕" w:eastAsia="맑은 고딕" w:hAnsi="맑은 고딕"/>
-                  <w:b/>
-                  <w:bCs/>
-                </w:rPr>
-                <w:t>엔진</w:t>
-              </w:r>
-              <w:r>
-                <w:rPr>
-                  <w:rStyle w:val="a6"/>
-                  <w:rFonts w:ascii="맑은 고딕" w:eastAsia="맑은 고딕" w:hAnsi="맑은 고딕" w:hint="eastAsia"/>
-                  <w:b/>
-                  <w:bCs/>
-                </w:rPr>
-                <w:t xml:space="preserve"> </w:t>
-              </w:r>
-              <w:r>
-                <w:rPr>
-                  <w:rStyle w:val="a6"/>
-                  <w:rFonts w:ascii="맑은 고딕" w:eastAsia="맑은 고딕" w:hAnsi="맑은 고딕"/>
-                  <w:b/>
-                  <w:bCs/>
-                </w:rPr>
-                <w:t>업데이트를</w:t>
-              </w:r>
-              <w:r>
-                <w:rPr>
-                  <w:rStyle w:val="a6"/>
-                  <w:rFonts w:ascii="맑은 고딕" w:eastAsia="맑은 고딕" w:hAnsi="맑은 고딕" w:hint="eastAsia"/>
-                  <w:b/>
-                  <w:bCs/>
-                </w:rPr>
-                <w:t xml:space="preserve"> </w:t>
-              </w:r>
-              <w:r>
-                <w:rPr>
-                  <w:rStyle w:val="a6"/>
-                  <w:rFonts w:ascii="맑은 고딕" w:eastAsia="맑은 고딕" w:hAnsi="맑은 고딕"/>
-                  <w:b/>
-                  <w:bCs/>
-                </w:rPr>
-                <w:t>끄고</w:t>
-              </w:r>
-              <w:r>
-                <w:rPr>
-                  <w:rStyle w:val="a6"/>
-                  <w:rFonts w:ascii="맑은 고딕" w:eastAsia="맑은 고딕" w:hAnsi="맑은 고딕" w:hint="eastAsia"/>
-                  <w:b/>
-                  <w:bCs/>
-                </w:rPr>
-                <w:t xml:space="preserve"> 충돌체크를 </w:t>
-              </w:r>
-              <w:r>
-                <w:rPr>
-                  <w:rStyle w:val="a6"/>
-                  <w:rFonts w:ascii="맑은 고딕" w:eastAsia="맑은 고딕" w:hAnsi="맑은 고딕"/>
-                  <w:b/>
-                  <w:bCs/>
-                </w:rPr>
-                <w:t>물리엔진을</w:t>
-              </w:r>
-              <w:r>
-                <w:rPr>
-                  <w:rStyle w:val="a6"/>
-                  <w:rFonts w:ascii="맑은 고딕" w:eastAsia="맑은 고딕" w:hAnsi="맑은 고딕" w:hint="eastAsia"/>
-                  <w:b/>
-                  <w:bCs/>
-                </w:rPr>
-                <w:t xml:space="preserve"> </w:t>
-              </w:r>
-              <w:r>
-                <w:rPr>
-                  <w:rStyle w:val="a6"/>
-                  <w:rFonts w:ascii="맑은 고딕" w:eastAsia="맑은 고딕" w:hAnsi="맑은 고딕"/>
-                  <w:b/>
-                  <w:bCs/>
-                </w:rPr>
-                <w:t>이용하도록</w:t>
-              </w:r>
-              <w:r>
-                <w:rPr>
-                  <w:rStyle w:val="a6"/>
-                  <w:rFonts w:ascii="맑은 고딕" w:eastAsia="맑은 고딕" w:hAnsi="맑은 고딕" w:hint="eastAsia"/>
-                  <w:b/>
-                  <w:bCs/>
-                </w:rPr>
-                <w:t xml:space="preserve"> </w:t>
-              </w:r>
-              <w:r>
-                <w:rPr>
-                  <w:rStyle w:val="a6"/>
-                  <w:rFonts w:ascii="맑은 고딕" w:eastAsia="맑은 고딕" w:hAnsi="맑은 고딕"/>
-                  <w:b/>
-                  <w:bCs/>
-                </w:rPr>
-                <w:t>변경</w:t>
-              </w:r>
-              <w:r>
-                <w:rPr>
-                  <w:rStyle w:val="a6"/>
-                  <w:rFonts w:ascii="맑은 고딕" w:eastAsia="맑은 고딕" w:hAnsi="맑은 고딕" w:hint="eastAsia"/>
-                  <w:b/>
-                  <w:bCs/>
-                </w:rPr>
-                <w:t xml:space="preserve"> </w:t>
-              </w:r>
-              <w:r>
-                <w:rPr>
-                  <w:rStyle w:val="a6"/>
-                  <w:rFonts w:ascii="맑은 고딕" w:eastAsia="맑은 고딕" w:hAnsi="맑은 고딕"/>
-                  <w:b/>
-                  <w:bCs/>
-                </w:rPr>
-                <w:t>시도</w:t>
-              </w:r>
-            </w:hyperlink>
+            <w:r>
+              <w:fldChar w:fldCharType="begin"/>
+            </w:r>
+            <w:r>
+              <w:instrText xml:space="preserve"> HYPERLINK "https://github.com/AACHANJINAA/PIP/commit/b71b3f6ff04f0d7ca900c975ac06af571362ca56" </w:instrText>
+            </w:r>
+            <w:r>
+              <w:fldChar w:fldCharType="separate"/>
+            </w:r>
+            <w:r>
+              <w:rPr>
+                <w:rStyle w:val="a6"/>
+                <w:rFonts w:ascii="맑은 고딕" w:eastAsia="맑은 고딕" w:hAnsi="맑은 고딕" w:hint="eastAsia"/>
+                <w:b/>
+                <w:bCs/>
+              </w:rPr>
+              <w:t xml:space="preserve">서버의 </w:t>
+            </w:r>
+            <w:r>
+              <w:rPr>
+                <w:rStyle w:val="a6"/>
+                <w:rFonts w:ascii="맑은 고딕" w:eastAsia="맑은 고딕" w:hAnsi="맑은 고딕"/>
+                <w:b/>
+                <w:bCs/>
+              </w:rPr>
+              <w:t>물리</w:t>
+            </w:r>
+            <w:r>
+              <w:rPr>
+                <w:rStyle w:val="a6"/>
+                <w:rFonts w:ascii="맑은 고딕" w:eastAsia="맑은 고딕" w:hAnsi="맑은 고딕" w:hint="eastAsia"/>
+                <w:b/>
+                <w:bCs/>
+              </w:rPr>
+              <w:t xml:space="preserve"> </w:t>
+            </w:r>
+            <w:r>
+              <w:rPr>
+                <w:rStyle w:val="a6"/>
+                <w:rFonts w:ascii="맑은 고딕" w:eastAsia="맑은 고딕" w:hAnsi="맑은 고딕"/>
+                <w:b/>
+                <w:bCs/>
+              </w:rPr>
+              <w:t>엔진</w:t>
+            </w:r>
+            <w:r>
+              <w:rPr>
+                <w:rStyle w:val="a6"/>
+                <w:rFonts w:ascii="맑은 고딕" w:eastAsia="맑은 고딕" w:hAnsi="맑은 고딕" w:hint="eastAsia"/>
+                <w:b/>
+                <w:bCs/>
+              </w:rPr>
+              <w:t xml:space="preserve"> </w:t>
+            </w:r>
+            <w:r>
+              <w:rPr>
+                <w:rStyle w:val="a6"/>
+                <w:rFonts w:ascii="맑은 고딕" w:eastAsia="맑은 고딕" w:hAnsi="맑은 고딕"/>
+                <w:b/>
+                <w:bCs/>
+              </w:rPr>
+              <w:t>업데이트를</w:t>
+            </w:r>
+            <w:r>
+              <w:rPr>
+                <w:rStyle w:val="a6"/>
+                <w:rFonts w:ascii="맑은 고딕" w:eastAsia="맑은 고딕" w:hAnsi="맑은 고딕" w:hint="eastAsia"/>
+                <w:b/>
+                <w:bCs/>
+              </w:rPr>
+              <w:t xml:space="preserve"> </w:t>
+            </w:r>
+            <w:r>
+              <w:rPr>
+                <w:rStyle w:val="a6"/>
+                <w:rFonts w:ascii="맑은 고딕" w:eastAsia="맑은 고딕" w:hAnsi="맑은 고딕"/>
+                <w:b/>
+                <w:bCs/>
+              </w:rPr>
+              <w:t>끄고</w:t>
+            </w:r>
+            <w:r>
+              <w:rPr>
+                <w:rStyle w:val="a6"/>
+                <w:rFonts w:ascii="맑은 고딕" w:eastAsia="맑은 고딕" w:hAnsi="맑은 고딕" w:hint="eastAsia"/>
+                <w:b/>
+                <w:bCs/>
+              </w:rPr>
+              <w:t xml:space="preserve"> 충돌체크를 </w:t>
+            </w:r>
+            <w:r>
+              <w:rPr>
+                <w:rStyle w:val="a6"/>
+                <w:rFonts w:ascii="맑은 고딕" w:eastAsia="맑은 고딕" w:hAnsi="맑은 고딕"/>
+                <w:b/>
+                <w:bCs/>
+              </w:rPr>
+              <w:t>물리엔진을</w:t>
+            </w:r>
+            <w:r>
+              <w:rPr>
+                <w:rStyle w:val="a6"/>
+                <w:rFonts w:ascii="맑은 고딕" w:eastAsia="맑은 고딕" w:hAnsi="맑은 고딕" w:hint="eastAsia"/>
+                <w:b/>
+                <w:bCs/>
+              </w:rPr>
+              <w:t xml:space="preserve"> </w:t>
+            </w:r>
+            <w:r>
+              <w:rPr>
+                <w:rStyle w:val="a6"/>
+                <w:rFonts w:ascii="맑은 고딕" w:eastAsia="맑은 고딕" w:hAnsi="맑은 고딕"/>
+                <w:b/>
+                <w:bCs/>
+              </w:rPr>
+              <w:t>이용하도록</w:t>
+            </w:r>
+            <w:r>
+              <w:rPr>
+                <w:rStyle w:val="a6"/>
+                <w:rFonts w:ascii="맑은 고딕" w:eastAsia="맑은 고딕" w:hAnsi="맑은 고딕" w:hint="eastAsia"/>
+                <w:b/>
+                <w:bCs/>
+              </w:rPr>
+              <w:t xml:space="preserve"> </w:t>
+            </w:r>
+            <w:r>
+              <w:rPr>
+                <w:rStyle w:val="a6"/>
+                <w:rFonts w:ascii="맑은 고딕" w:eastAsia="맑은 고딕" w:hAnsi="맑은 고딕"/>
+                <w:b/>
+                <w:bCs/>
+              </w:rPr>
+              <w:t>변경</w:t>
+            </w:r>
+            <w:r>
+              <w:rPr>
+                <w:rStyle w:val="a6"/>
+                <w:rFonts w:ascii="맑은 고딕" w:eastAsia="맑은 고딕" w:hAnsi="맑은 고딕" w:hint="eastAsia"/>
+                <w:b/>
+                <w:bCs/>
+              </w:rPr>
+              <w:t xml:space="preserve"> </w:t>
+            </w:r>
+            <w:r>
+              <w:rPr>
+                <w:rStyle w:val="a6"/>
+                <w:rFonts w:ascii="맑은 고딕" w:eastAsia="맑은 고딕" w:hAnsi="맑은 고딕"/>
+                <w:b/>
+                <w:bCs/>
+              </w:rPr>
+              <w:t>시도</w:t>
+            </w:r>
+            <w:r>
+              <w:fldChar w:fldCharType="end"/>
+            </w:r>
           </w:p>
         </w:tc>
       </w:tr>
@@ -659,10 +806,10 @@
           <w:sz w:val="22"/>
         </w:rPr>
         <w:drawing>
-          <wp:inline distT="0" distB="0" distL="0" distR="0" wp14:anchorId="592B292C" wp14:editId="67D772D8">
+          <wp:inline distT="0" distB="0" distL="0" distR="0">
             <wp:extent cx="6333975" cy="2340018"/>
             <wp:effectExtent l="0" t="0" r="0" b="0"/>
-            <wp:docPr id="1025" name="shape1025"/>
+            <wp:docPr id="1025" name="shape1025" hidden="0"/>
             <wp:cNvGraphicFramePr>
               <a:graphicFrameLocks xmlns:a="http://schemas.openxmlformats.org/drawingml/2006/main" noChangeAspect="1"/>
             </wp:cNvGraphicFramePr>
@@ -671,7 +818,1001 @@
                 <pic:pic xmlns:pic="http://schemas.openxmlformats.org/drawingml/2006/picture">
                   <pic:nvPicPr>
                     <pic:cNvPr id="0" name="이미지"/>
-                    <pic:cNvPicPr>
+                    <pic:cNvPicPr preferRelativeResize="1">
+                      <a:picLocks noChangeAspect="1"/>
+                    </pic:cNvPicPr>
+                  </pic:nvPicPr>
+                  <pic:blipFill>
+                    <a:blip r:embed="rId1">
+                      <a:extLst>
+                        <a:ext uri="{28A0092B-C50C-407E-A947-70E740481C1C}">
+                          <a14:useLocalDpi xmlns:a14="http://schemas.microsoft.com/office/drawing/2010/main" val="0"/>
+                        </a:ext>
+                      </a:extLst>
+                    </a:blip>
+                    <a:srcRect/>
+                    <a:stretch>
+                      <a:fillRect/>
+                    </a:stretch>
+                  </pic:blipFill>
+                  <pic:spPr>
+                    <a:xfrm>
+                      <a:off x="0" y="0"/>
+                      <a:ext cx="6333975" cy="2340018"/>
+                    </a:xfrm>
+                    <a:prstGeom prst="rect"/>
+                  </pic:spPr>
+                </pic:pic>
+              </a:graphicData>
+            </a:graphic>
+          </wp:inline>
+        </w:drawing>
+      </w:r>
+    </w:p>
+    <w:p>
+      <w:pPr>
+        <w:jc w:val="left"/>
+        <w:rPr>
+          <w:b/>
+          <w:sz w:val="22"/>
+        </w:rPr>
+      </w:pPr>
+      <w:r>
+        <w:rPr>
+          <w:rFonts w:hint="eastAsia"/>
+          <w:b/>
+          <w:sz w:val="22"/>
+        </w:rPr>
+        <w:t>행렬을 넘겨줄 때 전치 안해준 행렬이 있었음</w:t>
+      </w:r>
+    </w:p>
+    <w:p>
+      <w:pPr>
+        <w:jc w:val="left"/>
+        <w:rPr>
+          <w:b/>
+          <w:sz w:val="22"/>
+        </w:rPr>
+      </w:pPr>
+    </w:p>
+    <w:p>
+      <w:pPr>
+        <w:jc w:val="left"/>
+        <w:numPr>
+          <w:ilvl w:val="0"/>
+          <w:numId w:val="1"/>
+        </w:numPr>
+        <w:rPr>
+          <w:b/>
+          <w:sz w:val="22"/>
+        </w:rPr>
+      </w:pPr>
+      <w:r>
+        <w:rPr>
+          <w:b/>
+          <w:sz w:val="22"/>
+        </w:rPr>
+        <w:t>D_GGX (최적화된 Normal Distribution)</w:t>
+      </w:r>
+    </w:p>
+    <w:p>
+      <w:pPr>
+        <w:jc w:val="left"/>
+        <w:numPr>
+          <w:ilvl w:val="1"/>
+          <w:numId w:val="2"/>
+        </w:numPr>
+        <w:rPr>
+          <w:b/>
+          <w:sz w:val="22"/>
+        </w:rPr>
+      </w:pPr>
+      <w:r>
+        <w:rPr>
+          <w:b/>
+          <w:sz w:val="22"/>
+        </w:rPr>
+        <w:t>기존: 일반적인 GGX 공식</w:t>
+      </w:r>
+    </w:p>
+    <w:p>
+      <w:pPr>
+        <w:jc w:val="left"/>
+        <w:numPr>
+          <w:ilvl w:val="1"/>
+          <w:numId w:val="2"/>
+        </w:numPr>
+        <w:rPr>
+          <w:b/>
+          <w:sz w:val="22"/>
+        </w:rPr>
+      </w:pPr>
+      <w:r>
+        <w:rPr>
+          <w:b/>
+          <w:sz w:val="22"/>
+        </w:rPr>
+        <w:t>변경: 언리얼의 최적화된 버전 (MAD 명령어 활용)</w:t>
+      </w:r>
+    </w:p>
+    <w:p>
+      <w:pPr>
+        <w:jc w:val="left"/>
+        <w:numPr>
+          <w:ilvl w:val="1"/>
+          <w:numId w:val="2"/>
+        </w:numPr>
+        <w:rPr>
+          <w:b/>
+          <w:sz w:val="22"/>
+        </w:rPr>
+      </w:pPr>
+      <w:r>
+        <w:rPr>
+          <w:b/>
+          <w:sz w:val="22"/>
+        </w:rPr>
+        <w:t>성능: 약간 더 빠름</w:t>
+      </w:r>
+    </w:p>
+    <w:p>
+      <w:pPr>
+        <w:pStyle w:val="a3"/>
+        <w:ind w:leftChars="0"/>
+        <w:jc w:val="left"/>
+        <w:numPr>
+          <w:ilvl w:val="0"/>
+          <w:numId w:val="1"/>
+        </w:numPr>
+        <w:rPr>
+          <w:b/>
+          <w:sz w:val="22"/>
+        </w:rPr>
+      </w:pPr>
+      <w:r>
+        <w:rPr>
+          <w:b/>
+          <w:sz w:val="22"/>
+        </w:rPr>
+        <w:t>Vis_SmithJointApprox (Geometry + Visibility 통합)</w:t>
+      </w:r>
+    </w:p>
+    <w:p>
+      <w:pPr>
+        <w:jc w:val="left"/>
+        <w:numPr>
+          <w:ilvl w:val="1"/>
+          <w:numId w:val="3"/>
+        </w:numPr>
+        <w:rPr>
+          <w:b/>
+          <w:sz w:val="22"/>
+        </w:rPr>
+      </w:pPr>
+      <w:r>
+        <w:rPr>
+          <w:b/>
+          <w:sz w:val="22"/>
+        </w:rPr>
+        <w:t>기존: G / (4 NdotV * NdotL) 분리 계산</w:t>
+      </w:r>
+    </w:p>
+    <w:p>
+      <w:pPr>
+        <w:jc w:val="left"/>
+        <w:numPr>
+          <w:ilvl w:val="1"/>
+          <w:numId w:val="3"/>
+        </w:numPr>
+        <w:rPr>
+          <w:b/>
+          <w:sz w:val="22"/>
+        </w:rPr>
+      </w:pPr>
+      <w:r>
+        <w:rPr>
+          <w:b/>
+          <w:sz w:val="22"/>
+        </w:rPr>
+        <w:t>변경: Visibility term으로 합쳐짐 (분모 포함)</w:t>
+      </w:r>
+    </w:p>
+    <w:p>
+      <w:pPr>
+        <w:jc w:val="left"/>
+        <w:numPr>
+          <w:ilvl w:val="1"/>
+          <w:numId w:val="3"/>
+        </w:numPr>
+        <w:rPr>
+          <w:b/>
+          <w:sz w:val="22"/>
+        </w:rPr>
+      </w:pPr>
+      <w:r>
+        <w:rPr>
+          <w:b/>
+          <w:sz w:val="22"/>
+        </w:rPr>
+        <w:t>장점: 계산이 더 효율적이고 정확함</w:t>
+      </w:r>
+    </w:p>
+    <w:p>
+      <w:pPr>
+        <w:pStyle w:val="a3"/>
+        <w:ind w:leftChars="0"/>
+        <w:jc w:val="left"/>
+        <w:numPr>
+          <w:ilvl w:val="0"/>
+          <w:numId w:val="1"/>
+        </w:numPr>
+        <w:rPr>
+          <w:b/>
+          <w:sz w:val="22"/>
+        </w:rPr>
+      </w:pPr>
+      <w:r>
+        <w:rPr>
+          <w:b/>
+          <w:sz w:val="22"/>
+        </w:rPr>
+        <w:t>F_Schlick (SpecularColor 기반)</w:t>
+      </w:r>
+    </w:p>
+    <w:p>
+      <w:pPr>
+        <w:jc w:val="left"/>
+        <w:numPr>
+          <w:ilvl w:val="1"/>
+          <w:numId w:val="4"/>
+        </w:numPr>
+        <w:rPr>
+          <w:b/>
+          <w:sz w:val="22"/>
+        </w:rPr>
+      </w:pPr>
+      <w:r>
+        <w:rPr>
+          <w:b/>
+          <w:sz w:val="22"/>
+        </w:rPr>
+        <w:t>기존: F0 직접 사용</w:t>
+      </w:r>
+    </w:p>
+    <w:p>
+      <w:pPr>
+        <w:jc w:val="left"/>
+        <w:numPr>
+          <w:ilvl w:val="1"/>
+          <w:numId w:val="4"/>
+        </w:numPr>
+        <w:rPr>
+          <w:b/>
+          <w:sz w:val="22"/>
+        </w:rPr>
+      </w:pPr>
+      <w:r>
+        <w:rPr>
+          <w:b/>
+          <w:sz w:val="22"/>
+        </w:rPr>
+        <w:t>변경: SpecularColor 개념 도입 (Specular 파라미터로 조절 가능)</w:t>
+      </w:r>
+    </w:p>
+    <w:p>
+      <w:pPr>
+        <w:jc w:val="left"/>
+        <w:numPr>
+          <w:ilvl w:val="1"/>
+          <w:numId w:val="4"/>
+        </w:numPr>
+        <w:rPr>
+          <w:b/>
+          <w:sz w:val="22"/>
+        </w:rPr>
+      </w:pPr>
+      <w:r>
+        <w:rPr>
+          <w:b/>
+          <w:sz w:val="22"/>
+        </w:rPr>
+        <w:t>추가: 2% 이하는 섀도우로 간주하는 물리 기반 처리</w:t>
+      </w:r>
+    </w:p>
+    <w:p>
+      <w:pPr>
+        <w:pStyle w:val="a3"/>
+        <w:ind w:leftChars="0"/>
+        <w:jc w:val="left"/>
+        <w:numPr>
+          <w:ilvl w:val="0"/>
+          <w:numId w:val="1"/>
+        </w:numPr>
+        <w:rPr>
+          <w:b/>
+          <w:sz w:val="22"/>
+        </w:rPr>
+      </w:pPr>
+      <w:r>
+        <w:rPr>
+          <w:b/>
+          <w:sz w:val="22"/>
+        </w:rPr>
+        <w:t>F0 계산 방식</w:t>
+      </w:r>
+    </w:p>
+    <w:p>
+      <w:pPr>
+        <w:jc w:val="left"/>
+        <w:numPr>
+          <w:ilvl w:val="1"/>
+          <w:numId w:val="5"/>
+        </w:numPr>
+        <w:rPr>
+          <w:b/>
+          <w:sz w:val="22"/>
+        </w:rPr>
+      </w:pPr>
+      <w:r>
+        <w:rPr>
+          <w:b/>
+          <w:sz w:val="22"/>
+        </w:rPr>
+        <w:t>기존: lerp(0.04, albedo, metallic)</w:t>
+      </w:r>
+    </w:p>
+    <w:p>
+      <w:pPr>
+        <w:jc w:val="left"/>
+        <w:numPr>
+          <w:ilvl w:val="1"/>
+          <w:numId w:val="5"/>
+        </w:numPr>
+        <w:rPr>
+          <w:b/>
+          <w:sz w:val="22"/>
+        </w:rPr>
+      </w:pPr>
+      <w:r>
+        <w:rPr>
+          <w:b/>
+          <w:sz w:val="22"/>
+        </w:rPr>
+        <w:t>변경: ComputeF0(Specular, BaseColor, Metallic) - Specular 값으로 비금속의 반사율 조절 가능</w:t>
+      </w:r>
+    </w:p>
+    <w:p>
+      <w:pPr>
+        <w:jc w:val="left"/>
+        <w:rPr>
+          <w:rFonts w:ascii="맑은 고딕" w:eastAsia="맑은 고딕" w:hAnsi="맑은 고딕" w:cs="맑은 고딕"/>
+          <w:b/>
+          <w:sz w:val="22"/>
+        </w:rPr>
+      </w:pPr>
+      <w:r>
+        <w:fldChar w:fldCharType="begin"/>
+      </w:r>
+      <w:r>
+        <w:instrText xml:space="preserve"> HYPERLINK "https://jooh3444.tistory.com/33" \l "Specular%20%3A%20Microfacet%20Cook-Torrance%20BRDF-1-6"</w:instrText>
+      </w:r>
+      <w:r>
+        <w:fldChar w:fldCharType="separate"/>
+      </w:r>
+      <w:r>
+        <w:rPr>
+          <w:rStyle w:val="a9"/>
+          <w:rFonts w:ascii="맑은 고딕" w:eastAsia="맑은 고딕" w:hAnsi="맑은 고딕" w:cs="맑은 고딕"/>
+          <w:b/>
+          <w:sz w:val="22"/>
+        </w:rPr>
+        <w:t>참고</w:t>
+      </w:r>
+      <w:r>
+        <w:rPr>
+          <w:rStyle w:val="a9"/>
+          <w:rFonts w:hint="eastAsia"/>
+          <w:b/>
+          <w:sz w:val="22"/>
+        </w:rPr>
+        <w:t xml:space="preserve"> </w:t>
+      </w:r>
+      <w:r>
+        <w:rPr>
+          <w:rStyle w:val="a9"/>
+          <w:rFonts w:ascii="맑은 고딕" w:eastAsia="맑은 고딕" w:hAnsi="맑은 고딕" w:cs="맑은 고딕"/>
+          <w:b/>
+          <w:sz w:val="22"/>
+        </w:rPr>
+        <w:t>블로그</w:t>
+      </w:r>
+      <w:r>
+        <w:fldChar w:fldCharType="end"/>
+      </w:r>
+    </w:p>
+    <w:p>
+      <w:pPr>
+        <w:jc w:val="left"/>
+        <w:rPr>
+          <w:rFonts w:ascii="맑은 고딕" w:eastAsia="맑은 고딕" w:hAnsi="맑은 고딕" w:cs="맑은 고딕"/>
+          <w:b/>
+          <w:sz w:val="22"/>
+        </w:rPr>
+      </w:pPr>
+    </w:p>
+    <w:p>
+      <w:pPr>
+        <w:jc w:val="left"/>
+      </w:pPr>
+    </w:p>
+    <w:p>
+      <w:pPr>
+        <w:rPr>
+          <w:b/>
+          <w:bCs/>
+          <w:sz w:val="24"/>
+          <w:szCs w:val="24"/>
+        </w:rPr>
+      </w:pPr>
+      <w:r>
+        <w:rPr>
+          <w:b/>
+          <w:bCs/>
+          <w:sz w:val="24"/>
+          <w:szCs w:val="24"/>
+        </w:rPr>
+        <w:t>애니메이션 본 행렬 상수 버퍼를 공유하여 생기는 문제 해결</w:t>
+      </w:r>
+    </w:p>
+    <w:p>
+      <w:pPr>
+        <w:rPr>
+          <w:b/>
+          <w:bCs/>
+          <w:sz w:val="22"/>
+        </w:rPr>
+      </w:pPr>
+      <w:r>
+        <w:rPr>
+          <w:b/>
+          <w:bCs/>
+          <w:sz w:val="22"/>
+        </w:rPr>
+        <w:t>애니메이션 본 행렬 상수 버퍼를 공유하여 생기는 문제를 해결</w:t>
+      </w:r>
+    </w:p>
+    <w:p>
+      <w:pPr>
+        <w:rPr>
+          <w:b/>
+          <w:bCs/>
+          <w:sz w:val="22"/>
+        </w:rPr>
+      </w:pPr>
+      <w:r>
+        <w:rPr>
+          <w:b/>
+          <w:bCs/>
+          <w:sz w:val="22"/>
+        </w:rPr>
+        <w:t>현재 애니메이션을 동작할 때 모두 공유하는 같은 본 행렬이 gpu에 넘어가 문제가 발생했다.</w:t>
+      </w:r>
+    </w:p>
+    <w:p>
+      <w:r>
+        <w:rPr>
+          <w:b/>
+          <w:bCs/>
+          <w:sz w:val="22"/>
+        </w:rPr>
+        <w:t>그러나 지금의 애니메이션 방식은 이전 상태에 의존적이지 않은 상태 비의존적 방식이기 때문에 이전 뼈 팔레트 행렬을 기억하고 있을 필요는 없다 gpu로 넘기는 것만 다르면 된다.</w:t>
+      </w:r>
+    </w:p>
+    <w:p>
+      <w:pPr>
+        <w:rPr>
+          <w:sz w:val="22"/>
+        </w:rPr>
+      </w:pPr>
+      <w:r>
+        <w:rPr>
+          <w:noProof/>
+          <w:sz w:val="22"/>
+        </w:rPr>
+        <w:drawing>
+          <wp:inline distT="0" distB="0" distL="0" distR="0">
+            <wp:extent cx="6496050" cy="1609725"/>
+            <wp:effectExtent l="0" t="0" r="0" b="0"/>
+            <wp:docPr id="1026" name="shape1026" hidden="0"/>
+            <wp:cNvGraphicFramePr>
+              <a:graphicFrameLocks xmlns:a="http://schemas.openxmlformats.org/drawingml/2006/main" noChangeAspect="1"/>
+            </wp:cNvGraphicFramePr>
+            <a:graphic xmlns:a="http://schemas.openxmlformats.org/drawingml/2006/main">
+              <a:graphicData uri="http://schemas.openxmlformats.org/drawingml/2006/picture">
+                <pic:pic xmlns:pic="http://schemas.openxmlformats.org/drawingml/2006/picture">
+                  <pic:nvPicPr>
+                    <pic:cNvPr id="0" name="이미지"/>
+                    <pic:cNvPicPr preferRelativeResize="1">
+                      <a:picLocks noChangeAspect="1"/>
+                    </pic:cNvPicPr>
+                  </pic:nvPicPr>
+                  <pic:blipFill>
+                    <a:blip r:embed="rId2">
+                      <a:extLst>
+                        <a:ext uri="{28A0092B-C50C-407E-A947-70E740481C1C}">
+                          <a14:useLocalDpi xmlns:a14="http://schemas.microsoft.com/office/drawing/2010/main" val="0"/>
+                        </a:ext>
+                      </a:extLst>
+                    </a:blip>
+                    <a:srcRect/>
+                    <a:stretch>
+                      <a:fillRect/>
+                    </a:stretch>
+                  </pic:blipFill>
+                  <pic:spPr>
+                    <a:xfrm>
+                      <a:off x="0" y="0"/>
+                      <a:ext cx="6496050" cy="1609725"/>
+                    </a:xfrm>
+                    <a:prstGeom prst="rect"/>
+                  </pic:spPr>
+                </pic:pic>
+              </a:graphicData>
+            </a:graphic>
+          </wp:inline>
+        </w:drawing>
+      </w:r>
+    </w:p>
+    <w:p>
+      <w:pPr>
+        <w:rPr>
+          <w:b/>
+          <w:bCs/>
+          <w:sz w:val="22"/>
+        </w:rPr>
+      </w:pPr>
+      <w:r>
+        <w:rPr>
+          <w:b/>
+          <w:bCs/>
+          <w:sz w:val="22"/>
+        </w:rPr>
+        <w:t>즉, gpu로 넘기는 최종 상수 버퍼만 다르면 된다.</w:t>
+      </w:r>
+    </w:p>
+    <w:p>
+      <w:pPr>
+        <w:rPr>
+          <w:b/>
+          <w:bCs/>
+          <w:sz w:val="22"/>
+        </w:rPr>
+      </w:pPr>
+      <w:r>
+        <w:rPr>
+          <w:b/>
+          <w:bCs/>
+          <w:sz w:val="22"/>
+        </w:rPr>
+        <w:t>그래서 애니메이션 컴포넌트 마다 각각 상수 버퍼를 가지고 있도록 제작하였다.</w:t>
+      </w:r>
+    </w:p>
+    <w:p>
+      <w:pPr>
+        <w:rPr>
+          <w:b/>
+          <w:bCs/>
+          <w:sz w:val="22"/>
+        </w:rPr>
+      </w:pPr>
+      <w:r>
+        <w:rPr>
+          <w:b/>
+          <w:bCs/>
+          <w:sz w:val="22"/>
+        </w:rPr>
+        <w:t>위에서 제작한 과정에서 중요한 점은 최종적으로 gpu에 넘기는 상수버퍼를 우리가 애니메이션 컴포넌트에서 제작한 상수 버퍼로 넘겨야 한다는 점이다.</w:t>
+      </w:r>
+    </w:p>
+    <w:p>
+      <w:pPr>
+        <w:rPr>
+          <w:b/>
+          <w:bCs/>
+          <w:sz w:val="22"/>
+        </w:rPr>
+      </w:pPr>
+      <w:r>
+        <w:rPr>
+          <w:b/>
+          <w:bCs/>
+          <w:sz w:val="22"/>
+        </w:rPr>
+        <w:t>하지만 최종으로 gpu에 넘기는 것은 애니메이션 컴포넌트가 아니라 ReadGLTFMesh의 render역할이다.</w:t>
+      </w:r>
+    </w:p>
+    <w:p>
+      <w:pPr>
+        <w:rPr>
+          <w:b/>
+          <w:bCs/>
+          <w:sz w:val="22"/>
+        </w:rPr>
+      </w:pPr>
+      <w:r>
+        <w:rPr>
+          <w:b/>
+          <w:bCs/>
+          <w:sz w:val="22"/>
+        </w:rPr>
+        <w:t>그래서 ReadGLTFMesh에 애니메이션 컴포넌트에서 만든 뼈 팔레트 행렬 상수버퍼를 받도록 해주었다.</w:t>
+      </w:r>
+    </w:p>
+    <w:p>
+      <w:pPr>
+        <w:rPr>
+          <w:b/>
+          <w:bCs/>
+          <w:sz w:val="22"/>
+        </w:rPr>
+      </w:pPr>
+      <w:r>
+        <w:rPr>
+          <w:b/>
+          <w:bCs/>
+          <w:sz w:val="22"/>
+        </w:rPr>
+        <w:t>이 타이밍은 렌더를 하기 바로 직전에 해야 한다.</w:t>
+      </w:r>
+    </w:p>
+    <w:p>
+      <w:r>
+        <w:rPr>
+          <w:b/>
+          <w:bCs/>
+          <w:sz w:val="22"/>
+        </w:rPr>
+        <w:t>그래서 prepare_render함수를 GameObject에 만들어주었다.</w:t>
+      </w:r>
+    </w:p>
+    <w:p>
+      <w:pPr>
+        <w:rPr>
+          <w:b/>
+          <w:sz w:val="22"/>
+        </w:rPr>
+      </w:pPr>
+      <w:r>
+        <w:rPr>
+          <w:rFonts w:hint="eastAsia"/>
+          <w:b/>
+          <w:noProof/>
+          <w:sz w:val="22"/>
+        </w:rPr>
+        <w:drawing>
+          <wp:inline distT="0" distB="0" distL="0" distR="0">
+            <wp:extent cx="6645910" cy="3088005"/>
+            <wp:effectExtent l="0" t="0" r="0" b="0"/>
+            <wp:docPr id="1027" name="shape1027" hidden="0"/>
+            <wp:cNvGraphicFramePr>
+              <a:graphicFrameLocks xmlns:a="http://schemas.openxmlformats.org/drawingml/2006/main" noChangeAspect="1"/>
+            </wp:cNvGraphicFramePr>
+            <a:graphic xmlns:a="http://schemas.openxmlformats.org/drawingml/2006/main">
+              <a:graphicData uri="http://schemas.openxmlformats.org/drawingml/2006/picture">
+                <pic:pic xmlns:pic="http://schemas.openxmlformats.org/drawingml/2006/picture">
+                  <pic:nvPicPr>
+                    <pic:cNvPr id="0" name="이미지"/>
+                    <pic:cNvPicPr preferRelativeResize="1">
+                      <a:picLocks noChangeAspect="1"/>
+                    </pic:cNvPicPr>
+                  </pic:nvPicPr>
+                  <pic:blipFill>
+                    <a:blip r:embed="rId3">
+                      <a:extLst>
+                        <a:ext uri="{28A0092B-C50C-407E-A947-70E740481C1C}">
+                          <a14:useLocalDpi xmlns:a14="http://schemas.microsoft.com/office/drawing/2010/main" val="0"/>
+                        </a:ext>
+                      </a:extLst>
+                    </a:blip>
+                    <a:srcRect/>
+                    <a:stretch>
+                      <a:fillRect/>
+                    </a:stretch>
+                  </pic:blipFill>
+                  <pic:spPr>
+                    <a:xfrm>
+                      <a:off x="0" y="0"/>
+                      <a:ext cx="6645910" cy="3088005"/>
+                    </a:xfrm>
+                    <a:prstGeom prst="rect"/>
+                  </pic:spPr>
+                </pic:pic>
+              </a:graphicData>
+            </a:graphic>
+          </wp:inline>
+        </w:drawing>
+      </w:r>
+    </w:p>
+    <w:p>
+      <w:r>
+        <w:rPr>
+          <w:b/>
+          <w:bCs/>
+          <w:sz w:val="22"/>
+        </w:rPr>
+        <w:t>그리고 위 함수를 renderer의 draw_render_list 함수에서 호출하도록 제작하였다.</w:t>
+      </w:r>
+    </w:p>
+    <w:p>
+      <w:pPr>
+        <w:jc w:val="left"/>
+        <w:rPr>
+          <w:b/>
+          <w:sz w:val="22"/>
+        </w:rPr>
+      </w:pPr>
+      <w:r>
+        <w:rPr>
+          <w:rFonts w:hint="eastAsia"/>
+          <w:b/>
+          <w:noProof/>
+          <w:sz w:val="22"/>
+        </w:rPr>
+        <w:drawing>
+          <wp:inline distT="0" distB="0" distL="0" distR="0">
+            <wp:extent cx="6467475" cy="4191000"/>
+            <wp:effectExtent l="0" t="0" r="0" b="0"/>
+            <wp:docPr id="1028" name="shape1028" hidden="0"/>
+            <wp:cNvGraphicFramePr>
+              <a:graphicFrameLocks xmlns:a="http://schemas.openxmlformats.org/drawingml/2006/main" noChangeAspect="1"/>
+            </wp:cNvGraphicFramePr>
+            <a:graphic xmlns:a="http://schemas.openxmlformats.org/drawingml/2006/main">
+              <a:graphicData uri="http://schemas.openxmlformats.org/drawingml/2006/picture">
+                <pic:pic xmlns:pic="http://schemas.openxmlformats.org/drawingml/2006/picture">
+                  <pic:nvPicPr>
+                    <pic:cNvPr id="0" name="이미지"/>
+                    <pic:cNvPicPr preferRelativeResize="1">
+                      <a:picLocks noChangeAspect="1"/>
+                    </pic:cNvPicPr>
+                  </pic:nvPicPr>
+                  <pic:blipFill>
+                    <a:blip r:embed="rId4">
+                      <a:extLst>
+                        <a:ext uri="{28A0092B-C50C-407E-A947-70E740481C1C}">
+                          <a14:useLocalDpi xmlns:a14="http://schemas.microsoft.com/office/drawing/2010/main" val="0"/>
+                        </a:ext>
+                      </a:extLst>
+                    </a:blip>
+                    <a:srcRect/>
+                    <a:stretch>
+                      <a:fillRect/>
+                    </a:stretch>
+                  </pic:blipFill>
+                  <pic:spPr>
+                    <a:xfrm>
+                      <a:off x="0" y="0"/>
+                      <a:ext cx="6467475" cy="4191000"/>
+                    </a:xfrm>
+                    <a:prstGeom prst="rect"/>
+                  </pic:spPr>
+                </pic:pic>
+              </a:graphicData>
+            </a:graphic>
+          </wp:inline>
+        </w:drawing>
+      </w:r>
+    </w:p>
+    <w:p>
+      <w:pPr>
+        <w:rPr>
+          <w:b/>
+          <w:bCs/>
+          <w:sz w:val="22"/>
+        </w:rPr>
+      </w:pPr>
+      <w:r>
+        <w:rPr>
+          <w:b/>
+          <w:bCs/>
+          <w:sz w:val="22"/>
+        </w:rPr>
+        <w:t>이렇게 render() 바로 앞에 추가해주었다.</w:t>
+      </w:r>
+    </w:p>
+    <w:p>
+      <w:pPr>
+        <w:rPr>
+          <w:b/>
+          <w:bCs/>
+          <w:sz w:val="22"/>
+        </w:rPr>
+      </w:pPr>
+      <w:r>
+        <w:rPr>
+          <w:b/>
+          <w:bCs/>
+          <w:sz w:val="22"/>
+        </w:rPr>
+        <w:t>이렇게 하면 렌더 바로 직전 애니메이션 컴포넌트가 있고 해당 컴포넌트가 뼈 팔레트 행렬 상수 버퍼를 가지고 있다면 ReadGLTFMesh에 넘겨준다 그리고 최종적으로 render을 수행하는 ReadGLTFMesh에서 애니메이션 컴포넌트가 사용하는 뼈 행렬을 받아 사용해줄 수 있다.</w:t>
+      </w:r>
+    </w:p>
+    <w:p>
+      <w:pPr>
+        <w:rPr>
+          <w:b/>
+          <w:bCs/>
+          <w:sz w:val="22"/>
+        </w:rPr>
+      </w:pPr>
+      <w:r>
+        <w:rPr>
+          <w:b/>
+          <w:bCs/>
+          <w:sz w:val="22"/>
+        </w:rPr>
+        <w:t>이제 애니메이션이 포함된 glTF메쉬를 여러 오브젝트에서 사용하는 경우에는 애니메이션 컴포넌트를 필수적으로 포함시켜야 한다.</w:t>
+      </w:r>
+    </w:p>
+    <w:p>
+      <w:r>
+        <w:rPr>
+          <w:b/>
+          <w:bCs/>
+          <w:sz w:val="24"/>
+          <w:szCs w:val="24"/>
+        </w:rPr>
+        <w:t>애니메이션 변환 시 상수 버퍼와의 호환에 관한 안정성 추가</w:t>
+      </w:r>
+    </w:p>
+    <w:p>
+      <w:pPr>
+        <w:rPr>
+          <w:b/>
+          <w:bCs/>
+          <w:sz w:val="22"/>
+        </w:rPr>
+      </w:pPr>
+      <w:r>
+        <w:rPr>
+          <w:b/>
+          <w:bCs/>
+          <w:sz w:val="22"/>
+        </w:rPr>
+        <w:t>현재 상태에 맞는 메쉬와 현재 생성한 상수 버퍼의 크기가 맞지 않을 경우 다시 뼈 팔레트 상수 버퍼를 만들어주도록 설정</w:t>
+      </w:r>
+    </w:p>
+    <w:p>
+      <w:pPr>
+        <w:rPr>
+          <w:b/>
+          <w:sz w:val="22"/>
+        </w:rPr>
+      </w:pPr>
+      <w:r>
+        <w:rPr>
+          <w:b/>
+          <w:bCs/>
+          <w:sz w:val="22"/>
+        </w:rPr>
+        <w:t>원래는 change_mesh에 만들어주는 코드가 있고 set_state시에만 해당 함수를 실행하는데 late_update에서도 확인하도록 추가</w:t>
+      </w:r>
+    </w:p>
+    <w:p>
+      <w:pPr>
+        <w:jc w:val="left"/>
+        <w:rPr>
+          <w:b/>
+          <w:sz w:val="22"/>
+        </w:rPr>
+      </w:pPr>
+      <w:r>
+        <w:rPr>
+          <w:rFonts w:hint="eastAsia"/>
+          <w:b/>
+          <w:noProof/>
+          <w:sz w:val="22"/>
+        </w:rPr>
+        <w:drawing>
+          <wp:inline distT="0" distB="0" distL="0" distR="0">
+            <wp:extent cx="5886450" cy="1962150"/>
+            <wp:effectExtent l="0" t="0" r="0" b="0"/>
+            <wp:docPr id="1029" name="shape1029" hidden="0"/>
+            <wp:cNvGraphicFramePr>
+              <a:graphicFrameLocks xmlns:a="http://schemas.openxmlformats.org/drawingml/2006/main" noChangeAspect="1"/>
+            </wp:cNvGraphicFramePr>
+            <a:graphic xmlns:a="http://schemas.openxmlformats.org/drawingml/2006/main">
+              <a:graphicData uri="http://schemas.openxmlformats.org/drawingml/2006/picture">
+                <pic:pic xmlns:pic="http://schemas.openxmlformats.org/drawingml/2006/picture">
+                  <pic:nvPicPr>
+                    <pic:cNvPr id="0" name="이미지"/>
+                    <pic:cNvPicPr preferRelativeResize="1">
+                      <a:picLocks noChangeAspect="1"/>
+                    </pic:cNvPicPr>
+                  </pic:nvPicPr>
+                  <pic:blipFill>
+                    <a:blip r:embed="rId5">
+                      <a:extLst>
+                        <a:ext uri="{28A0092B-C50C-407E-A947-70E740481C1C}">
+                          <a14:useLocalDpi xmlns:a14="http://schemas.microsoft.com/office/drawing/2010/main" val="0"/>
+                        </a:ext>
+                      </a:extLst>
+                    </a:blip>
+                    <a:srcRect/>
+                    <a:stretch>
+                      <a:fillRect/>
+                    </a:stretch>
+                  </pic:blipFill>
+                  <pic:spPr>
+                    <a:xfrm>
+                      <a:off x="0" y="0"/>
+                      <a:ext cx="5886450" cy="1962150"/>
+                    </a:xfrm>
+                    <a:prstGeom prst="rect"/>
+                  </pic:spPr>
+                </pic:pic>
+              </a:graphicData>
+            </a:graphic>
+          </wp:inline>
+        </w:drawing>
+      </w:r>
+    </w:p>
+    <w:p>
+      <w:r>
+        <w:rPr>
+          <w:b/>
+          <w:bCs/>
+          <w:sz w:val="24"/>
+          <w:szCs w:val="24"/>
+        </w:rPr>
+        <w:t>NPC 플레이어가 때린 npc의 체력바만 보이게 하도록 설정</w:t>
+      </w:r>
+    </w:p>
+    <w:p>
+      <w:pPr>
+        <w:rPr>
+          <w:b/>
+          <w:bCs/>
+          <w:sz w:val="22"/>
+        </w:rPr>
+      </w:pPr>
+      <w:r>
+        <w:rPr>
+          <w:b/>
+          <w:bCs/>
+          <w:sz w:val="22"/>
+        </w:rPr>
+        <w:t>npc의 체력을 수정할 경우 3초의 시간동안 해당 npc의 체력바가 보이도록 수정</w:t>
+      </w:r>
+    </w:p>
+    <w:p>
+      <w:pPr>
+        <w:rPr>
+          <w:b/>
+          <w:bCs/>
+          <w:sz w:val="22"/>
+        </w:rPr>
+      </w:pPr>
+      <w:r>
+        <w:rPr>
+          <w:rFonts w:hint="eastAsia"/>
+          <w:b/>
+          <w:noProof/>
+          <w:sz w:val="22"/>
+        </w:rPr>
+        <w:drawing>
+          <wp:inline distT="0" distB="0" distL="0" distR="0">
+            <wp:extent cx="6645910" cy="3091815"/>
+            <wp:effectExtent l="0" t="0" r="0" b="0"/>
+            <wp:docPr id="1030" name="shape1030" hidden="0"/>
+            <wp:cNvGraphicFramePr>
+              <a:graphicFrameLocks xmlns:a="http://schemas.openxmlformats.org/drawingml/2006/main" noChangeAspect="1"/>
+            </wp:cNvGraphicFramePr>
+            <a:graphic xmlns:a="http://schemas.openxmlformats.org/drawingml/2006/main">
+              <a:graphicData uri="http://schemas.openxmlformats.org/drawingml/2006/picture">
+                <pic:pic xmlns:pic="http://schemas.openxmlformats.org/drawingml/2006/picture">
+                  <pic:nvPicPr>
+                    <pic:cNvPr id="0" name="이미지"/>
+                    <pic:cNvPicPr preferRelativeResize="1">
                       <a:picLocks noChangeAspect="1"/>
                     </pic:cNvPicPr>
                   </pic:nvPicPr>
@@ -691,11 +1832,9 @@
                   <pic:spPr>
                     <a:xfrm>
                       <a:off x="0" y="0"/>
-                      <a:ext cx="6333975" cy="2340018"/>
+                      <a:ext cx="6645910" cy="3091815"/>
                     </a:xfrm>
-                    <a:prstGeom prst="rect">
-                      <a:avLst/>
-                    </a:prstGeom>
+                    <a:prstGeom prst="rect"/>
                   </pic:spPr>
                 </pic:pic>
               </a:graphicData>
@@ -709,467 +1848,67 @@
         <w:jc w:val="left"/>
         <w:rPr>
           <w:b/>
-          <w:sz w:val="22"/>
-        </w:rPr>
-      </w:pPr>
-      <w:r>
-        <w:rPr>
-          <w:rFonts w:hint="eastAsia"/>
-          <w:b/>
-          <w:sz w:val="22"/>
-        </w:rPr>
-        <w:t>행렬을 넘겨줄 때 전치 안해준 행렬이 있었음</w:t>
-      </w:r>
-    </w:p>
-    <w:p>
-      <w:pPr>
-        <w:jc w:val="left"/>
-        <w:rPr>
-          <w:b/>
-          <w:sz w:val="22"/>
-        </w:rPr>
-      </w:pPr>
-    </w:p>
-    <w:p>
-      <w:pPr>
-        <w:numPr>
-          <w:ilvl w:val="0"/>
-          <w:numId w:val="1"/>
-        </w:numPr>
-        <w:jc w:val="left"/>
-        <w:rPr>
-          <w:b/>
-          <w:sz w:val="22"/>
-        </w:rPr>
-      </w:pPr>
-      <w:r>
-        <w:rPr>
-          <w:b/>
-          <w:sz w:val="22"/>
-        </w:rPr>
-        <w:t>D_GGX (최적화된 Normal Distribution)</w:t>
-      </w:r>
-    </w:p>
-    <w:p>
-      <w:pPr>
-        <w:numPr>
-          <w:ilvl w:val="1"/>
-          <w:numId w:val="2"/>
-        </w:numPr>
-        <w:jc w:val="left"/>
-        <w:rPr>
-          <w:b/>
-          <w:sz w:val="22"/>
-        </w:rPr>
-      </w:pPr>
-      <w:r>
-        <w:rPr>
-          <w:b/>
-          <w:sz w:val="22"/>
-        </w:rPr>
-        <w:t>기존: 일반적인 GGX 공식</w:t>
-      </w:r>
-    </w:p>
-    <w:p>
-      <w:pPr>
-        <w:numPr>
-          <w:ilvl w:val="1"/>
-          <w:numId w:val="2"/>
-        </w:numPr>
-        <w:jc w:val="left"/>
-        <w:rPr>
-          <w:b/>
-          <w:sz w:val="22"/>
-        </w:rPr>
-      </w:pPr>
-      <w:r>
-        <w:rPr>
-          <w:b/>
-          <w:sz w:val="22"/>
-        </w:rPr>
-        <w:t>변경: 언리얼의 최적화된 버전 (MAD 명령어 활용)</w:t>
-      </w:r>
-    </w:p>
-    <w:p>
-      <w:pPr>
-        <w:numPr>
-          <w:ilvl w:val="1"/>
-          <w:numId w:val="2"/>
-        </w:numPr>
-        <w:jc w:val="left"/>
-        <w:rPr>
-          <w:b/>
-          <w:sz w:val="22"/>
-        </w:rPr>
-      </w:pPr>
-      <w:r>
-        <w:rPr>
-          <w:b/>
-          <w:sz w:val="22"/>
-        </w:rPr>
-        <w:t>성능: 약간 더 빠름</w:t>
-      </w:r>
-    </w:p>
-    <w:p>
-      <w:pPr>
-        <w:pStyle w:val="a3"/>
-        <w:numPr>
-          <w:ilvl w:val="0"/>
-          <w:numId w:val="1"/>
-        </w:numPr>
-        <w:ind w:leftChars="0"/>
-        <w:jc w:val="left"/>
-        <w:rPr>
-          <w:b/>
-          <w:sz w:val="22"/>
-        </w:rPr>
-      </w:pPr>
-      <w:r>
-        <w:rPr>
-          <w:b/>
-          <w:sz w:val="22"/>
-        </w:rPr>
-        <w:t>Vis_SmithJointApprox (Geometry + Visibility 통합)</w:t>
-      </w:r>
-    </w:p>
-    <w:p>
-      <w:pPr>
-        <w:numPr>
-          <w:ilvl w:val="1"/>
-          <w:numId w:val="3"/>
-        </w:numPr>
-        <w:jc w:val="left"/>
-        <w:rPr>
-          <w:b/>
-          <w:sz w:val="22"/>
-        </w:rPr>
-      </w:pPr>
-      <w:r>
-        <w:rPr>
-          <w:b/>
-          <w:sz w:val="22"/>
-        </w:rPr>
-        <w:t>기존: G / (4 NdotV * NdotL) 분리 계산</w:t>
-      </w:r>
-    </w:p>
-    <w:p>
-      <w:pPr>
-        <w:numPr>
-          <w:ilvl w:val="1"/>
-          <w:numId w:val="3"/>
-        </w:numPr>
-        <w:jc w:val="left"/>
-        <w:rPr>
-          <w:b/>
-          <w:sz w:val="22"/>
-        </w:rPr>
-      </w:pPr>
-      <w:r>
-        <w:rPr>
-          <w:b/>
-          <w:sz w:val="22"/>
-        </w:rPr>
-        <w:t>변경: Visibility term으로 합쳐짐 (분모 포함)</w:t>
-      </w:r>
-    </w:p>
-    <w:p>
-      <w:pPr>
-        <w:numPr>
-          <w:ilvl w:val="1"/>
-          <w:numId w:val="3"/>
-        </w:numPr>
-        <w:jc w:val="left"/>
-        <w:rPr>
-          <w:b/>
-          <w:sz w:val="22"/>
-        </w:rPr>
-      </w:pPr>
-      <w:r>
-        <w:rPr>
-          <w:b/>
-          <w:sz w:val="22"/>
-        </w:rPr>
-        <w:t>장점: 계산이 더 효율적이고 정확함</w:t>
-      </w:r>
-    </w:p>
-    <w:p>
-      <w:pPr>
-        <w:pStyle w:val="a3"/>
-        <w:numPr>
-          <w:ilvl w:val="0"/>
-          <w:numId w:val="1"/>
-        </w:numPr>
-        <w:ind w:leftChars="0"/>
-        <w:jc w:val="left"/>
-        <w:rPr>
-          <w:b/>
-          <w:sz w:val="22"/>
-        </w:rPr>
-      </w:pPr>
-      <w:r>
-        <w:rPr>
-          <w:b/>
-          <w:sz w:val="22"/>
-        </w:rPr>
-        <w:lastRenderedPageBreak/>
-        <w:t>F_Schlick (SpecularColor 기반)</w:t>
-      </w:r>
-    </w:p>
-    <w:p>
-      <w:pPr>
-        <w:numPr>
-          <w:ilvl w:val="1"/>
-          <w:numId w:val="4"/>
-        </w:numPr>
-        <w:jc w:val="left"/>
-        <w:rPr>
-          <w:b/>
-          <w:sz w:val="22"/>
-        </w:rPr>
-      </w:pPr>
-      <w:r>
-        <w:rPr>
-          <w:b/>
-          <w:sz w:val="22"/>
-        </w:rPr>
-        <w:t>기존: F0 직접 사용</w:t>
-      </w:r>
-    </w:p>
-    <w:p>
-      <w:pPr>
-        <w:numPr>
-          <w:ilvl w:val="1"/>
-          <w:numId w:val="4"/>
-        </w:numPr>
-        <w:jc w:val="left"/>
-        <w:rPr>
-          <w:b/>
-          <w:sz w:val="22"/>
-        </w:rPr>
-      </w:pPr>
-      <w:r>
-        <w:rPr>
-          <w:b/>
-          <w:sz w:val="22"/>
-        </w:rPr>
-        <w:t>변경: SpecularColor 개념 도입 (Specular 파라미터로 조절 가능)</w:t>
-      </w:r>
-    </w:p>
-    <w:p>
-      <w:pPr>
-        <w:numPr>
-          <w:ilvl w:val="1"/>
-          <w:numId w:val="4"/>
-        </w:numPr>
-        <w:jc w:val="left"/>
-        <w:rPr>
-          <w:b/>
-          <w:sz w:val="22"/>
-        </w:rPr>
-      </w:pPr>
-      <w:r>
-        <w:rPr>
-          <w:b/>
-          <w:sz w:val="22"/>
-        </w:rPr>
-        <w:t>추가: 2% 이하는 섀도우로 간주하는 물리 기반 처리</w:t>
-      </w:r>
-    </w:p>
-    <w:p>
-      <w:pPr>
-        <w:pStyle w:val="a3"/>
-        <w:numPr>
-          <w:ilvl w:val="0"/>
-          <w:numId w:val="1"/>
-        </w:numPr>
-        <w:ind w:leftChars="0"/>
-        <w:jc w:val="left"/>
-        <w:rPr>
-          <w:b/>
-          <w:sz w:val="22"/>
-        </w:rPr>
-      </w:pPr>
-      <w:r>
-        <w:rPr>
-          <w:b/>
-          <w:sz w:val="22"/>
-        </w:rPr>
-        <w:t>F0 계산 방식</w:t>
-      </w:r>
-    </w:p>
-    <w:p>
-      <w:pPr>
-        <w:numPr>
-          <w:ilvl w:val="1"/>
-          <w:numId w:val="5"/>
-        </w:numPr>
-        <w:jc w:val="left"/>
-        <w:rPr>
-          <w:b/>
-          <w:sz w:val="22"/>
-        </w:rPr>
-      </w:pPr>
-      <w:r>
-        <w:rPr>
-          <w:b/>
-          <w:sz w:val="22"/>
-        </w:rPr>
-        <w:t>기존: lerp(0.04, albedo, metallic)</w:t>
-      </w:r>
-    </w:p>
-    <w:p>
-      <w:pPr>
-        <w:numPr>
-          <w:ilvl w:val="1"/>
-          <w:numId w:val="5"/>
-        </w:numPr>
-        <w:jc w:val="left"/>
-        <w:rPr>
-          <w:b/>
-          <w:sz w:val="22"/>
-        </w:rPr>
-      </w:pPr>
-      <w:r>
-        <w:rPr>
-          <w:b/>
-          <w:sz w:val="22"/>
-        </w:rPr>
-        <w:t>변경: ComputeF0(Specular, BaseColor, Metallic) - Specular 값으로 비금속의 반사율 조절 가능</w:t>
-      </w:r>
-    </w:p>
-    <w:p>
-      <w:pPr>
-        <w:jc w:val="left"/>
-        <w:rPr>
-          <w:rFonts w:ascii="맑은 고딕" w:eastAsia="맑은 고딕" w:hAnsi="맑은 고딕" w:cs="맑은 고딕"/>
-          <w:b/>
-          <w:sz w:val="22"/>
-        </w:rPr>
-      </w:pPr>
-      <w:hyperlink r:id="rId7" w:anchor="Specular%20%3A%20Microfacet%20Cook-Torrance%20BRDF-1-6" w:history="1">
-        <w:r>
-          <w:rPr>
-            <w:rStyle w:val="a9"/>
-            <w:rFonts w:ascii="맑은 고딕" w:eastAsia="맑은 고딕" w:hAnsi="맑은 고딕" w:cs="맑은 고딕"/>
-            <w:b/>
-            <w:sz w:val="22"/>
-          </w:rPr>
-          <w:t>참고</w:t>
-        </w:r>
-        <w:r>
-          <w:rPr>
-            <w:rStyle w:val="a9"/>
-            <w:rFonts w:hint="eastAsia"/>
-            <w:b/>
-            <w:sz w:val="22"/>
-          </w:rPr>
-          <w:t xml:space="preserve"> </w:t>
-        </w:r>
-        <w:r>
-          <w:rPr>
-            <w:rStyle w:val="a9"/>
-            <w:rFonts w:ascii="맑은 고딕" w:eastAsia="맑은 고딕" w:hAnsi="맑은 고딕" w:cs="맑은 고딕"/>
-            <w:b/>
-            <w:sz w:val="22"/>
-          </w:rPr>
-          <w:t>블로그</w:t>
-        </w:r>
-      </w:hyperlink>
-    </w:p>
-    <w:p>
-      <w:pPr>
-        <w:jc w:val="left"/>
-        <w:rPr>
-          <w:rFonts w:ascii="맑은 고딕" w:eastAsia="맑은 고딕" w:hAnsi="맑은 고딕" w:cs="맑은 고딕"/>
-          <w:b/>
-          <w:sz w:val="22"/>
-        </w:rPr>
-      </w:pPr>
-    </w:p>
-    <w:p>
-      <w:pPr>
-        <w:jc w:val="left"/>
-      </w:pPr>
-    </w:p>
-    <w:p>
-      <w:pPr>
-        <w:rPr>
-          <w:b/>
           <w:bCs/>
           <w:sz w:val="24"/>
           <w:szCs w:val="24"/>
         </w:rPr>
       </w:pPr>
-      <w:r>
+    </w:p>
+    <w:p>
+      <w:pPr>
+        <w:jc w:val="left"/>
         <w:rPr>
           <w:b/>
           <w:bCs/>
           <w:sz w:val="24"/>
           <w:szCs w:val="24"/>
         </w:rPr>
-        <w:t>애니메이션 본 행렬 상수 버퍼를 공유하여 생기는 문제 해결</w:t>
-      </w:r>
-    </w:p>
-    <w:p>
-      <w:pPr>
-        <w:rPr>
-          <w:b/>
-          <w:bCs/>
-          <w:sz w:val="22"/>
-        </w:rPr>
-      </w:pPr>
-      <w:r>
-        <w:rPr>
-          <w:b/>
-          <w:bCs/>
-          <w:sz w:val="22"/>
-        </w:rPr>
-        <w:t>애니메이션 본 행렬 상수 버퍼를 공유하여 생기는 문제를 해결</w:t>
-      </w:r>
-    </w:p>
-    <w:p>
-      <w:pPr>
-        <w:rPr>
-          <w:b/>
-          <w:bCs/>
-          <w:sz w:val="22"/>
-        </w:rPr>
-      </w:pPr>
-      <w:r>
-        <w:rPr>
-          <w:b/>
-          <w:bCs/>
-          <w:sz w:val="22"/>
-        </w:rPr>
-        <w:t>현재 애니메이션을 동작할 때 모두 공유하는 같은 본 행렬이 gpu에 넘어가 문제가 발생했다.</w:t>
-      </w:r>
-    </w:p>
-    <w:p>
-      <w:r>
-        <w:rPr>
-          <w:b/>
-          <w:bCs/>
-          <w:sz w:val="22"/>
-        </w:rPr>
-        <w:t>그러나 지금의 애니메이션 방식은 이전 상태에 의존적이지 않은 상태 비의존적 방식이기 때문에 이전 뼈 팔레트 행렬을 기억하고 있을 필요는 없다 gpu로 넘기는 것만 다르면 된다.</w:t>
-      </w:r>
-    </w:p>
-    <w:p>
-      <w:pPr>
-        <w:rPr>
-          <w:sz w:val="22"/>
-        </w:rPr>
-      </w:pPr>
-      <w:r>
-        <w:rPr>
+      </w:pPr>
+    </w:p>
+    <w:p>
+      <w:pPr>
+        <w:jc w:val="left"/>
+        <w:rPr>
+          <w:b/>
+          <w:sz w:val="22"/>
+        </w:rPr>
+      </w:pPr>
+      <w:r>
+        <w:rPr>
+          <w:b/>
+          <w:bCs/>
+          <w:sz w:val="24"/>
+          <w:szCs w:val="24"/>
+        </w:rPr>
+        <w:t>객체에 원하는 메시를 붙이는 소켓 기능 구현 시작</w:t>
+      </w:r>
+    </w:p>
+    <w:p>
+      <w:r>
+        <w:rPr>
+          <w:b/>
+          <w:bCs/>
+          <w:sz w:val="22"/>
+        </w:rPr>
+        <w:t>언리얼에 있는 소켓 기능을 생각하여 제작</w:t>
+      </w:r>
+    </w:p>
+    <w:p>
+      <w:pPr>
+        <w:jc w:val="left"/>
+      </w:pPr>
+      <w:r>
+        <w:rPr>
+          <w:rFonts w:hint="eastAsia"/>
+          <w:b/>
           <w:noProof/>
           <w:sz w:val="22"/>
         </w:rPr>
         <w:drawing>
-          <wp:inline distT="0" distB="0" distL="180" distR="180" wp14:anchorId="4F5DBDF5" wp14:editId="5A4D32A6">
-            <wp:extent cx="6496050" cy="1609725"/>
+          <wp:inline distT="0" distB="0" distL="0" distR="0">
+            <wp:extent cx="6645910" cy="4397375"/>
             <wp:effectExtent l="0" t="0" r="0" b="0"/>
-            <wp:docPr id="1026" name="shape1026"/>
+            <wp:docPr id="1031" name="shape1031" hidden="0"/>
             <wp:cNvGraphicFramePr>
               <a:graphicFrameLocks xmlns:a="http://schemas.openxmlformats.org/drawingml/2006/main" noChangeAspect="1"/>
             </wp:cNvGraphicFramePr>
@@ -1178,7 +1917,73 @@
                 <pic:pic xmlns:pic="http://schemas.openxmlformats.org/drawingml/2006/picture">
                   <pic:nvPicPr>
                     <pic:cNvPr id="0" name="이미지"/>
-                    <pic:cNvPicPr>
+                    <pic:cNvPicPr preferRelativeResize="1">
+                      <a:picLocks noChangeAspect="1"/>
+                    </pic:cNvPicPr>
+                  </pic:nvPicPr>
+                  <pic:blipFill>
+                    <a:blip r:embed="rId7">
+                      <a:extLst>
+                        <a:ext uri="{28A0092B-C50C-407E-A947-70E740481C1C}">
+                          <a14:useLocalDpi xmlns:a14="http://schemas.microsoft.com/office/drawing/2010/main" val="0"/>
+                        </a:ext>
+                      </a:extLst>
+                    </a:blip>
+                    <a:srcRect/>
+                    <a:stretch>
+                      <a:fillRect/>
+                    </a:stretch>
+                  </pic:blipFill>
+                  <pic:spPr>
+                    <a:xfrm>
+                      <a:off x="0" y="0"/>
+                      <a:ext cx="6645910" cy="4397375"/>
+                    </a:xfrm>
+                    <a:prstGeom prst="rect"/>
+                  </pic:spPr>
+                </pic:pic>
+              </a:graphicData>
+            </a:graphic>
+          </wp:inline>
+        </w:drawing>
+      </w:r>
+    </w:p>
+    <w:p>
+      <w:pPr>
+        <w:rPr>
+          <w:b/>
+          <w:bCs/>
+          <w:sz w:val="22"/>
+        </w:rPr>
+      </w:pPr>
+      <w:r>
+        <w:rPr>
+          <w:b/>
+          <w:bCs/>
+          <w:sz w:val="22"/>
+        </w:rPr>
+        <w:t>애니메이션이 있는 각 객체에는 뼈대 행렬들이 존재한다. 그리고 우리가 언리얼에서 익스포트한 glTF객체들은 뼈대에 이름이 붙어있다.</w:t>
+      </w:r>
+    </w:p>
+    <w:p>
+      <w:r>
+        <w:rPr>
+          <w:noProof/>
+        </w:rPr>
+        <w:drawing>
+          <wp:inline distT="0" distB="0" distL="0" distR="0">
+            <wp:extent cx="6645910" cy="1463040"/>
+            <wp:effectExtent l="0" t="0" r="0" b="0"/>
+            <wp:docPr id="1032" name="shape1032" hidden="0"/>
+            <wp:cNvGraphicFramePr>
+              <a:graphicFrameLocks xmlns:a="http://schemas.openxmlformats.org/drawingml/2006/main" noChangeAspect="1"/>
+            </wp:cNvGraphicFramePr>
+            <a:graphic xmlns:a="http://schemas.openxmlformats.org/drawingml/2006/main">
+              <a:graphicData uri="http://schemas.openxmlformats.org/drawingml/2006/picture">
+                <pic:pic xmlns:pic="http://schemas.openxmlformats.org/drawingml/2006/picture">
+                  <pic:nvPicPr>
+                    <pic:cNvPr id="0" name="이미지"/>
+                    <pic:cNvPicPr preferRelativeResize="1">
                       <a:picLocks noChangeAspect="1"/>
                     </pic:cNvPicPr>
                   </pic:nvPicPr>
@@ -1198,11 +2003,9 @@
                   <pic:spPr>
                     <a:xfrm>
                       <a:off x="0" y="0"/>
-                      <a:ext cx="6496050" cy="1609725"/>
+                      <a:ext cx="6645910" cy="1463040"/>
                     </a:xfrm>
-                    <a:prstGeom prst="rect">
-                      <a:avLst/>
-                    </a:prstGeom>
+                    <a:prstGeom prst="rect"/>
                   </pic:spPr>
                 </pic:pic>
               </a:graphicData>
@@ -1213,119 +2016,7 @@
     </w:p>
     <w:p>
       <w:pPr>
-        <w:rPr>
-          <w:b/>
-          <w:bCs/>
-          <w:sz w:val="22"/>
-        </w:rPr>
-      </w:pPr>
-      <w:r>
-        <w:rPr>
-          <w:b/>
-          <w:bCs/>
-          <w:sz w:val="22"/>
-        </w:rPr>
-        <w:t>즉, gpu로 넘기는 최종 상수 버퍼만 다르면 된다.</w:t>
-      </w:r>
-    </w:p>
-    <w:p>
-      <w:pPr>
-        <w:rPr>
-          <w:b/>
-          <w:bCs/>
-          <w:sz w:val="22"/>
-        </w:rPr>
-      </w:pPr>
-      <w:r>
-        <w:rPr>
-          <w:b/>
-          <w:bCs/>
-          <w:sz w:val="22"/>
-        </w:rPr>
-        <w:t>그래서 애니메이션 컴포넌트 마다 각각 상수 버퍼를 가지고 있도록 제작하였다.</w:t>
-      </w:r>
-    </w:p>
-    <w:p>
-      <w:pPr>
-        <w:rPr>
-          <w:b/>
-          <w:bCs/>
-          <w:sz w:val="22"/>
-        </w:rPr>
-      </w:pPr>
-      <w:r>
-        <w:rPr>
-          <w:b/>
-          <w:bCs/>
-          <w:sz w:val="22"/>
-        </w:rPr>
-        <w:t>위에서 제작한 과정에서 중요한 점은 최종적으로 gpu에 넘기는 상수버퍼를 우리가 애니메이션 컴포넌트에서 제작한 상수 버퍼로 넘겨야 한다는 점이다.</w:t>
-      </w:r>
-    </w:p>
-    <w:p>
-      <w:pPr>
-        <w:rPr>
-          <w:b/>
-          <w:bCs/>
-          <w:sz w:val="22"/>
-        </w:rPr>
-      </w:pPr>
-      <w:r>
-        <w:rPr>
-          <w:b/>
-          <w:bCs/>
-          <w:sz w:val="22"/>
-        </w:rPr>
-        <w:t>하지만 최종으로 gpu에 넘기는 것은 애니메이션 컴포넌트가 아니라 ReadGLTFMesh의 render역할이다.</w:t>
-      </w:r>
-    </w:p>
-    <w:p>
-      <w:pPr>
-        <w:rPr>
-          <w:b/>
-          <w:bCs/>
-          <w:sz w:val="22"/>
-        </w:rPr>
-      </w:pPr>
-      <w:r>
-        <w:rPr>
-          <w:b/>
-          <w:bCs/>
-          <w:sz w:val="22"/>
-        </w:rPr>
-        <w:t>그래서 ReadGLTFMesh에 애니메이션 컴포넌트에서 만든 뼈 팔레트 행렬 상수버퍼를 받도록 해주었다.</w:t>
-      </w:r>
-    </w:p>
-    <w:p>
-      <w:pPr>
-        <w:rPr>
-          <w:b/>
-          <w:bCs/>
-          <w:sz w:val="22"/>
-        </w:rPr>
-      </w:pPr>
-      <w:r>
-        <w:rPr>
-          <w:b/>
-          <w:bCs/>
-          <w:sz w:val="22"/>
-        </w:rPr>
-        <w:lastRenderedPageBreak/>
-        <w:t>이 타이밍은 렌더를 하기 바로 직전에 해야 한다.</w:t>
-      </w:r>
-    </w:p>
-    <w:p>
-      <w:r>
-        <w:rPr>
-          <w:b/>
-          <w:bCs/>
-          <w:sz w:val="22"/>
-        </w:rPr>
-        <w:t>그래서 prepare_render함수를 GameObject에 만들어주었다.</w:t>
-      </w:r>
-    </w:p>
-    <w:p>
-      <w:pPr>
+        <w:jc w:val="left"/>
         <w:rPr>
           <w:b/>
           <w:sz w:val="22"/>
@@ -1335,14 +2026,211 @@
         <w:rPr>
           <w:rFonts w:hint="eastAsia"/>
           <w:b/>
+          <w:sz w:val="22"/>
+        </w:rPr>
+        <w:t>소켓 컴포넌트는 이렇게 크게 3가지 기능을 제공할 예정</w:t>
+      </w:r>
+    </w:p>
+    <w:p>
+      <w:pPr>
+        <w:jc w:val="left"/>
+        <w:rPr>
+          <w:b/>
+          <w:sz w:val="22"/>
+        </w:rPr>
+      </w:pPr>
+      <w:r>
+        <w:rPr>
+          <w:rFonts w:hint="eastAsia"/>
+          <w:b/>
+          <w:sz w:val="22"/>
+        </w:rPr>
+        <w:t>원하는 뼈의 이름과, 붙일 메쉬의 파일 경로, 로컬 변환을 위한 값들을 넣으면 해당 뼈에 메쉬를 객체로 만들어 붙여준다.</w:t>
+      </w:r>
+    </w:p>
+    <w:p>
+      <w:pPr>
+        <w:jc w:val="left"/>
+        <w:rPr>
+          <w:b/>
+          <w:bCs/>
+          <w:sz w:val="22"/>
+        </w:rPr>
+      </w:pPr>
+      <w:r>
+        <w:rPr>
+          <w:rFonts w:hint="eastAsia"/>
+          <w:b/>
+          <w:sz w:val="22"/>
+        </w:rPr>
+        <w:t xml:space="preserve">작동 방식은 </w:t>
+      </w:r>
+      <w:r>
+        <w:rPr>
+          <w:b/>
+          <w:bCs/>
+          <w:sz w:val="22"/>
+        </w:rPr>
+        <w:t>예를들어 검을 플레이어의 팔에 붙이고 싶다면?</w:t>
+      </w:r>
+    </w:p>
+    <w:p>
+      <w:pPr>
+        <w:rPr>
+          <w:b/>
+          <w:bCs/>
+          <w:sz w:val="22"/>
+        </w:rPr>
+      </w:pPr>
+      <w:r>
+        <w:rPr>
+          <w:b/>
+          <w:bCs/>
+          <w:sz w:val="22"/>
+        </w:rPr>
+        <w:t>올바른 위치에 띄우기 위하여</w:t>
+      </w:r>
+    </w:p>
+    <w:p>
+      <w:pPr>
+        <w:rPr>
+          <w:b/>
+          <w:bCs/>
+          <w:sz w:val="22"/>
+        </w:rPr>
+      </w:pPr>
+      <w:r>
+        <w:rPr>
+          <w:b/>
+          <w:bCs/>
+          <w:sz w:val="22"/>
+        </w:rPr>
+        <w:t xml:space="preserve">검 객체의 로컬 변환 행렬 * </w:t>
+      </w:r>
+      <w:r>
+        <w:rPr>
+          <w:b/>
+          <w:bCs/>
+          <w:sz w:val="22"/>
+          <w:highlight w:val="yellow"/>
+        </w:rPr>
+        <w:t>애니메이션 계산 과정이 끝난 후의 원하는 뼈의 행렬</w:t>
+      </w:r>
+      <w:r>
+        <w:rPr>
+          <w:b/>
+          <w:bCs/>
+          <w:sz w:val="22"/>
+        </w:rPr>
+        <w:t xml:space="preserve"> * 플레이어의 월드행렬</w:t>
+      </w:r>
+    </w:p>
+    <w:p>
+      <w:pPr>
+        <w:rPr>
+          <w:b/>
+          <w:bCs/>
+          <w:sz w:val="22"/>
+        </w:rPr>
+      </w:pPr>
+      <w:r>
+        <w:rPr>
+          <w:b/>
+          <w:bCs/>
+          <w:sz w:val="22"/>
+        </w:rPr>
+        <w:t>이 순으로 곱해주어 맞는 월드 행렬의 위치에 있을 수 있도록 제작해주었다.</w:t>
+      </w:r>
+    </w:p>
+    <w:p>
+      <w:pPr>
+        <w:rPr>
+          <w:b/>
+          <w:bCs/>
+          <w:sz w:val="22"/>
+        </w:rPr>
+      </w:pPr>
+      <w:r>
+        <w:rPr>
+          <w:b/>
+          <w:bCs/>
+          <w:sz w:val="22"/>
+        </w:rPr>
+        <w:t xml:space="preserve">이 과정에서 </w:t>
+      </w:r>
+      <w:r>
+        <w:rPr>
+          <w:b/>
+          <w:bCs/>
+          <w:sz w:val="22"/>
+          <w:highlight w:val="yellow"/>
+        </w:rPr>
+        <w:t>중요한 점은 애니메이션 계산 과정이 끝난 직후에 이 소켓 컴포넌트의 late_update가 호</w:t>
+      </w:r>
+      <w:r>
+        <w:rPr>
+          <w:b/>
+          <w:bCs/>
+          <w:sz w:val="22"/>
+          <w:highlight w:val="yellow"/>
+        </w:rPr>
+        <w:t>출되어야 한다는 점이다.</w:t>
+      </w:r>
+    </w:p>
+    <w:p>
+      <w:pPr>
+        <w:rPr>
+          <w:b/>
+          <w:bCs/>
+          <w:sz w:val="22"/>
+        </w:rPr>
+      </w:pPr>
+      <w:r>
+        <w:rPr>
+          <w:b/>
+          <w:bCs/>
+          <w:sz w:val="22"/>
+        </w:rPr>
+        <w:t>애니메이션 계산 과정은 애니메이션 컴포넌트의 late_update에서 해주고 있다.</w:t>
+      </w:r>
+    </w:p>
+    <w:p>
+      <w:pPr>
+        <w:rPr>
+          <w:b/>
+          <w:bCs/>
+          <w:sz w:val="22"/>
+        </w:rPr>
+      </w:pPr>
+      <w:r>
+        <w:rPr>
+          <w:b/>
+          <w:bCs/>
+          <w:sz w:val="22"/>
+        </w:rPr>
+        <w:t>컴포넌트들은 각 객체에서 벡터로 관리해주고 있다.</w:t>
+      </w:r>
+    </w:p>
+    <w:p>
+      <w:pPr>
+        <w:rPr>
+          <w:b/>
+          <w:bCs/>
+          <w:sz w:val="22"/>
+        </w:rPr>
+      </w:pPr>
+      <w:r>
+        <w:rPr>
+          <w:b/>
+          <w:bCs/>
           <w:noProof/>
           <w:sz w:val="22"/>
         </w:rPr>
         <w:drawing>
-          <wp:inline distT="0" distB="0" distL="180" distR="180" wp14:anchorId="5E9CF18E" wp14:editId="45EBB9F7">
-            <wp:extent cx="6645910" cy="3088005"/>
+          <wp:inline distT="0" distB="0" distL="0" distR="0">
+            <wp:extent cx="5800725" cy="1571625"/>
             <wp:effectExtent l="0" t="0" r="0" b="0"/>
-            <wp:docPr id="1027" name="shape1027"/>
+            <wp:docPr id="1033" name="shape1033" hidden="0"/>
             <wp:cNvGraphicFramePr>
               <a:graphicFrameLocks xmlns:a="http://schemas.openxmlformats.org/drawingml/2006/main" noChangeAspect="1"/>
             </wp:cNvGraphicFramePr>
@@ -1351,7 +2239,7 @@
                 <pic:pic xmlns:pic="http://schemas.openxmlformats.org/drawingml/2006/picture">
                   <pic:nvPicPr>
                     <pic:cNvPr id="0" name="이미지"/>
-                    <pic:cNvPicPr>
+                    <pic:cNvPicPr preferRelativeResize="1">
                       <a:picLocks noChangeAspect="1"/>
                     </pic:cNvPicPr>
                   </pic:nvPicPr>
@@ -1371,11 +2259,9 @@
                   <pic:spPr>
                     <a:xfrm>
                       <a:off x="0" y="0"/>
-                      <a:ext cx="6645910" cy="3088005"/>
+                      <a:ext cx="5800725" cy="1571625"/>
                     </a:xfrm>
-                    <a:prstGeom prst="rect">
-                      <a:avLst/>
-                    </a:prstGeom>
+                    <a:prstGeom prst="rect"/>
                   </pic:spPr>
                 </pic:pic>
               </a:graphicData>
@@ -1385,13 +2271,47 @@
       </w:r>
     </w:p>
     <w:p>
-      <w:r>
-        <w:rPr>
-          <w:b/>
-          <w:bCs/>
-          <w:sz w:val="22"/>
-        </w:rPr>
-        <w:t>그리고 위 함수를 renderer의 draw_render_list 함수에서 호출하도록 제작하였다.</w:t>
+      <w:pPr>
+        <w:rPr>
+          <w:b/>
+          <w:bCs/>
+          <w:sz w:val="22"/>
+        </w:rPr>
+      </w:pPr>
+      <w:r>
+        <w:rPr>
+          <w:b/>
+          <w:bCs/>
+          <w:sz w:val="22"/>
+        </w:rPr>
+        <w:t>그래서 기존에는 하나씩 add_component로 컴포넌트를 추가해주고 있었지만 앞으로 이렇게 순서보장이 필요한 컴포넌트들을 추가하기 위해서 add_glTF_conponent_pack()함수를 제작해주었다.</w:t>
+      </w:r>
+    </w:p>
+    <w:p>
+      <w:pPr>
+        <w:rPr>
+          <w:b/>
+          <w:bCs/>
+          <w:sz w:val="22"/>
+        </w:rPr>
+      </w:pPr>
+      <w:r>
+        <w:rPr>
+          <w:b/>
+          <w:bCs/>
+          <w:sz w:val="22"/>
+        </w:rPr>
+        <w:t>add_connecting()함수는 인자값으로 소켓이름, 연결할 뼈 이름, 연결할 메쉬, 연결할 메쉬의 로컬 위치, 회전, 크기를 넣어주어 하나의 객체에 여러개의 소켓을 만들어 연결해주고 싶을 수 있기 때문에</w:t>
+      </w:r>
+    </w:p>
+    <w:p>
+      <w:r>
+        <w:rPr>
+          <w:b/>
+          <w:bCs/>
+          <w:sz w:val="22"/>
+        </w:rPr>
+        <w:t>그것들을 하나의 구조체 정보로 만들어 add_connecting를 많이 해서 여러개의 소켓을 생성하고 메쉬를 연결하는 경우(예 : 갑옷, 칼, 신발)도 가능할 수 있도록 벡터로 제작해주었다.</w:t>
       </w:r>
     </w:p>
     <w:p>
@@ -1406,149 +2326,9 @@
         <w:rPr>
           <w:rFonts w:hint="eastAsia"/>
           <w:b/>
-          <w:noProof/>
-          <w:sz w:val="22"/>
-        </w:rPr>
-        <w:drawing>
-          <wp:inline distT="0" distB="0" distL="180" distR="180" wp14:anchorId="7F4A095A" wp14:editId="5655AC9E">
-            <wp:extent cx="6467475" cy="4191000"/>
-            <wp:effectExtent l="0" t="0" r="0" b="0"/>
-            <wp:docPr id="1028" name="shape1028"/>
-            <wp:cNvGraphicFramePr>
-              <a:graphicFrameLocks xmlns:a="http://schemas.openxmlformats.org/drawingml/2006/main" noChangeAspect="1"/>
-            </wp:cNvGraphicFramePr>
-            <a:graphic xmlns:a="http://schemas.openxmlformats.org/drawingml/2006/main">
-              <a:graphicData uri="http://schemas.openxmlformats.org/drawingml/2006/picture">
-                <pic:pic xmlns:pic="http://schemas.openxmlformats.org/drawingml/2006/picture">
-                  <pic:nvPicPr>
-                    <pic:cNvPr id="0" name="이미지"/>
-                    <pic:cNvPicPr>
-                      <a:picLocks noChangeAspect="1"/>
-                    </pic:cNvPicPr>
-                  </pic:nvPicPr>
-                  <pic:blipFill>
-                    <a:blip r:embed="rId10">
-                      <a:extLst>
-                        <a:ext uri="{28A0092B-C50C-407E-A947-70E740481C1C}">
-                          <a14:useLocalDpi xmlns:a14="http://schemas.microsoft.com/office/drawing/2010/main" val="0"/>
-                        </a:ext>
-                      </a:extLst>
-                    </a:blip>
-                    <a:srcRect/>
-                    <a:stretch>
-                      <a:fillRect/>
-                    </a:stretch>
-                  </pic:blipFill>
-                  <pic:spPr>
-                    <a:xfrm>
-                      <a:off x="0" y="0"/>
-                      <a:ext cx="6467475" cy="4191000"/>
-                    </a:xfrm>
-                    <a:prstGeom prst="rect">
-                      <a:avLst/>
-                    </a:prstGeom>
-                  </pic:spPr>
-                </pic:pic>
-              </a:graphicData>
-            </a:graphic>
-          </wp:inline>
-        </w:drawing>
-      </w:r>
-    </w:p>
-    <w:p>
-      <w:pPr>
-        <w:rPr>
-          <w:b/>
-          <w:bCs/>
-          <w:sz w:val="22"/>
-        </w:rPr>
-      </w:pPr>
-      <w:r>
-        <w:rPr>
-          <w:b/>
-          <w:bCs/>
-          <w:sz w:val="22"/>
-        </w:rPr>
-        <w:t>이렇게 render() 바로 앞에 추가해주었다.</w:t>
-      </w:r>
-    </w:p>
-    <w:p>
-      <w:pPr>
-        <w:rPr>
-          <w:b/>
-          <w:bCs/>
-          <w:sz w:val="22"/>
-        </w:rPr>
-      </w:pPr>
-      <w:r>
-        <w:rPr>
-          <w:b/>
-          <w:bCs/>
-          <w:sz w:val="22"/>
-        </w:rPr>
-        <w:t>이렇게 하면 렌더 바로 직전 애니메이션 컴포넌트가 있고 해당 컴포넌트가 뼈 팔레트 행렬 상수 버퍼를 가지고 있다면 ReadGLTFMesh에 넘겨준다 그리고 최종적으로 render을 수행하는 ReadGLTFMesh에서 애니메이션 컴포넌트가 사용하는 뼈 행렬을 받아 사용해줄 수 있다.</w:t>
-      </w:r>
-    </w:p>
-    <w:p>
-      <w:pPr>
-        <w:rPr>
-          <w:b/>
-          <w:bCs/>
-          <w:sz w:val="22"/>
-        </w:rPr>
-      </w:pPr>
-      <w:r>
-        <w:rPr>
-          <w:b/>
-          <w:bCs/>
-          <w:sz w:val="22"/>
-        </w:rPr>
-        <w:lastRenderedPageBreak/>
-        <w:t>이제 애니메이션이 포함된 glTF메쉬를 여러 오브젝트에서 사용하는 경우에는 애니메이션 컴포넌트를 필수적으로 포함시켜야 한다.</w:t>
-      </w:r>
-    </w:p>
-    <w:p>
-      <w:r>
-        <w:rPr>
-          <w:b/>
-          <w:bCs/>
-          <w:sz w:val="24"/>
-          <w:szCs w:val="24"/>
-        </w:rPr>
-        <w:t>애니메이션 변환 시 상수 버퍼와의 호환에 관한 안정성 추가</w:t>
-      </w:r>
-    </w:p>
-    <w:p>
-      <w:pPr>
-        <w:rPr>
-          <w:b/>
-          <w:bCs/>
-          <w:sz w:val="22"/>
-        </w:rPr>
-      </w:pPr>
-      <w:r>
-        <w:rPr>
-          <w:b/>
-          <w:bCs/>
-          <w:sz w:val="22"/>
-        </w:rPr>
-        <w:t>현재 상태에 맞는 메쉬와 현재 생성한 상수 버퍼의 크기가 맞지 않을 경우 다시 뼈 팔레트 상수 버퍼를 만들어주도록 설정</w:t>
-      </w:r>
-    </w:p>
-    <w:p>
-      <w:pPr>
-        <w:rPr>
-          <w:b/>
-          <w:sz w:val="22"/>
-        </w:rPr>
-      </w:pPr>
-      <w:r>
-        <w:rPr>
-          <w:b/>
-          <w:bCs/>
-          <w:sz w:val="22"/>
-        </w:rPr>
-        <w:t>원래는 change_mesh에 만들어주는 코드가 있고 set_state시에만 해당 함수를 실행하는데 late_update에서도 확인하도록 추가</w:t>
+          <w:sz w:val="22"/>
+        </w:rPr>
+        <w:t>&lt;물리엔진으로 충돌체크만 시도&gt;</w:t>
       </w:r>
     </w:p>
     <w:p>
@@ -1561,897 +2341,235 @@
       </w:pPr>
       <w:r>
         <w:rPr>
+          <w:b/>
+          <w:sz w:val="22"/>
+        </w:rPr>
+        <w:t xml:space="preserve">NPC/Player 모두 Actor 기반으로 통합하고, </w:t>
+      </w:r>
+      <w:r>
+        <w:rPr>
+          <w:b/>
+          <w:sz w:val="22"/>
+        </w:rPr>
+        <w:t>리와인드</w:t>
+      </w:r>
+      <w:r>
+        <w:rPr>
+          <w:b/>
+          <w:sz w:val="22"/>
+        </w:rPr>
+        <w:t xml:space="preserve"> 히트박스 판정 시스템을 구현했습니다. </w:t>
+      </w:r>
+    </w:p>
+    <w:p>
+      <w:pPr>
+        <w:jc w:val="left"/>
+        <w:rPr>
+          <w:b/>
+          <w:sz w:val="22"/>
+        </w:rPr>
+      </w:pPr>
+      <w:r>
+        <w:rPr>
+          <w:b/>
+          <w:sz w:val="22"/>
+        </w:rPr>
+        <w:t xml:space="preserve">- Actor 추상 클래스 도입: 위치/회전 스냅샷 기록 및 </w:t>
+      </w:r>
+      <w:r>
+        <w:rPr>
+          <w:b/>
+          <w:sz w:val="22"/>
+        </w:rPr>
+        <w:t>ValidateHit</w:t>
+      </w:r>
+      <w:r>
+        <w:rPr>
+          <w:b/>
+          <w:sz w:val="22"/>
+        </w:rPr>
+        <w:t xml:space="preserve"> 인터페이스 제공 </w:t>
+      </w:r>
+    </w:p>
+    <w:p>
+      <w:pPr>
+        <w:jc w:val="left"/>
+        <w:rPr>
+          <w:b/>
+          <w:sz w:val="22"/>
+        </w:rPr>
+      </w:pPr>
+      <w:r>
+        <w:rPr>
+          <w:b/>
+          <w:sz w:val="22"/>
+        </w:rPr>
+        <w:t xml:space="preserve">- </w:t>
+      </w:r>
+      <w:r>
+        <w:rPr>
+          <w:b/>
+          <w:sz w:val="22"/>
+        </w:rPr>
+        <w:t>HitboxComponent</w:t>
+      </w:r>
+      <w:r>
+        <w:rPr>
+          <w:b/>
+          <w:sz w:val="22"/>
+        </w:rPr>
+        <w:t xml:space="preserve"> 신설: 각 Actor별 다중 히트박스 및 Jolt 기반 충돌 판정 지원</w:t>
+      </w:r>
+    </w:p>
+    <w:p>
+      <w:pPr>
+        <w:jc w:val="left"/>
+        <w:rPr>
+          <w:b/>
+          <w:sz w:val="22"/>
+        </w:rPr>
+      </w:pPr>
+      <w:r>
+        <w:rPr>
+          <w:b/>
+          <w:sz w:val="22"/>
+        </w:rPr>
+        <w:t xml:space="preserve">- </w:t>
+      </w:r>
+      <w:r>
+        <w:rPr>
+          <w:b/>
+          <w:sz w:val="22"/>
+        </w:rPr>
+        <w:t>Room::</w:t>
+      </w:r>
+      <w:r>
+        <w:rPr>
+          <w:b/>
+          <w:sz w:val="22"/>
+        </w:rPr>
+        <w:t>HandleAction</w:t>
+      </w:r>
+      <w:r>
+        <w:rPr>
+          <w:b/>
+          <w:sz w:val="22"/>
+        </w:rPr>
+        <w:t xml:space="preserve"> 공격 판정 로직을 </w:t>
+      </w:r>
+      <w:r>
+        <w:rPr>
+          <w:b/>
+          <w:sz w:val="22"/>
+        </w:rPr>
+        <w:t>리와인드</w:t>
+      </w:r>
+      <w:r>
+        <w:rPr>
+          <w:b/>
+          <w:sz w:val="22"/>
+        </w:rPr>
+        <w:t xml:space="preserve"> 기반으로 전면 개편 (PVP 확장 가능) </w:t>
+      </w:r>
+    </w:p>
+    <w:p>
+      <w:pPr>
+        <w:jc w:val="left"/>
+        <w:rPr>
+          <w:b/>
+          <w:sz w:val="22"/>
+        </w:rPr>
+      </w:pPr>
+      <w:r>
+        <w:rPr>
+          <w:b/>
+          <w:sz w:val="22"/>
+        </w:rPr>
+        <w:t xml:space="preserve">- NPC 생성 시 캡슐 히트박스 자동 추가 </w:t>
+      </w:r>
+    </w:p>
+    <w:p>
+      <w:pPr>
+        <w:jc w:val="left"/>
+        <w:rPr>
+          <w:b/>
+          <w:sz w:val="22"/>
+        </w:rPr>
+      </w:pPr>
+      <w:r>
+        <w:rPr>
+          <w:b/>
+          <w:sz w:val="22"/>
+        </w:rPr>
+        <w:t xml:space="preserve">- </w:t>
+      </w:r>
+      <w:r>
+        <w:rPr>
+          <w:b/>
+          <w:sz w:val="22"/>
+        </w:rPr>
+        <w:t>CharacterControllerComponent</w:t>
+      </w:r>
+      <w:r>
+        <w:rPr>
+          <w:b/>
+          <w:sz w:val="22"/>
+        </w:rPr>
+        <w:t xml:space="preserve">, </w:t>
+      </w:r>
+      <w:r>
+        <w:rPr>
+          <w:b/>
+          <w:sz w:val="22"/>
+        </w:rPr>
+        <w:t>GameObject</w:t>
+      </w:r>
+      <w:r>
+        <w:rPr>
+          <w:b/>
+          <w:sz w:val="22"/>
+        </w:rPr>
+        <w:t xml:space="preserve"> 등 구조 개선 </w:t>
+      </w:r>
+    </w:p>
+    <w:p>
+      <w:pPr>
+        <w:jc w:val="left"/>
+        <w:rPr>
+          <w:b/>
+          <w:sz w:val="22"/>
+        </w:rPr>
+      </w:pPr>
+      <w:r>
+        <w:rPr>
+          <w:b/>
+          <w:sz w:val="22"/>
+        </w:rPr>
+        <w:t xml:space="preserve">- 플레이어 시야 내 NPC만 물리 시뮬레이션, 모든 Actor 스냅샷 기록 </w:t>
+      </w:r>
+    </w:p>
+    <w:p>
+      <w:pPr>
+        <w:jc w:val="left"/>
+        <w:rPr>
+          <w:b/>
+          <w:sz w:val="22"/>
+        </w:rPr>
+      </w:pPr>
+      <w:r>
+        <w:rPr>
+          <w:b/>
+          <w:sz w:val="22"/>
+        </w:rPr>
+        <w:t xml:space="preserve">- 패킷에 클라이언트 타임스탬프 추가 </w:t>
+      </w:r>
+    </w:p>
+    <w:p>
+      <w:pPr>
+        <w:jc w:val="left"/>
+        <w:rPr>
           <w:rFonts w:hint="eastAsia"/>
           <w:b/>
-          <w:noProof/>
-          <w:sz w:val="22"/>
-        </w:rPr>
-        <w:drawing>
-          <wp:inline distT="0" distB="0" distL="180" distR="180" wp14:anchorId="2FCC0B08" wp14:editId="41CFFF62">
-            <wp:extent cx="5886450" cy="1962150"/>
-            <wp:effectExtent l="0" t="0" r="0" b="0"/>
-            <wp:docPr id="1029" name="shape1029"/>
-            <wp:cNvGraphicFramePr>
-              <a:graphicFrameLocks xmlns:a="http://schemas.openxmlformats.org/drawingml/2006/main" noChangeAspect="1"/>
-            </wp:cNvGraphicFramePr>
-            <a:graphic xmlns:a="http://schemas.openxmlformats.org/drawingml/2006/main">
-              <a:graphicData uri="http://schemas.openxmlformats.org/drawingml/2006/picture">
-                <pic:pic xmlns:pic="http://schemas.openxmlformats.org/drawingml/2006/picture">
-                  <pic:nvPicPr>
-                    <pic:cNvPr id="0" name="이미지"/>
-                    <pic:cNvPicPr>
-                      <a:picLocks noChangeAspect="1"/>
-                    </pic:cNvPicPr>
-                  </pic:nvPicPr>
-                  <pic:blipFill>
-                    <a:blip r:embed="rId11">
-                      <a:extLst>
-                        <a:ext uri="{28A0092B-C50C-407E-A947-70E740481C1C}">
-                          <a14:useLocalDpi xmlns:a14="http://schemas.microsoft.com/office/drawing/2010/main" val="0"/>
-                        </a:ext>
-                      </a:extLst>
-                    </a:blip>
-                    <a:srcRect/>
-                    <a:stretch>
-                      <a:fillRect/>
-                    </a:stretch>
-                  </pic:blipFill>
-                  <pic:spPr>
-                    <a:xfrm>
-                      <a:off x="0" y="0"/>
-                      <a:ext cx="5886450" cy="1962150"/>
-                    </a:xfrm>
-                    <a:prstGeom prst="rect">
-                      <a:avLst/>
-                    </a:prstGeom>
-                  </pic:spPr>
-                </pic:pic>
-              </a:graphicData>
-            </a:graphic>
-          </wp:inline>
-        </w:drawing>
-      </w:r>
-    </w:p>
-    <w:p>
-      <w:r>
-        <w:rPr>
-          <w:b/>
-          <w:bCs/>
-          <w:sz w:val="24"/>
-          <w:szCs w:val="24"/>
-        </w:rPr>
-        <w:t>NPC 플레이어가 때린 npc의 체력바만 보이게 하도록 설정</w:t>
-      </w:r>
-    </w:p>
-    <w:p>
-      <w:pPr>
-        <w:rPr>
-          <w:b/>
-          <w:bCs/>
-          <w:sz w:val="22"/>
-        </w:rPr>
-      </w:pPr>
-      <w:r>
-        <w:rPr>
-          <w:b/>
-          <w:bCs/>
-          <w:sz w:val="22"/>
-        </w:rPr>
-        <w:t>npc의 체력을 수정할 경우 3초의 시간동안 해당 npc의 체력바가 보이도록 수정</w:t>
-      </w:r>
-    </w:p>
-    <w:p>
-      <w:pPr>
-        <w:rPr>
-          <w:b/>
-          <w:bCs/>
-          <w:sz w:val="22"/>
-        </w:rPr>
-      </w:pPr>
-      <w:r>
-        <w:rPr>
-          <w:rFonts w:hint="eastAsia"/>
-          <w:b/>
-          <w:noProof/>
-          <w:sz w:val="22"/>
-        </w:rPr>
-        <w:drawing>
-          <wp:inline distT="0" distB="0" distL="180" distR="180" wp14:anchorId="63852565" wp14:editId="05F888E2">
-            <wp:extent cx="6645910" cy="3091815"/>
-            <wp:effectExtent l="0" t="0" r="0" b="0"/>
-            <wp:docPr id="1031" name="shape1031"/>
-            <wp:cNvGraphicFramePr>
-              <a:graphicFrameLocks xmlns:a="http://schemas.openxmlformats.org/drawingml/2006/main" noChangeAspect="1"/>
-            </wp:cNvGraphicFramePr>
-            <a:graphic xmlns:a="http://schemas.openxmlformats.org/drawingml/2006/main">
-              <a:graphicData uri="http://schemas.openxmlformats.org/drawingml/2006/picture">
-                <pic:pic xmlns:pic="http://schemas.openxmlformats.org/drawingml/2006/picture">
-                  <pic:nvPicPr>
-                    <pic:cNvPr id="0" name="이미지"/>
-                    <pic:cNvPicPr>
-                      <a:picLocks noChangeAspect="1"/>
-                    </pic:cNvPicPr>
-                  </pic:nvPicPr>
-                  <pic:blipFill>
-                    <a:blip r:embed="rId12">
-                      <a:extLst>
-                        <a:ext uri="{28A0092B-C50C-407E-A947-70E740481C1C}">
-                          <a14:useLocalDpi xmlns:a14="http://schemas.microsoft.com/office/drawing/2010/main" val="0"/>
-                        </a:ext>
-                      </a:extLst>
-                    </a:blip>
-                    <a:srcRect/>
-                    <a:stretch>
-                      <a:fillRect/>
-                    </a:stretch>
-                  </pic:blipFill>
-                  <pic:spPr>
-                    <a:xfrm>
-                      <a:off x="0" y="0"/>
-                      <a:ext cx="6645910" cy="3091815"/>
-                    </a:xfrm>
-                    <a:prstGeom prst="rect">
-                      <a:avLst/>
-                    </a:prstGeom>
-                  </pic:spPr>
-                </pic:pic>
-              </a:graphicData>
-            </a:graphic>
-          </wp:inline>
-        </w:drawing>
-      </w:r>
-    </w:p>
-    <w:p>
-      <w:pPr>
-        <w:jc w:val="left"/>
-        <w:rPr>
-          <w:b/>
-          <w:bCs/>
-          <w:sz w:val="24"/>
-          <w:szCs w:val="24"/>
-        </w:rPr>
-      </w:pPr>
-    </w:p>
-    <w:p>
-      <w:pPr>
-        <w:jc w:val="left"/>
-        <w:rPr>
-          <w:b/>
-          <w:bCs/>
-          <w:sz w:val="24"/>
-          <w:szCs w:val="24"/>
-        </w:rPr>
-      </w:pPr>
-    </w:p>
-    <w:p>
-      <w:pPr>
-        <w:jc w:val="left"/>
-        <w:rPr>
-          <w:b/>
-          <w:sz w:val="22"/>
-        </w:rPr>
-      </w:pPr>
-      <w:r>
-        <w:rPr>
-          <w:b/>
-          <w:bCs/>
-          <w:sz w:val="24"/>
-          <w:szCs w:val="24"/>
-        </w:rPr>
-        <w:t>객체에 원하는 메시를 붙이는 소켓 기능 구현 시작</w:t>
-      </w:r>
-    </w:p>
-    <w:p>
-      <w:r>
-        <w:rPr>
-          <w:b/>
-          <w:bCs/>
-          <w:sz w:val="22"/>
-        </w:rPr>
-        <w:t>언리얼에 있는 소켓 기능을 생각하여 제작</w:t>
-      </w:r>
-    </w:p>
-    <w:p>
-      <w:pPr>
-        <w:jc w:val="left"/>
-      </w:pPr>
-      <w:r>
-        <w:rPr>
-          <w:rFonts w:hint="eastAsia"/>
-          <w:b/>
-          <w:noProof/>
-          <w:sz w:val="22"/>
-        </w:rPr>
-        <w:lastRenderedPageBreak/>
-        <w:drawing>
-          <wp:inline distT="0" distB="0" distL="180" distR="180" wp14:anchorId="2AA7FCE0" wp14:editId="099CEEC0">
-            <wp:extent cx="6645910" cy="4397375"/>
-            <wp:effectExtent l="0" t="0" r="0" b="0"/>
-            <wp:docPr id="1033" name="shape1033"/>
-            <wp:cNvGraphicFramePr>
-              <a:graphicFrameLocks xmlns:a="http://schemas.openxmlformats.org/drawingml/2006/main" noChangeAspect="1"/>
-            </wp:cNvGraphicFramePr>
-            <a:graphic xmlns:a="http://schemas.openxmlformats.org/drawingml/2006/main">
-              <a:graphicData uri="http://schemas.openxmlformats.org/drawingml/2006/picture">
-                <pic:pic xmlns:pic="http://schemas.openxmlformats.org/drawingml/2006/picture">
-                  <pic:nvPicPr>
-                    <pic:cNvPr id="0" name="이미지"/>
-                    <pic:cNvPicPr>
-                      <a:picLocks noChangeAspect="1"/>
-                    </pic:cNvPicPr>
-                  </pic:nvPicPr>
-                  <pic:blipFill>
-                    <a:blip r:embed="rId13">
-                      <a:extLst>
-                        <a:ext uri="{28A0092B-C50C-407E-A947-70E740481C1C}">
-                          <a14:useLocalDpi xmlns:a14="http://schemas.microsoft.com/office/drawing/2010/main" val="0"/>
-                        </a:ext>
-                      </a:extLst>
-                    </a:blip>
-                    <a:srcRect/>
-                    <a:stretch>
-                      <a:fillRect/>
-                    </a:stretch>
-                  </pic:blipFill>
-                  <pic:spPr>
-                    <a:xfrm>
-                      <a:off x="0" y="0"/>
-                      <a:ext cx="6645910" cy="4397375"/>
-                    </a:xfrm>
-                    <a:prstGeom prst="rect">
-                      <a:avLst/>
-                    </a:prstGeom>
-                  </pic:spPr>
-                </pic:pic>
-              </a:graphicData>
-            </a:graphic>
-          </wp:inline>
-        </w:drawing>
-      </w:r>
-    </w:p>
-    <w:p>
-      <w:pPr>
-        <w:rPr>
-          <w:b/>
-          <w:bCs/>
-          <w:sz w:val="22"/>
-        </w:rPr>
-      </w:pPr>
-      <w:r>
-        <w:rPr>
-          <w:b/>
-          <w:bCs/>
-          <w:sz w:val="22"/>
-        </w:rPr>
-        <w:t>애니메이션이 있는 각 객체에는 뼈대 행렬들이 존재한다. 그리고 우리가 언리얼에서 익스포트한 glTF객체들은 뼈대에 이름이 붙어있다.</w:t>
-      </w:r>
-    </w:p>
-    <w:p>
-      <w:r>
-        <w:rPr>
-          <w:noProof/>
-        </w:rPr>
-        <w:drawing>
-          <wp:inline distT="0" distB="0" distL="180" distR="180" wp14:anchorId="647FF944" wp14:editId="1C8A846A">
-            <wp:extent cx="6645910" cy="1463040"/>
-            <wp:effectExtent l="0" t="0" r="0" b="0"/>
-            <wp:docPr id="1034" name="shape1034"/>
-            <wp:cNvGraphicFramePr>
-              <a:graphicFrameLocks xmlns:a="http://schemas.openxmlformats.org/drawingml/2006/main" noChangeAspect="1"/>
-            </wp:cNvGraphicFramePr>
-            <a:graphic xmlns:a="http://schemas.openxmlformats.org/drawingml/2006/main">
-              <a:graphicData uri="http://schemas.openxmlformats.org/drawingml/2006/picture">
-                <pic:pic xmlns:pic="http://schemas.openxmlformats.org/drawingml/2006/picture">
-                  <pic:nvPicPr>
-                    <pic:cNvPr id="0" name="이미지"/>
-                    <pic:cNvPicPr>
-                      <a:picLocks noChangeAspect="1"/>
-                    </pic:cNvPicPr>
-                  </pic:nvPicPr>
-                  <pic:blipFill>
-                    <a:blip r:embed="rId14">
-                      <a:extLst>
-                        <a:ext uri="{28A0092B-C50C-407E-A947-70E740481C1C}">
-                          <a14:useLocalDpi xmlns:a14="http://schemas.microsoft.com/office/drawing/2010/main" val="0"/>
-                        </a:ext>
-                      </a:extLst>
-                    </a:blip>
-                    <a:srcRect/>
-                    <a:stretch>
-                      <a:fillRect/>
-                    </a:stretch>
-                  </pic:blipFill>
-                  <pic:spPr>
-                    <a:xfrm>
-                      <a:off x="0" y="0"/>
-                      <a:ext cx="6645910" cy="1463040"/>
-                    </a:xfrm>
-                    <a:prstGeom prst="rect">
-                      <a:avLst/>
-                    </a:prstGeom>
-                  </pic:spPr>
-                </pic:pic>
-              </a:graphicData>
-            </a:graphic>
-          </wp:inline>
-        </w:drawing>
-      </w:r>
-    </w:p>
-    <w:p>
-      <w:pPr>
-        <w:jc w:val="left"/>
-        <w:rPr>
-          <w:b/>
-          <w:sz w:val="22"/>
-        </w:rPr>
-      </w:pPr>
-      <w:r>
-        <w:rPr>
-          <w:rFonts w:hint="eastAsia"/>
-          <w:b/>
-          <w:sz w:val="22"/>
-        </w:rPr>
-        <w:t>소켓 컴포넌트는 이렇게 크게 3가지 기능을 제공할 예정</w:t>
-      </w:r>
-    </w:p>
-    <w:p>
-      <w:pPr>
-        <w:jc w:val="left"/>
-        <w:rPr>
-          <w:b/>
-          <w:sz w:val="22"/>
-        </w:rPr>
-      </w:pPr>
-      <w:r>
-        <w:rPr>
-          <w:rFonts w:hint="eastAsia"/>
-          <w:b/>
-          <w:sz w:val="22"/>
-        </w:rPr>
-        <w:t>원하는 뼈의 이름과, 붙일 메쉬의 파일 경로, 로컬 변환을 위한 값들을 넣으면 해당 뼈에 메쉬를 객체로 만들어 붙여준다.</w:t>
-      </w:r>
-    </w:p>
-    <w:p>
-      <w:pPr>
-        <w:jc w:val="left"/>
-        <w:rPr>
-          <w:b/>
-          <w:bCs/>
-          <w:sz w:val="22"/>
-        </w:rPr>
-      </w:pPr>
-      <w:r>
-        <w:rPr>
-          <w:rFonts w:hint="eastAsia"/>
-          <w:b/>
-          <w:sz w:val="22"/>
-        </w:rPr>
-        <w:t xml:space="preserve">작동 방식은 </w:t>
-      </w:r>
-      <w:r>
-        <w:rPr>
-          <w:b/>
-          <w:bCs/>
-          <w:sz w:val="22"/>
-        </w:rPr>
-        <w:t>예를들어 검을 플레이어의 팔에 붙이고 싶다면?</w:t>
-      </w:r>
-    </w:p>
-    <w:p>
-      <w:pPr>
-        <w:rPr>
-          <w:b/>
-          <w:bCs/>
-          <w:sz w:val="22"/>
-        </w:rPr>
-      </w:pPr>
-      <w:r>
-        <w:rPr>
-          <w:b/>
-          <w:bCs/>
-          <w:sz w:val="22"/>
-        </w:rPr>
-        <w:t>올바른 위치에 띄우기 위하여</w:t>
-      </w:r>
-    </w:p>
-    <w:p>
-      <w:pPr>
-        <w:rPr>
-          <w:b/>
-          <w:bCs/>
-          <w:sz w:val="22"/>
-        </w:rPr>
-      </w:pPr>
-      <w:r>
-        <w:rPr>
-          <w:b/>
-          <w:bCs/>
-          <w:sz w:val="22"/>
-        </w:rPr>
-        <w:t xml:space="preserve">검 객체의 로컬 변환 행렬 * </w:t>
-      </w:r>
-      <w:r>
-        <w:rPr>
-          <w:b/>
-          <w:bCs/>
-          <w:sz w:val="22"/>
-          <w:highlight w:val="yellow"/>
-        </w:rPr>
-        <w:t>애니메이션 계산 과정이 끝난 후의 원하는 뼈의 행렬</w:t>
-      </w:r>
-      <w:r>
-        <w:rPr>
-          <w:b/>
-          <w:bCs/>
-          <w:sz w:val="22"/>
-        </w:rPr>
-        <w:t xml:space="preserve"> * 플레이어의 월드행렬</w:t>
-      </w:r>
-    </w:p>
-    <w:p>
-      <w:pPr>
-        <w:rPr>
-          <w:b/>
-          <w:bCs/>
-          <w:sz w:val="22"/>
-        </w:rPr>
-      </w:pPr>
-      <w:r>
-        <w:rPr>
-          <w:b/>
-          <w:bCs/>
-          <w:sz w:val="22"/>
-        </w:rPr>
-        <w:t>이 순으로 곱해주어 맞는 월드 행렬의 위치에 있을 수 있도록 제작해주었다.</w:t>
-      </w:r>
-    </w:p>
-    <w:p>
-      <w:pPr>
-        <w:rPr>
-          <w:b/>
-          <w:bCs/>
-          <w:sz w:val="22"/>
-        </w:rPr>
-      </w:pPr>
-      <w:r>
-        <w:rPr>
-          <w:b/>
-          <w:bCs/>
-          <w:sz w:val="22"/>
-        </w:rPr>
-        <w:t xml:space="preserve">이 과정에서 </w:t>
-      </w:r>
-      <w:r>
-        <w:rPr>
-          <w:b/>
-          <w:bCs/>
-          <w:sz w:val="22"/>
-          <w:highlight w:val="yellow"/>
-        </w:rPr>
-        <w:t>중요한 점은 애니메이션 계산 과정이 끝난 직후에 이 소켓 컴포넌트의 late_update가 호</w:t>
-      </w:r>
-      <w:r>
-        <w:rPr>
-          <w:b/>
-          <w:bCs/>
-          <w:sz w:val="22"/>
-          <w:highlight w:val="yellow"/>
-        </w:rPr>
-        <w:lastRenderedPageBreak/>
-        <w:t>출되어야 한다는 점이다.</w:t>
-      </w:r>
-    </w:p>
-    <w:p>
-      <w:pPr>
-        <w:rPr>
-          <w:b/>
-          <w:bCs/>
-          <w:sz w:val="22"/>
-        </w:rPr>
-      </w:pPr>
-      <w:r>
-        <w:rPr>
-          <w:b/>
-          <w:bCs/>
-          <w:sz w:val="22"/>
-        </w:rPr>
-        <w:t>애니메이션 계산 과정은 애니메이션 컴포넌트의 late_update에서 해주고 있다.</w:t>
-      </w:r>
-    </w:p>
-    <w:p>
-      <w:pPr>
-        <w:rPr>
-          <w:b/>
-          <w:bCs/>
-          <w:sz w:val="22"/>
-        </w:rPr>
-      </w:pPr>
-      <w:r>
-        <w:rPr>
-          <w:b/>
-          <w:bCs/>
-          <w:sz w:val="22"/>
-        </w:rPr>
-        <w:t>컴포넌트들은 각 객체에서 벡터로 관리해주고 있다.</w:t>
-      </w:r>
-    </w:p>
-    <w:p>
-      <w:pPr>
-        <w:rPr>
-          <w:b/>
-          <w:bCs/>
-          <w:sz w:val="22"/>
-        </w:rPr>
-      </w:pPr>
-      <w:r>
-        <w:rPr>
-          <w:b/>
-          <w:bCs/>
-          <w:noProof/>
-          <w:sz w:val="22"/>
-        </w:rPr>
-        <w:drawing>
-          <wp:inline distT="0" distB="0" distL="180" distR="180" wp14:anchorId="0906A0C4" wp14:editId="5E5232E7">
-            <wp:extent cx="5800725" cy="1571625"/>
-            <wp:effectExtent l="0" t="0" r="0" b="0"/>
-            <wp:docPr id="1036" name="shape1036"/>
-            <wp:cNvGraphicFramePr>
-              <a:graphicFrameLocks xmlns:a="http://schemas.openxmlformats.org/drawingml/2006/main" noChangeAspect="1"/>
-            </wp:cNvGraphicFramePr>
-            <a:graphic xmlns:a="http://schemas.openxmlformats.org/drawingml/2006/main">
-              <a:graphicData uri="http://schemas.openxmlformats.org/drawingml/2006/picture">
-                <pic:pic xmlns:pic="http://schemas.openxmlformats.org/drawingml/2006/picture">
-                  <pic:nvPicPr>
-                    <pic:cNvPr id="0" name="이미지"/>
-                    <pic:cNvPicPr>
-                      <a:picLocks noChangeAspect="1"/>
-                    </pic:cNvPicPr>
-                  </pic:nvPicPr>
-                  <pic:blipFill>
-                    <a:blip r:embed="rId15">
-                      <a:extLst>
-                        <a:ext uri="{28A0092B-C50C-407E-A947-70E740481C1C}">
-                          <a14:useLocalDpi xmlns:a14="http://schemas.microsoft.com/office/drawing/2010/main" val="0"/>
-                        </a:ext>
-                      </a:extLst>
-                    </a:blip>
-                    <a:srcRect/>
-                    <a:stretch>
-                      <a:fillRect/>
-                    </a:stretch>
-                  </pic:blipFill>
-                  <pic:spPr>
-                    <a:xfrm>
-                      <a:off x="0" y="0"/>
-                      <a:ext cx="5800725" cy="1571625"/>
-                    </a:xfrm>
-                    <a:prstGeom prst="rect">
-                      <a:avLst/>
-                    </a:prstGeom>
-                  </pic:spPr>
-                </pic:pic>
-              </a:graphicData>
-            </a:graphic>
-          </wp:inline>
-        </w:drawing>
-      </w:r>
-    </w:p>
-    <w:p>
-      <w:pPr>
-        <w:rPr>
-          <w:b/>
-          <w:bCs/>
-          <w:sz w:val="22"/>
-        </w:rPr>
-      </w:pPr>
-      <w:r>
-        <w:rPr>
-          <w:b/>
-          <w:bCs/>
-          <w:sz w:val="22"/>
-        </w:rPr>
-        <w:t>그래서 기존에는 하나씩 add_component로 컴포넌트를 추가해주고 있었지만 앞으로 이렇게 순서보장이 필요한 컴포넌트들을 추가하기 위해서 add_glTF_conponent_pack()함수를 제작해주었다.</w:t>
-      </w:r>
-    </w:p>
-    <w:p>
-      <w:pPr>
-        <w:rPr>
-          <w:b/>
-          <w:bCs/>
-          <w:sz w:val="22"/>
-        </w:rPr>
-      </w:pPr>
-      <w:r>
-        <w:rPr>
-          <w:b/>
-          <w:bCs/>
-          <w:sz w:val="22"/>
-        </w:rPr>
-        <w:t>add_connecting()함수는 인자값으로 소켓이름, 연결할 뼈 이름, 연결할 메쉬, 연결할 메쉬의 로컬 위치, 회전, 크기를 넣어주어 하나의 객체에 여러개의 소켓을 만들어 연결해주고 싶을 수 있기 때문에</w:t>
-      </w:r>
-    </w:p>
-    <w:p>
-      <w:r>
-        <w:rPr>
-          <w:b/>
-          <w:bCs/>
-          <w:sz w:val="22"/>
-        </w:rPr>
-        <w:t>그것들을 하나의 구조체 정보로 만들어 add_connecting를 많이 해서 여러개의 소켓을 생성하고 메쉬를 연결하는 경우(예 : 갑옷, 칼, 신발)도 가능할 수 있도록 벡터로 제작해주었다.</w:t>
-      </w:r>
-    </w:p>
-    <w:p>
-      <w:pPr>
-        <w:jc w:val="left"/>
-        <w:rPr>
-          <w:b/>
-          <w:sz w:val="22"/>
-        </w:rPr>
-      </w:pPr>
-      <w:r>
-        <w:rPr>
-          <w:rFonts w:hint="eastAsia"/>
-          <w:b/>
-          <w:sz w:val="22"/>
-        </w:rPr>
-        <w:t>&lt;물리엔진으로 충돌체크만 시도&gt;</w:t>
-      </w:r>
-    </w:p>
-    <w:p>
-      <w:pPr>
-        <w:jc w:val="left"/>
-        <w:rPr>
-          <w:b/>
-          <w:sz w:val="22"/>
-        </w:rPr>
-      </w:pPr>
-      <w:r>
-        <w:rPr>
-          <w:b/>
-          <w:sz w:val="22"/>
-        </w:rPr>
-        <w:t xml:space="preserve">NPC/Player 모두 Actor 기반으로 통합하고, </w:t>
-      </w:r>
-      <w:proofErr w:type="spellStart"/>
-      <w:r>
-        <w:rPr>
-          <w:b/>
-          <w:sz w:val="22"/>
-        </w:rPr>
-        <w:t>리와인드</w:t>
-      </w:r>
-      <w:proofErr w:type="spellEnd"/>
-      <w:r>
-        <w:rPr>
-          <w:b/>
-          <w:sz w:val="22"/>
-        </w:rPr>
-        <w:t xml:space="preserve"> 히트박스 판정 시스템을 구현했습니다. </w:t>
-      </w:r>
-    </w:p>
-    <w:p>
-      <w:pPr>
-        <w:jc w:val="left"/>
-        <w:rPr>
-          <w:b/>
-          <w:sz w:val="22"/>
-        </w:rPr>
-      </w:pPr>
-      <w:r>
-        <w:rPr>
-          <w:b/>
-          <w:sz w:val="22"/>
-        </w:rPr>
-        <w:t xml:space="preserve">- Actor 추상 클래스 도입: 위치/회전 스냅샷 기록 및 </w:t>
-      </w:r>
-      <w:proofErr w:type="spellStart"/>
-      <w:r>
-        <w:rPr>
-          <w:b/>
-          <w:sz w:val="22"/>
-        </w:rPr>
-        <w:t>ValidateHit</w:t>
-      </w:r>
-      <w:proofErr w:type="spellEnd"/>
-      <w:r>
-        <w:rPr>
-          <w:b/>
-          <w:sz w:val="22"/>
-        </w:rPr>
-        <w:t xml:space="preserve"> 인터페이스 제공 </w:t>
-      </w:r>
-    </w:p>
-    <w:p>
-      <w:pPr>
-        <w:jc w:val="left"/>
-        <w:rPr>
-          <w:b/>
-          <w:sz w:val="22"/>
-        </w:rPr>
-      </w:pPr>
-      <w:r>
-        <w:rPr>
-          <w:b/>
-          <w:sz w:val="22"/>
-        </w:rPr>
-        <w:t xml:space="preserve">- </w:t>
-      </w:r>
-      <w:proofErr w:type="spellStart"/>
-      <w:r>
-        <w:rPr>
-          <w:b/>
-          <w:sz w:val="22"/>
-        </w:rPr>
-        <w:t>HitboxComponent</w:t>
-      </w:r>
-      <w:proofErr w:type="spellEnd"/>
-      <w:r>
-        <w:rPr>
-          <w:b/>
-          <w:sz w:val="22"/>
-        </w:rPr>
-        <w:t xml:space="preserve"> 신설: 각 Actor별 다중 히트박스 및 Jolt 기반 충돌 판정 지원</w:t>
-      </w:r>
-    </w:p>
-    <w:p>
-      <w:pPr>
-        <w:jc w:val="left"/>
-        <w:rPr>
-          <w:b/>
-          <w:sz w:val="22"/>
-        </w:rPr>
-      </w:pPr>
-      <w:r>
-        <w:rPr>
-          <w:b/>
-          <w:sz w:val="22"/>
-        </w:rPr>
-        <w:t xml:space="preserve">- </w:t>
-      </w:r>
-      <w:proofErr w:type="gramStart"/>
-      <w:r>
-        <w:rPr>
-          <w:b/>
-          <w:sz w:val="22"/>
-        </w:rPr>
-        <w:t>Room::</w:t>
-      </w:r>
-      <w:proofErr w:type="spellStart"/>
-      <w:proofErr w:type="gramEnd"/>
-      <w:r>
-        <w:rPr>
-          <w:b/>
-          <w:sz w:val="22"/>
-        </w:rPr>
-        <w:t>HandleAction</w:t>
-      </w:r>
-      <w:proofErr w:type="spellEnd"/>
-      <w:r>
-        <w:rPr>
-          <w:b/>
-          <w:sz w:val="22"/>
-        </w:rPr>
-        <w:t xml:space="preserve"> 공격 판정 로직을 </w:t>
-      </w:r>
-      <w:proofErr w:type="spellStart"/>
-      <w:r>
-        <w:rPr>
-          <w:b/>
-          <w:sz w:val="22"/>
-        </w:rPr>
-        <w:t>리와인드</w:t>
-      </w:r>
-      <w:proofErr w:type="spellEnd"/>
-      <w:r>
-        <w:rPr>
-          <w:b/>
-          <w:sz w:val="22"/>
-        </w:rPr>
-        <w:t xml:space="preserve"> 기반으로 전면 개편 (PVP 확장 가능) </w:t>
-      </w:r>
-    </w:p>
-    <w:p>
-      <w:pPr>
-        <w:jc w:val="left"/>
-        <w:rPr>
-          <w:b/>
-          <w:sz w:val="22"/>
-        </w:rPr>
-      </w:pPr>
-      <w:r>
-        <w:rPr>
-          <w:b/>
-          <w:sz w:val="22"/>
-        </w:rPr>
-        <w:t xml:space="preserve">- NPC 생성 시 캡슐 히트박스 자동 추가 </w:t>
-      </w:r>
-    </w:p>
-    <w:p>
-      <w:pPr>
-        <w:jc w:val="left"/>
-        <w:rPr>
-          <w:b/>
-          <w:sz w:val="22"/>
-        </w:rPr>
-      </w:pPr>
-      <w:r>
-        <w:rPr>
-          <w:b/>
-          <w:sz w:val="22"/>
-        </w:rPr>
-        <w:t xml:space="preserve">- </w:t>
-      </w:r>
-      <w:proofErr w:type="spellStart"/>
-      <w:r>
-        <w:rPr>
-          <w:b/>
-          <w:sz w:val="22"/>
-        </w:rPr>
-        <w:t>CharacterControllerComponent</w:t>
-      </w:r>
-      <w:proofErr w:type="spellEnd"/>
-      <w:r>
-        <w:rPr>
-          <w:b/>
-          <w:sz w:val="22"/>
-        </w:rPr>
-        <w:t xml:space="preserve">, </w:t>
-      </w:r>
-      <w:proofErr w:type="spellStart"/>
-      <w:r>
-        <w:rPr>
-          <w:b/>
-          <w:sz w:val="22"/>
-        </w:rPr>
-        <w:t>GameObject</w:t>
-      </w:r>
-      <w:proofErr w:type="spellEnd"/>
-      <w:r>
-        <w:rPr>
-          <w:b/>
-          <w:sz w:val="22"/>
-        </w:rPr>
-        <w:t xml:space="preserve"> 등 구조 개선 </w:t>
-      </w:r>
-    </w:p>
-    <w:p>
-      <w:pPr>
-        <w:jc w:val="left"/>
-        <w:rPr>
-          <w:b/>
-          <w:sz w:val="22"/>
-        </w:rPr>
-      </w:pPr>
-      <w:r>
-        <w:rPr>
-          <w:b/>
-          <w:sz w:val="22"/>
-        </w:rPr>
-        <w:t xml:space="preserve">- 플레이어 시야 내 NPC만 물리 시뮬레이션, 모든 Actor 스냅샷 기록 </w:t>
-      </w:r>
-    </w:p>
-    <w:p>
-      <w:pPr>
-        <w:jc w:val="left"/>
-        <w:rPr>
-          <w:b/>
-          <w:sz w:val="22"/>
-        </w:rPr>
-      </w:pPr>
-      <w:r>
-        <w:rPr>
-          <w:b/>
-          <w:sz w:val="22"/>
-        </w:rPr>
-        <w:t xml:space="preserve">- 패킷에 클라이언트 타임스탬프 추가 </w:t>
-      </w:r>
-    </w:p>
-    <w:p>
-      <w:pPr>
-        <w:jc w:val="left"/>
-        <w:rPr>
-          <w:rFonts w:hint="eastAsia"/>
-          <w:b/>
           <w:sz w:val="22"/>
         </w:rPr>
       </w:pPr>
@@ -2462,7 +2580,6 @@
         </w:rPr>
         <w:t xml:space="preserve">- 디버그 시각화, </w:t>
       </w:r>
-      <w:proofErr w:type="spellStart"/>
       <w:r>
         <w:rPr>
           <w:b/>
@@ -2470,7 +2587,6 @@
         </w:rPr>
         <w:t>넉백</w:t>
       </w:r>
-      <w:proofErr w:type="spellEnd"/>
       <w:r>
         <w:rPr>
           <w:b/>
@@ -2478,7 +2594,6 @@
         </w:rPr>
         <w:t xml:space="preserve">, 피격 </w:t>
       </w:r>
-      <w:proofErr w:type="spellStart"/>
       <w:r>
         <w:rPr>
           <w:b/>
@@ -2486,7 +2601,6 @@
         </w:rPr>
         <w:t>쿨타임</w:t>
       </w:r>
-      <w:proofErr w:type="spellEnd"/>
       <w:r>
         <w:rPr>
           <w:b/>
@@ -2509,7 +2623,7 @@
       </w:tblGrid>
       <w:tr>
         <w:trPr>
-          <w:trHeight w:val="1692"/>
+          <w:trHeight w:val="1692" w:hRule="atLeast"/>
         </w:trPr>
         <w:tc>
           <w:tcPr>
@@ -2590,7 +2704,7 @@
       </w:tr>
       <w:tr>
         <w:trPr>
-          <w:trHeight w:val="590"/>
+          <w:trHeight w:val="590" w:hRule="atLeast"/>
         </w:trPr>
         <w:tc>
           <w:tcPr>
@@ -2622,8 +2736,8 @@
           </w:tcPr>
           <w:p>
             <w:pPr>
+              <w:jc w:val="center"/>
               <w:spacing w:after="160" w:line="259" w:lineRule="auto"/>
-              <w:jc w:val="center"/>
               <w:rPr>
                 <w:rFonts w:ascii="맑은 고딕" w:eastAsia="맑은 고딕" w:hAnsi="맑은 고딕" w:cs="맑은 고딕"/>
                 <w:b/>
@@ -2684,7 +2798,7 @@
       </w:tr>
       <w:tr>
         <w:trPr>
-          <w:trHeight w:val="1520"/>
+          <w:trHeight w:val="1520" w:hRule="atLeast"/>
         </w:trPr>
         <w:tc>
           <w:tcPr>
@@ -2705,7 +2819,6 @@
                 <w:b/>
                 <w:sz w:val="22"/>
               </w:rPr>
-              <w:lastRenderedPageBreak/>
               <w:t>다음주 할 일</w:t>
             </w:r>
           </w:p>
@@ -2727,7 +2840,7 @@
       </w:tr>
       <w:tr>
         <w:trPr>
-          <w:trHeight w:val="1963"/>
+          <w:trHeight w:val="1963" w:hRule="atLeast"/>
         </w:trPr>
         <w:tc>
           <w:tcPr>
@@ -2804,21 +2917,125 @@
 </file>
 
 <file path=word/numbering.xml><?xml version="1.0" encoding="utf-8"?>
-<w:numbering xmlns:wpc="http://schemas.microsoft.com/office/word/2010/wordprocessingCanvas" xmlns:cx="http://schemas.microsoft.com/office/drawing/2014/chartex" xmlns:cx1="http://schemas.microsoft.com/office/drawing/2015/9/8/chartex" xmlns:cx2="http://schemas.microsoft.com/office/drawing/2015/10/21/chartex" xmlns:cx3="http://schemas.microsoft.com/office/drawing/2016/5/9/chartex" xmlns:cx4="http://schemas.microsoft.com/office/drawing/2016/5/10/chartex" xmlns:cx5="http://schemas.microsoft.com/office/drawing/2016/5/11/chartex" xmlns:cx6="http://schemas.microsoft.com/office/drawing/2016/5/12/chartex" xmlns:cx7="http://schemas.microsoft.com/office/drawing/2016/5/13/chartex" xmlns:cx8="http://schemas.microsoft.com/office/drawing/2016/5/14/chartex" xmlns:mc="http://schemas.openxmlformats.org/markup-compatibility/2006" xmlns:aink="http://schemas.microsoft.com/office/drawing/2016/ink" xmlns:am3d="http://schemas.microsoft.com/office/drawing/2017/model3d" xmlns:o="urn:schemas-microsoft-com:office:office" xmlns:oel="http://schemas.microsoft.com/office/2019/extlst" xmlns:r="http://schemas.openxmlformats.org/officeDocument/2006/relationships" xmlns:m="http://schemas.openxmlformats.org/officeDocument/2006/math" xmlns:v="urn:schemas-microsoft-com:vml" xmlns:wp14="http://schemas.microsoft.com/office/word/2010/wordprocessingDrawing" xmlns:wp="http://schemas.openxmlformats.org/drawingml/2006/wordprocessingDrawing" xmlns:w10="urn:schemas-microsoft-com:office:word" xmlns:w="http://schemas.openxmlformats.org/wordprocessingml/2006/main" xmlns:w14="http://schemas.microsoft.com/office/word/2010/wordml" xmlns:w15="http://schemas.microsoft.com/office/word/2012/wordml" xmlns:w16cex="http://schemas.microsoft.com/office/word/2018/wordml/cex" xmlns:w16cid="http://schemas.microsoft.com/office/word/2016/wordml/cid" xmlns:w16="http://schemas.microsoft.com/office/word/2018/wordml" xmlns:w16du="http://schemas.microsoft.com/office/word/2023/wordml/word16du" xmlns:w16sdtdh="http://schemas.microsoft.com/office/word/2020/wordml/sdtdatahash" xmlns:w16sdtfl="http://schemas.microsoft.com/office/word/2024/wordml/sdtformatlock" xmlns:w16se="http://schemas.microsoft.com/office/word/2015/wordml/symex" xmlns:wpg="http://schemas.microsoft.com/office/word/2010/wordprocessingGroup" xmlns:wpi="http://schemas.microsoft.com/office/word/2010/wordprocessingInk" xmlns:wne="http://schemas.microsoft.com/office/word/2006/wordml" xmlns:wps="http://schemas.microsoft.com/office/word/2010/wordprocessingShape" mc:Ignorable="w14 w15 w16se w16cid w16 w16cex w16sdtdh w16sdtfl w16du wp14">
-  <w:abstractNum w:abstractNumId="0" w15:restartNumberingAfterBreak="0">
-    <w:nsid w:val="0EBB5335"/>
+<w:numbering xmlns:ve="http://schemas.openxmlformats.org/markup-compatibility/2006" xmlns:o="urn:schemas-microsoft-com:office:office" xmlns:r="http://schemas.openxmlformats.org/officeDocument/2006/relationships" xmlns:m="http://schemas.openxmlformats.org/officeDocument/2006/math" xmlns:v="urn:schemas-microsoft-com:vml" xmlns:wp="http://schemas.openxmlformats.org/drawingml/2006/wordprocessingDrawing" xmlns:w10="urn:schemas-microsoft-com:office:word" xmlns:w="http://schemas.openxmlformats.org/wordprocessingml/2006/main" xmlns:w14="http://schemas.microsoft.com/office/word/2010/wordml" xmlns:wne="http://schemas.microsoft.com/office/word/2006/wordml">
+  <w:abstractNum w:abstractNumId="0">
+    <w:nsid w:val="53d30f9c"/>
     <w:multiLevelType w:val="multilevel"/>
-    <w:tmpl w:val="CF5EC75C"/>
+    <w:tmpl w:val="3280c420"/>
+    <w:lvl w:ilvl="0">
+      <w:start w:val="1"/>
+      <w:lvlText w:val="%1."/>
+      <w:lvlJc w:val="left"/>
+      <w:pPr>
+        <w:ind w:left="720" w:hanging="360"/>
+        <w:tabs>
+          <w:tab w:val="num" w:pos="720"/>
+        </w:tabs>
+      </w:pPr>
+    </w:lvl>
+    <w:lvl w:ilvl="1">
+      <w:start w:val="1"/>
+      <w:lvlText w:val="%2."/>
+      <w:lvlJc w:val="left"/>
+      <w:pPr>
+        <w:ind w:left="1440" w:hanging="360"/>
+        <w:tabs>
+          <w:tab w:val="num" w:pos="1440"/>
+        </w:tabs>
+      </w:pPr>
+    </w:lvl>
+    <w:lvl w:ilvl="2">
+      <w:start w:val="1"/>
+      <w:lvlText w:val="%3."/>
+      <w:lvlJc w:val="left"/>
+      <w:pPr>
+        <w:ind w:left="2160" w:hanging="360"/>
+        <w:tabs>
+          <w:tab w:val="num" w:pos="2160"/>
+        </w:tabs>
+      </w:pPr>
+    </w:lvl>
+    <w:lvl w:ilvl="3">
+      <w:start w:val="1"/>
+      <w:lvlText w:val="%4."/>
+      <w:lvlJc w:val="left"/>
+      <w:pPr>
+        <w:ind w:left="2880" w:hanging="360"/>
+        <w:tabs>
+          <w:tab w:val="num" w:pos="2880"/>
+        </w:tabs>
+      </w:pPr>
+    </w:lvl>
+    <w:lvl w:ilvl="4" w:tentative="on">
+      <w:start w:val="1"/>
+      <w:lvlText w:val="%5."/>
+      <w:lvlJc w:val="left"/>
+      <w:pPr>
+        <w:ind w:left="3600" w:hanging="360"/>
+        <w:tabs>
+          <w:tab w:val="num" w:pos="3600"/>
+        </w:tabs>
+      </w:pPr>
+    </w:lvl>
+    <w:lvl w:ilvl="5" w:tentative="on">
+      <w:start w:val="1"/>
+      <w:lvlText w:val="%6."/>
+      <w:lvlJc w:val="left"/>
+      <w:pPr>
+        <w:ind w:left="4320" w:hanging="360"/>
+        <w:tabs>
+          <w:tab w:val="num" w:pos="4320"/>
+        </w:tabs>
+      </w:pPr>
+    </w:lvl>
+    <w:lvl w:ilvl="6" w:tentative="on">
+      <w:start w:val="1"/>
+      <w:lvlText w:val="%7."/>
+      <w:lvlJc w:val="left"/>
+      <w:pPr>
+        <w:ind w:left="5040" w:hanging="360"/>
+        <w:tabs>
+          <w:tab w:val="num" w:pos="5040"/>
+        </w:tabs>
+      </w:pPr>
+    </w:lvl>
+    <w:lvl w:ilvl="7" w:tentative="on">
+      <w:start w:val="1"/>
+      <w:lvlText w:val="%8."/>
+      <w:lvlJc w:val="left"/>
+      <w:pPr>
+        <w:ind w:left="5760" w:hanging="360"/>
+        <w:tabs>
+          <w:tab w:val="num" w:pos="5760"/>
+        </w:tabs>
+      </w:pPr>
+    </w:lvl>
+    <w:lvl w:ilvl="8" w:tentative="on">
+      <w:start w:val="1"/>
+      <w:lvlText w:val="%9."/>
+      <w:lvlJc w:val="left"/>
+      <w:pPr>
+        <w:ind w:left="6480" w:hanging="360"/>
+        <w:tabs>
+          <w:tab w:val="num" w:pos="6480"/>
+        </w:tabs>
+      </w:pPr>
+    </w:lvl>
+  </w:abstractNum>
+  <w:abstractNum w:abstractNumId="1">
+    <w:nsid w:val="ebb5335"/>
+    <w:multiLevelType w:val="multilevel"/>
+    <w:tmpl w:val="cf5ec75c"/>
     <w:lvl w:ilvl="0">
       <w:start w:val="1"/>
       <w:numFmt w:val="bullet"/>
       <w:lvlText w:val=""/>
       <w:lvlJc w:val="left"/>
       <w:pPr>
+        <w:ind w:left="720" w:hanging="360"/>
         <w:tabs>
           <w:tab w:val="num" w:pos="720"/>
         </w:tabs>
-        <w:ind w:left="720" w:hanging="360"/>
       </w:pPr>
       <w:rPr>
         <w:rFonts w:ascii="Symbol" w:hAnsi="Symbol" w:hint="default"/>
@@ -2831,10 +3048,10 @@
       <w:lvlText w:val="o"/>
       <w:lvlJc w:val="left"/>
       <w:pPr>
+        <w:ind w:left="1440" w:hanging="360"/>
         <w:tabs>
           <w:tab w:val="num" w:pos="1440"/>
         </w:tabs>
-        <w:ind w:left="1440" w:hanging="360"/>
       </w:pPr>
       <w:rPr>
         <w:rFonts w:ascii="Courier New" w:hAnsi="Courier New" w:hint="default"/>
@@ -2847,10 +3064,10 @@
       <w:lvlText w:val=""/>
       <w:lvlJc w:val="left"/>
       <w:pPr>
+        <w:ind w:left="2160" w:hanging="360"/>
         <w:tabs>
           <w:tab w:val="num" w:pos="2160"/>
         </w:tabs>
-        <w:ind w:left="2160" w:hanging="360"/>
       </w:pPr>
       <w:rPr>
         <w:rFonts w:ascii="Wingdings" w:hAnsi="Wingdings" w:hint="default"/>
@@ -2863,90 +3080,90 @@
       <w:lvlText w:val=""/>
       <w:lvlJc w:val="left"/>
       <w:pPr>
+        <w:ind w:left="2880" w:hanging="360"/>
         <w:tabs>
           <w:tab w:val="num" w:pos="2880"/>
         </w:tabs>
-        <w:ind w:left="2880" w:hanging="360"/>
       </w:pPr>
       <w:rPr>
         <w:rFonts w:ascii="Wingdings" w:hAnsi="Wingdings" w:hint="default"/>
         <w:sz w:val="20"/>
       </w:rPr>
     </w:lvl>
-    <w:lvl w:ilvl="4" w:tentative="1">
+    <w:lvl w:ilvl="4" w:tentative="on">
       <w:start w:val="1"/>
       <w:numFmt w:val="bullet"/>
       <w:lvlText w:val=""/>
       <w:lvlJc w:val="left"/>
       <w:pPr>
+        <w:ind w:left="3600" w:hanging="360"/>
         <w:tabs>
           <w:tab w:val="num" w:pos="3600"/>
         </w:tabs>
-        <w:ind w:left="3600" w:hanging="360"/>
       </w:pPr>
       <w:rPr>
         <w:rFonts w:ascii="Wingdings" w:hAnsi="Wingdings" w:hint="default"/>
         <w:sz w:val="20"/>
       </w:rPr>
     </w:lvl>
-    <w:lvl w:ilvl="5" w:tentative="1">
+    <w:lvl w:ilvl="5" w:tentative="on">
       <w:start w:val="1"/>
       <w:numFmt w:val="bullet"/>
       <w:lvlText w:val=""/>
       <w:lvlJc w:val="left"/>
       <w:pPr>
+        <w:ind w:left="4320" w:hanging="360"/>
         <w:tabs>
           <w:tab w:val="num" w:pos="4320"/>
         </w:tabs>
-        <w:ind w:left="4320" w:hanging="360"/>
       </w:pPr>
       <w:rPr>
         <w:rFonts w:ascii="Wingdings" w:hAnsi="Wingdings" w:hint="default"/>
         <w:sz w:val="20"/>
       </w:rPr>
     </w:lvl>
-    <w:lvl w:ilvl="6" w:tentative="1">
+    <w:lvl w:ilvl="6" w:tentative="on">
       <w:start w:val="1"/>
       <w:numFmt w:val="bullet"/>
       <w:lvlText w:val=""/>
       <w:lvlJc w:val="left"/>
       <w:pPr>
+        <w:ind w:left="5040" w:hanging="360"/>
         <w:tabs>
           <w:tab w:val="num" w:pos="5040"/>
         </w:tabs>
-        <w:ind w:left="5040" w:hanging="360"/>
       </w:pPr>
       <w:rPr>
         <w:rFonts w:ascii="Wingdings" w:hAnsi="Wingdings" w:hint="default"/>
         <w:sz w:val="20"/>
       </w:rPr>
     </w:lvl>
-    <w:lvl w:ilvl="7" w:tentative="1">
+    <w:lvl w:ilvl="7" w:tentative="on">
       <w:start w:val="1"/>
       <w:numFmt w:val="bullet"/>
       <w:lvlText w:val=""/>
       <w:lvlJc w:val="left"/>
       <w:pPr>
+        <w:ind w:left="5760" w:hanging="360"/>
         <w:tabs>
           <w:tab w:val="num" w:pos="5760"/>
         </w:tabs>
-        <w:ind w:left="5760" w:hanging="360"/>
       </w:pPr>
       <w:rPr>
         <w:rFonts w:ascii="Wingdings" w:hAnsi="Wingdings" w:hint="default"/>
         <w:sz w:val="20"/>
       </w:rPr>
     </w:lvl>
-    <w:lvl w:ilvl="8" w:tentative="1">
+    <w:lvl w:ilvl="8" w:tentative="on">
       <w:start w:val="1"/>
       <w:numFmt w:val="bullet"/>
       <w:lvlText w:val=""/>
       <w:lvlJc w:val="left"/>
       <w:pPr>
+        <w:ind w:left="6480" w:hanging="360"/>
         <w:tabs>
           <w:tab w:val="num" w:pos="6480"/>
         </w:tabs>
-        <w:ind w:left="6480" w:hanging="360"/>
       </w:pPr>
       <w:rPr>
         <w:rFonts w:ascii="Wingdings" w:hAnsi="Wingdings" w:hint="default"/>
@@ -2954,20 +3171,20 @@
       </w:rPr>
     </w:lvl>
   </w:abstractNum>
-  <w:abstractNum w:abstractNumId="1" w15:restartNumberingAfterBreak="0">
-    <w:nsid w:val="2FD53060"/>
+  <w:abstractNum w:abstractNumId="2">
+    <w:nsid w:val="374e5dac"/>
     <w:multiLevelType w:val="multilevel"/>
-    <w:tmpl w:val="17FEC8C2"/>
+    <w:tmpl w:val="bd76ff9c"/>
     <w:lvl w:ilvl="0">
       <w:start w:val="1"/>
       <w:numFmt w:val="bullet"/>
       <w:lvlText w:val=""/>
       <w:lvlJc w:val="left"/>
       <w:pPr>
+        <w:ind w:left="720" w:hanging="360"/>
         <w:tabs>
           <w:tab w:val="num" w:pos="720"/>
         </w:tabs>
-        <w:ind w:left="720" w:hanging="360"/>
       </w:pPr>
       <w:rPr>
         <w:rFonts w:ascii="Symbol" w:hAnsi="Symbol" w:hint="default"/>
@@ -2980,10 +3197,10 @@
       <w:lvlText w:val="o"/>
       <w:lvlJc w:val="left"/>
       <w:pPr>
+        <w:ind w:left="1440" w:hanging="360"/>
         <w:tabs>
           <w:tab w:val="num" w:pos="1440"/>
         </w:tabs>
-        <w:ind w:left="1440" w:hanging="360"/>
       </w:pPr>
       <w:rPr>
         <w:rFonts w:ascii="Courier New" w:hAnsi="Courier New" w:hint="default"/>
@@ -2996,10 +3213,10 @@
       <w:lvlText w:val=""/>
       <w:lvlJc w:val="left"/>
       <w:pPr>
+        <w:ind w:left="2160" w:hanging="360"/>
         <w:tabs>
           <w:tab w:val="num" w:pos="2160"/>
         </w:tabs>
-        <w:ind w:left="2160" w:hanging="360"/>
       </w:pPr>
       <w:rPr>
         <w:rFonts w:ascii="Wingdings" w:hAnsi="Wingdings" w:hint="default"/>
@@ -3012,90 +3229,90 @@
       <w:lvlText w:val=""/>
       <w:lvlJc w:val="left"/>
       <w:pPr>
+        <w:ind w:left="2880" w:hanging="360"/>
         <w:tabs>
           <w:tab w:val="num" w:pos="2880"/>
         </w:tabs>
-        <w:ind w:left="2880" w:hanging="360"/>
       </w:pPr>
       <w:rPr>
         <w:rFonts w:ascii="Wingdings" w:hAnsi="Wingdings" w:hint="default"/>
         <w:sz w:val="20"/>
       </w:rPr>
     </w:lvl>
-    <w:lvl w:ilvl="4" w:tentative="1">
+    <w:lvl w:ilvl="4">
       <w:start w:val="1"/>
       <w:numFmt w:val="bullet"/>
       <w:lvlText w:val=""/>
       <w:lvlJc w:val="left"/>
       <w:pPr>
+        <w:ind w:left="3600" w:hanging="360"/>
         <w:tabs>
           <w:tab w:val="num" w:pos="3600"/>
         </w:tabs>
-        <w:ind w:left="3600" w:hanging="360"/>
       </w:pPr>
       <w:rPr>
         <w:rFonts w:ascii="Wingdings" w:hAnsi="Wingdings" w:hint="default"/>
         <w:sz w:val="20"/>
       </w:rPr>
     </w:lvl>
-    <w:lvl w:ilvl="5" w:tentative="1">
+    <w:lvl w:ilvl="5" w:tentative="on">
       <w:start w:val="1"/>
       <w:numFmt w:val="bullet"/>
       <w:lvlText w:val=""/>
       <w:lvlJc w:val="left"/>
       <w:pPr>
+        <w:ind w:left="4320" w:hanging="360"/>
         <w:tabs>
           <w:tab w:val="num" w:pos="4320"/>
         </w:tabs>
-        <w:ind w:left="4320" w:hanging="360"/>
       </w:pPr>
       <w:rPr>
         <w:rFonts w:ascii="Wingdings" w:hAnsi="Wingdings" w:hint="default"/>
         <w:sz w:val="20"/>
       </w:rPr>
     </w:lvl>
-    <w:lvl w:ilvl="6" w:tentative="1">
+    <w:lvl w:ilvl="6" w:tentative="on">
       <w:start w:val="1"/>
       <w:numFmt w:val="bullet"/>
       <w:lvlText w:val=""/>
       <w:lvlJc w:val="left"/>
       <w:pPr>
+        <w:ind w:left="5040" w:hanging="360"/>
         <w:tabs>
           <w:tab w:val="num" w:pos="5040"/>
         </w:tabs>
-        <w:ind w:left="5040" w:hanging="360"/>
       </w:pPr>
       <w:rPr>
         <w:rFonts w:ascii="Wingdings" w:hAnsi="Wingdings" w:hint="default"/>
         <w:sz w:val="20"/>
       </w:rPr>
     </w:lvl>
-    <w:lvl w:ilvl="7" w:tentative="1">
+    <w:lvl w:ilvl="7" w:tentative="on">
       <w:start w:val="1"/>
       <w:numFmt w:val="bullet"/>
       <w:lvlText w:val=""/>
       <w:lvlJc w:val="left"/>
       <w:pPr>
+        <w:ind w:left="5760" w:hanging="360"/>
         <w:tabs>
           <w:tab w:val="num" w:pos="5760"/>
         </w:tabs>
-        <w:ind w:left="5760" w:hanging="360"/>
       </w:pPr>
       <w:rPr>
         <w:rFonts w:ascii="Wingdings" w:hAnsi="Wingdings" w:hint="default"/>
         <w:sz w:val="20"/>
       </w:rPr>
     </w:lvl>
-    <w:lvl w:ilvl="8" w:tentative="1">
+    <w:lvl w:ilvl="8" w:tentative="on">
       <w:start w:val="1"/>
       <w:numFmt w:val="bullet"/>
       <w:lvlText w:val=""/>
       <w:lvlJc w:val="left"/>
       <w:pPr>
+        <w:ind w:left="6480" w:hanging="360"/>
         <w:tabs>
           <w:tab w:val="num" w:pos="6480"/>
         </w:tabs>
-        <w:ind w:left="6480" w:hanging="360"/>
       </w:pPr>
       <w:rPr>
         <w:rFonts w:ascii="Wingdings" w:hAnsi="Wingdings" w:hint="default"/>
@@ -3103,20 +3320,20 @@
       </w:rPr>
     </w:lvl>
   </w:abstractNum>
-  <w:abstractNum w:abstractNumId="2" w15:restartNumberingAfterBreak="0">
-    <w:nsid w:val="374E5DAC"/>
+  <w:abstractNum w:abstractNumId="3">
+    <w:nsid w:val="592b00b5"/>
     <w:multiLevelType w:val="multilevel"/>
-    <w:tmpl w:val="BD76FF9C"/>
+    <w:tmpl w:val="792cfc9c"/>
     <w:lvl w:ilvl="0">
       <w:start w:val="1"/>
       <w:numFmt w:val="bullet"/>
       <w:lvlText w:val=""/>
       <w:lvlJc w:val="left"/>
       <w:pPr>
+        <w:ind w:left="720" w:hanging="360"/>
         <w:tabs>
           <w:tab w:val="num" w:pos="720"/>
         </w:tabs>
-        <w:ind w:left="720" w:hanging="360"/>
       </w:pPr>
       <w:rPr>
         <w:rFonts w:ascii="Symbol" w:hAnsi="Symbol" w:hint="default"/>
@@ -3129,10 +3346,10 @@
       <w:lvlText w:val="o"/>
       <w:lvlJc w:val="left"/>
       <w:pPr>
+        <w:ind w:left="1440" w:hanging="360"/>
         <w:tabs>
           <w:tab w:val="num" w:pos="1440"/>
         </w:tabs>
-        <w:ind w:left="1440" w:hanging="360"/>
       </w:pPr>
       <w:rPr>
         <w:rFonts w:ascii="Courier New" w:hAnsi="Courier New" w:hint="default"/>
@@ -3145,10 +3362,10 @@
       <w:lvlText w:val=""/>
       <w:lvlJc w:val="left"/>
       <w:pPr>
+        <w:ind w:left="2160" w:hanging="360"/>
         <w:tabs>
           <w:tab w:val="num" w:pos="2160"/>
         </w:tabs>
-        <w:ind w:left="2160" w:hanging="360"/>
       </w:pPr>
       <w:rPr>
         <w:rFonts w:ascii="Wingdings" w:hAnsi="Wingdings" w:hint="default"/>
@@ -3161,10 +3378,10 @@
       <w:lvlText w:val=""/>
       <w:lvlJc w:val="left"/>
       <w:pPr>
+        <w:ind w:left="2880" w:hanging="360"/>
         <w:tabs>
           <w:tab w:val="num" w:pos="2880"/>
         </w:tabs>
-        <w:ind w:left="2880" w:hanging="360"/>
       </w:pPr>
       <w:rPr>
         <w:rFonts w:ascii="Wingdings" w:hAnsi="Wingdings" w:hint="default"/>
@@ -3177,74 +3394,74 @@
       <w:lvlText w:val=""/>
       <w:lvlJc w:val="left"/>
       <w:pPr>
+        <w:ind w:left="3600" w:hanging="360"/>
         <w:tabs>
           <w:tab w:val="num" w:pos="3600"/>
         </w:tabs>
-        <w:ind w:left="3600" w:hanging="360"/>
       </w:pPr>
       <w:rPr>
         <w:rFonts w:ascii="Wingdings" w:hAnsi="Wingdings" w:hint="default"/>
         <w:sz w:val="20"/>
       </w:rPr>
     </w:lvl>
-    <w:lvl w:ilvl="5" w:tentative="1">
+    <w:lvl w:ilvl="5" w:tentative="on">
       <w:start w:val="1"/>
       <w:numFmt w:val="bullet"/>
       <w:lvlText w:val=""/>
       <w:lvlJc w:val="left"/>
       <w:pPr>
+        <w:ind w:left="4320" w:hanging="360"/>
         <w:tabs>
           <w:tab w:val="num" w:pos="4320"/>
         </w:tabs>
-        <w:ind w:left="4320" w:hanging="360"/>
       </w:pPr>
       <w:rPr>
         <w:rFonts w:ascii="Wingdings" w:hAnsi="Wingdings" w:hint="default"/>
         <w:sz w:val="20"/>
       </w:rPr>
     </w:lvl>
-    <w:lvl w:ilvl="6" w:tentative="1">
+    <w:lvl w:ilvl="6" w:tentative="on">
       <w:start w:val="1"/>
       <w:numFmt w:val="bullet"/>
       <w:lvlText w:val=""/>
       <w:lvlJc w:val="left"/>
       <w:pPr>
+        <w:ind w:left="5040" w:hanging="360"/>
         <w:tabs>
           <w:tab w:val="num" w:pos="5040"/>
         </w:tabs>
-        <w:ind w:left="5040" w:hanging="360"/>
       </w:pPr>
       <w:rPr>
         <w:rFonts w:ascii="Wingdings" w:hAnsi="Wingdings" w:hint="default"/>
         <w:sz w:val="20"/>
       </w:rPr>
     </w:lvl>
-    <w:lvl w:ilvl="7" w:tentative="1">
+    <w:lvl w:ilvl="7" w:tentative="on">
       <w:start w:val="1"/>
       <w:numFmt w:val="bullet"/>
       <w:lvlText w:val=""/>
       <w:lvlJc w:val="left"/>
       <w:pPr>
+        <w:ind w:left="5760" w:hanging="360"/>
         <w:tabs>
           <w:tab w:val="num" w:pos="5760"/>
         </w:tabs>
-        <w:ind w:left="5760" w:hanging="360"/>
       </w:pPr>
       <w:rPr>
         <w:rFonts w:ascii="Wingdings" w:hAnsi="Wingdings" w:hint="default"/>
         <w:sz w:val="20"/>
       </w:rPr>
     </w:lvl>
-    <w:lvl w:ilvl="8" w:tentative="1">
+    <w:lvl w:ilvl="8" w:tentative="on">
       <w:start w:val="1"/>
       <w:numFmt w:val="bullet"/>
       <w:lvlText w:val=""/>
       <w:lvlJc w:val="left"/>
       <w:pPr>
+        <w:ind w:left="6480" w:hanging="360"/>
         <w:tabs>
           <w:tab w:val="num" w:pos="6480"/>
         </w:tabs>
-        <w:ind w:left="6480" w:hanging="360"/>
       </w:pPr>
       <w:rPr>
         <w:rFonts w:ascii="Wingdings" w:hAnsi="Wingdings" w:hint="default"/>
@@ -3252,133 +3469,20 @@
       </w:rPr>
     </w:lvl>
   </w:abstractNum>
-  <w:abstractNum w:abstractNumId="3" w15:restartNumberingAfterBreak="0">
-    <w:nsid w:val="53D30F9C"/>
+  <w:abstractNum w:abstractNumId="4">
+    <w:nsid w:val="2fd53060"/>
     <w:multiLevelType w:val="multilevel"/>
-    <w:tmpl w:val="3280C420"/>
-    <w:lvl w:ilvl="0">
-      <w:start w:val="1"/>
-      <w:numFmt w:val="decimal"/>
-      <w:lvlText w:val="%1."/>
-      <w:lvlJc w:val="left"/>
-      <w:pPr>
-        <w:tabs>
-          <w:tab w:val="num" w:pos="720"/>
-        </w:tabs>
-        <w:ind w:left="720" w:hanging="360"/>
-      </w:pPr>
-    </w:lvl>
-    <w:lvl w:ilvl="1">
-      <w:start w:val="1"/>
-      <w:numFmt w:val="decimal"/>
-      <w:lvlText w:val="%2."/>
-      <w:lvlJc w:val="left"/>
-      <w:pPr>
-        <w:tabs>
-          <w:tab w:val="num" w:pos="1440"/>
-        </w:tabs>
-        <w:ind w:left="1440" w:hanging="360"/>
-      </w:pPr>
-    </w:lvl>
-    <w:lvl w:ilvl="2">
-      <w:start w:val="1"/>
-      <w:numFmt w:val="decimal"/>
-      <w:lvlText w:val="%3."/>
-      <w:lvlJc w:val="left"/>
-      <w:pPr>
-        <w:tabs>
-          <w:tab w:val="num" w:pos="2160"/>
-        </w:tabs>
-        <w:ind w:left="2160" w:hanging="360"/>
-      </w:pPr>
-    </w:lvl>
-    <w:lvl w:ilvl="3">
-      <w:start w:val="1"/>
-      <w:numFmt w:val="decimal"/>
-      <w:lvlText w:val="%4."/>
-      <w:lvlJc w:val="left"/>
-      <w:pPr>
-        <w:tabs>
-          <w:tab w:val="num" w:pos="2880"/>
-        </w:tabs>
-        <w:ind w:left="2880" w:hanging="360"/>
-      </w:pPr>
-    </w:lvl>
-    <w:lvl w:ilvl="4" w:tentative="1">
-      <w:start w:val="1"/>
-      <w:numFmt w:val="decimal"/>
-      <w:lvlText w:val="%5."/>
-      <w:lvlJc w:val="left"/>
-      <w:pPr>
-        <w:tabs>
-          <w:tab w:val="num" w:pos="3600"/>
-        </w:tabs>
-        <w:ind w:left="3600" w:hanging="360"/>
-      </w:pPr>
-    </w:lvl>
-    <w:lvl w:ilvl="5" w:tentative="1">
-      <w:start w:val="1"/>
-      <w:numFmt w:val="decimal"/>
-      <w:lvlText w:val="%6."/>
-      <w:lvlJc w:val="left"/>
-      <w:pPr>
-        <w:tabs>
-          <w:tab w:val="num" w:pos="4320"/>
-        </w:tabs>
-        <w:ind w:left="4320" w:hanging="360"/>
-      </w:pPr>
-    </w:lvl>
-    <w:lvl w:ilvl="6" w:tentative="1">
-      <w:start w:val="1"/>
-      <w:numFmt w:val="decimal"/>
-      <w:lvlText w:val="%7."/>
-      <w:lvlJc w:val="left"/>
-      <w:pPr>
-        <w:tabs>
-          <w:tab w:val="num" w:pos="5040"/>
-        </w:tabs>
-        <w:ind w:left="5040" w:hanging="360"/>
-      </w:pPr>
-    </w:lvl>
-    <w:lvl w:ilvl="7" w:tentative="1">
-      <w:start w:val="1"/>
-      <w:numFmt w:val="decimal"/>
-      <w:lvlText w:val="%8."/>
-      <w:lvlJc w:val="left"/>
-      <w:pPr>
-        <w:tabs>
-          <w:tab w:val="num" w:pos="5760"/>
-        </w:tabs>
-        <w:ind w:left="5760" w:hanging="360"/>
-      </w:pPr>
-    </w:lvl>
-    <w:lvl w:ilvl="8" w:tentative="1">
-      <w:start w:val="1"/>
-      <w:numFmt w:val="decimal"/>
-      <w:lvlText w:val="%9."/>
-      <w:lvlJc w:val="left"/>
-      <w:pPr>
-        <w:tabs>
-          <w:tab w:val="num" w:pos="6480"/>
-        </w:tabs>
-        <w:ind w:left="6480" w:hanging="360"/>
-      </w:pPr>
-    </w:lvl>
-  </w:abstractNum>
-  <w:abstractNum w:abstractNumId="4" w15:restartNumberingAfterBreak="0">
-    <w:nsid w:val="592B00B5"/>
-    <w:multiLevelType w:val="multilevel"/>
-    <w:tmpl w:val="792CFC9C"/>
+    <w:tmpl w:val="17fec8c2"/>
     <w:lvl w:ilvl="0">
       <w:start w:val="1"/>
       <w:numFmt w:val="bullet"/>
       <w:lvlText w:val=""/>
       <w:lvlJc w:val="left"/>
       <w:pPr>
+        <w:ind w:left="720" w:hanging="360"/>
         <w:tabs>
           <w:tab w:val="num" w:pos="720"/>
         </w:tabs>
-        <w:ind w:left="720" w:hanging="360"/>
       </w:pPr>
       <w:rPr>
         <w:rFonts w:ascii="Symbol" w:hAnsi="Symbol" w:hint="default"/>
@@ -3391,10 +3495,10 @@
       <w:lvlText w:val="o"/>
       <w:lvlJc w:val="left"/>
       <w:pPr>
+        <w:ind w:left="1440" w:hanging="360"/>
         <w:tabs>
           <w:tab w:val="num" w:pos="1440"/>
         </w:tabs>
-        <w:ind w:left="1440" w:hanging="360"/>
       </w:pPr>
       <w:rPr>
         <w:rFonts w:ascii="Courier New" w:hAnsi="Courier New" w:hint="default"/>
@@ -3407,10 +3511,10 @@
       <w:lvlText w:val=""/>
       <w:lvlJc w:val="left"/>
       <w:pPr>
+        <w:ind w:left="2160" w:hanging="360"/>
         <w:tabs>
           <w:tab w:val="num" w:pos="2160"/>
         </w:tabs>
-        <w:ind w:left="2160" w:hanging="360"/>
       </w:pPr>
       <w:rPr>
         <w:rFonts w:ascii="Wingdings" w:hAnsi="Wingdings" w:hint="default"/>
@@ -3423,90 +3527,90 @@
       <w:lvlText w:val=""/>
       <w:lvlJc w:val="left"/>
       <w:pPr>
+        <w:ind w:left="2880" w:hanging="360"/>
         <w:tabs>
           <w:tab w:val="num" w:pos="2880"/>
         </w:tabs>
-        <w:ind w:left="2880" w:hanging="360"/>
       </w:pPr>
       <w:rPr>
         <w:rFonts w:ascii="Wingdings" w:hAnsi="Wingdings" w:hint="default"/>
         <w:sz w:val="20"/>
       </w:rPr>
     </w:lvl>
-    <w:lvl w:ilvl="4">
+    <w:lvl w:ilvl="4" w:tentative="on">
       <w:start w:val="1"/>
       <w:numFmt w:val="bullet"/>
       <w:lvlText w:val=""/>
       <w:lvlJc w:val="left"/>
       <w:pPr>
+        <w:ind w:left="3600" w:hanging="360"/>
         <w:tabs>
           <w:tab w:val="num" w:pos="3600"/>
         </w:tabs>
-        <w:ind w:left="3600" w:hanging="360"/>
       </w:pPr>
       <w:rPr>
         <w:rFonts w:ascii="Wingdings" w:hAnsi="Wingdings" w:hint="default"/>
         <w:sz w:val="20"/>
       </w:rPr>
     </w:lvl>
-    <w:lvl w:ilvl="5" w:tentative="1">
+    <w:lvl w:ilvl="5" w:tentative="on">
       <w:start w:val="1"/>
       <w:numFmt w:val="bullet"/>
       <w:lvlText w:val=""/>
       <w:lvlJc w:val="left"/>
       <w:pPr>
+        <w:ind w:left="4320" w:hanging="360"/>
         <w:tabs>
           <w:tab w:val="num" w:pos="4320"/>
         </w:tabs>
-        <w:ind w:left="4320" w:hanging="360"/>
       </w:pPr>
       <w:rPr>
         <w:rFonts w:ascii="Wingdings" w:hAnsi="Wingdings" w:hint="default"/>
         <w:sz w:val="20"/>
       </w:rPr>
     </w:lvl>
-    <w:lvl w:ilvl="6" w:tentative="1">
+    <w:lvl w:ilvl="6" w:tentative="on">
       <w:start w:val="1"/>
       <w:numFmt w:val="bullet"/>
       <w:lvlText w:val=""/>
       <w:lvlJc w:val="left"/>
       <w:pPr>
+        <w:ind w:left="5040" w:hanging="360"/>
         <w:tabs>
           <w:tab w:val="num" w:pos="5040"/>
         </w:tabs>
-        <w:ind w:left="5040" w:hanging="360"/>
       </w:pPr>
       <w:rPr>
         <w:rFonts w:ascii="Wingdings" w:hAnsi="Wingdings" w:hint="default"/>
         <w:sz w:val="20"/>
       </w:rPr>
     </w:lvl>
-    <w:lvl w:ilvl="7" w:tentative="1">
+    <w:lvl w:ilvl="7" w:tentative="on">
       <w:start w:val="1"/>
       <w:numFmt w:val="bullet"/>
       <w:lvlText w:val=""/>
       <w:lvlJc w:val="left"/>
       <w:pPr>
+        <w:ind w:left="5760" w:hanging="360"/>
         <w:tabs>
           <w:tab w:val="num" w:pos="5760"/>
         </w:tabs>
-        <w:ind w:left="5760" w:hanging="360"/>
       </w:pPr>
       <w:rPr>
         <w:rFonts w:ascii="Wingdings" w:hAnsi="Wingdings" w:hint="default"/>
         <w:sz w:val="20"/>
       </w:rPr>
     </w:lvl>
-    <w:lvl w:ilvl="8" w:tentative="1">
+    <w:lvl w:ilvl="8" w:tentative="on">
       <w:start w:val="1"/>
       <w:numFmt w:val="bullet"/>
       <w:lvlText w:val=""/>
       <w:lvlJc w:val="left"/>
       <w:pPr>
+        <w:ind w:left="6480" w:hanging="360"/>
         <w:tabs>
           <w:tab w:val="num" w:pos="6480"/>
         </w:tabs>
-        <w:ind w:left="6480" w:hanging="360"/>
       </w:pPr>
       <w:rPr>
         <w:rFonts w:ascii="Wingdings" w:hAnsi="Wingdings" w:hint="default"/>
@@ -3514,39 +3618,39 @@
       </w:rPr>
     </w:lvl>
   </w:abstractNum>
-  <w:num w:numId="1" w16cid:durableId="2060664365">
+  <w:num w:numId="1">
+    <w:abstractNumId w:val="0"/>
+  </w:num>
+  <w:num w:numId="2">
+    <w:abstractNumId w:val="1"/>
+  </w:num>
+  <w:num w:numId="3">
+    <w:abstractNumId w:val="2"/>
+  </w:num>
+  <w:num w:numId="4">
     <w:abstractNumId w:val="3"/>
   </w:num>
-  <w:num w:numId="2" w16cid:durableId="751852564">
-    <w:abstractNumId w:val="0"/>
-  </w:num>
-  <w:num w:numId="3" w16cid:durableId="1441609686">
-    <w:abstractNumId w:val="2"/>
-  </w:num>
-  <w:num w:numId="4" w16cid:durableId="334965163">
+  <w:num w:numId="5">
     <w:abstractNumId w:val="4"/>
-  </w:num>
-  <w:num w:numId="5" w16cid:durableId="162627241">
-    <w:abstractNumId w:val="1"/>
   </w:num>
 </w:numbering>
 </file>
 
 <file path=word/styles.xml><?xml version="1.0" encoding="utf-8"?>
-<w:styles xmlns:mc="http://schemas.openxmlformats.org/markup-compatibility/2006" xmlns:r="http://schemas.openxmlformats.org/officeDocument/2006/relationships" xmlns:w="http://schemas.openxmlformats.org/wordprocessingml/2006/main" xmlns:w14="http://schemas.microsoft.com/office/word/2010/wordml" xmlns:w15="http://schemas.microsoft.com/office/word/2012/wordml" xmlns:w16cex="http://schemas.microsoft.com/office/word/2018/wordml/cex" xmlns:w16cid="http://schemas.microsoft.com/office/word/2016/wordml/cid" xmlns:w16="http://schemas.microsoft.com/office/word/2018/wordml" xmlns:w16du="http://schemas.microsoft.com/office/word/2023/wordml/word16du" xmlns:w16sdtdh="http://schemas.microsoft.com/office/word/2020/wordml/sdtdatahash" xmlns:w16sdtfl="http://schemas.microsoft.com/office/word/2024/wordml/sdtformatlock" xmlns:w16se="http://schemas.microsoft.com/office/word/2015/wordml/symex" mc:Ignorable="w14 w15 w16se w16cid w16 w16cex w16sdtdh w16sdtfl w16du">
+<w:styles xmlns:r="http://schemas.openxmlformats.org/officeDocument/2006/relationships" xmlns:w="http://schemas.openxmlformats.org/wordprocessingml/2006/main">
   <w:docDefaults>
     <w:rPrDefault>
       <w:rPr>
+        <w:lang w:val="en-US" w:eastAsia="ko-KR" w:bidi="ar-SA"/>
         <w:rFonts w:asciiTheme="minorHAnsi" w:eastAsiaTheme="minorEastAsia" w:hAnsiTheme="minorHAnsi" w:cstheme="minorEastAsia"/>
+        <w:szCs w:val="22"/>
         <w:kern w:val="2"/>
-        <w:szCs w:val="22"/>
-        <w:lang w:val="en-US" w:eastAsia="ko-KR" w:bidi="ar-SA"/>
       </w:rPr>
     </w:rPrDefault>
     <w:pPrDefault>
       <w:pPr>
+        <w:jc w:val="both"/>
         <w:spacing w:after="160" w:line="259" w:lineRule="auto"/>
-        <w:jc w:val="both"/>
       </w:pPr>
     </w:pPrDefault>
   </w:docDefaults>
@@ -3827,10 +3931,10 @@
     <w:name w:val="Normal"/>
     <w:qFormat/>
     <w:pPr>
-      <w:widowControl w:val="0"/>
-      <w:wordWrap w:val="0"/>
-      <w:autoSpaceDE w:val="0"/>
-      <w:autoSpaceDN w:val="0"/>
+      <w:autoSpaceDE w:val="off"/>
+      <w:autoSpaceDN w:val="off"/>
+      <w:widowControl w:val="off"/>
+      <w:wordWrap w:val="off"/>
     </w:pPr>
   </w:style>
   <w:style w:type="character" w:default="1" w:styleId="a0">
@@ -3861,8 +3965,8 @@
   </w:style>
   <w:style w:type="table" w:customStyle="1" w:styleId="1">
     <w:name w:val="표 구분선1"/>
+    <w:uiPriority w:val="39"/>
     <w:basedOn w:val="a1"/>
-    <w:uiPriority w:val="39"/>
     <w:pPr>
       <w:spacing w:after="0" w:line="240" w:lineRule="auto"/>
     </w:pPr>
@@ -3879,8 +3983,8 @@
   </w:style>
   <w:style w:type="paragraph" w:styleId="a3">
     <w:name w:val="List Paragraph"/>
+    <w:uiPriority w:val="34"/>
     <w:basedOn w:val="a"/>
-    <w:uiPriority w:val="34"/>
     <w:qFormat/>
     <w:pPr>
       <w:ind w:leftChars="400" w:left="800"/>
@@ -3888,43 +3992,43 @@
   </w:style>
   <w:style w:type="paragraph" w:styleId="a4">
     <w:name w:val="header"/>
+    <w:uiPriority w:val="99"/>
     <w:basedOn w:val="a"/>
     <w:link w:val="Char"/>
-    <w:uiPriority w:val="99"/>
     <w:unhideWhenUsed/>
     <w:pPr>
+      <w:snapToGrid w:val="0"/>
       <w:tabs>
         <w:tab w:val="center" w:pos="4513"/>
         <w:tab w:val="right" w:pos="9026"/>
       </w:tabs>
-      <w:snapToGrid w:val="0"/>
     </w:pPr>
   </w:style>
   <w:style w:type="character" w:customStyle="1" w:styleId="Char">
     <w:name w:val="머리글 Char"/>
+    <w:uiPriority w:val="99"/>
     <w:basedOn w:val="a0"/>
     <w:link w:val="a4"/>
-    <w:uiPriority w:val="99"/>
   </w:style>
   <w:style w:type="paragraph" w:styleId="a5">
     <w:name w:val="footer"/>
+    <w:uiPriority w:val="99"/>
     <w:basedOn w:val="a"/>
     <w:link w:val="Char0"/>
-    <w:uiPriority w:val="99"/>
     <w:unhideWhenUsed/>
     <w:pPr>
+      <w:snapToGrid w:val="0"/>
       <w:tabs>
         <w:tab w:val="center" w:pos="4513"/>
         <w:tab w:val="right" w:pos="9026"/>
       </w:tabs>
-      <w:snapToGrid w:val="0"/>
     </w:pPr>
   </w:style>
   <w:style w:type="character" w:customStyle="1" w:styleId="Char0">
     <w:name w:val="바닥글 Char"/>
+    <w:uiPriority w:val="99"/>
     <w:basedOn w:val="a0"/>
     <w:link w:val="a5"/>
-    <w:uiPriority w:val="99"/>
   </w:style>
   <w:style w:type="character" w:styleId="a6">
     <w:name w:val="Hyperlink"/>
@@ -3932,7 +4036,7 @@
     <w:unhideWhenUsed/>
     <w:rPr>
       <w:color w:val="0563C1"/>
-      <w:u w:val="single"/>
+      <w:u w:val="single" w:color="auto"/>
     </w:rPr>
   </w:style>
   <w:style w:type="character" w:customStyle="1" w:styleId="10">
@@ -3947,8 +4051,8 @@
   </w:style>
   <w:style w:type="character" w:styleId="HTML">
     <w:name w:val="HTML Code"/>
+    <w:uiPriority w:val="99"/>
     <w:basedOn w:val="a0"/>
-    <w:uiPriority w:val="99"/>
     <w:semiHidden/>
     <w:unhideWhenUsed/>
     <w:rPr>
@@ -3959,8 +4063,8 @@
   </w:style>
   <w:style w:type="character" w:styleId="a7">
     <w:name w:val="Strong"/>
+    <w:uiPriority w:val="22"/>
     <w:basedOn w:val="a0"/>
-    <w:uiPriority w:val="22"/>
     <w:qFormat/>
     <w:rPr>
       <w:b/>
@@ -3969,8 +4073,8 @@
   </w:style>
   <w:style w:type="paragraph" w:styleId="a8">
     <w:name w:val="Normal (Web)"/>
+    <w:uiPriority w:val="99"/>
     <w:basedOn w:val="a"/>
-    <w:uiPriority w:val="99"/>
     <w:unhideWhenUsed/>
     <w:rPr>
       <w:rFonts w:ascii="Times New Roman" w:hAnsi="Times New Roman" w:cs="Times New Roman"/>
@@ -3999,7 +4103,7 @@
     <w:unhideWhenUsed/>
     <w:rPr>
       <w:color w:val="954F72"/>
-      <w:u w:val="single"/>
+      <w:u w:val="single" w:color="auto"/>
     </w:rPr>
   </w:style>
   <w:style w:type="character" w:customStyle="1" w:styleId="3">
@@ -4012,12 +4116,11 @@
       <w:shd w:val="clear" w:color="auto" w:fill="E1DFDD"/>
     </w:rPr>
   </w:style>
-  <w:style w:type="character" w:styleId="aa">
+  <w:style w:type="character" w:customStyle="1" w:styleId="aa">
     <w:name w:val="Unresolved Mention"/>
     <w:basedOn w:val="a0"/>
     <w:semiHidden/>
     <w:unhideWhenUsed/>
-    <w:rsid w:val="0032336B"/>
     <w:rPr>
       <w:color w:val="605E5C"/>
       <w:shd w:val="clear" w:color="auto" w:fill="E1DFDD"/>
